--- a/downloads/teacher/ai-4-week-15.docx
+++ b/downloads/teacher/ai-4-week-15.docx
@@ -3050,6 +3050,396 @@
         <w:t>For your Responsible Plant Classifier, save the input, procedure, observed result and limitation of this check. Label this worked example as practice; use a different, previously unreviewed case when checking independent understanding.</w:t>
       </w:r>
     </w:p>
+    <w:p>
+      <w:pPr>
+        <w:pStyle w:val="Heading1"/>
+      </w:pPr>
+      <w:r>
+        <w:t>07. Prepare, teach and assess</w:t>
+      </w:r>
+    </w:p>
+    <w:p>
+      <w:r>
+        <w:t>Teaching target: Build a labelled confusion matrix from matched reference and prediction pairs</w:t>
+      </w:r>
+    </w:p>
+    <w:p>
+      <w:r>
+        <w:t>Prepare the labelled worked-case picture, the matching workbook, fictional input cards and a place for individual responses. Check a local Python 3 environment before class; have a paper-trace version ready.</w:t>
+      </w:r>
+    </w:p>
+    <w:tbl>
+      <w:tblPr>
+        <w:tblStyle w:val="LightShading-Accent1"/>
+        <w:tblW w:type="auto" w:w="0"/>
+        <w:tblLook w:firstColumn="1" w:firstRow="1" w:lastColumn="0" w:lastRow="0" w:noHBand="0" w:noVBand="1" w:val="04A0"/>
+      </w:tblPr>
+      <w:tblGrid>
+        <w:gridCol w:w="3408"/>
+        <w:gridCol w:w="3408"/>
+        <w:gridCol w:w="3408"/>
+      </w:tblGrid>
+      <w:tr>
+        <w:trPr>
+          <w:tblHeader/>
+        </w:trPr>
+        <w:tc>
+          <w:tcPr>
+            <w:tcW w:type="dxa" w:w="3408"/>
+          </w:tcPr>
+          <w:p>
+            <w:r>
+              <w:t>Session</w:t>
+            </w:r>
+          </w:p>
+        </w:tc>
+        <w:tc>
+          <w:tcPr>
+            <w:tcW w:type="dxa" w:w="3408"/>
+          </w:tcPr>
+          <w:p>
+            <w:r>
+              <w:t>Plan</w:t>
+            </w:r>
+          </w:p>
+        </w:tc>
+        <w:tc>
+          <w:tcPr>
+            <w:tcW w:type="dxa" w:w="3408"/>
+          </w:tcPr>
+          <w:p>
+            <w:r>
+              <w:t>Resources</w:t>
+            </w:r>
+          </w:p>
+        </w:tc>
+      </w:tr>
+      <w:tr>
+        <w:tc>
+          <w:tcPr>
+            <w:tcW w:type="dxa" w:w="3408"/>
+          </w:tcPr>
+          <w:p>
+            <w:r>
+              <w:t>Session 1 · Understand · 45 min</w:t>
+            </w:r>
+          </w:p>
+        </w:tc>
+        <w:tc>
+          <w:tcPr>
+            <w:tcW w:type="dxa" w:w="3408"/>
+          </w:tcPr>
+          <w:p>
+            <w:r>
+              <w:t>0–7: recall and prerequisite; 7–15: inspect the concrete case and predict; 15–30: teacher models the worked trace; 30–40: learners explain a step using the text and visual; 40–45: check the core idea.</w:t>
+            </w:r>
+          </w:p>
+        </w:tc>
+        <w:tc>
+          <w:tcPr>
+            <w:tcW w:type="dxa" w:w="3408"/>
+          </w:tcPr>
+          <w:p>
+            <w:r>
+              <w:t>Sections 1–6; record the brief recall in the workbook.</w:t>
+            </w:r>
+          </w:p>
+        </w:tc>
+      </w:tr>
+      <w:tr>
+        <w:tc>
+          <w:tcPr>
+            <w:tcW w:type="dxa" w:w="3408"/>
+          </w:tcPr>
+          <w:p>
+            <w:r>
+              <w:t>Session 2 · Practise · 45 min</w:t>
+            </w:r>
+          </w:p>
+        </w:tc>
+        <w:tc>
+          <w:tcPr>
+            <w:tcW w:type="dxa" w:w="3408"/>
+          </w:tcPr>
+          <w:p>
+            <w:r>
+              <w:t>0–5: retrieve the procedure; 5–15: W2 completion practice; 15–23: explain and check with a partner; 23–30: each learner answers the misconception check; 30–40: targeted reteaching or a harder variation; 40–45: prepare the investigation.</w:t>
+            </w:r>
+          </w:p>
+        </w:tc>
+        <w:tc>
+          <w:tcPr>
+            <w:tcW w:type="dxa" w:w="3408"/>
+          </w:tcPr>
+          <w:p>
+            <w:r>
+              <w:t>Sections 7–10; use the matching workbook W2 and misconception check.</w:t>
+            </w:r>
+          </w:p>
+        </w:tc>
+      </w:tr>
+      <w:tr>
+        <w:tc>
+          <w:tcPr>
+            <w:tcW w:type="dxa" w:w="3408"/>
+          </w:tcPr>
+          <w:p>
+            <w:r>
+              <w:t>Session 3 · Investigate and transfer · 45 min</w:t>
+            </w:r>
+          </w:p>
+        </w:tc>
+        <w:tc>
+          <w:tcPr>
+            <w:tcW w:type="dxa" w:w="3408"/>
+          </w:tcPr>
+          <w:p>
+            <w:r>
+              <w:t>0–5: retrieve the decision rule; 5–20: investigate or trace; 20–30: start the independent case; 30–38: connect the project; 38–43: act on feedback; 43–45: plan the return check.</w:t>
+            </w:r>
+          </w:p>
+        </w:tc>
+        <w:tc>
+          <w:tcPr>
+            <w:tcW w:type="dxa" w:w="3408"/>
+          </w:tcPr>
+          <w:p>
+            <w:r>
+              <w:t>Sections 9 and 11–14. Give extra time to finish the full task set; use Section 15 when the week includes a coding lab.</w:t>
+            </w:r>
+          </w:p>
+        </w:tc>
+      </w:tr>
+    </w:tbl>
+    <w:p>
+      <w:r>
+        <w:t>Before class, solve the supported practice: Declare blocked positive. Give TP,TN,FP,FN counts and explain V3 and V4 in plain language. Does positive mean a desirable outcome?</w:t>
+      </w:r>
+    </w:p>
+    <w:p>
+      <w:r>
+        <w:t>Reasoned practice answer: TP=3, TN=2, FP=1, FN=2. V3 predicts blocked for a reference-clear case, a false alarm or FP. V4 predicts clear for a reference-blocked case, a missed blocked case or FN. Positive names the chosen class; it does not mean desirable.</w:t>
+      </w:r>
+    </w:p>
+    <w:p>
+      <w:r>
+        <w:t>Check every learner before discussion: Use the worked case for Confusion matrices. Proposed explanation: “Positive means good”. Decide whether this explanation is supported. Point to the step or supplied fact that decides; explain your repair if needed.</w:t>
+      </w:r>
+    </w:p>
+    <w:p>
+      <w:r>
+        <w:t>Misconception repair: Positive is the chosen condition of interest; blocked is positive in this exercise.</w:t>
+      </w:r>
+    </w:p>
+    <w:p>
+      <w:r>
+        <w:t>Support: read the exact case aloud, enlarge the labelled picture, supply input cards and model only the first deciding step. Accept a spoken explanation or drawing; retain the reasoning goal.</w:t>
+      </w:r>
+    </w:p>
+    <w:p>
+      <w:r>
+        <w:t>Extension: A review corrects one missed spotted leaf, moving it from FN to TP. Require a prediction and a reason before comparing. Expected result: Counts become TP 5, FN 0, FP 3, TN 12; accuracy is 17/20=85%. Reason: One decision becomes correct while the total number of evaluated leaves remains20.</w:t>
+      </w:r>
+    </w:p>
+    <w:p>
+      <w:r>
+        <w:t>Independent assessment: withhold the reserved answer until the learner has attempted the new case. Record support separately from correctness.</w:t>
+      </w:r>
+    </w:p>
+    <w:tbl>
+      <w:tblPr>
+        <w:tblStyle w:val="LightShading-Accent1"/>
+        <w:tblW w:type="auto" w:w="0"/>
+        <w:tblLook w:firstColumn="1" w:firstRow="1" w:lastColumn="0" w:lastRow="0" w:noHBand="0" w:noVBand="1" w:val="04A0"/>
+      </w:tblPr>
+      <w:tblGrid>
+        <w:gridCol w:w="2556"/>
+        <w:gridCol w:w="2556"/>
+        <w:gridCol w:w="2556"/>
+        <w:gridCol w:w="2556"/>
+      </w:tblGrid>
+      <w:tr>
+        <w:trPr>
+          <w:tblHeader/>
+        </w:trPr>
+        <w:tc>
+          <w:tcPr>
+            <w:tcW w:type="dxa" w:w="2556"/>
+          </w:tcPr>
+          <w:p>
+            <w:r>
+              <w:t>Criterion</w:t>
+            </w:r>
+          </w:p>
+        </w:tc>
+        <w:tc>
+          <w:tcPr>
+            <w:tcW w:type="dxa" w:w="2556"/>
+          </w:tcPr>
+          <w:p>
+            <w:r>
+              <w:t>Not yet</w:t>
+            </w:r>
+          </w:p>
+        </w:tc>
+        <w:tc>
+          <w:tcPr>
+            <w:tcW w:type="dxa" w:w="2556"/>
+          </w:tcPr>
+          <w:p>
+            <w:r>
+              <w:t>With support</w:t>
+            </w:r>
+          </w:p>
+        </w:tc>
+        <w:tc>
+          <w:tcPr>
+            <w:tcW w:type="dxa" w:w="2556"/>
+          </w:tcPr>
+          <w:p>
+            <w:r>
+              <w:t>Independent</w:t>
+            </w:r>
+          </w:p>
+        </w:tc>
+      </w:tr>
+      <w:tr>
+        <w:tc>
+          <w:tcPr>
+            <w:tcW w:type="dxa" w:w="2556"/>
+          </w:tcPr>
+          <w:p>
+            <w:r>
+              <w:t>Explanation</w:t>
+            </w:r>
+          </w:p>
+        </w:tc>
+        <w:tc>
+          <w:tcPr>
+            <w:tcW w:type="dxa" w:w="2556"/>
+          </w:tcPr>
+          <w:p>
+            <w:r>
+              <w:t>Names an answer without a deciding fact</w:t>
+            </w:r>
+          </w:p>
+        </w:tc>
+        <w:tc>
+          <w:tcPr>
+            <w:tcW w:type="dxa" w:w="2556"/>
+          </w:tcPr>
+          <w:p>
+            <w:r>
+              <w:t>Uses a hint to link fact and decision</w:t>
+            </w:r>
+          </w:p>
+        </w:tc>
+        <w:tc>
+          <w:tcPr>
+            <w:tcW w:type="dxa" w:w="2556"/>
+          </w:tcPr>
+          <w:p>
+            <w:r>
+              <w:t>Explains the deciding fact in own words</w:t>
+            </w:r>
+          </w:p>
+        </w:tc>
+      </w:tr>
+      <w:tr>
+        <w:tc>
+          <w:tcPr>
+            <w:tcW w:type="dxa" w:w="2556"/>
+          </w:tcPr>
+          <w:p>
+            <w:r>
+              <w:t>Trace or test</w:t>
+            </w:r>
+          </w:p>
+        </w:tc>
+        <w:tc>
+          <w:tcPr>
+            <w:tcW w:type="dxa" w:w="2556"/>
+          </w:tcPr>
+          <w:p>
+            <w:r>
+              <w:t>Cannot connect input and result</w:t>
+            </w:r>
+          </w:p>
+        </w:tc>
+        <w:tc>
+          <w:tcPr>
+            <w:tcW w:type="dxa" w:w="2556"/>
+          </w:tcPr>
+          <w:p>
+            <w:r>
+              <w:t>Completes steps with prompts</w:t>
+            </w:r>
+          </w:p>
+        </w:tc>
+        <w:tc>
+          <w:tcPr>
+            <w:tcW w:type="dxa" w:w="2556"/>
+          </w:tcPr>
+          <w:p>
+            <w:r>
+              <w:t>Traces or tests a changed case accurately</w:t>
+            </w:r>
+          </w:p>
+        </w:tc>
+      </w:tr>
+      <w:tr>
+        <w:tc>
+          <w:tcPr>
+            <w:tcW w:type="dxa" w:w="2556"/>
+          </w:tcPr>
+          <w:p>
+            <w:r>
+              <w:t>Limits and revision</w:t>
+            </w:r>
+          </w:p>
+        </w:tc>
+        <w:tc>
+          <w:tcPr>
+            <w:tcW w:type="dxa" w:w="2556"/>
+          </w:tcPr>
+          <w:p>
+            <w:r>
+              <w:t>Claims more than evidence supports</w:t>
+            </w:r>
+          </w:p>
+        </w:tc>
+        <w:tc>
+          <w:tcPr>
+            <w:tcW w:type="dxa" w:w="2556"/>
+          </w:tcPr>
+          <w:p>
+            <w:r>
+              <w:t>Names a limit after a prompt</w:t>
+            </w:r>
+          </w:p>
+        </w:tc>
+        <w:tc>
+          <w:tcPr>
+            <w:tcW w:type="dxa" w:w="2556"/>
+          </w:tcPr>
+          <w:p>
+            <w:r>
+              <w:t>States a defensible limit and useful next test</w:t>
+            </w:r>
+          </w:p>
+        </w:tc>
+      </w:tr>
+    </w:tbl>
+    <w:p>
+      <w:r>
+        <w:t>Project checkpoint: Test changed cases. Keep normal, boundary and failure cases; compare expected and observed results.</w:t>
+      </w:r>
+    </w:p>
+    <w:p>
+      <w:r>
+        <w:t>Use the weekly teacher answer for topic-specific reasoning. A saved progress tick is an activity record; judge mastery from the learner’s explanation and evidence.</w:t>
+      </w:r>
+    </w:p>
     <w:sectPr>
       <w:pgSz w:w="12240" w:h="15840"/>
       <w:pgMar w:top="936" w:right="1008" w:bottom="936" w:left="1008" w:header="720" w:footer="720" w:gutter="0"/>

--- a/downloads/teacher/ai-4-week-15.docx
+++ b/downloads/teacher/ai-4-week-15.docx
@@ -3440,6 +3440,39 @@
         <w:t>Use the weekly teacher answer for topic-specific reasoning. A saved progress tick is an activity record; judge mastery from the learner’s explanation and evidence.</w:t>
       </w:r>
     </w:p>
+    <w:p>
+      <w:pPr>
+        <w:pStyle w:val="Heading1"/>
+      </w:pPr>
+      <w:r>
+        <w:t>08. Use feedback, labs and repair paths</w:t>
+      </w:r>
+    </w:p>
+    <w:p>
+      <w:r>
+        <w:t>Use the two formative questions as supported practice, not as independent mastery scores. Discuss the deciding evidence rather than accepting a guessed selection.</w:t>
+      </w:r>
+    </w:p>
+    <w:p>
+      <w:r>
+        <w:t>The feedback comes from the reviewed public worked case. Do not reveal the separately reserved independent teacher answer until the learner has attempted that case.</w:t>
+      </w:r>
+    </w:p>
+    <w:p>
+      <w:r>
+        <w:t>Ask students to predict before running code. Preserve errors and actual outputs; collect a changed test and an explanation. The branch-boundary and indexing lessons deliberately include failure cases.</w:t>
+      </w:r>
+    </w:p>
+    <w:p>
+      <w:r>
+        <w:t>Use the earlier worked-explanation links to address a specific missing building block, then return to the current question. Adapt this suggestion after observing the learner; it is not an automatic diagnosis.</w:t>
+      </w:r>
+    </w:p>
+    <w:p>
+      <w:r>
+        <w:t>Collect the completed-work portfolio as evidence. Record support separately from correctness, and assess explanation, trace/test and limitations. Progress ticks and quiz selections alone do not establish mastery.</w:t>
+      </w:r>
+    </w:p>
     <w:sectPr>
       <w:pgSz w:w="12240" w:h="15840"/>
       <w:pgMar w:top="936" w:right="1008" w:bottom="936" w:left="1008" w:header="720" w:footer="720" w:gutter="0"/>

--- a/downloads/teacher/ai-4-week-15.docx
+++ b/downloads/teacher/ai-4-week-15.docx
@@ -29,6 +29,11 @@
       </w:r>
     </w:p>
     <w:p>
+      <w:r>
+        <w:t>Prepare Confusion Matrix: check the target, prerequisites, resources and adaptable teaching schedule.</w:t>
+      </w:r>
+    </w:p>
+    <w:p>
       <w:pPr>
         <w:pStyle w:val="Heading3"/>
       </w:pPr>
@@ -37,8 +42,38 @@
       </w:r>
     </w:p>
     <w:p>
-      <w:r>
-        <w:t>Primary target: Build a labelled confusion matrix from matched reference and prediction pairs</w:t>
+      <w:pPr>
+        <w:spacing w:line="336" w:lineRule="auto" w:after="180"/>
+      </w:pPr>
+      <w:r>
+        <w:rPr>
+          <w:b w:val="0"/>
+        </w:rPr>
+        <w:t xml:space="preserve">Primary target: Build a labelled </w:t>
+      </w:r>
+      <w:r>
+        <w:rPr>
+          <w:b/>
+        </w:rPr>
+        <w:t>confusion matrix</w:t>
+      </w:r>
+      <w:r>
+        <w:rPr>
+          <w:b w:val="0"/>
+        </w:rPr>
+        <w:t xml:space="preserve"> from matched reference and </w:t>
+      </w:r>
+      <w:r>
+        <w:rPr>
+          <w:b/>
+        </w:rPr>
+        <w:t>prediction</w:t>
+      </w:r>
+      <w:r>
+        <w:rPr>
+          <w:b w:val="0"/>
+        </w:rPr>
+        <w:t xml:space="preserve"> pairs</w:t>
       </w:r>
     </w:p>
     <w:tbl>
@@ -185,12 +220,47 @@
       </w:tr>
     </w:tbl>
     <w:p>
-      <w:r>
-        <w:t>This is a starting allocation of 135 minutes, not a validated duration. Preserve all named topics. Schedule extra time for connected examples, the full investigation, independent cases and project building. Repeated copies of a case share one recorded attempt; they are not new evidence.</w:t>
-      </w:r>
-    </w:p>
-    <w:p>
-      <w:r>
+      <w:pPr>
+        <w:spacing w:line="336" w:lineRule="auto" w:after="180"/>
+      </w:pPr>
+      <w:r>
+        <w:rPr>
+          <w:b w:val="0"/>
+        </w:rPr>
+        <w:t>This is a starting allocation of 135 minutes, not a validated duration. Preserve all named topics. Schedule extra time for connected examples, the full investigation, independent cases and project building.</w:t>
+      </w:r>
+    </w:p>
+    <w:p>
+      <w:pPr>
+        <w:spacing w:line="336" w:lineRule="auto" w:after="180"/>
+      </w:pPr>
+      <w:r>
+        <w:rPr>
+          <w:b w:val="0"/>
+        </w:rPr>
+        <w:t xml:space="preserve">Repeated copies of a case share one recorded attempt; they are not new </w:t>
+      </w:r>
+      <w:r>
+        <w:rPr>
+          <w:b/>
+        </w:rPr>
+        <w:t>evidence</w:t>
+      </w:r>
+      <w:r>
+        <w:rPr>
+          <w:b w:val="0"/>
+        </w:rPr>
+        <w:t>.</w:t>
+      </w:r>
+    </w:p>
+    <w:p>
+      <w:pPr>
+        <w:spacing w:line="336" w:lineRule="auto" w:after="180"/>
+      </w:pPr>
+      <w:r>
+        <w:rPr>
+          <w:b w:val="0"/>
+        </w:rPr>
         <w:t>Case exposure check: this source example appears in ai-2/13, ai-4/15. Reuse a familiar case for recall or modelling; verify that the case used to assess transfer has not already received feedback.</w:t>
       </w:r>
     </w:p>
@@ -211,17 +281,35 @@
       </w:r>
     </w:p>
     <w:p>
-      <w:r>
+      <w:pPr>
+        <w:spacing w:line="336" w:lineRule="auto" w:after="180"/>
+      </w:pPr>
+      <w:r>
+        <w:rPr>
+          <w:b w:val="0"/>
+        </w:rPr>
         <w:t>Without opening the old lesson, explain one key idea from Scores and Calibration Intuition. Give an example and a mistake that the idea helps you avoid.</w:t>
       </w:r>
     </w:p>
     <w:p>
-      <w:r>
+      <w:pPr>
+        <w:spacing w:line="336" w:lineRule="auto" w:after="180"/>
+      </w:pPr>
+      <w:r>
+        <w:rPr>
+          <w:b w:val="0"/>
+        </w:rPr>
         <w:t>Look for: Interpret calibration using groups of forecasts</w:t>
       </w:r>
     </w:p>
     <w:p>
-      <w:r>
+      <w:pPr>
+        <w:spacing w:line="336" w:lineRule="auto" w:after="180"/>
+      </w:pPr>
+      <w:r>
+        <w:rPr>
+          <w:b w:val="0"/>
+        </w:rPr>
         <w:t>Reference example, not the only acceptable wording: Teacher explanation: 2/10=.2 and 6/10=.6.</w:t>
       </w:r>
     </w:p>
@@ -234,17 +322,47 @@
       </w:r>
     </w:p>
     <w:p>
-      <w:r>
+      <w:pPr>
+        <w:spacing w:line="336" w:lineRule="auto" w:after="180"/>
+      </w:pPr>
+      <w:r>
+        <w:rPr>
+          <w:b w:val="0"/>
+        </w:rPr>
         <w:t>Without opening the old lesson, explain one key idea from Nearest Neighbors. Give an example and a mistake that the idea helps you avoid.</w:t>
       </w:r>
     </w:p>
     <w:p>
-      <w:r>
-        <w:t>Look for: Compute absolute distances and rank training neighbours</w:t>
-      </w:r>
-    </w:p>
-    <w:p>
-      <w:r>
+      <w:pPr>
+        <w:spacing w:line="336" w:lineRule="auto" w:after="180"/>
+      </w:pPr>
+      <w:r>
+        <w:rPr>
+          <w:b w:val="0"/>
+        </w:rPr>
+        <w:t xml:space="preserve">Look for: Compute absolute distances and rank </w:t>
+      </w:r>
+      <w:r>
+        <w:rPr>
+          <w:b/>
+        </w:rPr>
+        <w:t>training</w:t>
+      </w:r>
+      <w:r>
+        <w:rPr>
+          <w:b w:val="0"/>
+        </w:rPr>
+        <w:t xml:space="preserve"> neighbours</w:t>
+      </w:r>
+    </w:p>
+    <w:p>
+      <w:pPr>
+        <w:spacing w:line="336" w:lineRule="auto" w:after="180"/>
+      </w:pPr>
+      <w:r>
+        <w:rPr>
+          <w:b w:val="0"/>
+        </w:rPr>
         <w:t>Reference example, not the only acceptable wording: Distances to A,B,C,D,E are 1,1,5,7,9 cm. A and B are equally far from 3 on the numeric feature; their labels do not enter the distance calculation.</w:t>
       </w:r>
     </w:p>
@@ -257,22 +375,57 @@
       </w:r>
     </w:p>
     <w:p>
-      <w:r>
+      <w:pPr>
+        <w:spacing w:line="336" w:lineRule="auto" w:after="180"/>
+      </w:pPr>
+      <w:r>
+        <w:rPr>
+          <w:b w:val="0"/>
+        </w:rPr>
         <w:t>Without opening the old lesson, explain one key idea from Dataset Cards. Give an example and a mistake that the idea helps you avoid.</w:t>
       </w:r>
     </w:p>
     <w:p>
-      <w:r>
+      <w:pPr>
+        <w:spacing w:line="336" w:lineRule="auto" w:after="180"/>
+      </w:pPr>
+      <w:r>
+        <w:rPr>
+          <w:b w:val="0"/>
+        </w:rPr>
         <w:t>Look for: Inspect row meaning missing values and repeated records</w:t>
       </w:r>
     </w:p>
     <w:p>
-      <w:r>
-        <w:t>Reference example, not the only acceptable wording: One row is intended to represent one indoor practice trip. The source is a teacher-authored fictional export for this lesson, duration uses minutes, and None means unknown rather than zero.</w:t>
-      </w:r>
-    </w:p>
-    <w:p>
-      <w:r>
+      <w:pPr>
+        <w:spacing w:line="336" w:lineRule="auto" w:after="180"/>
+      </w:pPr>
+      <w:r>
+        <w:rPr>
+          <w:b w:val="0"/>
+        </w:rPr>
+        <w:t>Reference example, not the only acceptable wording: One row is intended to represent one indoor practice trip.</w:t>
+      </w:r>
+    </w:p>
+    <w:p>
+      <w:pPr>
+        <w:spacing w:line="336" w:lineRule="auto" w:after="180"/>
+      </w:pPr>
+      <w:r>
+        <w:rPr>
+          <w:b w:val="0"/>
+        </w:rPr>
+        <w:t>The source is a teacher-authored fictional export for this lesson, duration uses minutes, and None means unknown rather than zero.</w:t>
+      </w:r>
+    </w:p>
+    <w:p>
+      <w:pPr>
+        <w:spacing w:line="336" w:lineRule="auto" w:after="180"/>
+      </w:pPr>
+      <w:r>
+        <w:rPr>
+          <w:b w:val="0"/>
+        </w:rPr>
         <w:t>Use the student module and workbook section with this exact week title. The worked case, independent question and answers below form one aligned lesson sequence.</w:t>
       </w:r>
     </w:p>
@@ -285,8 +438,26 @@
       </w:r>
     </w:p>
     <w:p>
-      <w:r>
-        <w:t>Positive=spotted. TP=6,FN=2,FP=3,TN=9. Draw a matrix with actual labels in rows and predictions in columns. Compute total and accuracy.</w:t>
+      <w:pPr>
+        <w:spacing w:line="336" w:lineRule="auto" w:after="180"/>
+      </w:pPr>
+      <w:r>
+        <w:rPr>
+          <w:b w:val="0"/>
+        </w:rPr>
+        <w:t xml:space="preserve">Positive=spotted. TP=6,FN=2,FP=3,TN=9. Draw a matrix with actual labels in rows and </w:t>
+      </w:r>
+      <w:r>
+        <w:rPr>
+          <w:b/>
+        </w:rPr>
+        <w:t>prediction</w:t>
+      </w:r>
+      <w:r>
+        <w:rPr>
+          <w:b w:val="0"/>
+        </w:rPr>
+        <w:t>s in columns. Compute total and accuracy.</w:t>
       </w:r>
     </w:p>
     <w:p>
@@ -298,8 +469,74 @@
       </w:r>
     </w:p>
     <w:p>
-      <w:r>
-        <w:t>A confusion matrix separates true positives, false positives, false negatives, and true negatives so error types remain visible.</w:t>
+      <w:pPr>
+        <w:spacing w:line="336" w:lineRule="auto" w:after="180"/>
+      </w:pPr>
+      <w:r>
+        <w:rPr>
+          <w:b w:val="0"/>
+        </w:rPr>
+        <w:t xml:space="preserve">A </w:t>
+      </w:r>
+      <w:r>
+        <w:rPr>
+          <w:b/>
+        </w:rPr>
+        <w:t>confusion matrix</w:t>
+      </w:r>
+      <w:r>
+        <w:rPr>
+          <w:b w:val="0"/>
+        </w:rPr>
+        <w:t xml:space="preserve"> separates </w:t>
+      </w:r>
+      <w:r>
+        <w:rPr>
+          <w:b/>
+        </w:rPr>
+        <w:t>true positive</w:t>
+      </w:r>
+      <w:r>
+        <w:rPr>
+          <w:b w:val="0"/>
+        </w:rPr>
+        <w:t xml:space="preserve">s, </w:t>
+      </w:r>
+      <w:r>
+        <w:rPr>
+          <w:b/>
+        </w:rPr>
+        <w:t>false positive</w:t>
+      </w:r>
+      <w:r>
+        <w:rPr>
+          <w:b w:val="0"/>
+        </w:rPr>
+        <w:t xml:space="preserve">s, </w:t>
+      </w:r>
+      <w:r>
+        <w:rPr>
+          <w:b/>
+        </w:rPr>
+        <w:t>false negative</w:t>
+      </w:r>
+      <w:r>
+        <w:rPr>
+          <w:b w:val="0"/>
+        </w:rPr>
+        <w:t xml:space="preserve">s, and </w:t>
+      </w:r>
+      <w:r>
+        <w:rPr>
+          <w:b/>
+        </w:rPr>
+        <w:t>true negative</w:t>
+      </w:r>
+      <w:r>
+        <w:rPr>
+          <w:b w:val="0"/>
+        </w:rPr>
+        <w:t>s so error types remain visible.</w:t>
       </w:r>
     </w:p>
     <w:tbl>
@@ -435,12 +672,38 @@
       </w:r>
     </w:p>
     <w:p>
-      <w:r>
+      <w:pPr>
+        <w:spacing w:line="336" w:lineRule="auto" w:after="180"/>
+      </w:pPr>
+      <w:r>
+        <w:rPr>
+          <w:b w:val="0"/>
+        </w:rPr>
         <w:t>Use the supplied scenario, student illustrations and blank paper. For numeric work, offer counters or a calculator after learners show the setup. Fictional records are supplied; personal data and paid accounts are unnecessary.</w:t>
       </w:r>
     </w:p>
     <w:p>
-      <w:r>
+      <w:pPr>
+        <w:pStyle w:val="Heading3"/>
+      </w:pPr>
+      <w:r>
+        <w:t>Alternative compact allocation</w:t>
+      </w:r>
+    </w:p>
+    <w:p>
+      <w:r>
+        <w:t>This compact option is not the full-week schedule. Use the main teaching cycle and allow extra sessions for the investigation, independent work and project.</w:t>
+      </w:r>
+    </w:p>
+    <w:p>
+      <w:pPr>
+        <w:spacing w:line="336" w:lineRule="auto" w:after="180"/>
+        <w:shd w:fill="F1F6F8"/>
+      </w:pPr>
+      <w:r>
+        <w:rPr>
+          <w:b w:val="0"/>
+        </w:rPr>
         <w:t>Allow 80 minutes: recall 8; explanation 12; worked demonstration 15; guided practice 20; independent assessment 15; project and reflection 10. Extend the lab into a second session when needed.</w:t>
       </w:r>
     </w:p>
@@ -453,8 +716,25 @@
       </w:r>
     </w:p>
     <w:p>
-      <w:r>
-        <w:t>Teach two 45-minute sessions. Start with ID cards and a physical two-by-two table so students count matched pairs before learning abbreviations. Use blocked as positive consistently. Keep raw counts visible and postpone precision and recall formulas to later weeks.</w:t>
+      <w:pPr>
+        <w:spacing w:line="336" w:lineRule="auto" w:after="180"/>
+      </w:pPr>
+      <w:r>
+        <w:rPr>
+          <w:b w:val="0"/>
+        </w:rPr>
+        <w:t>Teach two 45-minute sessions. Start with ID cards and a physical two-by-two table so students count matched pairs before learning abbreviations. Use blocked as positive consistently.</w:t>
+      </w:r>
+    </w:p>
+    <w:p>
+      <w:pPr>
+        <w:spacing w:line="336" w:lineRule="auto" w:after="180"/>
+      </w:pPr>
+      <w:r>
+        <w:rPr>
+          <w:b w:val="0"/>
+        </w:rPr>
+        <w:t>Keep raw counts visible and postpone precision and recall formulas to later weeks.</w:t>
       </w:r>
     </w:p>
     <w:p>
@@ -466,27 +746,105 @@
       </w:r>
     </w:p>
     <w:p>
-      <w:r>
-        <w:t>IDs preserve which reference belongs to each prediction and which examples were wrong. The same accuracy can come from different predictions and error patterns.</w:t>
-      </w:r>
-    </w:p>
-    <w:p>
-      <w:r>
+      <w:pPr>
+        <w:spacing w:line="336" w:lineRule="auto" w:after="180"/>
+      </w:pPr>
+      <w:r>
+        <w:rPr>
+          <w:b w:val="0"/>
+        </w:rPr>
+        <w:t xml:space="preserve">IDs preserve which reference belongs to each </w:t>
+      </w:r>
+      <w:r>
+        <w:rPr>
+          <w:b/>
+        </w:rPr>
+        <w:t>prediction</w:t>
+      </w:r>
+      <w:r>
+        <w:rPr>
+          <w:b w:val="0"/>
+        </w:rPr>
+        <w:t xml:space="preserve"> and which examples were wrong. The same accuracy can come from different </w:t>
+      </w:r>
+      <w:r>
+        <w:rPr>
+          <w:b/>
+        </w:rPr>
+        <w:t>prediction</w:t>
+      </w:r>
+      <w:r>
+        <w:rPr>
+          <w:b w:val="0"/>
+        </w:rPr>
+        <w:t>s and error patterns.</w:t>
+      </w:r>
+    </w:p>
+    <w:p>
+      <w:pPr>
+        <w:spacing w:line="336" w:lineRule="auto" w:after="180"/>
+      </w:pPr>
+      <w:r>
+        <w:rPr>
+          <w:b w:val="0"/>
+        </w:rPr>
         <w:t>Printed lesson and workbook</w:t>
       </w:r>
     </w:p>
     <w:p>
-      <w:r>
-        <w:t>Eight ID cards carrying the worked reference and prediction pairs</w:t>
-      </w:r>
-    </w:p>
-    <w:p>
-      <w:r>
-        <w:t>Two-by-two sorting mat labelled reference rows and prediction columns</w:t>
-      </w:r>
-    </w:p>
-    <w:p>
-      <w:r>
+      <w:pPr>
+        <w:spacing w:line="336" w:lineRule="auto" w:after="180"/>
+      </w:pPr>
+      <w:r>
+        <w:rPr>
+          <w:b w:val="0"/>
+        </w:rPr>
+        <w:t xml:space="preserve">Eight ID cards carrying the worked reference and </w:t>
+      </w:r>
+      <w:r>
+        <w:rPr>
+          <w:b/>
+        </w:rPr>
+        <w:t>prediction</w:t>
+      </w:r>
+      <w:r>
+        <w:rPr>
+          <w:b w:val="0"/>
+        </w:rPr>
+        <w:t xml:space="preserve"> pairs</w:t>
+      </w:r>
+    </w:p>
+    <w:p>
+      <w:pPr>
+        <w:spacing w:line="336" w:lineRule="auto" w:after="180"/>
+      </w:pPr>
+      <w:r>
+        <w:rPr>
+          <w:b w:val="0"/>
+        </w:rPr>
+        <w:t xml:space="preserve">Two-by-two sorting mat labelled reference rows and </w:t>
+      </w:r>
+      <w:r>
+        <w:rPr>
+          <w:b/>
+        </w:rPr>
+        <w:t>prediction</w:t>
+      </w:r>
+      <w:r>
+        <w:rPr>
+          <w:b w:val="0"/>
+        </w:rPr>
+        <w:t xml:space="preserve"> columns</w:t>
+      </w:r>
+    </w:p>
+    <w:p>
+      <w:pPr>
+        <w:spacing w:line="336" w:lineRule="auto" w:after="180"/>
+      </w:pPr>
+      <w:r>
+        <w:rPr>
+          <w:b w:val="0"/>
+        </w:rPr>
         <w:t>Optional Python 3 editor with no packages required</w:t>
       </w:r>
     </w:p>
@@ -499,12 +857,36 @@
       </w:r>
     </w:p>
     <w:p>
-      <w:r>
-        <w:t>By the end, I can explain confusion matrix using a traced example and a stated limitation.</w:t>
-      </w:r>
-    </w:p>
-    <w:p>
-      <w:r>
+      <w:pPr>
+        <w:spacing w:line="336" w:lineRule="auto" w:after="180"/>
+      </w:pPr>
+      <w:r>
+        <w:rPr>
+          <w:b w:val="0"/>
+        </w:rPr>
+        <w:t xml:space="preserve">By the end, I can explain </w:t>
+      </w:r>
+      <w:r>
+        <w:rPr>
+          <w:b/>
+        </w:rPr>
+        <w:t>confusion matrix</w:t>
+      </w:r>
+      <w:r>
+        <w:rPr>
+          <w:b w:val="0"/>
+        </w:rPr>
+        <w:t xml:space="preserve"> using a traced example and a stated limitation.</w:t>
+      </w:r>
+    </w:p>
+    <w:p>
+      <w:pPr>
+        <w:spacing w:line="336" w:lineRule="auto" w:after="180"/>
+      </w:pPr>
+      <w:r>
+        <w:rPr>
+          <w:b w:val="0"/>
+        </w:rPr>
         <w:t>This added worked case illustrates the week’s main idea. Retain all original and connected topics; schedule its practice within the teaching cycle.</w:t>
       </w:r>
     </w:p>
@@ -517,76 +899,325 @@
       </w:r>
     </w:p>
     <w:p>
+      <w:r>
+        <w:t>Model Confusion Matrix using the supplied case, labelled mechanism and reasoning. Make the scope of each conclusion explicit.</w:t>
+      </w:r>
+    </w:p>
+    <w:p>
+      <w:pPr>
+        <w:spacing w:line="336" w:lineRule="auto" w:after="180"/>
+      </w:pPr>
+      <w:r>
+        <w:rPr>
+          <w:b w:val="0"/>
+        </w:rPr>
+        <w:t>Trace the information, fitted behavior, and evaluation proof separately.</w:t>
+      </w:r>
+    </w:p>
+    <w:p>
       <w:pPr>
         <w:pStyle w:val="Heading3"/>
       </w:pPr>
       <w:r>
-        <w:t>Explain the mechanism</w:t>
-      </w:r>
-    </w:p>
-    <w:p>
-      <w:r>
-        <w:t>Trace the information, fitted behavior, and evaluation proof separately.</w:t>
-      </w:r>
-    </w:p>
-    <w:p>
-      <w:r>
-        <w:t>QUESTION Construct all four cells from twenty predictions and verify the total.</w:t>
-      </w:r>
-    </w:p>
-    <w:p>
-      <w:r>
-        <w:t>MODEL IDEA A confusion matrix separates true positives, false positives, false negatives, and true negatives so error types remain visible.</w:t>
-      </w:r>
-    </w:p>
-    <w:p>
-      <w:r>
+        <w:t>Question to explain</w:t>
+      </w:r>
+    </w:p>
+    <w:p>
+      <w:pPr>
+        <w:spacing w:line="336" w:lineRule="auto" w:after="180"/>
+        <w:shd w:fill="F5F1FB"/>
+      </w:pPr>
+      <w:r>
+        <w:rPr>
+          <w:b w:val="0"/>
+        </w:rPr>
+        <w:t xml:space="preserve">QUESTION Construct all four cells from twenty </w:t>
+      </w:r>
+      <w:r>
+        <w:rPr>
+          <w:b/>
+        </w:rPr>
+        <w:t>prediction</w:t>
+      </w:r>
+      <w:r>
+        <w:rPr>
+          <w:b w:val="0"/>
+        </w:rPr>
+        <w:t>s and verify the total.</w:t>
+      </w:r>
+    </w:p>
+    <w:p>
+      <w:pPr>
+        <w:spacing w:line="336" w:lineRule="auto" w:after="180"/>
+      </w:pPr>
+      <w:r>
+        <w:rPr>
+          <w:b w:val="0"/>
+        </w:rPr>
+        <w:t xml:space="preserve">MODEL IDEA A </w:t>
+      </w:r>
+      <w:r>
+        <w:rPr>
+          <w:b/>
+        </w:rPr>
+        <w:t>confusion matrix</w:t>
+      </w:r>
+      <w:r>
+        <w:rPr>
+          <w:b w:val="0"/>
+        </w:rPr>
+        <w:t xml:space="preserve"> separates </w:t>
+      </w:r>
+      <w:r>
+        <w:rPr>
+          <w:b/>
+        </w:rPr>
+        <w:t>true positive</w:t>
+      </w:r>
+      <w:r>
+        <w:rPr>
+          <w:b w:val="0"/>
+        </w:rPr>
+        <w:t xml:space="preserve">s, </w:t>
+      </w:r>
+      <w:r>
+        <w:rPr>
+          <w:b/>
+        </w:rPr>
+        <w:t>false positive</w:t>
+      </w:r>
+      <w:r>
+        <w:rPr>
+          <w:b w:val="0"/>
+        </w:rPr>
+        <w:t xml:space="preserve">s, </w:t>
+      </w:r>
+      <w:r>
+        <w:rPr>
+          <w:b/>
+        </w:rPr>
+        <w:t>false negative</w:t>
+      </w:r>
+      <w:r>
+        <w:rPr>
+          <w:b w:val="0"/>
+        </w:rPr>
+        <w:t xml:space="preserve">s, and </w:t>
+      </w:r>
+      <w:r>
+        <w:rPr>
+          <w:b/>
+        </w:rPr>
+        <w:t>true negative</w:t>
+      </w:r>
+      <w:r>
+        <w:rPr>
+          <w:b w:val="0"/>
+        </w:rPr>
+        <w:t>s so error types remain visible.</w:t>
+      </w:r>
+    </w:p>
+    <w:p>
+      <w:pPr>
+        <w:spacing w:line="336" w:lineRule="auto" w:after="180"/>
+      </w:pPr>
+      <w:r>
+        <w:rPr>
+          <w:b w:val="0"/>
+        </w:rPr>
         <w:t>PROOF NEEDED Use an unseen case, visible calculation, error analysis, and a stated limitation.</w:t>
       </w:r>
     </w:p>
     <w:p>
-      <w:r>
+      <w:pPr>
+        <w:pStyle w:val="Heading3"/>
+      </w:pPr>
+      <w:r>
+        <w:t>How the mechanism works</w:t>
+      </w:r>
+    </w:p>
+    <w:p>
+      <w:pPr>
+        <w:spacing w:line="336" w:lineRule="auto" w:after="180"/>
+        <w:shd w:fill="F1F6F8"/>
+      </w:pPr>
+      <w:r>
+        <w:rPr>
+          <w:b w:val="0"/>
+        </w:rPr>
         <w:t>UNDER THE HOOD For spotted=positive: TP=6, FP=3, FN=2, TN=9. Check total: 6 + 3 + 2 + 9 = 20 cases.</w:t>
       </w:r>
     </w:p>
     <w:p>
-      <w:r>
-        <w:t>Draw a fresh data → model → prediction → evaluation trace:</w:t>
-      </w:r>
-    </w:p>
-    <w:p>
-      <w:r>
-        <w:t>Predict first. Then check each step. A correct answer without visible evidence cannot be audited.</w:t>
-      </w:r>
-    </w:p>
-    <w:p>
-      <w:r>
+      <w:pPr>
+        <w:spacing w:line="336" w:lineRule="auto" w:after="180"/>
+      </w:pPr>
+      <w:r>
+        <w:rPr>
+          <w:b w:val="0"/>
+        </w:rPr>
+        <w:t xml:space="preserve">Draw a fresh data → model → </w:t>
+      </w:r>
+      <w:r>
+        <w:rPr>
+          <w:b/>
+        </w:rPr>
+        <w:t>prediction</w:t>
+      </w:r>
+      <w:r>
+        <w:rPr>
+          <w:b w:val="0"/>
+        </w:rPr>
+        <w:t xml:space="preserve"> → evaluation trace:</w:t>
+      </w:r>
+    </w:p>
+    <w:p>
+      <w:pPr>
+        <w:spacing w:line="336" w:lineRule="auto" w:after="180"/>
+      </w:pPr>
+      <w:r>
+        <w:rPr>
+          <w:b w:val="0"/>
+        </w:rPr>
+        <w:t xml:space="preserve">Predict first. Then check each step. A correct answer without visible </w:t>
+      </w:r>
+      <w:r>
+        <w:rPr>
+          <w:b/>
+        </w:rPr>
+        <w:t>evidence</w:t>
+      </w:r>
+      <w:r>
+        <w:rPr>
+          <w:b w:val="0"/>
+        </w:rPr>
+        <w:t xml:space="preserve"> cannot be audited.</w:t>
+      </w:r>
+    </w:p>
+    <w:p>
+      <w:pPr>
+        <w:pStyle w:val="Heading3"/>
+      </w:pPr>
+      <w:r>
+        <w:t>Step 1</w:t>
+      </w:r>
+    </w:p>
+    <w:p>
+      <w:pPr>
+        <w:spacing w:line="336" w:lineRule="auto" w:after="180"/>
+        <w:shd w:fill="F4F9FC"/>
+      </w:pPr>
+      <w:r>
+        <w:rPr>
+          <w:b w:val="0"/>
+        </w:rPr>
         <w:t>STEP 1 For spotted=positive: TP=6, FP=3, FN=2, TN=9.</w:t>
       </w:r>
     </w:p>
     <w:p>
-      <w:r>
+      <w:pPr>
+        <w:pStyle w:val="Heading3"/>
+      </w:pPr>
+      <w:r>
+        <w:t>Step 2</w:t>
+      </w:r>
+    </w:p>
+    <w:p>
+      <w:pPr>
+        <w:spacing w:line="336" w:lineRule="auto" w:after="180"/>
+        <w:shd w:fill="F4F9FC"/>
+      </w:pPr>
+      <w:r>
+        <w:rPr>
+          <w:b w:val="0"/>
+        </w:rPr>
         <w:t>STEP 2 Check total: 6 + 3 + 2 + 9 = 20 cases.</w:t>
       </w:r>
     </w:p>
     <w:p>
-      <w:r>
-        <w:t>STEP 3 Correct predictions = TP + TN = 15; accuracy = 15 ÷ 20 = 75%.</w:t>
-      </w:r>
-    </w:p>
-    <w:p>
-      <w:r>
+      <w:pPr>
+        <w:pStyle w:val="Heading3"/>
+      </w:pPr>
+      <w:r>
+        <w:t>Step 3</w:t>
+      </w:r>
+    </w:p>
+    <w:p>
+      <w:pPr>
+        <w:spacing w:line="336" w:lineRule="auto" w:after="180"/>
+        <w:shd w:fill="F4F9FC"/>
+      </w:pPr>
+      <w:r>
+        <w:rPr>
+          <w:b w:val="0"/>
+        </w:rPr>
+        <w:t xml:space="preserve">STEP 3 Correct </w:t>
+      </w:r>
+      <w:r>
+        <w:rPr>
+          <w:b/>
+        </w:rPr>
+        <w:t>prediction</w:t>
+      </w:r>
+      <w:r>
+        <w:rPr>
+          <w:b w:val="0"/>
+        </w:rPr>
+        <w:t>s = TP + TN = 15; accuracy = 15 ÷ 20 = 75%.</w:t>
+      </w:r>
+    </w:p>
+    <w:p>
+      <w:pPr>
+        <w:pStyle w:val="Heading3"/>
+      </w:pPr>
+      <w:r>
+        <w:t>Step 4</w:t>
+      </w:r>
+    </w:p>
+    <w:p>
+      <w:pPr>
+        <w:spacing w:line="336" w:lineRule="auto" w:after="180"/>
+        <w:shd w:fill="F4F9FC"/>
+      </w:pPr>
+      <w:r>
+        <w:rPr>
+          <w:b w:val="0"/>
+        </w:rPr>
         <w:t>STEP 4 Inspect false alarms and misses separately before choosing an improvement.</w:t>
       </w:r>
     </w:p>
     <w:p>
-      <w:r>
+      <w:pPr>
+        <w:spacing w:line="336" w:lineRule="auto" w:after="180"/>
+      </w:pPr>
+      <w:r>
+        <w:rPr>
+          <w:b w:val="0"/>
+        </w:rPr>
         <w:t>CHECK Verify the denominator, unit, split, class definition, and data version before interpreting a score.</w:t>
       </w:r>
     </w:p>
     <w:p>
-      <w:r>
-        <w:t>Recalculate, retrace, or restate the evidence independently:</w:t>
+      <w:pPr>
+        <w:spacing w:line="336" w:lineRule="auto" w:after="180"/>
+      </w:pPr>
+      <w:r>
+        <w:rPr>
+          <w:b w:val="0"/>
+        </w:rPr>
+        <w:t xml:space="preserve">Recalculate, retrace, or restate the </w:t>
+      </w:r>
+      <w:r>
+        <w:rPr>
+          <w:b/>
+        </w:rPr>
+        <w:t>evidence</w:t>
+      </w:r>
+      <w:r>
+        <w:rPr>
+          <w:b w:val="0"/>
+        </w:rPr>
+        <w:t xml:space="preserve"> independently:</w:t>
       </w:r>
     </w:p>
     <w:p>
@@ -598,12 +1229,42 @@
       </w:r>
     </w:p>
     <w:p>
-      <w:r>
+      <w:pPr>
+        <w:pStyle w:val="Heading3"/>
+      </w:pPr>
+      <w:r>
+        <w:t>The teaching case</w:t>
+      </w:r>
+    </w:p>
+    <w:p>
+      <w:pPr>
+        <w:spacing w:line="336" w:lineRule="auto" w:after="180"/>
+        <w:shd w:fill="F1F6FC"/>
+      </w:pPr>
+      <w:r>
+        <w:rPr>
+          <w:b w:val="0"/>
+        </w:rPr>
         <w:t>Positive is spotted. TP=8, FP=2, FN=4, TN=6.</w:t>
       </w:r>
     </w:p>
     <w:p>
-      <w:r>
+      <w:pPr>
+        <w:pStyle w:val="Heading3"/>
+      </w:pPr>
+      <w:r>
+        <w:t>The teaching case</w:t>
+      </w:r>
+    </w:p>
+    <w:p>
+      <w:pPr>
+        <w:spacing w:line="336" w:lineRule="auto" w:after="180"/>
+        <w:shd w:fill="F1F6FC"/>
+      </w:pPr>
+      <w:r>
+        <w:rPr>
+          <w:b w:val="0"/>
+        </w:rPr>
         <w:t>Build actual-row/predicted-column matrix and total.</w:t>
       </w:r>
     </w:p>
@@ -616,41 +1277,293 @@
       </w:r>
     </w:p>
     <w:p>
-      <w:r>
-        <w:t>Actual spotted row is 8 spotted,4 healthy; actual healthy row is 2 spotted,6 healthy. Total=20; correct=14. State axes and positive class.</w:t>
-      </w:r>
-    </w:p>
-    <w:p>
       <w:pPr>
         <w:pStyle w:val="Heading3"/>
       </w:pPr>
       <w:r>
+        <w:t>Why the result follows</w:t>
+      </w:r>
+    </w:p>
+    <w:p>
+      <w:pPr>
+        <w:spacing w:line="336" w:lineRule="auto" w:after="180"/>
+        <w:shd w:fill="F1F6FC"/>
+      </w:pPr>
+      <w:r>
+        <w:rPr>
+          <w:b w:val="0"/>
+        </w:rPr>
+        <w:t xml:space="preserve">Actual spotted row is 8 spotted,4 healthy; actual healthy row is 2 spotted,6 healthy. Total=20; correct=14. State axes and </w:t>
+      </w:r>
+      <w:r>
+        <w:rPr>
+          <w:b/>
+        </w:rPr>
+        <w:t>positive class</w:t>
+      </w:r>
+      <w:r>
+        <w:rPr>
+          <w:b w:val="0"/>
+        </w:rPr>
+        <w:t>.</w:t>
+      </w:r>
+    </w:p>
+    <w:p>
+      <w:pPr>
+        <w:pStyle w:val="Heading3"/>
+      </w:pPr>
+      <w:r>
         <w:t>Explain the added worked example</w:t>
       </w:r>
     </w:p>
     <w:p>
-      <w:r>
-        <w:t>A confusion matrix shows which labels a classifier mixes up. It counts examples after predictions are made; it does not fit or repair the classifier. Week 12 had reference/prediction pairs clear/clear, blocked/blocked, clear/blocked. A labelled table can preserve the type of that error as well as the total score.</w:t>
-      </w:r>
-    </w:p>
-    <w:p>
-      <w:r>
-        <w:t>This week uses eight new fictional evaluation records from a frozen classifier. They are not extra predictions from the Week 12 code. Each ID appears once with a reviewed reference and one prediction. The grouped table below lists every ID. Keep reference and prediction paired by ID before counting.</w:t>
-      </w:r>
-    </w:p>
-    <w:p>
-      <w:r>
-        <w:t>Use reference labels for rows and predicted labels for columns. On both axes the order is clear, then blocked. Declare blocked as the positive class and clear as negative. Positive means the condition of interest, not good or safe. A missed blocked case and a false alarm are different errors.</w:t>
-      </w:r>
-    </w:p>
-    <w:p>
-      <w:r>
-        <w:t>index maps clear to 0 and blocked to 1. Each paired record adds one to its reference row and prediction column. The script prints [[2, 1], [2, 3]] then 5 8. It assumes unique IDs and only these two labels. Check IDs and missing or unresolved references before counting; the code does not validate all those conditions.</w:t>
-      </w:r>
-    </w:p>
-    <w:p>
-      <w:r>
-        <w:t>The diagonal cells count correct predictions: 2+3=5. Off-diagonal cells count mistakes: 1+2=3. Every record must contribute exactly once. This is a count matrix, not percentages or probabilities. Keep the axis labels even when copying the numbers.</w:t>
+      <w:pPr>
+        <w:pStyle w:val="Heading3"/>
+      </w:pPr>
+      <w:r>
+        <w:t>Explain the added worked example · 1</w:t>
+      </w:r>
+    </w:p>
+    <w:p>
+      <w:pPr>
+        <w:spacing w:line="336" w:lineRule="auto" w:after="180"/>
+      </w:pPr>
+      <w:r>
+        <w:rPr>
+          <w:b w:val="0"/>
+        </w:rPr>
+        <w:t xml:space="preserve">A </w:t>
+      </w:r>
+      <w:r>
+        <w:rPr>
+          <w:b/>
+        </w:rPr>
+        <w:t>confusion matrix</w:t>
+      </w:r>
+      <w:r>
+        <w:rPr>
+          <w:b w:val="0"/>
+        </w:rPr>
+        <w:t xml:space="preserve"> shows which labels a classifier mixes up. It counts examples after </w:t>
+      </w:r>
+      <w:r>
+        <w:rPr>
+          <w:b/>
+        </w:rPr>
+        <w:t>prediction</w:t>
+      </w:r>
+      <w:r>
+        <w:rPr>
+          <w:b w:val="0"/>
+        </w:rPr>
+        <w:t>s are made; it does not fit or repair the classifier.</w:t>
+      </w:r>
+    </w:p>
+    <w:p>
+      <w:pPr>
+        <w:spacing w:line="336" w:lineRule="auto" w:after="180"/>
+      </w:pPr>
+      <w:r>
+        <w:rPr>
+          <w:b w:val="0"/>
+        </w:rPr>
+        <w:t>Week 12 had reference/</w:t>
+      </w:r>
+      <w:r>
+        <w:rPr>
+          <w:b/>
+        </w:rPr>
+        <w:t>prediction</w:t>
+      </w:r>
+      <w:r>
+        <w:rPr>
+          <w:b w:val="0"/>
+        </w:rPr>
+        <w:t xml:space="preserve"> pairs clear/clear, blocked/blocked, clear/blocked. A labelled table can preserve the type of that error as well as the total score.</w:t>
+      </w:r>
+    </w:p>
+    <w:p>
+      <w:pPr>
+        <w:pStyle w:val="Heading3"/>
+      </w:pPr>
+      <w:r>
+        <w:t>Explain the added worked example · 2</w:t>
+      </w:r>
+    </w:p>
+    <w:p>
+      <w:pPr>
+        <w:spacing w:line="336" w:lineRule="auto" w:after="180"/>
+      </w:pPr>
+      <w:r>
+        <w:rPr>
+          <w:b w:val="0"/>
+        </w:rPr>
+        <w:t xml:space="preserve">This week uses eight new fictional evaluation records from a frozen classifier. They are not extra </w:t>
+      </w:r>
+      <w:r>
+        <w:rPr>
+          <w:b/>
+        </w:rPr>
+        <w:t>prediction</w:t>
+      </w:r>
+      <w:r>
+        <w:rPr>
+          <w:b w:val="0"/>
+        </w:rPr>
+        <w:t xml:space="preserve">s from the Week 12 code. Each ID appears once with a reviewed reference and one </w:t>
+      </w:r>
+      <w:r>
+        <w:rPr>
+          <w:b/>
+        </w:rPr>
+        <w:t>prediction</w:t>
+      </w:r>
+      <w:r>
+        <w:rPr>
+          <w:b w:val="0"/>
+        </w:rPr>
+        <w:t>.</w:t>
+      </w:r>
+    </w:p>
+    <w:p>
+      <w:pPr>
+        <w:spacing w:line="336" w:lineRule="auto" w:after="180"/>
+      </w:pPr>
+      <w:r>
+        <w:rPr>
+          <w:b w:val="0"/>
+        </w:rPr>
+        <w:t xml:space="preserve">The grouped table below lists every ID. Keep reference and </w:t>
+      </w:r>
+      <w:r>
+        <w:rPr>
+          <w:b/>
+        </w:rPr>
+        <w:t>prediction</w:t>
+      </w:r>
+      <w:r>
+        <w:rPr>
+          <w:b w:val="0"/>
+        </w:rPr>
+        <w:t xml:space="preserve"> paired by ID before counting.</w:t>
+      </w:r>
+    </w:p>
+    <w:p>
+      <w:pPr>
+        <w:pStyle w:val="Heading3"/>
+      </w:pPr>
+      <w:r>
+        <w:t>Explain the added worked example · 3</w:t>
+      </w:r>
+    </w:p>
+    <w:p>
+      <w:pPr>
+        <w:spacing w:line="336" w:lineRule="auto" w:after="180"/>
+      </w:pPr>
+      <w:r>
+        <w:rPr>
+          <w:b w:val="0"/>
+        </w:rPr>
+        <w:t xml:space="preserve">Use reference labels for rows and predicted labels for columns. On both axes the order is clear, then blocked. Declare blocked as the </w:t>
+      </w:r>
+      <w:r>
+        <w:rPr>
+          <w:b/>
+        </w:rPr>
+        <w:t>positive class</w:t>
+      </w:r>
+      <w:r>
+        <w:rPr>
+          <w:b w:val="0"/>
+        </w:rPr>
+        <w:t xml:space="preserve"> and clear as negative.</w:t>
+      </w:r>
+    </w:p>
+    <w:p>
+      <w:pPr>
+        <w:spacing w:line="336" w:lineRule="auto" w:after="180"/>
+      </w:pPr>
+      <w:r>
+        <w:rPr>
+          <w:b w:val="0"/>
+        </w:rPr>
+        <w:t>Positive means the condition of interest, not good or safe. A missed blocked case and a false alarm are different errors.</w:t>
+      </w:r>
+    </w:p>
+    <w:p>
+      <w:pPr>
+        <w:pStyle w:val="Heading3"/>
+      </w:pPr>
+      <w:r>
+        <w:t>Explain the added worked example · 4</w:t>
+      </w:r>
+    </w:p>
+    <w:p>
+      <w:pPr>
+        <w:spacing w:line="336" w:lineRule="auto" w:after="180"/>
+      </w:pPr>
+      <w:r>
+        <w:rPr>
+          <w:b w:val="0"/>
+        </w:rPr>
+        <w:t xml:space="preserve">index maps clear to 0 and blocked to 1. Each paired record adds one to its reference row and </w:t>
+      </w:r>
+      <w:r>
+        <w:rPr>
+          <w:b/>
+        </w:rPr>
+        <w:t>prediction</w:t>
+      </w:r>
+      <w:r>
+        <w:rPr>
+          <w:b w:val="0"/>
+        </w:rPr>
+        <w:t xml:space="preserve"> column. The script prints [[2, 1], [2, 3]] then 5 8. It assumes unique IDs and only these two labels.</w:t>
+      </w:r>
+    </w:p>
+    <w:p>
+      <w:pPr>
+        <w:spacing w:line="336" w:lineRule="auto" w:after="180"/>
+      </w:pPr>
+      <w:r>
+        <w:rPr>
+          <w:b w:val="0"/>
+        </w:rPr>
+        <w:t>Check IDs and missing or unresolved references before counting; the code does not validate all those conditions.</w:t>
+      </w:r>
+    </w:p>
+    <w:p>
+      <w:pPr>
+        <w:spacing w:line="336" w:lineRule="auto" w:after="180"/>
+      </w:pPr>
+      <w:r>
+        <w:rPr>
+          <w:b w:val="0"/>
+        </w:rPr>
+        <w:t xml:space="preserve">The diagonal cells count correct </w:t>
+      </w:r>
+      <w:r>
+        <w:rPr>
+          <w:b/>
+        </w:rPr>
+        <w:t>prediction</w:t>
+      </w:r>
+      <w:r>
+        <w:rPr>
+          <w:b w:val="0"/>
+        </w:rPr>
+        <w:t>s: 2+3=5. Off-diagonal cells count mistakes: 1+2=3. Every record must contribute exactly once. This is a count matrix, not percentages or probabilities.</w:t>
+      </w:r>
+    </w:p>
+    <w:p>
+      <w:pPr>
+        <w:spacing w:line="336" w:lineRule="auto" w:after="180"/>
+      </w:pPr>
+      <w:r>
+        <w:rPr>
+          <w:b w:val="0"/>
+        </w:rPr>
+        <w:t>Keep the axis labels even when copying the numbers.</w:t>
       </w:r>
     </w:p>
     <w:p>
@@ -794,8 +1707,37 @@
       </w:r>
     </w:p>
     <w:p>
-      <w:r>
-        <w:t>Use the complete worked example below before asking learners to complete W2. Reveal a small part, invite a prediction, then explain the deciding step. These teacher notes contain solutions; do not reveal the independent case answer during modelling.</w:t>
+      <w:pPr>
+        <w:spacing w:line="336" w:lineRule="auto" w:after="180"/>
+      </w:pPr>
+      <w:r>
+        <w:rPr>
+          <w:b w:val="0"/>
+        </w:rPr>
+        <w:t xml:space="preserve">Use the complete worked example below before asking learners to complete W2. Reveal a small part, invite a </w:t>
+      </w:r>
+      <w:r>
+        <w:rPr>
+          <w:b/>
+        </w:rPr>
+        <w:t>prediction</w:t>
+      </w:r>
+      <w:r>
+        <w:rPr>
+          <w:b w:val="0"/>
+        </w:rPr>
+        <w:t>, then explain the deciding step.</w:t>
+      </w:r>
+    </w:p>
+    <w:p>
+      <w:pPr>
+        <w:spacing w:line="336" w:lineRule="auto" w:after="180"/>
+      </w:pPr>
+      <w:r>
+        <w:rPr>
+          <w:b w:val="0"/>
+        </w:rPr>
+        <w:t>These teacher notes contain solutions; do not reveal the independent case answer during modelling.</w:t>
       </w:r>
     </w:p>
     <w:p>
@@ -1015,8 +1957,38 @@
       </w:r>
     </w:p>
     <w:p>
-      <w:r>
-        <w:t>True means prediction agrees with the reference. It does not prove that the reference annotation is infallible. Resolve disputed labels with the documented review policy rather than silently changing them to match predictions.</w:t>
+      <w:pPr>
+        <w:spacing w:line="336" w:lineRule="auto" w:after="180"/>
+      </w:pPr>
+      <w:r>
+        <w:rPr>
+          <w:b w:val="0"/>
+        </w:rPr>
+        <w:t xml:space="preserve">True means </w:t>
+      </w:r>
+      <w:r>
+        <w:rPr>
+          <w:b/>
+        </w:rPr>
+        <w:t>prediction</w:t>
+      </w:r>
+      <w:r>
+        <w:rPr>
+          <w:b w:val="0"/>
+        </w:rPr>
+        <w:t xml:space="preserve"> agrees with the reference. It does not prove that the reference annotation is infallible. Resolve disputed labels with the documented review policy rather than silently changing them to match </w:t>
+      </w:r>
+      <w:r>
+        <w:rPr>
+          <w:b/>
+        </w:rPr>
+        <w:t>prediction</w:t>
+      </w:r>
+      <w:r>
+        <w:rPr>
+          <w:b w:val="0"/>
+        </w:rPr>
+        <w:t>s.</w:t>
       </w:r>
     </w:p>
     <w:tbl>
@@ -1122,7 +2094,13 @@
       </w:tr>
     </w:tbl>
     <w:p>
-      <w:r>
+      <w:pPr>
+        <w:spacing w:line="336" w:lineRule="auto" w:after="180"/>
+      </w:pPr>
+      <w:r>
+        <w:rPr>
+          <w:b w:val="0"/>
+        </w:rPr>
         <w:t>Use the diagram and verbal explanation together. Ask learners to match a sentence to a specific visual step; do not assign learners fixed visual or auditory learning styles.</w:t>
       </w:r>
     </w:p>
@@ -1135,8 +2113,26 @@
       </w:r>
     </w:p>
     <w:p>
-      <w:r>
-        <w:t>Read the confusion matrix as four distinct stories about a plant decision.</w:t>
+      <w:pPr>
+        <w:spacing w:line="336" w:lineRule="auto" w:after="180"/>
+      </w:pPr>
+      <w:r>
+        <w:rPr>
+          <w:b w:val="0"/>
+        </w:rPr>
+        <w:t xml:space="preserve">Read the </w:t>
+      </w:r>
+      <w:r>
+        <w:rPr>
+          <w:b/>
+        </w:rPr>
+        <w:t>confusion matrix</w:t>
+      </w:r>
+      <w:r>
+        <w:rPr>
+          <w:b w:val="0"/>
+        </w:rPr>
+        <w:t xml:space="preserve"> as four distinct stories about a plant decision.</w:t>
       </w:r>
     </w:p>
     <w:p>
@@ -1148,13 +2144,55 @@
       </w:r>
     </w:p>
     <w:p>
-      <w:r>
+      <w:pPr>
+        <w:pStyle w:val="Heading3"/>
+      </w:pPr>
+      <w:r>
+        <w:t>Supplied facts</w:t>
+      </w:r>
+    </w:p>
+    <w:p>
+      <w:pPr>
+        <w:spacing w:line="336" w:lineRule="auto" w:after="180"/>
+        <w:shd w:fill="F1F6FC"/>
+      </w:pPr>
+      <w:r>
+        <w:rPr>
+          <w:b w:val="0"/>
+        </w:rPr>
         <w:t>Positive means spotted. Toy results: TP=4, FN=1, FP=3, TN=12. Rows are actual spotted/healthy; columns predicted spotted/healthy.</w:t>
       </w:r>
     </w:p>
     <w:p>
-      <w:r>
-        <w:t>All inputs and outcomes in this worked example are invented classroom data; no real model run is claimed.</w:t>
+      <w:pPr>
+        <w:pStyle w:val="Heading3"/>
+      </w:pPr>
+      <w:r>
+        <w:t>Supplied facts</w:t>
+      </w:r>
+    </w:p>
+    <w:p>
+      <w:pPr>
+        <w:spacing w:line="336" w:lineRule="auto" w:after="180"/>
+        <w:shd w:fill="F1F6FC"/>
+      </w:pPr>
+      <w:r>
+        <w:rPr>
+          <w:b w:val="0"/>
+        </w:rPr>
+        <w:t xml:space="preserve">All </w:t>
+      </w:r>
+      <w:r>
+        <w:rPr>
+          <w:b/>
+        </w:rPr>
+        <w:t>input</w:t>
+      </w:r>
+      <w:r>
+        <w:rPr>
+          <w:b w:val="0"/>
+        </w:rPr>
+        <w:t>s and outcomes in this worked example are invented classroom data; no real model run is claimed.</w:t>
       </w:r>
     </w:p>
     <w:p>
@@ -1353,20 +2391,86 @@
       </w:r>
     </w:p>
     <w:p>
-      <w:r>
-        <w:t>Read the picture in order. Correct=4+12=16 of total 20, giving80%. The arrows show which recorded input or intermediate result each decision uses. Explain the deciding step aloud before checking the changed case; pointing to the final answer alone does not show how it follows.</w:t>
-      </w:r>
-    </w:p>
-    <w:p>
       <w:pPr>
         <w:pStyle w:val="Heading3"/>
       </w:pPr>
       <w:r>
+        <w:t>Why the result follows</w:t>
+      </w:r>
+    </w:p>
+    <w:p>
+      <w:pPr>
+        <w:spacing w:line="336" w:lineRule="auto" w:after="180"/>
+        <w:shd w:fill="F1F6FC"/>
+      </w:pPr>
+      <w:r>
+        <w:rPr>
+          <w:b w:val="0"/>
+        </w:rPr>
+        <w:t>Read the picture in order. Correct=4+12=16 of total 20, giving</w:t>
+      </w:r>
+      <w:r>
+        <w:rPr>
+          <w:b/>
+        </w:rPr>
+        <w:t>80%</w:t>
+      </w:r>
+      <w:r>
+        <w:rPr>
+          <w:b w:val="0"/>
+        </w:rPr>
+        <w:t xml:space="preserve">. The arrows show which recorded </w:t>
+      </w:r>
+      <w:r>
+        <w:rPr>
+          <w:b/>
+        </w:rPr>
+        <w:t>input</w:t>
+      </w:r>
+      <w:r>
+        <w:rPr>
+          <w:b w:val="0"/>
+        </w:rPr>
+        <w:t xml:space="preserve"> or intermediate result each decision uses.</w:t>
+      </w:r>
+    </w:p>
+    <w:p>
+      <w:pPr>
+        <w:spacing w:line="336" w:lineRule="auto" w:after="180"/>
+        <w:shd w:fill="F1F6FC"/>
+      </w:pPr>
+      <w:r>
+        <w:rPr>
+          <w:b w:val="0"/>
+        </w:rPr>
+        <w:t>Explain the deciding step aloud before checking the changed case; pointing to the final answer alone does not show how it follows.</w:t>
+      </w:r>
+    </w:p>
+    <w:p>
+      <w:pPr>
+        <w:pStyle w:val="Heading3"/>
+      </w:pPr>
+      <w:r>
         <w:t>What this example does not establish</w:t>
       </w:r>
     </w:p>
     <w:p>
-      <w:r>
+      <w:pPr>
+        <w:pStyle w:val="Heading3"/>
+      </w:pPr>
+      <w:r>
+        <w:t>Keep the stated limit</w:t>
+      </w:r>
+    </w:p>
+    <w:p>
+      <w:pPr>
+        <w:spacing w:line="336" w:lineRule="auto" w:after="180"/>
+        <w:shd w:fill="FFF5E6"/>
+      </w:pPr>
+      <w:r>
+        <w:rPr>
+          <w:b w:val="0"/>
+        </w:rPr>
         <w:t>The matrix depends on positive-class definition and reference labels. Accuracy alone hides the difference between misses and false alarms.</w:t>
       </w:r>
     </w:p>
@@ -1379,17 +2483,68 @@
       </w:r>
     </w:p>
     <w:p>
-      <w:r>
+      <w:pPr>
+        <w:pStyle w:val="Heading3"/>
+      </w:pPr>
+      <w:r>
+        <w:t>Change one thing</w:t>
+      </w:r>
+    </w:p>
+    <w:p>
+      <w:pPr>
+        <w:spacing w:line="336" w:lineRule="auto" w:after="180"/>
+        <w:shd w:fill="F5F1FB"/>
+      </w:pPr>
+      <w:r>
+        <w:rPr>
+          <w:b w:val="0"/>
+        </w:rPr>
         <w:t>Change: A review corrects one missed spotted leaf, moving it from FN to TP.</w:t>
       </w:r>
     </w:p>
     <w:p>
-      <w:r>
-        <w:t>Prediction: Counts become TP 5, FN 0, FP 3, TN 12; accuracy is 17/20=85%.</w:t>
-      </w:r>
-    </w:p>
-    <w:p>
-      <w:r>
+      <w:pPr>
+        <w:pStyle w:val="Heading3"/>
+      </w:pPr>
+      <w:r>
+        <w:t>Predicted result</w:t>
+      </w:r>
+    </w:p>
+    <w:p>
+      <w:pPr>
+        <w:spacing w:line="336" w:lineRule="auto" w:after="180"/>
+        <w:shd w:fill="F1F6FC"/>
+      </w:pPr>
+      <w:r>
+        <w:rPr>
+          <w:b/>
+        </w:rPr>
+        <w:t>Prediction</w:t>
+      </w:r>
+      <w:r>
+        <w:rPr>
+          <w:b w:val="0"/>
+        </w:rPr>
+        <w:t>: Counts become TP 5, FN 0, FP 3, TN 12; accuracy is 17/20=85%.</w:t>
+      </w:r>
+    </w:p>
+    <w:p>
+      <w:pPr>
+        <w:pStyle w:val="Heading3"/>
+      </w:pPr>
+      <w:r>
+        <w:t>Why the result follows</w:t>
+      </w:r>
+    </w:p>
+    <w:p>
+      <w:pPr>
+        <w:spacing w:line="336" w:lineRule="auto" w:after="180"/>
+        <w:shd w:fill="F1F6FC"/>
+      </w:pPr>
+      <w:r>
+        <w:rPr>
+          <w:b w:val="0"/>
+        </w:rPr>
         <w:t>Reason: One decision becomes correct while the total number of evaluated leaves remains20.</w:t>
       </w:r>
     </w:p>
@@ -1402,8 +2557,57 @@
       </w:r>
     </w:p>
     <w:p>
-      <w:r>
-        <w:t>Cover the result. Ask learners to name the inputs and predict the next step. Uncover one step, connect the icon to the actual procedure, and explain its evidence. Then change the supplied condition and compare. The picture is a representation; it does not document execution of a real AI model.</w:t>
+      <w:pPr>
+        <w:pStyle w:val="Heading3"/>
+      </w:pPr>
+      <w:r>
+        <w:t>Ask while showing the picture · 5</w:t>
+      </w:r>
+    </w:p>
+    <w:p>
+      <w:pPr>
+        <w:spacing w:line="336" w:lineRule="auto" w:after="180"/>
+      </w:pPr>
+      <w:r>
+        <w:rPr>
+          <w:b w:val="0"/>
+        </w:rPr>
+        <w:t xml:space="preserve">Cover the result. Ask learners to name the </w:t>
+      </w:r>
+      <w:r>
+        <w:rPr>
+          <w:b/>
+        </w:rPr>
+        <w:t>input</w:t>
+      </w:r>
+      <w:r>
+        <w:rPr>
+          <w:b w:val="0"/>
+        </w:rPr>
+        <w:t xml:space="preserve">s and predict the next step. Uncover one step, connect the icon to the actual procedure, and explain its </w:t>
+      </w:r>
+      <w:r>
+        <w:rPr>
+          <w:b/>
+        </w:rPr>
+        <w:t>evidence</w:t>
+      </w:r>
+      <w:r>
+        <w:rPr>
+          <w:b w:val="0"/>
+        </w:rPr>
+        <w:t>. Then change the supplied condition and compare.</w:t>
+      </w:r>
+    </w:p>
+    <w:p>
+      <w:pPr>
+        <w:spacing w:line="336" w:lineRule="auto" w:after="180"/>
+      </w:pPr>
+      <w:r>
+        <w:rPr>
+          <w:b w:val="0"/>
+        </w:rPr>
+        <w:t>The picture is a representation; it does not document execution of a real AI model.</w:t>
       </w:r>
     </w:p>
     <w:p>
@@ -1415,11 +2619,16 @@
       </w:r>
     </w:p>
     <w:p>
+      <w:r>
+        <w:t>Demonstrate Confusion Matrix, reduce support deliberately and check individual reasoning before discussing answers.</w:t>
+      </w:r>
+    </w:p>
+    <w:p>
       <w:pPr>
         <w:pStyle w:val="Heading3"/>
       </w:pPr>
       <w:r>
-        <w:t>Demonstrate and guide practice</w:t>
+        <w:t>Board sequence</w:t>
       </w:r>
     </w:p>
     <w:p>
@@ -1427,55 +2636,197 @@
         <w:pStyle w:val="Heading3"/>
       </w:pPr>
       <w:r>
-        <w:t>Board sequence</w:t>
-      </w:r>
-    </w:p>
-    <w:p>
-      <w:r>
+        <w:t>1. Put the facts on the board</w:t>
+      </w:r>
+    </w:p>
+    <w:p>
+      <w:pPr>
+        <w:spacing w:line="336" w:lineRule="auto" w:after="180"/>
+        <w:shd w:fill="F4F9FC"/>
+      </w:pPr>
+      <w:r>
+        <w:rPr>
+          <w:b w:val="0"/>
+        </w:rPr>
         <w:t>Write the given facts: Positive is spotted. TP=8, FP=2, FN=4, TN=6.</w:t>
       </w:r>
     </w:p>
     <w:p>
-      <w:r>
+      <w:pPr>
+        <w:pStyle w:val="Heading3"/>
+      </w:pPr>
+      <w:r>
+        <w:t>2. State the decision to explain</w:t>
+      </w:r>
+    </w:p>
+    <w:p>
+      <w:pPr>
+        <w:spacing w:line="336" w:lineRule="auto" w:after="180"/>
+        <w:shd w:fill="F4F9FC"/>
+      </w:pPr>
+      <w:r>
+        <w:rPr>
+          <w:b w:val="0"/>
+        </w:rPr>
         <w:t>Write the question to explain: Build actual-row/predicted-column matrix and total.</w:t>
       </w:r>
     </w:p>
     <w:p>
-      <w:r>
-        <w:t>Reveal after predictions: Actual spotted row is 8 spotted,4 healthy; actual healthy row is 2 spotted,6 healthy. Total=20; correct=14. State axes and positive class.</w:t>
-      </w:r>
-    </w:p>
-    <w:p>
-      <w:r>
-        <w:t>Keep for an independent attempt: Treat fern as positive. Counts are TP=6, FP=2, FN=3 and TN=9. How many examples and how many correct predictions are there?</w:t>
-      </w:r>
-    </w:p>
-    <w:p>
       <w:pPr>
         <w:pStyle w:val="Heading3"/>
       </w:pPr>
       <w:r>
+        <w:t>3. Reveal the worked reasoning</w:t>
+      </w:r>
+    </w:p>
+    <w:p>
+      <w:pPr>
+        <w:spacing w:line="336" w:lineRule="auto" w:after="180"/>
+        <w:shd w:fill="F1F6FC"/>
+      </w:pPr>
+      <w:r>
+        <w:rPr>
+          <w:b w:val="0"/>
+        </w:rPr>
+        <w:t xml:space="preserve">Reveal after </w:t>
+      </w:r>
+      <w:r>
+        <w:rPr>
+          <w:b/>
+        </w:rPr>
+        <w:t>prediction</w:t>
+      </w:r>
+      <w:r>
+        <w:rPr>
+          <w:b w:val="0"/>
+        </w:rPr>
+        <w:t xml:space="preserve">s: Actual spotted row is 8 spotted,4 healthy; actual healthy row is 2 spotted,6 healthy. Total=20; correct=14. State axes and </w:t>
+      </w:r>
+      <w:r>
+        <w:rPr>
+          <w:b/>
+        </w:rPr>
+        <w:t>positive class</w:t>
+      </w:r>
+      <w:r>
+        <w:rPr>
+          <w:b w:val="0"/>
+        </w:rPr>
+        <w:t>.</w:t>
+      </w:r>
+    </w:p>
+    <w:p>
+      <w:pPr>
+        <w:pStyle w:val="Heading3"/>
+      </w:pPr>
+      <w:r>
+        <w:t>Hold back the independent task</w:t>
+      </w:r>
+    </w:p>
+    <w:p>
+      <w:pPr>
+        <w:spacing w:line="336" w:lineRule="auto" w:after="180"/>
+        <w:shd w:fill="F5F1FB"/>
+      </w:pPr>
+      <w:r>
+        <w:rPr>
+          <w:b w:val="0"/>
+        </w:rPr>
+        <w:t xml:space="preserve">Keep for an independent attempt: Treat fern as positive. Counts are TP=6, FP=2, FN=3 and TN=9. How many examples and how many correct </w:t>
+      </w:r>
+      <w:r>
+        <w:rPr>
+          <w:b/>
+        </w:rPr>
+        <w:t>prediction</w:t>
+      </w:r>
+      <w:r>
+        <w:rPr>
+          <w:b w:val="0"/>
+        </w:rPr>
+        <w:t>s are there?</w:t>
+      </w:r>
+    </w:p>
+    <w:p>
+      <w:pPr>
+        <w:pStyle w:val="Heading3"/>
+      </w:pPr>
+      <w:r>
         <w:t>Classroom dialogue</w:t>
       </w:r>
     </w:p>
     <w:p>
-      <w:r>
+      <w:pPr>
+        <w:pStyle w:val="Heading3"/>
+      </w:pPr>
+      <w:r>
+        <w:t>Ask the class</w:t>
+      </w:r>
+    </w:p>
+    <w:p>
+      <w:pPr>
+        <w:spacing w:line="336" w:lineRule="auto" w:after="180"/>
+        <w:shd w:fill="F5F1FB"/>
+      </w:pPr>
+      <w:r>
+        <w:rPr>
+          <w:b w:val="0"/>
+        </w:rPr>
         <w:t>Ask: Which facts are given, and which would we have to assume? Learners mark relevant details before discussing answers.</w:t>
       </w:r>
     </w:p>
     <w:p>
-      <w:r>
+      <w:pPr>
+        <w:pStyle w:val="Heading3"/>
+      </w:pPr>
+      <w:r>
+        <w:t>Language to model</w:t>
+      </w:r>
+    </w:p>
+    <w:p>
+      <w:pPr>
+        <w:spacing w:line="336" w:lineRule="auto" w:after="180"/>
+        <w:shd w:fill="F1F6F8"/>
+      </w:pPr>
+      <w:r>
+        <w:rPr>
+          <w:b w:val="0"/>
+        </w:rPr>
         <w:t>Say: Predict first. Show the rule, information path or calculation that would produce the result. A correct guess is not yet an explanation.</w:t>
       </w:r>
     </w:p>
     <w:p>
-      <w:r>
+      <w:pPr>
+        <w:spacing w:line="336" w:lineRule="auto" w:after="180"/>
+      </w:pPr>
+      <w:r>
+        <w:rPr>
+          <w:b w:val="0"/>
+        </w:rPr>
         <w:t>Reveal reasoning one step at a time. Explain why a tempting alternative fails. Write units and denominators for arithmetic, trace conditions for decisions, and identify supporting sources for claims.</w:t>
       </w:r>
     </w:p>
     <w:p>
-      <w:r>
-        <w:t>In pairs, one learner solves while the other checks evidence; exchange roles. Remove the worked answer before independent assessment.</w:t>
+      <w:pPr>
+        <w:spacing w:line="336" w:lineRule="auto" w:after="180"/>
+      </w:pPr>
+      <w:r>
+        <w:rPr>
+          <w:b w:val="0"/>
+        </w:rPr>
+        <w:t xml:space="preserve">In pairs, one learner solves while the other checks </w:t>
+      </w:r>
+      <w:r>
+        <w:rPr>
+          <w:b/>
+        </w:rPr>
+        <w:t>evidence</w:t>
+      </w:r>
+      <w:r>
+        <w:rPr>
+          <w:b w:val="0"/>
+        </w:rPr>
+        <w:t>; exchange roles. Remove the worked answer before independent assessment.</w:t>
       </w:r>
     </w:p>
     <w:p>
@@ -1487,8 +2838,37 @@
       </w:r>
     </w:p>
     <w:p>
-      <w:r>
-        <w:t>Guided: V3 belongs at reference clear/predicted blocked, FP. V4 belongs at reference blocked/predicted clear, FN. Exit: both have five diagonal matches, but distribute three mistakes differently: FP=1,FN=2 versus FP=0,FN=3. Report identical evaluation records, axes, label order, positive class, totals and task consequences before comparing.</w:t>
+      <w:pPr>
+        <w:spacing w:line="336" w:lineRule="auto" w:after="180"/>
+      </w:pPr>
+      <w:r>
+        <w:rPr>
+          <w:b w:val="0"/>
+        </w:rPr>
+        <w:t>Guided: V3 belongs at reference clear/predicted blocked, FP. V4 belongs at reference blocked/predicted clear, FN. Exit: both have five diagonal matches, but distribute three mistakes differently: FP=1,FN=2 versus FP=0,FN=3.</w:t>
+      </w:r>
+    </w:p>
+    <w:p>
+      <w:pPr>
+        <w:spacing w:line="336" w:lineRule="auto" w:after="180"/>
+      </w:pPr>
+      <w:r>
+        <w:rPr>
+          <w:b w:val="0"/>
+        </w:rPr>
+        <w:t xml:space="preserve">Report identical evaluation records, axes, label order, </w:t>
+      </w:r>
+      <w:r>
+        <w:rPr>
+          <w:b/>
+        </w:rPr>
+        <w:t>positive class</w:t>
+      </w:r>
+      <w:r>
+        <w:rPr>
+          <w:b w:val="0"/>
+        </w:rPr>
+        <w:t>, totals and task consequences before comparing.</w:t>
       </w:r>
     </w:p>
     <w:p>
@@ -1720,41 +3100,150 @@
       </w:r>
     </w:p>
     <w:p>
-      <w:r>
+      <w:pPr>
+        <w:pStyle w:val="Heading3"/>
+      </w:pPr>
+      <w:r>
+        <w:t>Completion practice</w:t>
+      </w:r>
+    </w:p>
+    <w:p>
+      <w:pPr>
+        <w:spacing w:line="336" w:lineRule="auto" w:after="180"/>
+        <w:shd w:fill="F5F1FB"/>
+      </w:pPr>
+      <w:r>
+        <w:rPr>
+          <w:b w:val="0"/>
+        </w:rPr>
         <w:t>Completion task: Declare blocked positive. Give TP,TN,FP,FN counts and explain V3 and V4 in plain language. Does positive mean a desirable outcome?</w:t>
       </w:r>
     </w:p>
     <w:p>
-      <w:r>
-        <w:t>Teacher check: TP=3, TN=2, FP=1, FN=2. V3 predicts blocked for a reference-clear case, a false alarm or FP. V4 predicts clear for a reference-blocked case, a missed blocked case or FN. Positive names the chosen class; it does not mean desirable.</w:t>
-      </w:r>
-    </w:p>
-    <w:p>
-      <w:r>
-        <w:t>Start by identifying the given inputs together. Leave the intermediate steps blank. If needed, model one step, then withdraw that help on the next step. Move to a full trace only when the partial trace is understood. For partners, alternate explainer and checker; collect a response from every learner before discussion.</w:t>
-      </w:r>
-    </w:p>
-    <w:p>
       <w:pPr>
         <w:pStyle w:val="Heading3"/>
       </w:pPr>
       <w:r>
+        <w:t>Reasoning to listen for</w:t>
+      </w:r>
+    </w:p>
+    <w:p>
+      <w:pPr>
+        <w:spacing w:line="336" w:lineRule="auto" w:after="180"/>
+        <w:shd w:fill="F1F6FC"/>
+      </w:pPr>
+      <w:r>
+        <w:rPr>
+          <w:b w:val="0"/>
+        </w:rPr>
+        <w:t>Teacher check: TP=3, TN=2, FP=1, FN=2. V3 predicts blocked for a reference-clear case, a false alarm or FP. V4 predicts clear for a reference-blocked case, a missed blocked case or FN.</w:t>
+      </w:r>
+    </w:p>
+    <w:p>
+      <w:pPr>
+        <w:spacing w:line="336" w:lineRule="auto" w:after="180"/>
+        <w:shd w:fill="F1F6FC"/>
+      </w:pPr>
+      <w:r>
+        <w:rPr>
+          <w:b w:val="0"/>
+        </w:rPr>
+        <w:t>Positive names the chosen class; it does not mean desirable.</w:t>
+      </w:r>
+    </w:p>
+    <w:p>
+      <w:pPr>
+        <w:spacing w:line="336" w:lineRule="auto" w:after="180"/>
+      </w:pPr>
+      <w:r>
+        <w:rPr>
+          <w:b w:val="0"/>
+        </w:rPr>
+        <w:t xml:space="preserve">Start by identifying the given </w:t>
+      </w:r>
+      <w:r>
+        <w:rPr>
+          <w:b/>
+        </w:rPr>
+        <w:t>input</w:t>
+      </w:r>
+      <w:r>
+        <w:rPr>
+          <w:b w:val="0"/>
+        </w:rPr>
+        <w:t>s together. Leave the intermediate steps blank. If needed, model one step, then withdraw that help on the next step. Move to a full trace only when the partial trace is understood.</w:t>
+      </w:r>
+    </w:p>
+    <w:p>
+      <w:pPr>
+        <w:spacing w:line="336" w:lineRule="auto" w:after="180"/>
+      </w:pPr>
+      <w:r>
+        <w:rPr>
+          <w:b w:val="0"/>
+        </w:rPr>
+        <w:t>For partners, alternate explainer and checker; collect a response from every learner before discussion.</w:t>
+      </w:r>
+    </w:p>
+    <w:p>
+      <w:pPr>
+        <w:pStyle w:val="Heading3"/>
+      </w:pPr>
+      <w:r>
         <w:t>Individual reasoning check</w:t>
       </w:r>
     </w:p>
     <w:p>
-      <w:r>
+      <w:pPr>
+        <w:spacing w:line="336" w:lineRule="auto" w:after="180"/>
+      </w:pPr>
+      <w:r>
+        <w:rPr>
+          <w:b w:val="0"/>
+        </w:rPr>
         <w:t>Use the worked case for Confusion matrices. Proposed explanation: “Positive means good”. Decide whether this explanation is supported. Point to the step or supplied fact that decides; explain your repair if needed.</w:t>
       </w:r>
     </w:p>
     <w:p>
-      <w:r>
+      <w:pPr>
+        <w:pStyle w:val="Heading3"/>
+      </w:pPr>
+      <w:r>
+        <w:t>Expected repair</w:t>
+      </w:r>
+    </w:p>
+    <w:p>
+      <w:pPr>
+        <w:spacing w:line="336" w:lineRule="auto" w:after="180"/>
+        <w:shd w:fill="F1F6FC"/>
+      </w:pPr>
+      <w:r>
+        <w:rPr>
+          <w:b w:val="0"/>
+        </w:rPr>
         <w:t>Expected correction: Positive is the chosen condition of interest; blocked is positive in this exercise.</w:t>
       </w:r>
     </w:p>
     <w:p>
-      <w:r>
-        <w:t>Collect explanations, not only yes/no votes. If a misunderstanding is common, re-model the relevant step for the class. If it affects a few learners, give a short targeted group explanation while others solve a more demanding variation.</w:t>
+      <w:pPr>
+        <w:spacing w:line="336" w:lineRule="auto" w:after="180"/>
+      </w:pPr>
+      <w:r>
+        <w:rPr>
+          <w:b w:val="0"/>
+        </w:rPr>
+        <w:t>Collect explanations, not only yes/no votes. If a misunderstanding is common, re-model the relevant step for the class.</w:t>
+      </w:r>
+    </w:p>
+    <w:p>
+      <w:pPr>
+        <w:spacing w:line="336" w:lineRule="auto" w:after="180"/>
+      </w:pPr>
+      <w:r>
+        <w:rPr>
+          <w:b w:val="0"/>
+        </w:rPr>
+        <w:t>If it affects a few learners, give a short targeted group explanation while others solve a more demanding variation.</w:t>
       </w:r>
     </w:p>
     <w:p>
@@ -1766,8 +3255,26 @@
       </w:r>
     </w:p>
     <w:p>
-      <w:r>
-        <w:t>Why is adding TP alone without reducing FN an incorrect revision? Point to the relevant step in the picture, then write the changed result and the rule or evidence that supports it.</w:t>
+      <w:pPr>
+        <w:spacing w:line="336" w:lineRule="auto" w:after="180"/>
+      </w:pPr>
+      <w:r>
+        <w:rPr>
+          <w:b w:val="0"/>
+        </w:rPr>
+        <w:t xml:space="preserve">Why is adding TP alone without reducing FN an incorrect revision? Point to the relevant step in the picture, then write the changed result and the rule or </w:t>
+      </w:r>
+      <w:r>
+        <w:rPr>
+          <w:b/>
+        </w:rPr>
+        <w:t>evidence</w:t>
+      </w:r>
+      <w:r>
+        <w:rPr>
+          <w:b w:val="0"/>
+        </w:rPr>
+        <w:t xml:space="preserve"> that supports it.</w:t>
       </w:r>
     </w:p>
     <w:p>
@@ -1779,18 +3286,71 @@
       </w:r>
     </w:p>
     <w:p>
-      <w:r>
-        <w:t>The same leaf changes category; it does not become a new evaluated case. Move one count from FN to TP to preserve the total 20. Changed-case check: Counts become TP 5, FN 0, FP 3, TN 12; accuracy is 17/20=85%. One decision becomes correct while the total number of evaluated leaves remains20.</w:t>
-      </w:r>
-    </w:p>
-    <w:p>
-      <w:r>
+      <w:pPr>
+        <w:spacing w:line="336" w:lineRule="auto" w:after="180"/>
+      </w:pPr>
+      <w:r>
+        <w:rPr>
+          <w:b w:val="0"/>
+        </w:rPr>
+        <w:t>The same leaf changes category; it does not become a new evaluated case. Move one count from FN to TP to preserve the total 20. Changed-case check: Counts become TP 5, FN 0, FP 3, TN 12; accuracy is 17/20=85%.</w:t>
+      </w:r>
+    </w:p>
+    <w:p>
+      <w:pPr>
+        <w:spacing w:line="336" w:lineRule="auto" w:after="180"/>
+      </w:pPr>
+      <w:r>
+        <w:rPr>
+          <w:b w:val="0"/>
+        </w:rPr>
+        <w:t>One decision becomes correct while the total number of evaluated leaves remains20.</w:t>
+      </w:r>
+    </w:p>
+    <w:p>
+      <w:pPr>
+        <w:spacing w:line="336" w:lineRule="auto" w:after="180"/>
+      </w:pPr>
+      <w:r>
+        <w:rPr>
+          <w:b w:val="0"/>
+        </w:rPr>
         <w:t>Changed-case reasoning: Counts become TP 5, FN 0, FP 3, TN 12; accuracy is 17/20=85%. One decision becomes correct while the total number of evaluated leaves remains20.</w:t>
       </w:r>
     </w:p>
     <w:p>
-      <w:r>
-        <w:t>Collect each learner’s explanation before discussion. Use the first missing connection between input, deciding step and result to choose support. This question is worked-case practice, not fresh mastery evidence.</w:t>
+      <w:pPr>
+        <w:spacing w:line="336" w:lineRule="auto" w:after="180"/>
+      </w:pPr>
+      <w:r>
+        <w:rPr>
+          <w:b w:val="0"/>
+        </w:rPr>
+        <w:t xml:space="preserve">Collect each learner’s explanation before discussion. Use the first missing connection between </w:t>
+      </w:r>
+      <w:r>
+        <w:rPr>
+          <w:b/>
+        </w:rPr>
+        <w:t>input</w:t>
+      </w:r>
+      <w:r>
+        <w:rPr>
+          <w:b w:val="0"/>
+        </w:rPr>
+        <w:t xml:space="preserve">, deciding step and result to choose support. This question is worked-case practice, not fresh mastery </w:t>
+      </w:r>
+      <w:r>
+        <w:rPr>
+          <w:b/>
+        </w:rPr>
+        <w:t>evidence</w:t>
+      </w:r>
+      <w:r>
+        <w:rPr>
+          <w:b w:val="0"/>
+        </w:rPr>
+        <w:t>.</w:t>
       </w:r>
     </w:p>
     <w:p>
@@ -1802,54 +3362,121 @@
       </w:r>
     </w:p>
     <w:p>
+      <w:r>
+        <w:t>Run the Confusion Matrix investigation and use the first unsupported step to choose a teaching response.</w:t>
+      </w:r>
+    </w:p>
+    <w:p>
+      <w:pPr>
+        <w:spacing w:line="336" w:lineRule="auto" w:after="180"/>
+      </w:pPr>
+      <w:r>
+        <w:rPr>
+          <w:b w:val="0"/>
+        </w:rPr>
+        <w:t>Keep the test conditions fixed, record every result, and change only one planned factor.</w:t>
+      </w:r>
+    </w:p>
+    <w:p>
+      <w:pPr>
+        <w:spacing w:line="336" w:lineRule="auto" w:after="180"/>
+        <w:shd w:fill="F4F9FC"/>
+      </w:pPr>
+      <w:r>
+        <w:rPr>
+          <w:b w:val="0"/>
+        </w:rPr>
+        <w:t xml:space="preserve">1. Write the hypothesis and expected </w:t>
+      </w:r>
+      <w:r>
+        <w:rPr>
+          <w:b/>
+        </w:rPr>
+        <w:t>evidence</w:t>
+      </w:r>
+      <w:r>
+        <w:rPr>
+          <w:b w:val="0"/>
+        </w:rPr>
+        <w:t xml:space="preserve"> before running.</w:t>
+      </w:r>
+    </w:p>
+    <w:p>
+      <w:pPr>
+        <w:spacing w:line="336" w:lineRule="auto" w:after="180"/>
+        <w:shd w:fill="F4F9FC"/>
+      </w:pPr>
+      <w:r>
+        <w:rPr>
+          <w:b w:val="0"/>
+        </w:rPr>
+        <w:t>2. Matrix Build: convert twenty actual/predicted pairs into four cells, recompute totals, and explain each error in plain language.</w:t>
+      </w:r>
+    </w:p>
+    <w:p>
+      <w:pPr>
+        <w:spacing w:line="336" w:lineRule="auto" w:after="180"/>
+        <w:shd w:fill="F4F9FC"/>
+      </w:pPr>
+      <w:r>
+        <w:rPr>
+          <w:b w:val="0"/>
+        </w:rPr>
+        <w:t>3. Run one normal, one boundary, one missing, and one shifted case.</w:t>
+      </w:r>
+    </w:p>
+    <w:p>
+      <w:pPr>
+        <w:spacing w:line="336" w:lineRule="auto" w:after="180"/>
+        <w:shd w:fill="F4F9FC"/>
+      </w:pPr>
+      <w:r>
+        <w:rPr>
+          <w:b w:val="0"/>
+        </w:rPr>
+        <w:t>4. Calculate the metric from raw counts or row-level errors.</w:t>
+      </w:r>
+    </w:p>
+    <w:p>
+      <w:pPr>
+        <w:spacing w:line="336" w:lineRule="auto" w:after="180"/>
+        <w:shd w:fill="F4F9FC"/>
+      </w:pPr>
+      <w:r>
+        <w:rPr>
+          <w:b w:val="0"/>
+        </w:rPr>
+        <w:t>5. Interpret what changed, what did not, and what remains unsafe or unknown.</w:t>
+      </w:r>
+    </w:p>
+    <w:p>
       <w:pPr>
         <w:pStyle w:val="Heading3"/>
       </w:pPr>
       <w:r>
-        <w:t>Run the weekly evidence lab</w:t>
-      </w:r>
-    </w:p>
-    <w:p>
-      <w:r>
-        <w:t>Keep the test conditions fixed, record every result, and change only one planned factor.</w:t>
-      </w:r>
-    </w:p>
-    <w:p>
-      <w:r>
-        <w:t>1. Write the hypothesis and expected evidence before running.</w:t>
-      </w:r>
-    </w:p>
-    <w:p>
-      <w:r>
-        <w:t>2. Matrix Build: convert twenty actual/predicted pairs into four cells, recompute totals, and explain each error in plain language.</w:t>
-      </w:r>
-    </w:p>
-    <w:p>
-      <w:r>
-        <w:t>3. Run one normal, one boundary, one missing, and one shifted case.</w:t>
-      </w:r>
-    </w:p>
-    <w:p>
-      <w:r>
-        <w:t>4. Calculate the metric from raw counts or row-level errors.</w:t>
-      </w:r>
-    </w:p>
-    <w:p>
-      <w:r>
-        <w:t>5. Interpret what changed, what did not, and what remains unsafe or unknown.</w:t>
-      </w:r>
-    </w:p>
-    <w:p>
-      <w:pPr>
-        <w:pStyle w:val="Heading3"/>
-      </w:pPr>
-      <w:r>
         <w:t>Make the lab runnable</w:t>
       </w:r>
     </w:p>
     <w:p>
-      <w:r>
-        <w:t>Use the concrete case as the shared normal case and the independent question as a second case. Each pair creates a boundary or missing-information case and predicts its result before testing. Keep the expected result separate from an observed mistake.</w:t>
+      <w:pPr>
+        <w:spacing w:line="336" w:lineRule="auto" w:after="180"/>
+      </w:pPr>
+      <w:r>
+        <w:rPr>
+          <w:b w:val="0"/>
+        </w:rPr>
+        <w:t>Use the concrete case as the shared normal case and the independent question as a second case. Each pair creates a boundary or missing-information case and predicts its result before testing.</w:t>
+      </w:r>
+    </w:p>
+    <w:p>
+      <w:pPr>
+        <w:spacing w:line="336" w:lineRule="auto" w:after="180"/>
+      </w:pPr>
+      <w:r>
+        <w:rPr>
+          <w:b w:val="0"/>
+        </w:rPr>
+        <w:t>Keep the expected result separate from an observed mistake.</w:t>
       </w:r>
     </w:p>
     <w:tbl>
@@ -2007,13 +3634,36 @@
       </w:r>
     </w:p>
     <w:p>
-      <w:r>
+      <w:pPr>
+        <w:spacing w:line="336" w:lineRule="auto" w:after="180"/>
+      </w:pPr>
+      <w:r>
+        <w:rPr>
+          <w:b w:val="0"/>
+        </w:rPr>
         <w:t>MISCONCEPTION TO REPAIR The diagonal alone tells everything important about a classifier.</w:t>
       </w:r>
     </w:p>
     <w:p>
-      <w:r>
-        <w:t>For guessing, return to given facts and request a trace. For vocabulary without application, use one example and one non-example. For arithmetic errors, check the setup before the calculation. Finish with a different uncoached case before recording mastery.</w:t>
+      <w:pPr>
+        <w:spacing w:line="336" w:lineRule="auto" w:after="180"/>
+      </w:pPr>
+      <w:r>
+        <w:rPr>
+          <w:b w:val="0"/>
+        </w:rPr>
+        <w:t>For guessing, return to given facts and request a trace. For vocabulary without application, use one example and one non-example. For arithmetic errors, check the setup before the calculation.</w:t>
+      </w:r>
+    </w:p>
+    <w:p>
+      <w:pPr>
+        <w:spacing w:line="336" w:lineRule="auto" w:after="180"/>
+      </w:pPr>
+      <w:r>
+        <w:rPr>
+          <w:b w:val="0"/>
+        </w:rPr>
+        <w:t>Finish with a different uncoached case before recording mastery.</w:t>
       </w:r>
     </w:p>
     <w:p>
@@ -2025,17 +3675,59 @@
       </w:r>
     </w:p>
     <w:p>
-      <w:r>
+      <w:pPr>
+        <w:spacing w:line="336" w:lineRule="auto" w:after="180"/>
+      </w:pPr>
+      <w:r>
+        <w:rPr>
+          <w:b w:val="0"/>
+        </w:rPr>
         <w:t>Positive means good: Positive is the chosen condition of interest; blocked is positive in this exercise.</w:t>
       </w:r>
     </w:p>
     <w:p>
-      <w:r>
-        <w:t>A matrix has one universal visual orientation: Check whether rows are references or predictions and inspect class order. Our convention uses reference rows and prediction columns.</w:t>
-      </w:r>
-    </w:p>
-    <w:p>
-      <w:r>
+      <w:pPr>
+        <w:spacing w:line="336" w:lineRule="auto" w:after="180"/>
+      </w:pPr>
+      <w:r>
+        <w:rPr>
+          <w:b w:val="0"/>
+        </w:rPr>
+        <w:t xml:space="preserve">A matrix has one universal visual orientation: Check whether rows are references or </w:t>
+      </w:r>
+      <w:r>
+        <w:rPr>
+          <w:b/>
+        </w:rPr>
+        <w:t>prediction</w:t>
+      </w:r>
+      <w:r>
+        <w:rPr>
+          <w:b w:val="0"/>
+        </w:rPr>
+        <w:t xml:space="preserve">s and inspect class order. Our convention uses reference rows and </w:t>
+      </w:r>
+      <w:r>
+        <w:rPr>
+          <w:b/>
+        </w:rPr>
+        <w:t>prediction</w:t>
+      </w:r>
+      <w:r>
+        <w:rPr>
+          <w:b w:val="0"/>
+        </w:rPr>
+        <w:t xml:space="preserve"> columns.</w:t>
+      </w:r>
+    </w:p>
+    <w:p>
+      <w:pPr>
+        <w:spacing w:line="336" w:lineRule="auto" w:after="180"/>
+      </w:pPr>
+      <w:r>
+        <w:rPr>
+          <w:b w:val="0"/>
+        </w:rPr>
         <w:t>Zero errors in a cell means no future risk: It is an observed count on one evaluation set. Coverage, sample size and future conditions still matter.</w:t>
       </w:r>
     </w:p>
@@ -2194,8 +3886,25 @@
       </w:tr>
     </w:tbl>
     <w:p>
-      <w:r>
-        <w:t>Offer an oral explanation, drawing, enlarged visual or fewer examples when that removes a reading/writing barrier. Keep the same reasoning goal. Stretch secure learners by changing a boundary or assumption and asking them to defend the effect, not simply by assigning more of the same questions.</w:t>
+      <w:pPr>
+        <w:spacing w:line="336" w:lineRule="auto" w:after="180"/>
+      </w:pPr>
+      <w:r>
+        <w:rPr>
+          <w:b w:val="0"/>
+        </w:rPr>
+        <w:t>Offer an oral explanation, drawing, enlarged visual or fewer examples when that removes a reading/writing barrier. Keep the same reasoning goal.</w:t>
+      </w:r>
+    </w:p>
+    <w:p>
+      <w:pPr>
+        <w:spacing w:line="336" w:lineRule="auto" w:after="180"/>
+      </w:pPr>
+      <w:r>
+        <w:rPr>
+          <w:b w:val="0"/>
+        </w:rPr>
+        <w:t>Stretch secure learners by changing a boundary or assumption and asking them to defend the effect, not simply by assigning more of the same questions.</w:t>
       </w:r>
     </w:p>
     <w:p>
@@ -2207,11 +3916,16 @@
       </w:r>
     </w:p>
     <w:p>
+      <w:r>
+        <w:t>Use the Confusion Matrix questions, teacher keys and criteria after the relevant attempts. Previously discussed cases are practice; protect the separately selected independent task.</w:t>
+      </w:r>
+    </w:p>
+    <w:p>
       <w:pPr>
         <w:pStyle w:val="Heading3"/>
       </w:pPr>
       <w:r>
-        <w:t>Assess and explain the answers</w:t>
+        <w:t>Worked case answer</w:t>
       </w:r>
     </w:p>
     <w:p>
@@ -2219,12 +3933,31 @@
         <w:pStyle w:val="Heading3"/>
       </w:pPr>
       <w:r>
-        <w:t>Worked case answer</w:t>
-      </w:r>
-    </w:p>
-    <w:p>
-      <w:r>
-        <w:t>Actual spotted row is 8 spotted,4 healthy; actual healthy row is 2 spotted,6 healthy. Total=20; correct=14. State axes and positive class.</w:t>
+        <w:t>Teacher key · Worked case answer</w:t>
+      </w:r>
+    </w:p>
+    <w:p>
+      <w:pPr>
+        <w:spacing w:line="336" w:lineRule="auto" w:after="180"/>
+        <w:shd w:fill="F1F6FC"/>
+      </w:pPr>
+      <w:r>
+        <w:rPr>
+          <w:b w:val="0"/>
+        </w:rPr>
+        <w:t xml:space="preserve">Actual spotted row is 8 spotted,4 healthy; actual healthy row is 2 spotted,6 healthy. Total=20; correct=14. State axes and </w:t>
+      </w:r>
+      <w:r>
+        <w:rPr>
+          <w:b/>
+        </w:rPr>
+        <w:t>positive class</w:t>
+      </w:r>
+      <w:r>
+        <w:rPr>
+          <w:b w:val="0"/>
+        </w:rPr>
+        <w:t>.</w:t>
       </w:r>
     </w:p>
     <w:p>
@@ -2236,21 +3969,75 @@
       </w:r>
     </w:p>
     <w:p>
-      <w:r>
-        <w:t>Treat fern as positive. Counts are TP=6, FP=2, FN=3 and TN=9. How many examples and how many correct predictions are there?</w:t>
-      </w:r>
-    </w:p>
-    <w:p>
       <w:pPr>
         <w:pStyle w:val="Heading3"/>
       </w:pPr>
       <w:r>
+        <w:t>Independent question · withhold the key</w:t>
+      </w:r>
+    </w:p>
+    <w:p>
+      <w:pPr>
+        <w:spacing w:line="336" w:lineRule="auto" w:after="180"/>
+        <w:shd w:fill="F5F1FB"/>
+      </w:pPr>
+      <w:r>
+        <w:rPr>
+          <w:b w:val="0"/>
+        </w:rPr>
+        <w:t xml:space="preserve">Treat fern as positive. Counts are TP=6, FP=2, FN=3 and TN=9. How many examples and how many correct </w:t>
+      </w:r>
+      <w:r>
+        <w:rPr>
+          <w:b/>
+        </w:rPr>
+        <w:t>prediction</w:t>
+      </w:r>
+      <w:r>
+        <w:rPr>
+          <w:b w:val="0"/>
+        </w:rPr>
+        <w:t>s are there?</w:t>
+      </w:r>
+    </w:p>
+    <w:p>
+      <w:pPr>
+        <w:pStyle w:val="Heading3"/>
+      </w:pPr>
+      <w:r>
         <w:t>Expected independent answer</w:t>
       </w:r>
     </w:p>
     <w:p>
-      <w:r>
-        <w:t>Total is 6+2+3+9 = 20. Correct predictions are TP+TN = 15; accuracy is 15/20 = 75%.</w:t>
+      <w:pPr>
+        <w:pStyle w:val="Heading3"/>
+      </w:pPr>
+      <w:r>
+        <w:t>Teacher key · Expected independent answer</w:t>
+      </w:r>
+    </w:p>
+    <w:p>
+      <w:pPr>
+        <w:spacing w:line="336" w:lineRule="auto" w:after="180"/>
+        <w:shd w:fill="F1F6FC"/>
+      </w:pPr>
+      <w:r>
+        <w:rPr>
+          <w:b w:val="0"/>
+        </w:rPr>
+        <w:t xml:space="preserve">Total is 6+2+3+9 = 20. Correct </w:t>
+      </w:r>
+      <w:r>
+        <w:rPr>
+          <w:b/>
+        </w:rPr>
+        <w:t>prediction</w:t>
+      </w:r>
+      <w:r>
+        <w:rPr>
+          <w:b w:val="0"/>
+        </w:rPr>
+        <w:t>s are TP+TN = 15; accuracy is 15/20 = 75%.</w:t>
       </w:r>
     </w:p>
     <w:p>
@@ -2488,8 +4275,25 @@
       </w:tr>
     </w:tbl>
     <w:p>
-      <w:r>
-        <w:t>Use 6/8 as a classroom checkpoint, with 2 required for both Result and Reasoning. This is a proposed teaching rule, not a validated certification threshold. Do not count a coached answer as independent mastery; correct unsafe or unsupported claims regardless of total.</w:t>
+      <w:pPr>
+        <w:spacing w:line="336" w:lineRule="auto" w:after="180"/>
+      </w:pPr>
+      <w:r>
+        <w:rPr>
+          <w:b w:val="0"/>
+        </w:rPr>
+        <w:t>Use 6/8 as a classroom checkpoint, with 2 required for both Result and Reasoning. This is a proposed teaching rule, not a validated certification threshold.</w:t>
+      </w:r>
+    </w:p>
+    <w:p>
+      <w:pPr>
+        <w:spacing w:line="336" w:lineRule="auto" w:after="180"/>
+      </w:pPr>
+      <w:r>
+        <w:rPr>
+          <w:b w:val="0"/>
+        </w:rPr>
+        <w:t>Do not count a coached answer as independent mastery; correct unsafe or unsupported claims regardless of total.</w:t>
       </w:r>
     </w:p>
     <w:p>
@@ -2501,8 +4305,62 @@
       </w:r>
     </w:p>
     <w:p>
-      <w:r>
-        <w:t>Ask the learner to find the evidence that challenges this claim: “False positives and false negatives belong in the correct-prediction total.” Keep the first attempt and an uncoached retry separate.</w:t>
+      <w:pPr>
+        <w:spacing w:line="336" w:lineRule="auto" w:after="180"/>
+      </w:pPr>
+      <w:r>
+        <w:rPr>
+          <w:b w:val="0"/>
+        </w:rPr>
+        <w:t xml:space="preserve">Ask the learner to find the </w:t>
+      </w:r>
+      <w:r>
+        <w:rPr>
+          <w:b/>
+        </w:rPr>
+        <w:t>evidence</w:t>
+      </w:r>
+      <w:r>
+        <w:rPr>
+          <w:b w:val="0"/>
+        </w:rPr>
+        <w:t xml:space="preserve"> that challenges this claim: “</w:t>
+      </w:r>
+      <w:r>
+        <w:rPr>
+          <w:b/>
+        </w:rPr>
+        <w:t>False positive</w:t>
+      </w:r>
+      <w:r>
+        <w:rPr>
+          <w:b w:val="0"/>
+        </w:rPr>
+        <w:t xml:space="preserve">s and </w:t>
+      </w:r>
+      <w:r>
+        <w:rPr>
+          <w:b/>
+        </w:rPr>
+        <w:t>false negative</w:t>
+      </w:r>
+      <w:r>
+        <w:rPr>
+          <w:b w:val="0"/>
+        </w:rPr>
+        <w:t>s belong in the correct-</w:t>
+      </w:r>
+      <w:r>
+        <w:rPr>
+          <w:b/>
+        </w:rPr>
+        <w:t>prediction</w:t>
+      </w:r>
+      <w:r>
+        <w:rPr>
+          <w:b w:val="0"/>
+        </w:rPr>
+        <w:t xml:space="preserve"> total.” Keep the first attempt and an uncoached retry separate.</w:t>
       </w:r>
     </w:p>
     <w:p>
@@ -2514,7 +4372,22 @@
       </w:r>
     </w:p>
     <w:p>
-      <w:r>
+      <w:pPr>
+        <w:pStyle w:val="Heading3"/>
+      </w:pPr>
+      <w:r>
+        <w:t>Teacher key · Original transfer answer</w:t>
+      </w:r>
+    </w:p>
+    <w:p>
+      <w:pPr>
+        <w:spacing w:line="336" w:lineRule="auto" w:after="180"/>
+        <w:shd w:fill="F1F6FC"/>
+      </w:pPr>
+      <w:r>
+        <w:rPr>
+          <w:b w:val="0"/>
+        </w:rPr>
         <w:t>Actual-positive row is 6 predicted-positive and 2 predicted-negative; actual-negative row is 3 and 9. Total=20, correct=15, accuracy=75%. Axes and class labels are essential; swapping FP and FN changes later metrics.</w:t>
       </w:r>
     </w:p>
@@ -2535,12 +4408,54 @@
       </w:r>
     </w:p>
     <w:p>
-      <w:r>
-        <w:t>Use all eight worked IDs. Draw a matrix with reference rows and prediction columns, both ordered clear then blocked. Place the IDs in cells before writing the counts.</w:t>
-      </w:r>
-    </w:p>
-    <w:p>
-      <w:r>
+      <w:pPr>
+        <w:pStyle w:val="Heading3"/>
+      </w:pPr>
+      <w:r>
+        <w:t>Workbook question · W1</w:t>
+      </w:r>
+    </w:p>
+    <w:p>
+      <w:pPr>
+        <w:spacing w:line="336" w:lineRule="auto" w:after="180"/>
+        <w:shd w:fill="F5F1FB"/>
+      </w:pPr>
+      <w:r>
+        <w:rPr>
+          <w:b w:val="0"/>
+        </w:rPr>
+        <w:t xml:space="preserve">Use all eight worked IDs. Draw a matrix with reference rows and </w:t>
+      </w:r>
+      <w:r>
+        <w:rPr>
+          <w:b/>
+        </w:rPr>
+        <w:t>prediction</w:t>
+      </w:r>
+      <w:r>
+        <w:rPr>
+          <w:b w:val="0"/>
+        </w:rPr>
+        <w:t xml:space="preserve"> columns, both ordered clear then blocked. Place the IDs in cells before writing the counts.</w:t>
+      </w:r>
+    </w:p>
+    <w:p>
+      <w:pPr>
+        <w:pStyle w:val="Heading3"/>
+      </w:pPr>
+      <w:r>
+        <w:t>Teacher reasoning · W1</w:t>
+      </w:r>
+    </w:p>
+    <w:p>
+      <w:pPr>
+        <w:spacing w:line="336" w:lineRule="auto" w:after="180"/>
+        <w:shd w:fill="F1F6FC"/>
+      </w:pPr>
+      <w:r>
+        <w:rPr>
+          <w:b w:val="0"/>
+        </w:rPr>
         <w:t>Reference clear/predicted clear contains V1,V2: 2. Clear/blocked contains V3: 1. Blocked/clear contains V4,V5: 2. Blocked/blocked contains V6,V7,V8: 3. Matrix [[2,1],[2,3]].</w:t>
       </w:r>
     </w:p>
@@ -2553,30 +4468,102 @@
       </w:r>
     </w:p>
     <w:p>
-      <w:r>
+      <w:pPr>
+        <w:pStyle w:val="Heading3"/>
+      </w:pPr>
+      <w:r>
+        <w:t>Workbook question · W2</w:t>
+      </w:r>
+    </w:p>
+    <w:p>
+      <w:pPr>
+        <w:spacing w:line="336" w:lineRule="auto" w:after="180"/>
+        <w:shd w:fill="F5F1FB"/>
+      </w:pPr>
+      <w:r>
+        <w:rPr>
+          <w:b w:val="0"/>
+        </w:rPr>
         <w:t>Declare blocked positive. Give TP,TN,FP,FN counts and explain V3 and V4 in plain language. Does positive mean a desirable outcome?</w:t>
       </w:r>
     </w:p>
     <w:p>
-      <w:r>
-        <w:t>TP=3, TN=2, FP=1, FN=2. V3 predicts blocked for a reference-clear case, a false alarm or FP. V4 predicts clear for a reference-blocked case, a missed blocked case or FN. Positive names the chosen class; it does not mean desirable.</w:t>
-      </w:r>
-    </w:p>
-    <w:p>
       <w:pPr>
         <w:pStyle w:val="Heading3"/>
       </w:pPr>
       <w:r>
+        <w:t>Teacher reasoning · W2</w:t>
+      </w:r>
+    </w:p>
+    <w:p>
+      <w:pPr>
+        <w:spacing w:line="336" w:lineRule="auto" w:after="180"/>
+        <w:shd w:fill="F1F6FC"/>
+      </w:pPr>
+      <w:r>
+        <w:rPr>
+          <w:b w:val="0"/>
+        </w:rPr>
+        <w:t>TP=3, TN=2, FP=1, FN=2. V3 predicts blocked for a reference-clear case, a false alarm or FP. V4 predicts clear for a reference-blocked case, a missed blocked case or FN.</w:t>
+      </w:r>
+    </w:p>
+    <w:p>
+      <w:pPr>
+        <w:spacing w:line="336" w:lineRule="auto" w:after="180"/>
+        <w:shd w:fill="F1F6FC"/>
+      </w:pPr>
+      <w:r>
+        <w:rPr>
+          <w:b w:val="0"/>
+        </w:rPr>
+        <w:t>Positive names the chosen class; it does not mean desirable.</w:t>
+      </w:r>
+    </w:p>
+    <w:p>
+      <w:pPr>
+        <w:pStyle w:val="Heading3"/>
+      </w:pPr>
+      <w:r>
         <w:t>W3 Audit totals and equal accuracy</w:t>
       </w:r>
     </w:p>
     <w:p>
-      <w:r>
+      <w:pPr>
+        <w:pStyle w:val="Heading3"/>
+      </w:pPr>
+      <w:r>
+        <w:t>Workbook question · W3</w:t>
+      </w:r>
+    </w:p>
+    <w:p>
+      <w:pPr>
+        <w:spacing w:line="336" w:lineRule="auto" w:after="180"/>
+        <w:shd w:fill="F5F1FB"/>
+      </w:pPr>
+      <w:r>
+        <w:rPr>
+          <w:b w:val="0"/>
+        </w:rPr>
         <w:t>Give the worked row totals, column totals, total count and accuracy. Compare its errors with [[3,0],[3,2]] using the same axes and eight reference records.</w:t>
       </w:r>
     </w:p>
     <w:p>
-      <w:r>
+      <w:pPr>
+        <w:pStyle w:val="Heading3"/>
+      </w:pPr>
+      <w:r>
+        <w:t>Teacher reasoning · W3</w:t>
+      </w:r>
+    </w:p>
+    <w:p>
+      <w:pPr>
+        <w:spacing w:line="336" w:lineRule="auto" w:after="180"/>
+        <w:shd w:fill="F1F6FC"/>
+      </w:pPr>
+      <w:r>
+        <w:rPr>
+          <w:b w:val="0"/>
+        </w:rPr>
         <w:t>Rows total 3,5; columns total 4,4; total 8; accuracy (2+3)/8=5/8=62.5 percent. The comparison matrix also scores 5/8, but has FP=0 and FN=3 rather than FP=1 and FN=2. Same accuracy can hide different error types.</w:t>
       </w:r>
     </w:p>
@@ -2589,12 +4576,66 @@
       </w:r>
     </w:p>
     <w:p>
-      <w:r>
-        <w:t>Each pair below is reference then prediction: R1 clear/clear, R2 clear/blocked, R3 clear/blocked, R4 blocked/blocked, R5 blocked/clear, R6 blocked/blocked. Use clear then blocked on both axes and reference rows. Build the matrix, give row and column totals, name TP,TN,FP,FN with blocked positive, and calculate accuracy.</w:t>
-      </w:r>
-    </w:p>
-    <w:p>
-      <w:r>
+      <w:pPr>
+        <w:pStyle w:val="Heading3"/>
+      </w:pPr>
+      <w:r>
+        <w:t>Workbook question · W4</w:t>
+      </w:r>
+    </w:p>
+    <w:p>
+      <w:pPr>
+        <w:spacing w:line="336" w:lineRule="auto" w:after="180"/>
+        <w:shd w:fill="F5F1FB"/>
+      </w:pPr>
+      <w:r>
+        <w:rPr>
+          <w:b w:val="0"/>
+        </w:rPr>
+        <w:t xml:space="preserve">Each pair below is reference then </w:t>
+      </w:r>
+      <w:r>
+        <w:rPr>
+          <w:b/>
+        </w:rPr>
+        <w:t>prediction</w:t>
+      </w:r>
+      <w:r>
+        <w:rPr>
+          <w:b w:val="0"/>
+        </w:rPr>
+        <w:t>: R1 clear/clear, R2 clear/blocked, R3 clear/blocked, R4 blocked/blocked, R5 blocked/clear, R6 blocked/blocked. Use clear then blocked on both axes and reference rows.</w:t>
+      </w:r>
+    </w:p>
+    <w:p>
+      <w:pPr>
+        <w:spacing w:line="336" w:lineRule="auto" w:after="180"/>
+        <w:shd w:fill="F5F1FB"/>
+      </w:pPr>
+      <w:r>
+        <w:rPr>
+          <w:b w:val="0"/>
+        </w:rPr>
+        <w:t>Build the matrix, give row and column totals, name TP,TN,FP,FN with blocked positive, and calculate accuracy.</w:t>
+      </w:r>
+    </w:p>
+    <w:p>
+      <w:pPr>
+        <w:pStyle w:val="Heading3"/>
+      </w:pPr>
+      <w:r>
+        <w:t>Teacher reasoning · W4</w:t>
+      </w:r>
+    </w:p>
+    <w:p>
+      <w:pPr>
+        <w:spacing w:line="336" w:lineRule="auto" w:after="180"/>
+        <w:shd w:fill="F1F6FC"/>
+      </w:pPr>
+      <w:r>
+        <w:rPr>
+          <w:b w:val="0"/>
+        </w:rPr>
         <w:t>Matrix [[1,2],[1,2]]. Row totals 3,3; column totals 2,4; total 6. TP=2,TN=1,FP=2,FN=1. Accuracy (1+2)/6=3/6=50 percent. False alarms are R2,R3; the missed blocked case is R5.</w:t>
       </w:r>
     </w:p>
@@ -2607,39 +4648,219 @@
       </w:r>
     </w:p>
     <w:p>
-      <w:r>
-        <w:t>A report gives zero false positives but omits the evaluated sample size, axes and class definitions. What information is missing, and why does zero not prove that future false alarms are impossible?</w:t>
-      </w:r>
-    </w:p>
-    <w:p>
-      <w:r>
-        <w:t>Request split and sample size, labelled reference/prediction axes, class order and positive-class definition, plus the remaining counts. Zero describes only the observed evaluation cases; limited coverage or few negative cases may hide future errors. It is not a guarantee.</w:t>
-      </w:r>
-    </w:p>
-    <w:p>
       <w:pPr>
         <w:pStyle w:val="Heading3"/>
       </w:pPr>
       <w:r>
+        <w:t>Workbook question · W5</w:t>
+      </w:r>
+    </w:p>
+    <w:p>
+      <w:pPr>
+        <w:spacing w:line="336" w:lineRule="auto" w:after="180"/>
+        <w:shd w:fill="F5F1FB"/>
+      </w:pPr>
+      <w:r>
+        <w:rPr>
+          <w:b w:val="0"/>
+        </w:rPr>
+        <w:t xml:space="preserve">A report gives zero </w:t>
+      </w:r>
+      <w:r>
+        <w:rPr>
+          <w:b/>
+        </w:rPr>
+        <w:t>false positive</w:t>
+      </w:r>
+      <w:r>
+        <w:rPr>
+          <w:b w:val="0"/>
+        </w:rPr>
+        <w:t>s but omits the evaluated sample size, axes and class definitions. What information is missing, and why does zero not prove that future false alarms are impossible?</w:t>
+      </w:r>
+    </w:p>
+    <w:p>
+      <w:pPr>
+        <w:pStyle w:val="Heading3"/>
+      </w:pPr>
+      <w:r>
+        <w:t>Teacher reasoning · W5</w:t>
+      </w:r>
+    </w:p>
+    <w:p>
+      <w:pPr>
+        <w:spacing w:line="336" w:lineRule="auto" w:after="180"/>
+        <w:shd w:fill="F1F6FC"/>
+      </w:pPr>
+      <w:r>
+        <w:rPr>
+          <w:b w:val="0"/>
+        </w:rPr>
+        <w:t>Request split and sample size, labelled reference/</w:t>
+      </w:r>
+      <w:r>
+        <w:rPr>
+          <w:b/>
+        </w:rPr>
+        <w:t>prediction</w:t>
+      </w:r>
+      <w:r>
+        <w:rPr>
+          <w:b w:val="0"/>
+        </w:rPr>
+        <w:t xml:space="preserve"> axes, class order and positive-class definition, plus the remaining counts.</w:t>
+      </w:r>
+    </w:p>
+    <w:p>
+      <w:pPr>
+        <w:spacing w:line="336" w:lineRule="auto" w:after="180"/>
+        <w:shd w:fill="F1F6FC"/>
+      </w:pPr>
+      <w:r>
+        <w:rPr>
+          <w:b w:val="0"/>
+        </w:rPr>
+        <w:t>Zero describes only the observed evaluation cases; limited coverage or few negative cases may hide future errors. It is not a guarantee.</w:t>
+      </w:r>
+    </w:p>
+    <w:p>
+      <w:pPr>
+        <w:pStyle w:val="Heading3"/>
+      </w:pPr>
+      <w:r>
         <w:t>Assess independent transfer</w:t>
       </w:r>
     </w:p>
     <w:p>
-      <w:r>
-        <w:t>Selected case: On20 cases: true positives5, false negatives4, false positives2, true negatives9. Build the confusion matrix with actual class as rows and predicted class as columns. Compute accuracy.</w:t>
-      </w:r>
-    </w:p>
-    <w:p>
       <w:pPr>
         <w:pStyle w:val="Heading3"/>
       </w:pPr>
       <w:r>
+        <w:t>Independent question · withhold the key</w:t>
+      </w:r>
+    </w:p>
+    <w:p>
+      <w:pPr>
+        <w:spacing w:line="336" w:lineRule="auto" w:after="180"/>
+        <w:shd w:fill="F5F1FB"/>
+      </w:pPr>
+      <w:r>
+        <w:rPr>
+          <w:b w:val="0"/>
+        </w:rPr>
+        <w:t xml:space="preserve">Selected case: On20 cases: </w:t>
+      </w:r>
+      <w:r>
+        <w:rPr>
+          <w:b/>
+        </w:rPr>
+        <w:t>true positive</w:t>
+      </w:r>
+      <w:r>
+        <w:rPr>
+          <w:b w:val="0"/>
+        </w:rPr>
+        <w:t xml:space="preserve">s5, </w:t>
+      </w:r>
+      <w:r>
+        <w:rPr>
+          <w:b/>
+        </w:rPr>
+        <w:t>false negative</w:t>
+      </w:r>
+      <w:r>
+        <w:rPr>
+          <w:b w:val="0"/>
+        </w:rPr>
+        <w:t xml:space="preserve">s4, </w:t>
+      </w:r>
+      <w:r>
+        <w:rPr>
+          <w:b/>
+        </w:rPr>
+        <w:t>false positive</w:t>
+      </w:r>
+      <w:r>
+        <w:rPr>
+          <w:b w:val="0"/>
+        </w:rPr>
+        <w:t xml:space="preserve">s2, </w:t>
+      </w:r>
+      <w:r>
+        <w:rPr>
+          <w:b/>
+        </w:rPr>
+        <w:t>true negative</w:t>
+      </w:r>
+      <w:r>
+        <w:rPr>
+          <w:b w:val="0"/>
+        </w:rPr>
+        <w:t xml:space="preserve">s9. Build the </w:t>
+      </w:r>
+      <w:r>
+        <w:rPr>
+          <w:b/>
+        </w:rPr>
+        <w:t>confusion matrix</w:t>
+      </w:r>
+      <w:r>
+        <w:rPr>
+          <w:b w:val="0"/>
+        </w:rPr>
+        <w:t xml:space="preserve"> with actual class as rows and predicted class as columns. Compute accuracy.</w:t>
+      </w:r>
+    </w:p>
+    <w:p>
+      <w:pPr>
+        <w:pStyle w:val="Heading3"/>
+      </w:pPr>
+      <w:r>
         <w:t>Selected case answer</w:t>
       </w:r>
     </w:p>
     <w:p>
-      <w:r>
-        <w:t>Actual positive row: predicted positive5, predicted negative4. Actual negative row: predicted positive2, predicted negative9. Total20; correct14; accuracy70%. Actual positives total9. State the positive-class definition before interpreting the errors.</w:t>
+      <w:pPr>
+        <w:pStyle w:val="Heading3"/>
+      </w:pPr>
+      <w:r>
+        <w:t>Teacher key · Selected case answer</w:t>
+      </w:r>
+    </w:p>
+    <w:p>
+      <w:pPr>
+        <w:spacing w:line="336" w:lineRule="auto" w:after="180"/>
+        <w:shd w:fill="F1F6FC"/>
+      </w:pPr>
+      <w:r>
+        <w:rPr>
+          <w:b w:val="0"/>
+        </w:rPr>
+        <w:t>Actual positive row: predicted positive5, predicted negative4. Actual negative row: predicted positive2, predicted negative9. Total20; correct14; accuracy</w:t>
+      </w:r>
+      <w:r>
+        <w:rPr>
+          <w:b/>
+        </w:rPr>
+        <w:t>70%</w:t>
+      </w:r>
+      <w:r>
+        <w:rPr>
+          <w:b w:val="0"/>
+        </w:rPr>
+        <w:t>. Actual positives total9.</w:t>
+      </w:r>
+    </w:p>
+    <w:p>
+      <w:pPr>
+        <w:spacing w:line="336" w:lineRule="auto" w:after="180"/>
+        <w:shd w:fill="F1F6FC"/>
+      </w:pPr>
+      <w:r>
+        <w:rPr>
+          <w:b w:val="0"/>
+        </w:rPr>
+        <w:t>State the positive-class definition before interpreting the errors.</w:t>
       </w:r>
     </w:p>
     <w:tbl>
@@ -2745,21 +4966,77 @@
       </w:tr>
     </w:tbl>
     <w:p>
-      <w:r>
-        <w:t>Record each dimension as not yet, with support, or independent. Accept a valid alternative procedure with a defensible trace. Do not penalise an honestly recorded model failure if the learner correctly explains its evidence and limits.</w:t>
-      </w:r>
-    </w:p>
-    <w:p>
       <w:pPr>
         <w:pStyle w:val="Heading3"/>
       </w:pPr>
       <w:r>
+        <w:t>Teacher key · Selected case answer</w:t>
+      </w:r>
+    </w:p>
+    <w:p>
+      <w:pPr>
+        <w:spacing w:line="336" w:lineRule="auto" w:after="180"/>
+        <w:shd w:fill="F1F6FC"/>
+      </w:pPr>
+      <w:r>
+        <w:rPr>
+          <w:b w:val="0"/>
+        </w:rPr>
+        <w:t>Record each dimension as not yet, with support, or independent. Accept a valid alternative procedure with a defensible trace.</w:t>
+      </w:r>
+    </w:p>
+    <w:p>
+      <w:pPr>
+        <w:spacing w:line="336" w:lineRule="auto" w:after="180"/>
+        <w:shd w:fill="F1F6FC"/>
+      </w:pPr>
+      <w:r>
+        <w:rPr>
+          <w:b w:val="0"/>
+        </w:rPr>
+        <w:t xml:space="preserve">Do not penalise an honestly recorded model failure if the learner correctly explains its </w:t>
+      </w:r>
+      <w:r>
+        <w:rPr>
+          <w:b/>
+        </w:rPr>
+        <w:t>evidence</w:t>
+      </w:r>
+      <w:r>
+        <w:rPr>
+          <w:b w:val="0"/>
+        </w:rPr>
+        <w:t xml:space="preserve"> and limits.</w:t>
+      </w:r>
+    </w:p>
+    <w:p>
+      <w:pPr>
+        <w:pStyle w:val="Heading3"/>
+      </w:pPr>
+      <w:r>
         <w:t>Feedback that the learner uses</w:t>
       </w:r>
     </w:p>
     <w:p>
-      <w:r>
-        <w:t>Name the earliest unsupported step and give one action to repair it. Have the learner make that repair now and explain why. Then assess the relevant skill on a fresh, fully specified case. Confirm it was not previously practised with feedback; solve and check the new case before assigning it. A follow-up design prompt is a starting brief, not automatically an equivalent test.</w:t>
+      <w:pPr>
+        <w:spacing w:line="336" w:lineRule="auto" w:after="180"/>
+      </w:pPr>
+      <w:r>
+        <w:rPr>
+          <w:b w:val="0"/>
+        </w:rPr>
+        <w:t>Name the earliest unsupported step and give one action to repair it. Have the learner make that repair now and explain why. Then assess the relevant skill on a fresh, fully specified case.</w:t>
+      </w:r>
+    </w:p>
+    <w:p>
+      <w:pPr>
+        <w:spacing w:line="336" w:lineRule="auto" w:after="180"/>
+      </w:pPr>
+      <w:r>
+        <w:rPr>
+          <w:b w:val="0"/>
+        </w:rPr>
+        <w:t>Confirm it was not previously practised with feedback; solve and check the new case before assigning it. A follow-up design prompt is a starting brief, not automatically an equivalent test.</w:t>
       </w:r>
     </w:p>
     <w:p>
@@ -2771,11 +5048,74 @@
       </w:r>
     </w:p>
     <w:p>
+      <w:r>
+        <w:t>Connect Confusion Matrix to Responsible Plant Classifier, adapt support and plan a later changed-case check.</w:t>
+      </w:r>
+    </w:p>
+    <w:p>
       <w:pPr>
         <w:pStyle w:val="Heading3"/>
       </w:pPr>
       <w:r>
-        <w:t>Connect and extend learning</w:t>
+        <w:t>Responsible Plant Classifier</w:t>
+      </w:r>
+    </w:p>
+    <w:p>
+      <w:pPr>
+        <w:spacing w:line="336" w:lineRule="auto" w:after="180"/>
+      </w:pPr>
+      <w:r>
+        <w:rPr>
+          <w:b w:val="0"/>
+        </w:rPr>
+        <w:t xml:space="preserve">Publish the Plant Classifier </w:t>
+      </w:r>
+      <w:r>
+        <w:rPr>
+          <w:b/>
+        </w:rPr>
+        <w:t>confusion matrix</w:t>
+      </w:r>
+      <w:r>
+        <w:rPr>
+          <w:b w:val="0"/>
+        </w:rPr>
+        <w:t xml:space="preserve"> with positive-class definition, counts, denominator, and test-set version.</w:t>
+      </w:r>
+    </w:p>
+    <w:p>
+      <w:pPr>
+        <w:spacing w:line="336" w:lineRule="auto" w:after="180"/>
+      </w:pPr>
+      <w:r>
+        <w:rPr>
+          <w:b w:val="0"/>
+        </w:rPr>
+        <w:t xml:space="preserve">Keep the decision, </w:t>
+      </w:r>
+      <w:r>
+        <w:rPr>
+          <w:b/>
+        </w:rPr>
+        <w:t>input</w:t>
+      </w:r>
+      <w:r>
+        <w:rPr>
+          <w:b w:val="0"/>
+        </w:rPr>
+        <w:t xml:space="preserve">, result, explanation and remaining limitation in the project </w:t>
+      </w:r>
+      <w:r>
+        <w:rPr>
+          <w:b/>
+        </w:rPr>
+        <w:t>evidence</w:t>
+      </w:r>
+      <w:r>
+        <w:rPr>
+          <w:b w:val="0"/>
+        </w:rPr>
+        <w:t xml:space="preserve"> record. Retrieve this record next week rather than restarting the project.</w:t>
       </w:r>
     </w:p>
     <w:p>
@@ -2783,17 +5123,30 @@
         <w:pStyle w:val="Heading3"/>
       </w:pPr>
       <w:r>
-        <w:t>Responsible Plant Classifier</w:t>
-      </w:r>
-    </w:p>
-    <w:p>
-      <w:r>
-        <w:t>Publish the Plant Classifier confusion matrix with positive-class definition, counts, denominator, and test-set version.</w:t>
-      </w:r>
-    </w:p>
-    <w:p>
-      <w:r>
-        <w:t>Keep the decision, input, result, explanation and remaining limitation in the project evidence record. Retrieve this record next week rather than restarting the project.</w:t>
+        <w:t>Support and stretch</w:t>
+      </w:r>
+    </w:p>
+    <w:p>
+      <w:pPr>
+        <w:spacing w:line="336" w:lineRule="auto" w:after="180"/>
+      </w:pPr>
+      <w:r>
+        <w:rPr>
+          <w:b w:val="0"/>
+        </w:rPr>
+        <w:t xml:space="preserve">Use a tiny labelled dataset, explicit units and a named </w:t>
+      </w:r>
+      <w:r>
+        <w:rPr>
+          <w:b/>
+        </w:rPr>
+        <w:t>positive class</w:t>
+      </w:r>
+      <w:r>
+        <w:rPr>
+          <w:b w:val="0"/>
+        </w:rPr>
+        <w:t>. Stretch: require a baseline, held-out evaluation and subgroup or shifted-condition analysis with denominators.</w:t>
       </w:r>
     </w:p>
     <w:p>
@@ -2801,12 +5154,30 @@
         <w:pStyle w:val="Heading3"/>
       </w:pPr>
       <w:r>
-        <w:t>Support and stretch</w:t>
-      </w:r>
-    </w:p>
-    <w:p>
-      <w:r>
-        <w:t>Use a tiny labelled dataset, explicit units and a named positive class. Stretch: require a baseline, held-out evaluation and subgroup or shifted-condition analysis with denominators.</w:t>
+        <w:t>Exit reflection</w:t>
+      </w:r>
+    </w:p>
+    <w:p>
+      <w:pPr>
+        <w:spacing w:line="336" w:lineRule="auto" w:after="180"/>
+      </w:pPr>
+      <w:r>
+        <w:rPr>
+          <w:b w:val="0"/>
+        </w:rPr>
+        <w:t xml:space="preserve">Ask for one decision the learner can now justify and one situation requiring more </w:t>
+      </w:r>
+      <w:r>
+        <w:rPr>
+          <w:b/>
+        </w:rPr>
+        <w:t>evidence</w:t>
+      </w:r>
+      <w:r>
+        <w:rPr>
+          <w:b w:val="0"/>
+        </w:rPr>
+        <w:t xml:space="preserve"> or human review. Confidence ratings are separate from correct independent performance.</w:t>
       </w:r>
     </w:p>
     <w:p>
@@ -2814,12 +5185,30 @@
         <w:pStyle w:val="Heading3"/>
       </w:pPr>
       <w:r>
-        <w:t>Exit reflection</w:t>
-      </w:r>
-    </w:p>
-    <w:p>
-      <w:r>
-        <w:t>Ask for one decision the learner can now justify and one situation requiring more evidence or human review. Confidence ratings are separate from correct independent performance.</w:t>
+        <w:t>Bridge to the next week</w:t>
+      </w:r>
+    </w:p>
+    <w:p>
+      <w:pPr>
+        <w:spacing w:line="336" w:lineRule="auto" w:after="180"/>
+      </w:pPr>
+      <w:r>
+        <w:rPr>
+          <w:b w:val="0"/>
+        </w:rPr>
+        <w:t xml:space="preserve">Next: Week 16: Accuracy and Imbalance. Retrieve today’s </w:t>
+      </w:r>
+      <w:r>
+        <w:rPr>
+          <w:b/>
+        </w:rPr>
+        <w:t>evidence</w:t>
+      </w:r>
+      <w:r>
+        <w:rPr>
+          <w:b w:val="0"/>
+        </w:rPr>
+        <w:t xml:space="preserve"> and identify what carries forward and what is new.</w:t>
       </w:r>
     </w:p>
     <w:p>
@@ -2827,12 +5216,109 @@
         <w:pStyle w:val="Heading3"/>
       </w:pPr>
       <w:r>
-        <w:t>Bridge to the next week</w:t>
-      </w:r>
-    </w:p>
-    <w:p>
-      <w:r>
-        <w:t>Next: Week 16: Accuracy and Imbalance. Retrieve today’s evidence and identify what carries forward and what is new.</w:t>
+        <w:t>Support and fresh reassessment</w:t>
+      </w:r>
+    </w:p>
+    <w:p>
+      <w:pPr>
+        <w:spacing w:line="336" w:lineRule="auto" w:after="180"/>
+      </w:pPr>
+      <w:r>
+        <w:rPr>
+          <w:b w:val="0"/>
+        </w:rPr>
+        <w:t xml:space="preserve">Give a blank labelled matrix and move one ID card at a time. Ask for reference first, </w:t>
+      </w:r>
+      <w:r>
+        <w:rPr>
+          <w:b/>
+        </w:rPr>
+        <w:t>prediction</w:t>
+      </w:r>
+      <w:r>
+        <w:rPr>
+          <w:b w:val="0"/>
+        </w:rPr>
+        <w:t xml:space="preserve"> second before naming a cell. Extension: declare clear positive without changing the worked records.</w:t>
+      </w:r>
+    </w:p>
+    <w:p>
+      <w:pPr>
+        <w:spacing w:line="336" w:lineRule="auto" w:after="180"/>
+      </w:pPr>
+      <w:r>
+        <w:rPr>
+          <w:b w:val="0"/>
+        </w:rPr>
+        <w:t>Then TP=2,TN=3,FP=2,FN=1; explain why the original matrix counts and accuracy remain unchanged if axis order stays clear then blocked.</w:t>
+      </w:r>
+    </w:p>
+    <w:p>
+      <w:pPr>
+        <w:spacing w:line="336" w:lineRule="auto" w:after="180"/>
+      </w:pPr>
+      <w:r>
+        <w:rPr>
+          <w:b w:val="0"/>
+        </w:rPr>
+        <w:t>Require W4 [[1,2],[1,2]], row totals 3,3, column totals 2,4, TP=2,TN=1,FP=2,FN=1 and accuracy 3/6. Fresh retry: S1 blocked/blocked, S2 blocked/clear, S3 clear/clear, S4 clear/clear, S5 clear/blocked, always reference first.</w:t>
+      </w:r>
+    </w:p>
+    <w:p>
+      <w:pPr>
+        <w:spacing w:line="336" w:lineRule="auto" w:after="180"/>
+      </w:pPr>
+      <w:r>
+        <w:rPr>
+          <w:b w:val="0"/>
+        </w:rPr>
+        <w:t>Matrix [[2,1],[1,1]], rows 3,2, columns 3,2, TP=1,TN=2,FP=1,FN=1, accuracy 3/5. Require labelled axes and blocked positive before accepting abbreviations.</w:t>
+      </w:r>
+    </w:p>
+    <w:p>
+      <w:pPr>
+        <w:spacing w:line="336" w:lineRule="auto" w:after="180"/>
+      </w:pPr>
+      <w:r>
+        <w:rPr>
+          <w:b w:val="0"/>
+        </w:rPr>
+        <w:t xml:space="preserve">Week 14 covers accuracy and class imbalance. Carry forward row totals, class definitions and the full </w:t>
+      </w:r>
+      <w:r>
+        <w:rPr>
+          <w:b/>
+        </w:rPr>
+        <w:t>confusion matrix</w:t>
+      </w:r>
+      <w:r>
+        <w:rPr>
+          <w:b w:val="0"/>
+        </w:rPr>
+        <w:t>.</w:t>
+      </w:r>
+    </w:p>
+    <w:p>
+      <w:pPr>
+        <w:spacing w:line="336" w:lineRule="auto" w:after="180"/>
+      </w:pPr>
+      <w:r>
+        <w:rPr>
+          <w:b w:val="0"/>
+        </w:rPr>
+        <w:t xml:space="preserve">Teacher reference: https://scikit-learn.org/stable/modules/generated/sklearn.metrics.confusion_matrix.html (reference rows, </w:t>
+      </w:r>
+      <w:r>
+        <w:rPr>
+          <w:b/>
+        </w:rPr>
+        <w:t>prediction</w:t>
+      </w:r>
+      <w:r>
+        <w:rPr>
+          <w:b w:val="0"/>
+        </w:rPr>
+        <w:t xml:space="preserve"> columns and label order; reviewed 2026-09-28).</w:t>
       </w:r>
     </w:p>
     <w:p>
@@ -2840,40 +5326,40 @@
         <w:pStyle w:val="Heading3"/>
       </w:pPr>
       <w:r>
-        <w:t>Support and fresh reassessment</w:t>
-      </w:r>
-    </w:p>
-    <w:p>
-      <w:r>
-        <w:t>Give a blank labelled matrix and move one ID card at a time. Ask for reference first, prediction second before naming a cell. Extension: declare clear positive without changing the worked records. Then TP=2,TN=3,FP=2,FN=1; explain why the original matrix counts and accuracy remain unchanged if axis order stays clear then blocked.</w:t>
-      </w:r>
-    </w:p>
-    <w:p>
-      <w:r>
-        <w:t>Require W4 [[1,2],[1,2]], row totals 3,3, column totals 2,4, TP=2,TN=1,FP=2,FN=1 and accuracy 3/6. Fresh retry: S1 blocked/blocked, S2 blocked/clear, S3 clear/clear, S4 clear/clear, S5 clear/blocked, always reference first. Matrix [[2,1],[1,1]], rows 3,2, columns 3,2, TP=1,TN=2,FP=1,FN=1, accuracy 3/5. Require labelled axes and blocked positive before accepting abbreviations.</w:t>
-      </w:r>
-    </w:p>
-    <w:p>
-      <w:r>
-        <w:t>Week 14 covers accuracy and class imbalance. Carry forward row totals, class definitions and the full confusion matrix. Teacher reference: https://scikit-learn.org/stable/modules/generated/sklearn.metrics.confusion_matrix.html (reference rows, prediction columns and label order; reviewed 2026-09-28).</w:t>
-      </w:r>
-    </w:p>
-    <w:p>
-      <w:pPr>
-        <w:pStyle w:val="Heading3"/>
-      </w:pPr>
-      <w:r>
         <w:t>Plan the delayed return</w:t>
       </w:r>
     </w:p>
     <w:p>
-      <w:r>
+      <w:pPr>
+        <w:spacing w:line="336" w:lineRule="auto" w:after="180"/>
+      </w:pPr>
+      <w:r>
+        <w:rPr>
+          <w:b w:val="0"/>
+        </w:rPr>
         <w:t>Suggested return points in this level: ai-4/16, ai-4/18, ai-4/21. Use actual classroom dates, adjusting for holidays and gaps. One, three and six teaching weeks are scheduling choices, not a claimed optimal spacing.</w:t>
       </w:r>
     </w:p>
     <w:p>
-      <w:r>
-        <w:t>At a delayed check, ask for the idea from memory and a changed application. Compare with the earlier independent response and record support used. For a new level, revisit the previous capstone before checking the new prerequisites.</w:t>
+      <w:pPr>
+        <w:spacing w:line="336" w:lineRule="auto" w:after="180"/>
+      </w:pPr>
+      <w:r>
+        <w:rPr>
+          <w:b w:val="0"/>
+        </w:rPr>
+        <w:t>At a delayed check, ask for the idea from memory and a changed application. Compare with the earlier independent response and record support used.</w:t>
+      </w:r>
+    </w:p>
+    <w:p>
+      <w:pPr>
+        <w:spacing w:line="336" w:lineRule="auto" w:after="180"/>
+      </w:pPr>
+      <w:r>
+        <w:rPr>
+          <w:b w:val="0"/>
+        </w:rPr>
+        <w:t>For a new level, revisit the previous capstone before checking the new prerequisites.</w:t>
       </w:r>
     </w:p>
     <w:tbl>
@@ -3033,8 +5519,26 @@
       </w:tr>
     </w:tbl>
     <w:p>
-      <w:r>
-        <w:t>Use the evidence to choose reteaching or the next step. A completed page, confidence rating or attractive project does not by itself demonstrate understanding.</w:t>
+      <w:pPr>
+        <w:spacing w:line="336" w:lineRule="auto" w:after="180"/>
+      </w:pPr>
+      <w:r>
+        <w:rPr>
+          <w:b w:val="0"/>
+        </w:rPr>
+        <w:t xml:space="preserve">Use the </w:t>
+      </w:r>
+      <w:r>
+        <w:rPr>
+          <w:b/>
+        </w:rPr>
+        <w:t>evidence</w:t>
+      </w:r>
+      <w:r>
+        <w:rPr>
+          <w:b w:val="0"/>
+        </w:rPr>
+        <w:t xml:space="preserve"> to choose reteaching or the next step. A completed page, confidence rating or attractive project does not by itself demonstrate understanding.</w:t>
       </w:r>
     </w:p>
     <w:p>
@@ -3046,8 +5550,37 @@
       </w:r>
     </w:p>
     <w:p>
-      <w:r>
-        <w:t>For your Responsible Plant Classifier, save the input, procedure, observed result and limitation of this check. Label this worked example as practice; use a different, previously unreviewed case when checking independent understanding.</w:t>
+      <w:pPr>
+        <w:spacing w:line="336" w:lineRule="auto" w:after="180"/>
+      </w:pPr>
+      <w:r>
+        <w:rPr>
+          <w:b w:val="0"/>
+        </w:rPr>
+        <w:t xml:space="preserve">For your Responsible Plant Classifier, save the </w:t>
+      </w:r>
+      <w:r>
+        <w:rPr>
+          <w:b/>
+        </w:rPr>
+        <w:t>input</w:t>
+      </w:r>
+      <w:r>
+        <w:rPr>
+          <w:b w:val="0"/>
+        </w:rPr>
+        <w:t>, procedure, observed result and limitation of this check.</w:t>
+      </w:r>
+    </w:p>
+    <w:p>
+      <w:pPr>
+        <w:spacing w:line="336" w:lineRule="auto" w:after="180"/>
+      </w:pPr>
+      <w:r>
+        <w:rPr>
+          <w:b w:val="0"/>
+        </w:rPr>
+        <w:t>Label this worked example as practice; use a different, previously unreviewed case when checking independent understanding.</w:t>
       </w:r>
     </w:p>
     <w:p>
@@ -3060,12 +5593,74 @@
     </w:p>
     <w:p>
       <w:r>
-        <w:t>Teaching target: Build a labelled confusion matrix from matched reference and prediction pairs</w:t>
-      </w:r>
-    </w:p>
-    <w:p>
-      <w:r>
-        <w:t>Prepare the labelled worked-case picture, the matching workbook, fictional input cards and a place for individual responses. Check a local Python 3 environment before class; have a paper-trace version ready.</w:t>
+        <w:t>Use this preparation summary alongside the detailed Confusion Matrix lesson; it is a checklist rather than a replacement for the full sequence.</w:t>
+      </w:r>
+    </w:p>
+    <w:p>
+      <w:pPr>
+        <w:pStyle w:val="Heading3"/>
+      </w:pPr>
+      <w:r>
+        <w:t>Teaching target</w:t>
+      </w:r>
+    </w:p>
+    <w:p>
+      <w:pPr>
+        <w:spacing w:line="336" w:lineRule="auto" w:after="180"/>
+        <w:shd w:fill="EDF7F3"/>
+      </w:pPr>
+      <w:r>
+        <w:rPr>
+          <w:b w:val="0"/>
+        </w:rPr>
+        <w:t xml:space="preserve">Teaching target: Build a labelled </w:t>
+      </w:r>
+      <w:r>
+        <w:rPr>
+          <w:b/>
+        </w:rPr>
+        <w:t>confusion matrix</w:t>
+      </w:r>
+      <w:r>
+        <w:rPr>
+          <w:b w:val="0"/>
+        </w:rPr>
+        <w:t xml:space="preserve"> from matched reference and </w:t>
+      </w:r>
+      <w:r>
+        <w:rPr>
+          <w:b/>
+        </w:rPr>
+        <w:t>prediction</w:t>
+      </w:r>
+      <w:r>
+        <w:rPr>
+          <w:b w:val="0"/>
+        </w:rPr>
+        <w:t xml:space="preserve"> pairs</w:t>
+      </w:r>
+    </w:p>
+    <w:p>
+      <w:pPr>
+        <w:spacing w:line="336" w:lineRule="auto" w:after="180"/>
+      </w:pPr>
+      <w:r>
+        <w:rPr>
+          <w:b w:val="0"/>
+        </w:rPr>
+        <w:t xml:space="preserve">Prepare the labelled worked-case picture, the matching workbook, fictional </w:t>
+      </w:r>
+      <w:r>
+        <w:rPr>
+          <w:b/>
+        </w:rPr>
+        <w:t>input</w:t>
+      </w:r>
+      <w:r>
+        <w:rPr>
+          <w:b w:val="0"/>
+        </w:rPr>
+        <w:t xml:space="preserve"> cards and a place for individual responses. Check a local Python 3 environment before class; have a paper-trace version ready.</w:t>
       </w:r>
     </w:p>
     <w:tbl>
@@ -3212,37 +5807,184 @@
       </w:tr>
     </w:tbl>
     <w:p>
-      <w:r>
+      <w:pPr>
+        <w:spacing w:line="336" w:lineRule="auto" w:after="180"/>
+        <w:shd w:fill="F5F1FB"/>
+      </w:pPr>
+      <w:r>
+        <w:rPr>
+          <w:b w:val="0"/>
+        </w:rPr>
         <w:t>Before class, solve the supported practice: Declare blocked positive. Give TP,TN,FP,FN counts and explain V3 and V4 in plain language. Does positive mean a desirable outcome?</w:t>
       </w:r>
     </w:p>
     <w:p>
-      <w:r>
-        <w:t>Reasoned practice answer: TP=3, TN=2, FP=1, FN=2. V3 predicts blocked for a reference-clear case, a false alarm or FP. V4 predicts clear for a reference-blocked case, a missed blocked case or FN. Positive names the chosen class; it does not mean desirable.</w:t>
-      </w:r>
-    </w:p>
-    <w:p>
-      <w:r>
-        <w:t>Check every learner before discussion: Use the worked case for Confusion matrices. Proposed explanation: “Positive means good”. Decide whether this explanation is supported. Point to the step or supplied fact that decides; explain your repair if needed.</w:t>
-      </w:r>
-    </w:p>
-    <w:p>
-      <w:r>
+      <w:pPr>
+        <w:pStyle w:val="Heading3"/>
+      </w:pPr>
+      <w:r>
+        <w:t>Supported practice answer</w:t>
+      </w:r>
+    </w:p>
+    <w:p>
+      <w:pPr>
+        <w:spacing w:line="336" w:lineRule="auto" w:after="180"/>
+        <w:shd w:fill="F1F6FC"/>
+      </w:pPr>
+      <w:r>
+        <w:rPr>
+          <w:b w:val="0"/>
+        </w:rPr>
+        <w:t>Reasoned practice answer: TP=3, TN=2, FP=1, FN=2. V3 predicts blocked for a reference-clear case, a false alarm or FP. V4 predicts clear for a reference-blocked case, a missed blocked case or FN.</w:t>
+      </w:r>
+    </w:p>
+    <w:p>
+      <w:pPr>
+        <w:spacing w:line="336" w:lineRule="auto" w:after="180"/>
+        <w:shd w:fill="F1F6FC"/>
+      </w:pPr>
+      <w:r>
+        <w:rPr>
+          <w:b w:val="0"/>
+        </w:rPr>
+        <w:t>Positive names the chosen class; it does not mean desirable.</w:t>
+      </w:r>
+    </w:p>
+    <w:p>
+      <w:pPr>
+        <w:spacing w:line="336" w:lineRule="auto" w:after="180"/>
+      </w:pPr>
+      <w:r>
+        <w:rPr>
+          <w:b w:val="0"/>
+        </w:rPr>
+        <w:t>Check every learner before discussion: Use the worked case for Confusion matrices. Proposed explanation: “Positive means good”. Decide whether this explanation is supported.</w:t>
+      </w:r>
+    </w:p>
+    <w:p>
+      <w:pPr>
+        <w:spacing w:line="336" w:lineRule="auto" w:after="180"/>
+      </w:pPr>
+      <w:r>
+        <w:rPr>
+          <w:b w:val="0"/>
+        </w:rPr>
+        <w:t>Point to the step or supplied fact that decides; explain your repair if needed.</w:t>
+      </w:r>
+    </w:p>
+    <w:p>
+      <w:pPr>
+        <w:pStyle w:val="Heading3"/>
+      </w:pPr>
+      <w:r>
+        <w:t>Repair the misconception</w:t>
+      </w:r>
+    </w:p>
+    <w:p>
+      <w:pPr>
+        <w:spacing w:line="336" w:lineRule="auto" w:after="180"/>
+        <w:shd w:fill="FFF5E6"/>
+      </w:pPr>
+      <w:r>
+        <w:rPr>
+          <w:b w:val="0"/>
+        </w:rPr>
         <w:t>Misconception repair: Positive is the chosen condition of interest; blocked is positive in this exercise.</w:t>
       </w:r>
     </w:p>
     <w:p>
-      <w:r>
-        <w:t>Support: read the exact case aloud, enlarge the labelled picture, supply input cards and model only the first deciding step. Accept a spoken explanation or drawing; retain the reasoning goal.</w:t>
-      </w:r>
-    </w:p>
-    <w:p>
-      <w:r>
-        <w:t>Extension: A review corrects one missed spotted leaf, moving it from FN to TP. Require a prediction and a reason before comparing. Expected result: Counts become TP 5, FN 0, FP 3, TN 12; accuracy is 17/20=85%. Reason: One decision becomes correct while the total number of evaluated leaves remains20.</w:t>
-      </w:r>
-    </w:p>
-    <w:p>
-      <w:r>
+      <w:pPr>
+        <w:pStyle w:val="Heading3"/>
+      </w:pPr>
+      <w:r>
+        <w:t>Support without giving away the answer</w:t>
+      </w:r>
+    </w:p>
+    <w:p>
+      <w:pPr>
+        <w:spacing w:line="336" w:lineRule="auto" w:after="180"/>
+        <w:shd w:fill="F1F6F8"/>
+      </w:pPr>
+      <w:r>
+        <w:rPr>
+          <w:b w:val="0"/>
+        </w:rPr>
+        <w:t xml:space="preserve">Support: read the exact case aloud, enlarge the labelled picture, supply </w:t>
+      </w:r>
+      <w:r>
+        <w:rPr>
+          <w:b/>
+        </w:rPr>
+        <w:t>input</w:t>
+      </w:r>
+      <w:r>
+        <w:rPr>
+          <w:b w:val="0"/>
+        </w:rPr>
+        <w:t xml:space="preserve"> cards and model only the first deciding step. Accept a spoken explanation or drawing; retain the reasoning goal.</w:t>
+      </w:r>
+    </w:p>
+    <w:p>
+      <w:pPr>
+        <w:pStyle w:val="Heading3"/>
+      </w:pPr>
+      <w:r>
+        <w:t>Extend the reasoning</w:t>
+      </w:r>
+    </w:p>
+    <w:p>
+      <w:pPr>
+        <w:spacing w:line="336" w:lineRule="auto" w:after="180"/>
+        <w:shd w:fill="F5F1FB"/>
+      </w:pPr>
+      <w:r>
+        <w:rPr>
+          <w:b w:val="0"/>
+        </w:rPr>
+        <w:t xml:space="preserve">Extension: A review corrects one missed spotted leaf, moving it from FN to TP. Require a </w:t>
+      </w:r>
+      <w:r>
+        <w:rPr>
+          <w:b/>
+        </w:rPr>
+        <w:t>prediction</w:t>
+      </w:r>
+      <w:r>
+        <w:rPr>
+          <w:b w:val="0"/>
+        </w:rPr>
+        <w:t xml:space="preserve"> and a reason before comparing. Expected result: Counts become TP 5, FN 0, FP 3, TN 12; accuracy is 17/20=85%.</w:t>
+      </w:r>
+    </w:p>
+    <w:p>
+      <w:pPr>
+        <w:spacing w:line="336" w:lineRule="auto" w:after="180"/>
+        <w:shd w:fill="F5F1FB"/>
+      </w:pPr>
+      <w:r>
+        <w:rPr>
+          <w:b w:val="0"/>
+        </w:rPr>
+        <w:t>Reason: One decision becomes correct while the total number of evaluated leaves remains20.</w:t>
+      </w:r>
+    </w:p>
+    <w:p>
+      <w:pPr>
+        <w:pStyle w:val="Heading3"/>
+      </w:pPr>
+      <w:r>
+        <w:t>Protect the independent attempt</w:t>
+      </w:r>
+    </w:p>
+    <w:p>
+      <w:pPr>
+        <w:spacing w:line="336" w:lineRule="auto" w:after="180"/>
+        <w:shd w:fill="FFF5E6"/>
+      </w:pPr>
+      <w:r>
+        <w:rPr>
+          <w:b w:val="0"/>
+        </w:rPr>
         <w:t>Independent assessment: withhold the reserved answer until the learner has attempted the new case. Record support separately from correctness.</w:t>
       </w:r>
     </w:p>
@@ -3431,13 +6173,46 @@
       </w:tr>
     </w:tbl>
     <w:p>
-      <w:r>
+      <w:pPr>
+        <w:pStyle w:val="Heading3"/>
+      </w:pPr>
+      <w:r>
+        <w:t>Project checkpoint</w:t>
+      </w:r>
+    </w:p>
+    <w:p>
+      <w:pPr>
+        <w:spacing w:line="336" w:lineRule="auto" w:after="180"/>
+        <w:shd w:fill="EDF7F3"/>
+      </w:pPr>
+      <w:r>
+        <w:rPr>
+          <w:b w:val="0"/>
+        </w:rPr>
         <w:t>Project checkpoint: Test changed cases. Keep normal, boundary and failure cases; compare expected and observed results.</w:t>
       </w:r>
     </w:p>
     <w:p>
-      <w:r>
-        <w:t>Use the weekly teacher answer for topic-specific reasoning. A saved progress tick is an activity record; judge mastery from the learner’s explanation and evidence.</w:t>
+      <w:pPr>
+        <w:spacing w:line="336" w:lineRule="auto" w:after="180"/>
+      </w:pPr>
+      <w:r>
+        <w:rPr>
+          <w:b w:val="0"/>
+        </w:rPr>
+        <w:t xml:space="preserve">Use the weekly teacher answer for topic-specific reasoning. A saved progress tick is an activity record; judge mastery from the learner’s explanation and </w:t>
+      </w:r>
+      <w:r>
+        <w:rPr>
+          <w:b/>
+        </w:rPr>
+        <w:t>evidence</w:t>
+      </w:r>
+      <w:r>
+        <w:rPr>
+          <w:b w:val="0"/>
+        </w:rPr>
+        <w:t>.</w:t>
       </w:r>
     </w:p>
     <w:p>
@@ -3450,27 +6225,949 @@
     </w:p>
     <w:p>
       <w:r>
-        <w:t>Use the two formative questions as supported practice, not as independent mastery scores. Discuss the deciding evidence rather than accepting a guessed selection.</w:t>
-      </w:r>
-    </w:p>
-    <w:p>
-      <w:r>
+        <w:t>Use feedback, earlier review and portfolios purposefully. Apply the coding routine only when this lesson has an executable lab.</w:t>
+      </w:r>
+    </w:p>
+    <w:p>
+      <w:pPr>
+        <w:spacing w:line="336" w:lineRule="auto" w:after="180"/>
+      </w:pPr>
+      <w:r>
+        <w:rPr>
+          <w:b w:val="0"/>
+        </w:rPr>
+        <w:t xml:space="preserve">Use the two formative questions as supported practice, not as independent mastery scores. Discuss the deciding </w:t>
+      </w:r>
+      <w:r>
+        <w:rPr>
+          <w:b/>
+        </w:rPr>
+        <w:t>evidence</w:t>
+      </w:r>
+      <w:r>
+        <w:rPr>
+          <w:b w:val="0"/>
+        </w:rPr>
+        <w:t xml:space="preserve"> rather than accepting a guessed selection.</w:t>
+      </w:r>
+    </w:p>
+    <w:p>
+      <w:pPr>
+        <w:spacing w:line="336" w:lineRule="auto" w:after="180"/>
+      </w:pPr>
+      <w:r>
+        <w:rPr>
+          <w:b w:val="0"/>
+        </w:rPr>
         <w:t>The feedback comes from the reviewed public worked case. Do not reveal the separately reserved independent teacher answer until the learner has attempted that case.</w:t>
       </w:r>
     </w:p>
     <w:p>
-      <w:r>
-        <w:t>Ask students to predict before running code. Preserve errors and actual outputs; collect a changed test and an explanation. The branch-boundary and indexing lessons deliberately include failure cases.</w:t>
-      </w:r>
-    </w:p>
-    <w:p>
-      <w:r>
+      <w:pPr>
+        <w:spacing w:line="336" w:lineRule="auto" w:after="180"/>
+      </w:pPr>
+      <w:r>
+        <w:rPr>
+          <w:b w:val="0"/>
+        </w:rPr>
+        <w:t xml:space="preserve">Ask students to predict before running code. Preserve errors and actual </w:t>
+      </w:r>
+      <w:r>
+        <w:rPr>
+          <w:b/>
+        </w:rPr>
+        <w:t>output</w:t>
+      </w:r>
+      <w:r>
+        <w:rPr>
+          <w:b w:val="0"/>
+        </w:rPr>
+        <w:t>s; collect a changed test and an explanation. The branch-boundary and indexing lessons deliberately include failure cases.</w:t>
+      </w:r>
+    </w:p>
+    <w:p>
+      <w:pPr>
+        <w:spacing w:line="336" w:lineRule="auto" w:after="180"/>
+      </w:pPr>
+      <w:r>
+        <w:rPr>
+          <w:b w:val="0"/>
+        </w:rPr>
         <w:t>Use the earlier worked-explanation links to address a specific missing building block, then return to the current question. Adapt this suggestion after observing the learner; it is not an automatic diagnosis.</w:t>
       </w:r>
     </w:p>
     <w:p>
-      <w:r>
-        <w:t>Collect the completed-work portfolio as evidence. Record support separately from correctness, and assess explanation, trace/test and limitations. Progress ticks and quiz selections alone do not establish mastery.</w:t>
+      <w:pPr>
+        <w:spacing w:line="336" w:lineRule="auto" w:after="180"/>
+      </w:pPr>
+      <w:r>
+        <w:rPr>
+          <w:b w:val="0"/>
+        </w:rPr>
+        <w:t xml:space="preserve">Collect the completed-work portfolio as </w:t>
+      </w:r>
+      <w:r>
+        <w:rPr>
+          <w:b/>
+        </w:rPr>
+        <w:t>evidence</w:t>
+      </w:r>
+      <w:r>
+        <w:rPr>
+          <w:b w:val="0"/>
+        </w:rPr>
+        <w:t>. Record support separately from correctness, and assess explanation, trace/test and limitations. Progress ticks and quiz selections alone do not establish mastery.</w:t>
+      </w:r>
+    </w:p>
+    <w:p>
+      <w:pPr>
+        <w:pStyle w:val="Heading1"/>
+      </w:pPr>
+      <w:r>
+        <w:t>09. Visual concept journey</w:t>
+      </w:r>
+    </w:p>
+    <w:p>
+      <w:r>
+        <w:t>Show one Confusion Matrix graphic at a time, request a prediction and discuss its trace before the independent assessment.</w:t>
+      </w:r>
+    </w:p>
+    <w:p>
+      <w:pPr>
+        <w:spacing w:line="336" w:lineRule="auto" w:after="180"/>
+      </w:pPr>
+      <w:r>
+        <w:rPr>
+          <w:b w:val="0"/>
+        </w:rPr>
+        <w:t xml:space="preserve">Use one picture at a time. Hide a worked result before asking for a </w:t>
+      </w:r>
+      <w:r>
+        <w:rPr>
+          <w:b/>
+        </w:rPr>
+        <w:t>prediction</w:t>
+      </w:r>
+      <w:r>
+        <w:rPr>
+          <w:b w:val="0"/>
+        </w:rPr>
+        <w:t>, then reveal it for feedback. These are supported teaching cases; retain the separate independent assessment for a fresh first attempt.</w:t>
+      </w:r>
+    </w:p>
+    <w:p>
+      <w:pPr>
+        <w:pStyle w:val="Heading3"/>
+      </w:pPr>
+      <w:r>
+        <w:t>01. Confusion Matrix: the case</w:t>
+      </w:r>
+    </w:p>
+    <w:p>
+      <w:r>
+        <w:drawing>
+          <wp:inline xmlns:a="http://schemas.openxmlformats.org/drawingml/2006/main" xmlns:pic="http://schemas.openxmlformats.org/drawingml/2006/picture">
+            <wp:extent cx="5486400" cy="3142488"/>
+            <wp:docPr id="3" name="Picture 3" descr="Read the confusion matrix as four distinct stories about a plant decision. Supplied facts: Positive means spotted. Toy results: TP=4, FN=1, FP=3, TN=12. Rows are actual spotted/healthy; columns predicted spotted/healthy. All inputs and outcomes in this worked example are invented classroom data; no real model run is claimed."/>
+            <wp:cNvGraphicFramePr>
+              <a:graphicFrameLocks noChangeAspect="1"/>
+            </wp:cNvGraphicFramePr>
+            <a:graphic>
+              <a:graphicData uri="http://schemas.openxmlformats.org/drawingml/2006/picture">
+                <pic:pic>
+                  <pic:nvPicPr>
+                    <pic:cNvPr id="0" name="academy-story-ai-4-15-01.png"/>
+                    <pic:cNvPicPr/>
+                  </pic:nvPicPr>
+                  <pic:blipFill>
+                    <a:blip r:embed="rId11"/>
+                    <a:stretch>
+                      <a:fillRect/>
+                    </a:stretch>
+                  </pic:blipFill>
+                  <pic:spPr>
+                    <a:xfrm>
+                      <a:off x="0" y="0"/>
+                      <a:ext cx="5486400" cy="3142488"/>
+                    </a:xfrm>
+                    <a:prstGeom prst="rect"/>
+                  </pic:spPr>
+                </pic:pic>
+              </a:graphicData>
+            </a:graphic>
+          </wp:inline>
+        </w:drawing>
+      </w:r>
+    </w:p>
+    <w:p>
+      <w:pPr>
+        <w:spacing w:line="336" w:lineRule="auto" w:after="180"/>
+      </w:pPr>
+      <w:r>
+        <w:rPr>
+          <w:b w:val="0"/>
+        </w:rPr>
+        <w:t xml:space="preserve">Read the </w:t>
+      </w:r>
+      <w:r>
+        <w:rPr>
+          <w:b/>
+        </w:rPr>
+        <w:t>confusion matrix</w:t>
+      </w:r>
+      <w:r>
+        <w:rPr>
+          <w:b w:val="0"/>
+        </w:rPr>
+        <w:t xml:space="preserve"> as four distinct stories about a plant decision. Supplied facts: Positive means spotted. Toy results: TP=4, FN=1, FP=3, TN=12. Rows are actual spotted/healthy; columns predicted spotted/healthy.</w:t>
+      </w:r>
+    </w:p>
+    <w:p>
+      <w:pPr>
+        <w:spacing w:line="336" w:lineRule="auto" w:after="180"/>
+      </w:pPr>
+      <w:r>
+        <w:rPr>
+          <w:b w:val="0"/>
+        </w:rPr>
+        <w:t xml:space="preserve">All </w:t>
+      </w:r>
+      <w:r>
+        <w:rPr>
+          <w:b/>
+        </w:rPr>
+        <w:t>input</w:t>
+      </w:r>
+      <w:r>
+        <w:rPr>
+          <w:b w:val="0"/>
+        </w:rPr>
+        <w:t>s and outcomes in this worked example are invented classroom data; no real model run is claimed.</w:t>
+      </w:r>
+    </w:p>
+    <w:p>
+      <w:pPr>
+        <w:spacing w:line="336" w:lineRule="auto" w:after="180"/>
+        <w:shd w:fill="F5F1FB"/>
+      </w:pPr>
+      <w:r>
+        <w:rPr>
+          <w:b w:val="0"/>
+        </w:rPr>
+        <w:t>Point to the given fact that matters most. Explain why it matters.</w:t>
+      </w:r>
+    </w:p>
+    <w:p>
+      <w:pPr>
+        <w:pStyle w:val="Heading3"/>
+      </w:pPr>
+      <w:r>
+        <w:t>Discuss while showing the picture</w:t>
+      </w:r>
+    </w:p>
+    <w:p>
+      <w:pPr>
+        <w:spacing w:line="336" w:lineRule="auto" w:after="180"/>
+        <w:shd w:fill="F1F6F8"/>
+      </w:pPr>
+      <w:r>
+        <w:rPr>
+          <w:b w:val="0"/>
+        </w:rPr>
+        <w:t>Teacher prompt: Point to the given fact that matters most. Explain why it matters. Ask learners to describe one label or arrow in ordinary words. Use the adjacent transcript if the image is difficult to see.</w:t>
+      </w:r>
+    </w:p>
+    <w:p>
+      <w:pPr>
+        <w:pStyle w:val="Heading3"/>
+      </w:pPr>
+      <w:r>
+        <w:t>02. Follow the deciding steps</w:t>
+      </w:r>
+    </w:p>
+    <w:p>
+      <w:r>
+        <w:drawing>
+          <wp:inline xmlns:a="http://schemas.openxmlformats.org/drawingml/2006/main" xmlns:pic="http://schemas.openxmlformats.org/drawingml/2006/picture">
+            <wp:extent cx="5486400" cy="3182112"/>
+            <wp:docPr id="4" name="Picture 4" descr="Fill actual spotted row: Actual spotted: [4, 1]. Four caught; one missed. → Fill actual healthy row: Actual healthy: [3, 12]. Three false alarms; twelve correctly clear. → Compute accuracy: Correct=4+12=16 of total 20, giving80%."/>
+            <wp:cNvGraphicFramePr>
+              <a:graphicFrameLocks noChangeAspect="1"/>
+            </wp:cNvGraphicFramePr>
+            <a:graphic>
+              <a:graphicData uri="http://schemas.openxmlformats.org/drawingml/2006/picture">
+                <pic:pic>
+                  <pic:nvPicPr>
+                    <pic:cNvPr id="0" name="academy-story-ai-4-15-02.png"/>
+                    <pic:cNvPicPr/>
+                  </pic:nvPicPr>
+                  <pic:blipFill>
+                    <a:blip r:embed="rId12"/>
+                    <a:stretch>
+                      <a:fillRect/>
+                    </a:stretch>
+                  </pic:blipFill>
+                  <pic:spPr>
+                    <a:xfrm>
+                      <a:off x="0" y="0"/>
+                      <a:ext cx="5486400" cy="3182112"/>
+                    </a:xfrm>
+                    <a:prstGeom prst="rect"/>
+                  </pic:spPr>
+                </pic:pic>
+              </a:graphicData>
+            </a:graphic>
+          </wp:inline>
+        </w:drawing>
+      </w:r>
+    </w:p>
+    <w:p>
+      <w:pPr>
+        <w:spacing w:line="336" w:lineRule="auto" w:after="180"/>
+      </w:pPr>
+      <w:r>
+        <w:rPr>
+          <w:b w:val="0"/>
+        </w:rPr>
+        <w:t>Fill actual spotted row: Actual spotted: [4, 1]. Four caught; one missed. → Fill actual healthy row: Actual healthy: [3, 12].</w:t>
+      </w:r>
+    </w:p>
+    <w:p>
+      <w:pPr>
+        <w:spacing w:line="336" w:lineRule="auto" w:after="180"/>
+      </w:pPr>
+      <w:r>
+        <w:rPr>
+          <w:b w:val="0"/>
+        </w:rPr>
+        <w:t>Three false alarms; twelve correctly clear. → Compute accuracy: Correct=4+12=16 of total 20, giving</w:t>
+      </w:r>
+      <w:r>
+        <w:rPr>
+          <w:b/>
+        </w:rPr>
+        <w:t>80%</w:t>
+      </w:r>
+      <w:r>
+        <w:rPr>
+          <w:b w:val="0"/>
+        </w:rPr>
+        <w:t>.</w:t>
+      </w:r>
+    </w:p>
+    <w:p>
+      <w:pPr>
+        <w:spacing w:line="336" w:lineRule="auto" w:after="180"/>
+        <w:shd w:fill="F5F1FB"/>
+      </w:pPr>
+      <w:r>
+        <w:rPr>
+          <w:b w:val="0"/>
+        </w:rPr>
+        <w:t xml:space="preserve">Point to each numbered stage and explain which recorded </w:t>
+      </w:r>
+      <w:r>
+        <w:rPr>
+          <w:b/>
+        </w:rPr>
+        <w:t>input</w:t>
+      </w:r>
+      <w:r>
+        <w:rPr>
+          <w:b w:val="0"/>
+        </w:rPr>
+        <w:t xml:space="preserve"> it uses.</w:t>
+      </w:r>
+    </w:p>
+    <w:p>
+      <w:pPr>
+        <w:pStyle w:val="Heading3"/>
+      </w:pPr>
+      <w:r>
+        <w:t>Discuss while showing the picture</w:t>
+      </w:r>
+    </w:p>
+    <w:p>
+      <w:pPr>
+        <w:spacing w:line="336" w:lineRule="auto" w:after="180"/>
+        <w:shd w:fill="F1F6F8"/>
+      </w:pPr>
+      <w:r>
+        <w:rPr>
+          <w:b w:val="0"/>
+        </w:rPr>
+        <w:t xml:space="preserve">Teacher prompt: Point to each numbered stage and explain which recorded </w:t>
+      </w:r>
+      <w:r>
+        <w:rPr>
+          <w:b/>
+        </w:rPr>
+        <w:t>input</w:t>
+      </w:r>
+      <w:r>
+        <w:rPr>
+          <w:b w:val="0"/>
+        </w:rPr>
+        <w:t xml:space="preserve"> it uses. Ask learners to describe one label or arrow in ordinary words. Use the adjacent transcript if the image is difficult to see.</w:t>
+      </w:r>
+    </w:p>
+    <w:p>
+      <w:pPr>
+        <w:pStyle w:val="Heading3"/>
+      </w:pPr>
+      <w:r>
+        <w:t>03. Positive means spotted</w:t>
+      </w:r>
+    </w:p>
+    <w:p>
+      <w:r>
+        <w:drawing>
+          <wp:inline xmlns:a="http://schemas.openxmlformats.org/drawingml/2006/main" xmlns:pic="http://schemas.openxmlformats.org/drawingml/2006/picture">
+            <wp:extent cx="5486400" cy="3096768"/>
+            <wp:docPr id="5" name="Picture 5" descr="Positive means spotted. actual spotted: predicted spotted = 4, predicted healthy = 1. actual healthy: predicted spotted = 3, predicted healthy = 12."/>
+            <wp:cNvGraphicFramePr>
+              <a:graphicFrameLocks noChangeAspect="1"/>
+            </wp:cNvGraphicFramePr>
+            <a:graphic>
+              <a:graphicData uri="http://schemas.openxmlformats.org/drawingml/2006/picture">
+                <pic:pic>
+                  <pic:nvPicPr>
+                    <pic:cNvPr id="0" name="academy-story-ai-4-15-03.png"/>
+                    <pic:cNvPicPr/>
+                  </pic:nvPicPr>
+                  <pic:blipFill>
+                    <a:blip r:embed="rId13"/>
+                    <a:stretch>
+                      <a:fillRect/>
+                    </a:stretch>
+                  </pic:blipFill>
+                  <pic:spPr>
+                    <a:xfrm>
+                      <a:off x="0" y="0"/>
+                      <a:ext cx="5486400" cy="3096768"/>
+                    </a:xfrm>
+                    <a:prstGeom prst="rect"/>
+                  </pic:spPr>
+                </pic:pic>
+              </a:graphicData>
+            </a:graphic>
+          </wp:inline>
+        </w:drawing>
+      </w:r>
+    </w:p>
+    <w:p>
+      <w:pPr>
+        <w:spacing w:line="336" w:lineRule="auto" w:after="180"/>
+      </w:pPr>
+      <w:r>
+        <w:rPr>
+          <w:b w:val="0"/>
+        </w:rPr>
+        <w:t>Positive means spotted. actual spotted: predicted spotted = 4, predicted healthy = 1. actual healthy: predicted spotted = 3, predicted healthy = 12.</w:t>
+      </w:r>
+    </w:p>
+    <w:p>
+      <w:pPr>
+        <w:spacing w:line="336" w:lineRule="auto" w:after="180"/>
+        <w:shd w:fill="F5F1FB"/>
+      </w:pPr>
+      <w:r>
+        <w:rPr>
+          <w:b w:val="0"/>
+        </w:rPr>
+        <w:t>Read the labels and values. Explain the relationship the model shows.</w:t>
+      </w:r>
+    </w:p>
+    <w:p>
+      <w:pPr>
+        <w:pStyle w:val="Heading3"/>
+      </w:pPr>
+      <w:r>
+        <w:t>Discuss while showing the picture</w:t>
+      </w:r>
+    </w:p>
+    <w:p>
+      <w:pPr>
+        <w:spacing w:line="336" w:lineRule="auto" w:after="180"/>
+        <w:shd w:fill="F1F6F8"/>
+      </w:pPr>
+      <w:r>
+        <w:rPr>
+          <w:b w:val="0"/>
+        </w:rPr>
+        <w:t>Teacher prompt: Read the labels and values. Explain the relationship the model shows. Ask learners to describe one label or arrow in ordinary words. Use the adjacent transcript if the image is difficult to see.</w:t>
+      </w:r>
+    </w:p>
+    <w:p>
+      <w:pPr>
+        <w:spacing w:line="336" w:lineRule="auto" w:after="180"/>
+        <w:shd w:fill="F1F6F8"/>
+      </w:pPr>
+      <w:r>
+        <w:rPr>
+          <w:b w:val="0"/>
+        </w:rPr>
+        <w:t>Check row/column meanings, units and denominators before discussing a difference. Supplied toy values are not real class or model results.</w:t>
+      </w:r>
+    </w:p>
+    <w:p>
+      <w:pPr>
+        <w:pStyle w:val="Heading3"/>
+      </w:pPr>
+      <w:r>
+        <w:t>04. Change one thing. Trace what follows.</w:t>
+      </w:r>
+    </w:p>
+    <w:p>
+      <w:r>
+        <w:drawing>
+          <wp:inline xmlns:a="http://schemas.openxmlformats.org/drawingml/2006/main" xmlns:pic="http://schemas.openxmlformats.org/drawingml/2006/picture">
+            <wp:extent cx="5486400" cy="3026664"/>
+            <wp:docPr id="6" name="Picture 6" descr="Original case: Correct=4+12=16 of total 20, giving80%. Changed condition: A review corrects one missed spotted leaf, moving it from FN to TP. Expected result: Counts become TP 5, FN 0, FP 3, TN 12; accuracy is 17/20=85%. Reason: One decision becomes correct while the total number of evaluated leaves remains20."/>
+            <wp:cNvGraphicFramePr>
+              <a:graphicFrameLocks noChangeAspect="1"/>
+            </wp:cNvGraphicFramePr>
+            <a:graphic>
+              <a:graphicData uri="http://schemas.openxmlformats.org/drawingml/2006/picture">
+                <pic:pic>
+                  <pic:nvPicPr>
+                    <pic:cNvPr id="0" name="academy-story-ai-4-15-04.png"/>
+                    <pic:cNvPicPr/>
+                  </pic:nvPicPr>
+                  <pic:blipFill>
+                    <a:blip r:embed="rId14"/>
+                    <a:stretch>
+                      <a:fillRect/>
+                    </a:stretch>
+                  </pic:blipFill>
+                  <pic:spPr>
+                    <a:xfrm>
+                      <a:off x="0" y="0"/>
+                      <a:ext cx="5486400" cy="3026664"/>
+                    </a:xfrm>
+                    <a:prstGeom prst="rect"/>
+                  </pic:spPr>
+                </pic:pic>
+              </a:graphicData>
+            </a:graphic>
+          </wp:inline>
+        </w:drawing>
+      </w:r>
+    </w:p>
+    <w:p>
+      <w:pPr>
+        <w:spacing w:line="336" w:lineRule="auto" w:after="180"/>
+      </w:pPr>
+      <w:r>
+        <w:rPr>
+          <w:b w:val="0"/>
+        </w:rPr>
+        <w:t>Original case: Correct=4+12=16 of total 20, giving</w:t>
+      </w:r>
+      <w:r>
+        <w:rPr>
+          <w:b/>
+        </w:rPr>
+        <w:t>80%</w:t>
+      </w:r>
+      <w:r>
+        <w:rPr>
+          <w:b w:val="0"/>
+        </w:rPr>
+        <w:t>. Changed condition: A review corrects one missed spotted leaf, moving it from FN to TP. Expected result: Counts become TP 5, FN 0, FP 3, TN 12; accuracy is 17/20=85%.</w:t>
+      </w:r>
+    </w:p>
+    <w:p>
+      <w:pPr>
+        <w:spacing w:line="336" w:lineRule="auto" w:after="180"/>
+      </w:pPr>
+      <w:r>
+        <w:rPr>
+          <w:b w:val="0"/>
+        </w:rPr>
+        <w:t>Reason: One decision becomes correct while the total number of evaluated leaves remains20.</w:t>
+      </w:r>
+    </w:p>
+    <w:p>
+      <w:pPr>
+        <w:spacing w:line="336" w:lineRule="auto" w:after="180"/>
+        <w:shd w:fill="F5F1FB"/>
+      </w:pPr>
+      <w:r>
+        <w:rPr>
+          <w:b w:val="0"/>
+        </w:rPr>
+        <w:t>Predict before checking the worked changed-case result. Name what changed and what the supplied facts allow you to conclude.</w:t>
+      </w:r>
+    </w:p>
+    <w:p>
+      <w:pPr>
+        <w:pStyle w:val="Heading3"/>
+      </w:pPr>
+      <w:r>
+        <w:t>Discuss while showing the picture</w:t>
+      </w:r>
+    </w:p>
+    <w:p>
+      <w:pPr>
+        <w:spacing w:line="336" w:lineRule="auto" w:after="180"/>
+        <w:shd w:fill="F1F6F8"/>
+      </w:pPr>
+      <w:r>
+        <w:rPr>
+          <w:b w:val="0"/>
+        </w:rPr>
+        <w:t>Teacher prompt: Predict before checking the worked changed-case result. Name what changed and what the supplied facts allow you to conclude. Ask learners to describe one label or arrow in ordinary words.</w:t>
+      </w:r>
+    </w:p>
+    <w:p>
+      <w:pPr>
+        <w:spacing w:line="336" w:lineRule="auto" w:after="180"/>
+        <w:shd w:fill="F1F6F8"/>
+      </w:pPr>
+      <w:r>
+        <w:rPr>
+          <w:b w:val="0"/>
+        </w:rPr>
+        <w:t>Use the adjacent transcript if the image is difficult to see. Changed-case reasoning: One decision becomes correct while the total number of evaluated leaves remains20.</w:t>
+      </w:r>
+    </w:p>
+    <w:p>
+      <w:pPr>
+        <w:pStyle w:val="Heading3"/>
+      </w:pPr>
+      <w:r>
+        <w:t>05. Connect the explanation to its limit</w:t>
+      </w:r>
+    </w:p>
+    <w:p>
+      <w:r>
+        <w:drawing>
+          <wp:inline xmlns:a="http://schemas.openxmlformats.org/drawingml/2006/main" xmlns:pic="http://schemas.openxmlformats.org/drawingml/2006/picture">
+            <wp:extent cx="5486400" cy="2834640"/>
+            <wp:docPr id="7" name="Picture 7" descr="Read the picture in order. Correct=4+12=16 of total 20, giving80%. The arrows show which recorded input or intermediate result each decision uses. Explain the deciding step aloud before checking the changed case; pointing to the final answer alone does not show how it follows. Limit: The matrix depends on positive-class definition and reference labels. Accuracy alone hides the difference between misses and false alarms."/>
+            <wp:cNvGraphicFramePr>
+              <a:graphicFrameLocks noChangeAspect="1"/>
+            </wp:cNvGraphicFramePr>
+            <a:graphic>
+              <a:graphicData uri="http://schemas.openxmlformats.org/drawingml/2006/picture">
+                <pic:pic>
+                  <pic:nvPicPr>
+                    <pic:cNvPr id="0" name="academy-story-ai-4-15-05.png"/>
+                    <pic:cNvPicPr/>
+                  </pic:nvPicPr>
+                  <pic:blipFill>
+                    <a:blip r:embed="rId15"/>
+                    <a:stretch>
+                      <a:fillRect/>
+                    </a:stretch>
+                  </pic:blipFill>
+                  <pic:spPr>
+                    <a:xfrm>
+                      <a:off x="0" y="0"/>
+                      <a:ext cx="5486400" cy="2834640"/>
+                    </a:xfrm>
+                    <a:prstGeom prst="rect"/>
+                  </pic:spPr>
+                </pic:pic>
+              </a:graphicData>
+            </a:graphic>
+          </wp:inline>
+        </w:drawing>
+      </w:r>
+    </w:p>
+    <w:p>
+      <w:pPr>
+        <w:spacing w:line="336" w:lineRule="auto" w:after="180"/>
+      </w:pPr>
+      <w:r>
+        <w:rPr>
+          <w:b w:val="0"/>
+        </w:rPr>
+        <w:t>Read the picture in order. Correct=4+12=16 of total 20, giving</w:t>
+      </w:r>
+      <w:r>
+        <w:rPr>
+          <w:b/>
+        </w:rPr>
+        <w:t>80%</w:t>
+      </w:r>
+      <w:r>
+        <w:rPr>
+          <w:b w:val="0"/>
+        </w:rPr>
+        <w:t xml:space="preserve">. The arrows show which recorded </w:t>
+      </w:r>
+      <w:r>
+        <w:rPr>
+          <w:b/>
+        </w:rPr>
+        <w:t>input</w:t>
+      </w:r>
+      <w:r>
+        <w:rPr>
+          <w:b w:val="0"/>
+        </w:rPr>
+        <w:t xml:space="preserve"> or intermediate result each decision uses.</w:t>
+      </w:r>
+    </w:p>
+    <w:p>
+      <w:pPr>
+        <w:spacing w:line="336" w:lineRule="auto" w:after="180"/>
+      </w:pPr>
+      <w:r>
+        <w:rPr>
+          <w:b w:val="0"/>
+        </w:rPr>
+        <w:t>Explain the deciding step aloud before checking the changed case; pointing to the final answer alone does not show how it follows. Limit: The matrix depends on positive-class definition and reference labels.</w:t>
+      </w:r>
+    </w:p>
+    <w:p>
+      <w:pPr>
+        <w:spacing w:line="336" w:lineRule="auto" w:after="180"/>
+      </w:pPr>
+      <w:r>
+        <w:rPr>
+          <w:b w:val="0"/>
+        </w:rPr>
+        <w:t>Accuracy alone hides the difference between misses and false alarms.</w:t>
+      </w:r>
+    </w:p>
+    <w:p>
+      <w:pPr>
+        <w:spacing w:line="336" w:lineRule="auto" w:after="180"/>
+        <w:shd w:fill="F5F1FB"/>
+      </w:pPr>
+      <w:r>
+        <w:rPr>
+          <w:b w:val="0"/>
+        </w:rPr>
+        <w:t>Explain the case, then point to a limit on the claim.</w:t>
+      </w:r>
+    </w:p>
+    <w:p>
+      <w:pPr>
+        <w:pStyle w:val="Heading3"/>
+      </w:pPr>
+      <w:r>
+        <w:t>Discuss while showing the picture</w:t>
+      </w:r>
+    </w:p>
+    <w:p>
+      <w:pPr>
+        <w:spacing w:line="336" w:lineRule="auto" w:after="180"/>
+        <w:shd w:fill="F1F6F8"/>
+      </w:pPr>
+      <w:r>
+        <w:rPr>
+          <w:b w:val="0"/>
+        </w:rPr>
+        <w:t>Teacher prompt: Explain the case, then point to a limit on the claim. Ask learners to describe one label or arrow in ordinary words. Use the adjacent transcript if the image is difficult to see.</w:t>
+      </w:r>
+    </w:p>
+    <w:p>
+      <w:pPr>
+        <w:spacing w:line="336" w:lineRule="auto" w:after="180"/>
+        <w:shd w:fill="F1F6F8"/>
+      </w:pPr>
+      <w:r>
+        <w:rPr>
+          <w:b w:val="0"/>
+        </w:rPr>
+        <w:t>Keep the stated scope: The matrix depends on positive-class definition and reference labels. Accuracy alone hides the difference between misses and false alarms.</w:t>
+      </w:r>
+    </w:p>
+    <w:p>
+      <w:pPr>
+        <w:pStyle w:val="Heading3"/>
+      </w:pPr>
+      <w:r>
+        <w:t>06. Make the idea visible in your project</w:t>
+      </w:r>
+    </w:p>
+    <w:p>
+      <w:r>
+        <w:drawing>
+          <wp:inline xmlns:a="http://schemas.openxmlformats.org/drawingml/2006/main" xmlns:pic="http://schemas.openxmlformats.org/drawingml/2006/picture">
+            <wp:extent cx="5486400" cy="3681984"/>
+            <wp:docPr id="8" name="Picture 8" descr="For your Responsible Plant Classifier, save the input, procedure, observed result and limitation of this check. Label this worked example as practice; use a different, previously unreviewed case when checking independent understanding. Draw your input, deciding step, result and limit. Supported question: Why is adding TP alone without reducing FN an incorrect revision? Point to the relevant step in the picture, then write the changed result and the rule or evidence that supports it."/>
+            <wp:cNvGraphicFramePr>
+              <a:graphicFrameLocks noChangeAspect="1"/>
+            </wp:cNvGraphicFramePr>
+            <a:graphic>
+              <a:graphicData uri="http://schemas.openxmlformats.org/drawingml/2006/picture">
+                <pic:pic>
+                  <pic:nvPicPr>
+                    <pic:cNvPr id="0" name="academy-story-ai-4-15-06.png"/>
+                    <pic:cNvPicPr/>
+                  </pic:nvPicPr>
+                  <pic:blipFill>
+                    <a:blip r:embed="rId16"/>
+                    <a:stretch>
+                      <a:fillRect/>
+                    </a:stretch>
+                  </pic:blipFill>
+                  <pic:spPr>
+                    <a:xfrm>
+                      <a:off x="0" y="0"/>
+                      <a:ext cx="5486400" cy="3681984"/>
+                    </a:xfrm>
+                    <a:prstGeom prst="rect"/>
+                  </pic:spPr>
+                </pic:pic>
+              </a:graphicData>
+            </a:graphic>
+          </wp:inline>
+        </w:drawing>
+      </w:r>
+    </w:p>
+    <w:p>
+      <w:pPr>
+        <w:spacing w:line="336" w:lineRule="auto" w:after="180"/>
+      </w:pPr>
+      <w:r>
+        <w:rPr>
+          <w:b w:val="0"/>
+        </w:rPr>
+        <w:t xml:space="preserve">For your Responsible Plant Classifier, save the </w:t>
+      </w:r>
+      <w:r>
+        <w:rPr>
+          <w:b/>
+        </w:rPr>
+        <w:t>input</w:t>
+      </w:r>
+      <w:r>
+        <w:rPr>
+          <w:b w:val="0"/>
+        </w:rPr>
+        <w:t>, procedure, observed result and limitation of this check.</w:t>
+      </w:r>
+    </w:p>
+    <w:p>
+      <w:pPr>
+        <w:spacing w:line="336" w:lineRule="auto" w:after="180"/>
+      </w:pPr>
+      <w:r>
+        <w:rPr>
+          <w:b w:val="0"/>
+        </w:rPr>
+        <w:t xml:space="preserve">Label this worked example as practice; use a different, previously unreviewed case when checking independent understanding. Draw your </w:t>
+      </w:r>
+      <w:r>
+        <w:rPr>
+          <w:b/>
+        </w:rPr>
+        <w:t>input</w:t>
+      </w:r>
+      <w:r>
+        <w:rPr>
+          <w:b w:val="0"/>
+        </w:rPr>
+        <w:t>, deciding step, result and limit.</w:t>
+      </w:r>
+    </w:p>
+    <w:p>
+      <w:pPr>
+        <w:spacing w:line="336" w:lineRule="auto" w:after="180"/>
+      </w:pPr>
+      <w:r>
+        <w:rPr>
+          <w:b w:val="0"/>
+        </w:rPr>
+        <w:t xml:space="preserve">Supported question: Why is adding TP alone without reducing FN an incorrect revision? Point to the relevant step in the picture, then write the changed result and the rule or </w:t>
+      </w:r>
+      <w:r>
+        <w:rPr>
+          <w:b/>
+        </w:rPr>
+        <w:t>evidence</w:t>
+      </w:r>
+      <w:r>
+        <w:rPr>
+          <w:b w:val="0"/>
+        </w:rPr>
+        <w:t xml:space="preserve"> that supports it.</w:t>
+      </w:r>
+    </w:p>
+    <w:p>
+      <w:pPr>
+        <w:spacing w:line="336" w:lineRule="auto" w:after="180"/>
+        <w:shd w:fill="F5F1FB"/>
+      </w:pPr>
+      <w:r>
+        <w:rPr>
+          <w:b w:val="0"/>
+        </w:rPr>
+        <w:t xml:space="preserve">Draw your project trace and justify the deciding step using </w:t>
+      </w:r>
+      <w:r>
+        <w:rPr>
+          <w:b/>
+        </w:rPr>
+        <w:t>evidence</w:t>
+      </w:r>
+      <w:r>
+        <w:rPr>
+          <w:b w:val="0"/>
+        </w:rPr>
+        <w:t>.</w:t>
+      </w:r>
+    </w:p>
+    <w:p>
+      <w:pPr>
+        <w:pStyle w:val="Heading3"/>
+      </w:pPr>
+      <w:r>
+        <w:t>Discuss while showing the picture</w:t>
+      </w:r>
+    </w:p>
+    <w:p>
+      <w:pPr>
+        <w:spacing w:line="336" w:lineRule="auto" w:after="180"/>
+        <w:shd w:fill="F1F6F8"/>
+      </w:pPr>
+      <w:r>
+        <w:rPr>
+          <w:b w:val="0"/>
+        </w:rPr>
+        <w:t xml:space="preserve">Teacher prompt: Draw your project trace and justify the deciding step using </w:t>
+      </w:r>
+      <w:r>
+        <w:rPr>
+          <w:b/>
+        </w:rPr>
+        <w:t>evidence</w:t>
+      </w:r>
+      <w:r>
+        <w:rPr>
+          <w:b w:val="0"/>
+        </w:rPr>
+        <w:t>. Ask learners to describe one label or arrow in ordinary words. Use the adjacent transcript if the image is difficult to see.</w:t>
+      </w:r>
+    </w:p>
+    <w:p>
+      <w:pPr>
+        <w:spacing w:line="336" w:lineRule="auto" w:after="180"/>
+        <w:shd w:fill="F1F6F8"/>
+      </w:pPr>
+      <w:r>
+        <w:rPr>
+          <w:b w:val="0"/>
+        </w:rPr>
+        <w:t>Supported practice key: The same leaf changes category; it does not become a new evaluated case. Move one count from FN to TP to preserve the total 20.</w:t>
+      </w:r>
+    </w:p>
+    <w:p>
+      <w:pPr>
+        <w:spacing w:line="336" w:lineRule="auto" w:after="180"/>
+        <w:shd w:fill="F1F6F8"/>
+      </w:pPr>
+      <w:r>
+        <w:rPr>
+          <w:b w:val="0"/>
+        </w:rPr>
+        <w:t>Changed-case check: Counts become TP 5, FN 0, FP 3, TN 12; accuracy is 17/20=85%. One decision becomes correct while the total number of evaluated leaves remains20.</w:t>
       </w:r>
     </w:p>
     <w:sectPr>

--- a/downloads/teacher/ai-4-week-15.docx
+++ b/downloads/teacher/ai-4-week-15.docx
@@ -213,7 +213,7 @@
           </w:tcPr>
           <w:p>
             <w:r>
-              <w:t>Sections 9 and 11–14. Give extra time to finish the full task set; use Section 15 when the week includes a coding lab.</w:t>
+              <w:t>Use “Run the investigation”, “Connect your project”, “Show what you know”, “Study a complete case” and “Try a new case independently”. Give extra time for the full task set. If this week has a coding lab, use its named section; section numbers can change when extra explanations are included.</w:t>
             </w:r>
           </w:p>
         </w:tc>
@@ -2621,6 +2621,26 @@
     <w:p>
       <w:r>
         <w:t>Demonstrate Confusion Matrix, reduce support deliberately and check individual reasoning before discussing answers.</w:t>
+      </w:r>
+    </w:p>
+    <w:p>
+      <w:pPr>
+        <w:pStyle w:val="Heading3"/>
+      </w:pPr>
+      <w:r>
+        <w:t>Choose the pacing route</w:t>
+      </w:r>
+    </w:p>
+    <w:p>
+      <w:pPr>
+        <w:spacing w:line="336" w:lineRule="auto" w:after="180"/>
+        <w:shd w:fill="F1F6F8"/>
+      </w:pPr>
+      <w:r>
+        <w:rPr>
+          <w:b w:val="0"/>
+        </w:rPr>
+        <w:t>Compact alternative: this two-session sequence covers selected core tasks. Use the three-session weekly plan for the full lesson, independent transfer, feedback and project work; allow extra time for extensions.</w:t>
       </w:r>
     </w:p>
     <w:p>
@@ -5800,7 +5820,7 @@
           </w:tcPr>
           <w:p>
             <w:r>
-              <w:t>Sections 9 and 11–14. Give extra time to finish the full task set; use Section 15 when the week includes a coding lab.</w:t>
+              <w:t>Use “Run the investigation”, “Connect your project”, “Show what you know”, “Study a complete case” and “Try a new case independently”. Give extra time for the full task set. If this week has a coding lab, use its named section; section numbers can change when extra explanations are included.</w:t>
             </w:r>
           </w:p>
         </w:tc>

--- a/downloads/teacher/ai-4-week-15.docx
+++ b/downloads/teacher/ai-4-week-15.docx
@@ -25,20 +25,38 @@
         <w:pStyle w:val="Heading1"/>
       </w:pPr>
       <w:r>
-        <w:t>01. Confusion Matrix</w:t>
-      </w:r>
-    </w:p>
-    <w:p>
-      <w:r>
-        <w:t>Prepare Confusion Matrix: check the target, prerequisites, resources and adaptable teaching schedule.</w:t>
-      </w:r>
-    </w:p>
-    <w:p>
-      <w:pPr>
-        <w:pStyle w:val="Heading3"/>
-      </w:pPr>
-      <w:r>
-        <w:t>Teach the learning cycle</w:t>
+        <w:t>Teach a confusion cell as one precise evidence story.</w:t>
+      </w:r>
+    </w:p>
+    <w:p>
+      <w:r>
+        <w:t>Supply every promised pair, separate display order from positive definition and correct the selected assessment key.</w:t>
+      </w:r>
+    </w:p>
+    <w:p>
+      <w:r>
+        <w:t>Require labelled axes, source counts and separate model-only versus reviewed outcomes.</w:t>
+      </w:r>
+    </w:p>
+    <w:p>
+      <w:pPr>
+        <w:pStyle w:val="Heading1"/>
+      </w:pPr>
+      <w:r>
+        <w:t>01. Prepare the connected experiment</w:t>
+      </w:r>
+    </w:p>
+    <w:p>
+      <w:r>
+        <w:t>Keep prior exposure, shared practice and independent evidence distinct.</w:t>
+      </w:r>
+    </w:p>
+    <w:p>
+      <w:pPr>
+        <w:pStyle w:val="Heading2"/>
+      </w:pPr>
+      <w:r>
+        <w:t>Goal and main teaching plan</w:t>
       </w:r>
     </w:p>
     <w:p>
@@ -255,12 +273,333 @@
     </w:p>
     <w:p>
       <w:pPr>
+        <w:pStyle w:val="Heading2"/>
+      </w:pPr>
+      <w:r>
+        <w:t>Materials and prerequisite</w:t>
+      </w:r>
+    </w:p>
+    <w:p>
+      <w:pPr>
         <w:spacing w:line="336" w:lineRule="auto" w:after="180"/>
       </w:pPr>
       <w:r>
         <w:rPr>
           <w:b w:val="0"/>
         </w:rPr>
+        <w:t>Teach two 45-minute sessions. Start with ID cards and a physical two-by-two table so students count matched pairs before learning abbreviations. Use blocked as positive consistently.</w:t>
+      </w:r>
+    </w:p>
+    <w:p>
+      <w:pPr>
+        <w:spacing w:line="336" w:lineRule="auto" w:after="180"/>
+      </w:pPr>
+      <w:r>
+        <w:rPr>
+          <w:b w:val="0"/>
+        </w:rPr>
+        <w:t>Keep raw counts visible and postpone precision and recall formulas to later weeks.</w:t>
+      </w:r>
+    </w:p>
+    <w:p>
+      <w:pPr>
+        <w:spacing w:line="336" w:lineRule="auto" w:after="180"/>
+      </w:pPr>
+      <w:r>
+        <w:rPr>
+          <w:b w:val="0"/>
+        </w:rPr>
+        <w:t>Use the supplied scenario, student illustrations and blank paper. For numeric work, offer counters or a calculator after learners show the setup. Fictional records are supplied; personal data and paid accounts are unnecessary.</w:t>
+      </w:r>
+    </w:p>
+    <w:p>
+      <w:pPr>
+        <w:spacing w:line="336" w:lineRule="auto" w:after="180"/>
+      </w:pPr>
+      <w:r>
+        <w:rPr>
+          <w:b w:val="0"/>
+        </w:rPr>
+        <w:t xml:space="preserve">IDs preserve which reference belongs to each </w:t>
+      </w:r>
+      <w:r>
+        <w:rPr>
+          <w:b/>
+        </w:rPr>
+        <w:t>prediction</w:t>
+      </w:r>
+      <w:r>
+        <w:rPr>
+          <w:b w:val="0"/>
+        </w:rPr>
+        <w:t xml:space="preserve"> and which examples were wrong. The same accuracy can come from different </w:t>
+      </w:r>
+      <w:r>
+        <w:rPr>
+          <w:b/>
+        </w:rPr>
+        <w:t>prediction</w:t>
+      </w:r>
+      <w:r>
+        <w:rPr>
+          <w:b w:val="0"/>
+        </w:rPr>
+        <w:t>s and error patterns.</w:t>
+      </w:r>
+    </w:p>
+    <w:p>
+      <w:pPr>
+        <w:spacing w:line="336" w:lineRule="auto" w:after="180"/>
+      </w:pPr>
+      <w:r>
+        <w:rPr>
+          <w:b w:val="0"/>
+        </w:rPr>
+        <w:t>Printed lesson and workbook</w:t>
+      </w:r>
+    </w:p>
+    <w:p>
+      <w:pPr>
+        <w:spacing w:line="336" w:lineRule="auto" w:after="180"/>
+      </w:pPr>
+      <w:r>
+        <w:rPr>
+          <w:b w:val="0"/>
+        </w:rPr>
+        <w:t xml:space="preserve">Eight ID cards carrying the worked reference and </w:t>
+      </w:r>
+      <w:r>
+        <w:rPr>
+          <w:b/>
+        </w:rPr>
+        <w:t>prediction</w:t>
+      </w:r>
+      <w:r>
+        <w:rPr>
+          <w:b w:val="0"/>
+        </w:rPr>
+        <w:t xml:space="preserve"> pairs</w:t>
+      </w:r>
+    </w:p>
+    <w:p>
+      <w:pPr>
+        <w:spacing w:line="336" w:lineRule="auto" w:after="180"/>
+      </w:pPr>
+      <w:r>
+        <w:rPr>
+          <w:b w:val="0"/>
+        </w:rPr>
+        <w:t xml:space="preserve">Two-by-two sorting mat labelled reference rows and </w:t>
+      </w:r>
+      <w:r>
+        <w:rPr>
+          <w:b/>
+        </w:rPr>
+        <w:t>prediction</w:t>
+      </w:r>
+      <w:r>
+        <w:rPr>
+          <w:b w:val="0"/>
+        </w:rPr>
+        <w:t xml:space="preserve"> columns</w:t>
+      </w:r>
+    </w:p>
+    <w:p>
+      <w:pPr>
+        <w:spacing w:line="336" w:lineRule="auto" w:after="180"/>
+      </w:pPr>
+      <w:r>
+        <w:rPr>
+          <w:b w:val="0"/>
+        </w:rPr>
+        <w:t>Optional Python 3 editor with no packages required</w:t>
+      </w:r>
+    </w:p>
+    <w:p>
+      <w:pPr>
+        <w:pStyle w:val="Heading2"/>
+      </w:pPr>
+      <w:r>
+        <w:t>Opening retrieval</w:t>
+      </w:r>
+    </w:p>
+    <w:p>
+      <w:pPr>
+        <w:spacing w:line="336" w:lineRule="auto" w:after="180"/>
+      </w:pPr>
+      <w:r>
+        <w:rPr>
+          <w:b w:val="0"/>
+        </w:rPr>
+        <w:t>Without opening the old lesson, explain one key idea from Scores and Calibration Intuition. Give an example and a mistake that the idea helps you avoid.</w:t>
+      </w:r>
+    </w:p>
+    <w:p>
+      <w:pPr>
+        <w:spacing w:line="336" w:lineRule="auto" w:after="180"/>
+      </w:pPr>
+      <w:r>
+        <w:rPr>
+          <w:b w:val="0"/>
+        </w:rPr>
+        <w:t>Look for: Interpret calibration using groups of forecasts</w:t>
+      </w:r>
+    </w:p>
+    <w:p>
+      <w:pPr>
+        <w:spacing w:line="336" w:lineRule="auto" w:after="180"/>
+      </w:pPr>
+      <w:r>
+        <w:rPr>
+          <w:b w:val="0"/>
+        </w:rPr>
+        <w:t>Reference example, not the only acceptable wording: Teacher explanation: 2/10=.2 and 6/10=.6.</w:t>
+      </w:r>
+    </w:p>
+    <w:p>
+      <w:pPr>
+        <w:spacing w:line="336" w:lineRule="auto" w:after="180"/>
+      </w:pPr>
+      <w:r>
+        <w:rPr>
+          <w:b w:val="0"/>
+        </w:rPr>
+        <w:t>Without opening the old lesson, explain one key idea from Nearest Neighbors. Give an example and a mistake that the idea helps you avoid.</w:t>
+      </w:r>
+    </w:p>
+    <w:p>
+      <w:pPr>
+        <w:spacing w:line="336" w:lineRule="auto" w:after="180"/>
+      </w:pPr>
+      <w:r>
+        <w:rPr>
+          <w:b w:val="0"/>
+        </w:rPr>
+        <w:t xml:space="preserve">Look for: Compute absolute distances and rank </w:t>
+      </w:r>
+      <w:r>
+        <w:rPr>
+          <w:b/>
+        </w:rPr>
+        <w:t>training</w:t>
+      </w:r>
+      <w:r>
+        <w:rPr>
+          <w:b w:val="0"/>
+        </w:rPr>
+        <w:t xml:space="preserve"> neighbours</w:t>
+      </w:r>
+    </w:p>
+    <w:p>
+      <w:pPr>
+        <w:spacing w:line="336" w:lineRule="auto" w:after="180"/>
+      </w:pPr>
+      <w:r>
+        <w:rPr>
+          <w:b w:val="0"/>
+        </w:rPr>
+        <w:t>Reference example, not the only acceptable wording: Distances to A,B,C,D,E are 1,1,5,7,9 cm. A and B are equally far from 3 on the numeric feature; their labels do not enter the distance calculation.</w:t>
+      </w:r>
+    </w:p>
+    <w:p>
+      <w:pPr>
+        <w:spacing w:line="336" w:lineRule="auto" w:after="180"/>
+      </w:pPr>
+      <w:r>
+        <w:rPr>
+          <w:b w:val="0"/>
+        </w:rPr>
+        <w:t>Without opening the old lesson, explain one key idea from Dataset Cards. Give an example and a mistake that the idea helps you avoid.</w:t>
+      </w:r>
+    </w:p>
+    <w:p>
+      <w:pPr>
+        <w:spacing w:line="336" w:lineRule="auto" w:after="180"/>
+      </w:pPr>
+      <w:r>
+        <w:rPr>
+          <w:b w:val="0"/>
+        </w:rPr>
+        <w:t>Look for: Inspect row meaning missing values and repeated records</w:t>
+      </w:r>
+    </w:p>
+    <w:p>
+      <w:pPr>
+        <w:spacing w:line="336" w:lineRule="auto" w:after="180"/>
+      </w:pPr>
+      <w:r>
+        <w:rPr>
+          <w:b w:val="0"/>
+        </w:rPr>
+        <w:t>Reference example, not the only acceptable wording: One row is intended to represent one indoor practice trip.</w:t>
+      </w:r>
+    </w:p>
+    <w:p>
+      <w:pPr>
+        <w:spacing w:line="336" w:lineRule="auto" w:after="180"/>
+      </w:pPr>
+      <w:r>
+        <w:rPr>
+          <w:b w:val="0"/>
+        </w:rPr>
+        <w:t>The source is a teacher-authored fictional export for this lesson, duration uses minutes, and None means unknown rather than zero.</w:t>
+      </w:r>
+    </w:p>
+    <w:p>
+      <w:pPr>
+        <w:pStyle w:val="Heading2"/>
+      </w:pPr>
+      <w:r>
+        <w:t>End goal</w:t>
+      </w:r>
+    </w:p>
+    <w:p>
+      <w:pPr>
+        <w:spacing w:line="336" w:lineRule="auto" w:after="180"/>
+      </w:pPr>
+      <w:r>
+        <w:rPr>
+          <w:b w:val="0"/>
+        </w:rPr>
+        <w:t xml:space="preserve">By the end, I can explain </w:t>
+      </w:r>
+      <w:r>
+        <w:rPr>
+          <w:b/>
+        </w:rPr>
+        <w:t>confusion matrix</w:t>
+      </w:r>
+      <w:r>
+        <w:rPr>
+          <w:b w:val="0"/>
+        </w:rPr>
+        <w:t xml:space="preserve"> using a traced example and a stated limitation.</w:t>
+      </w:r>
+    </w:p>
+    <w:p>
+      <w:pPr>
+        <w:pStyle w:val="Heading2"/>
+      </w:pPr>
+      <w:r>
+        <w:t>Earlier wording, alternatives and picture transcripts · reference / check after trying</w:t>
+      </w:r>
+    </w:p>
+    <w:p>
+      <w:pPr>
+        <w:pStyle w:val="Heading3"/>
+      </w:pPr>
+      <w:r>
+        <w:t>Teach the learning cycle</w:t>
+      </w:r>
+    </w:p>
+    <w:p>
+      <w:pPr>
+        <w:spacing w:line="336" w:lineRule="auto" w:after="180"/>
+      </w:pPr>
+      <w:r>
+        <w:rPr>
+          <w:b w:val="0"/>
+        </w:rPr>
         <w:t>Case exposure check: this source example appears in ai-2/13, ai-4/15. Reuse a familiar case for recall or modelling; verify that the case used to assess transfer has not already received feedback.</w:t>
       </w:r>
     </w:p>
@@ -282,39 +621,6 @@
     </w:p>
     <w:p>
       <w:pPr>
-        <w:spacing w:line="336" w:lineRule="auto" w:after="180"/>
-      </w:pPr>
-      <w:r>
-        <w:rPr>
-          <w:b w:val="0"/>
-        </w:rPr>
-        <w:t>Without opening the old lesson, explain one key idea from Scores and Calibration Intuition. Give an example and a mistake that the idea helps you avoid.</w:t>
-      </w:r>
-    </w:p>
-    <w:p>
-      <w:pPr>
-        <w:spacing w:line="336" w:lineRule="auto" w:after="180"/>
-      </w:pPr>
-      <w:r>
-        <w:rPr>
-          <w:b w:val="0"/>
-        </w:rPr>
-        <w:t>Look for: Interpret calibration using groups of forecasts</w:t>
-      </w:r>
-    </w:p>
-    <w:p>
-      <w:pPr>
-        <w:spacing w:line="336" w:lineRule="auto" w:after="180"/>
-      </w:pPr>
-      <w:r>
-        <w:rPr>
-          <w:b w:val="0"/>
-        </w:rPr>
-        <w:t>Reference example, not the only acceptable wording: Teacher explanation: 2/10=.2 and 6/10=.6.</w:t>
-      </w:r>
-    </w:p>
-    <w:p>
-      <w:pPr>
         <w:pStyle w:val="Heading3"/>
       </w:pPr>
       <w:r>
@@ -323,99 +629,10 @@
     </w:p>
     <w:p>
       <w:pPr>
-        <w:spacing w:line="336" w:lineRule="auto" w:after="180"/>
-      </w:pPr>
-      <w:r>
-        <w:rPr>
-          <w:b w:val="0"/>
-        </w:rPr>
-        <w:t>Without opening the old lesson, explain one key idea from Nearest Neighbors. Give an example and a mistake that the idea helps you avoid.</w:t>
-      </w:r>
-    </w:p>
-    <w:p>
-      <w:pPr>
-        <w:spacing w:line="336" w:lineRule="auto" w:after="180"/>
-      </w:pPr>
-      <w:r>
-        <w:rPr>
-          <w:b w:val="0"/>
-        </w:rPr>
-        <w:t xml:space="preserve">Look for: Compute absolute distances and rank </w:t>
-      </w:r>
-      <w:r>
-        <w:rPr>
-          <w:b/>
-        </w:rPr>
-        <w:t>training</w:t>
-      </w:r>
-      <w:r>
-        <w:rPr>
-          <w:b w:val="0"/>
-        </w:rPr>
-        <w:t xml:space="preserve"> neighbours</w:t>
-      </w:r>
-    </w:p>
-    <w:p>
-      <w:pPr>
-        <w:spacing w:line="336" w:lineRule="auto" w:after="180"/>
-      </w:pPr>
-      <w:r>
-        <w:rPr>
-          <w:b w:val="0"/>
-        </w:rPr>
-        <w:t>Reference example, not the only acceptable wording: Distances to A,B,C,D,E are 1,1,5,7,9 cm. A and B are equally far from 3 on the numeric feature; their labels do not enter the distance calculation.</w:t>
-      </w:r>
-    </w:p>
-    <w:p>
-      <w:pPr>
         <w:pStyle w:val="Heading3"/>
       </w:pPr>
       <w:r>
         <w:t>Dataset Cards</w:t>
-      </w:r>
-    </w:p>
-    <w:p>
-      <w:pPr>
-        <w:spacing w:line="336" w:lineRule="auto" w:after="180"/>
-      </w:pPr>
-      <w:r>
-        <w:rPr>
-          <w:b w:val="0"/>
-        </w:rPr>
-        <w:t>Without opening the old lesson, explain one key idea from Dataset Cards. Give an example and a mistake that the idea helps you avoid.</w:t>
-      </w:r>
-    </w:p>
-    <w:p>
-      <w:pPr>
-        <w:spacing w:line="336" w:lineRule="auto" w:after="180"/>
-      </w:pPr>
-      <w:r>
-        <w:rPr>
-          <w:b w:val="0"/>
-        </w:rPr>
-        <w:t>Look for: Inspect row meaning missing values and repeated records</w:t>
-      </w:r>
-    </w:p>
-    <w:p>
-      <w:pPr>
-        <w:spacing w:line="336" w:lineRule="auto" w:after="180"/>
-      </w:pPr>
-      <w:r>
-        <w:rPr>
-          <w:b w:val="0"/>
-        </w:rPr>
-        <w:t>Reference example, not the only acceptable wording: One row is intended to represent one indoor practice trip.</w:t>
-      </w:r>
-    </w:p>
-    <w:p>
-      <w:pPr>
-        <w:spacing w:line="336" w:lineRule="auto" w:after="180"/>
-      </w:pPr>
-      <w:r>
-        <w:rPr>
-          <w:b w:val="0"/>
-        </w:rPr>
-        <w:t>The source is a teacher-authored fictional export for this lesson, duration uses minutes, and None means unknown rather than zero.</w:t>
       </w:r>
     </w:p>
     <w:p>
@@ -672,6 +889,11 @@
       </w:r>
     </w:p>
     <w:p>
+      <w:r>
+        <w:t>This compact option is not the full-week schedule. Use the main teaching cycle and allow extra sessions for the investigation, independent work and project.</w:t>
+      </w:r>
+    </w:p>
+    <w:p>
       <w:pPr>
         <w:spacing w:line="336" w:lineRule="auto" w:after="180"/>
       </w:pPr>
@@ -679,7 +901,7 @@
         <w:rPr>
           <w:b w:val="0"/>
         </w:rPr>
-        <w:t>Use the supplied scenario, student illustrations and blank paper. For numeric work, offer counters or a calculator after learners show the setup. Fictional records are supplied; personal data and paid accounts are unnecessary.</w:t>
+        <w:t>Allow 80 minutes: recall 8; explanation 12; worked demonstration 15; guided practice 20; independent assessment 15; project and reflection 10. Extend the lab into a second session when needed.</w:t>
       </w:r>
     </w:p>
     <w:p>
@@ -687,32 +909,55 @@
         <w:pStyle w:val="Heading3"/>
       </w:pPr>
       <w:r>
-        <w:t>Alternative compact allocation</w:t>
-      </w:r>
-    </w:p>
-    <w:p>
-      <w:r>
-        <w:t>This compact option is not the full-week schedule. Use the main teaching cycle and allow extra sessions for the investigation, independent work and project.</w:t>
+        <w:t>Preparation for the connected explanation</w:t>
+      </w:r>
+    </w:p>
+    <w:p>
+      <w:pPr>
+        <w:pStyle w:val="Heading3"/>
+      </w:pPr>
+      <w:r>
+        <w:t>Readiness answer</w:t>
+      </w:r>
+    </w:p>
+    <w:p>
+      <w:pPr>
+        <w:pStyle w:val="Heading3"/>
+      </w:pPr>
+      <w:r>
+        <w:t>End goal for the pictorial case</w:t>
       </w:r>
     </w:p>
     <w:p>
       <w:pPr>
         <w:spacing w:line="336" w:lineRule="auto" w:after="180"/>
-        <w:shd w:fill="F1F6F8"/>
       </w:pPr>
       <w:r>
         <w:rPr>
           <w:b w:val="0"/>
         </w:rPr>
-        <w:t>Allow 80 minutes: recall 8; explanation 12; worked demonstration 15; guided practice 20; independent assessment 15; project and reflection 10. Extend the lab into a second session when needed.</w:t>
-      </w:r>
-    </w:p>
-    <w:p>
-      <w:pPr>
-        <w:pStyle w:val="Heading3"/>
-      </w:pPr>
-      <w:r>
-        <w:t>Preparation for the connected explanation</w:t>
+        <w:t>This added worked case illustrates the week’s main idea. Retain all original and connected topics; schedule its practice within the teaching cycle.</w:t>
+      </w:r>
+    </w:p>
+    <w:p>
+      <w:pPr>
+        <w:pStyle w:val="Heading1"/>
+      </w:pPr>
+      <w:r>
+        <w:t>02. Teach reference first, prediction second, then name the error</w:t>
+      </w:r>
+    </w:p>
+    <w:p>
+      <w:r>
+        <w:t>Keep positive definition and axis order explicit in every fixture.</w:t>
+      </w:r>
+    </w:p>
+    <w:p>
+      <w:pPr>
+        <w:pStyle w:val="Heading2"/>
+      </w:pPr>
+      <w:r>
+        <w:t>Complete eight-record source and conventions</w:t>
       </w:r>
     </w:p>
     <w:p>
@@ -723,7 +968,43 @@
         <w:rPr>
           <w:b w:val="0"/>
         </w:rPr>
-        <w:t>Teach two 45-minute sessions. Start with ID cards and a physical two-by-two table so students count matched pairs before learning abbreviations. Use blocked as positive consistently.</w:t>
+        <w:t xml:space="preserve">A </w:t>
+      </w:r>
+      <w:r>
+        <w:rPr>
+          <w:b/>
+        </w:rPr>
+        <w:t>confusion matrix</w:t>
+      </w:r>
+      <w:r>
+        <w:rPr>
+          <w:b w:val="0"/>
+        </w:rPr>
+        <w:t xml:space="preserve"> shows which labels a classifier mixes up. It counts examples after </w:t>
+      </w:r>
+      <w:r>
+        <w:rPr>
+          <w:b/>
+        </w:rPr>
+        <w:t>prediction</w:t>
+      </w:r>
+      <w:r>
+        <w:rPr>
+          <w:b w:val="0"/>
+        </w:rPr>
+        <w:t>s are made; it does not fit or repair the classifier. Week 13 had reference/</w:t>
+      </w:r>
+      <w:r>
+        <w:rPr>
+          <w:b/>
+        </w:rPr>
+        <w:t>prediction</w:t>
+      </w:r>
+      <w:r>
+        <w:rPr>
+          <w:b w:val="0"/>
+        </w:rPr>
+        <w:t xml:space="preserve"> pairs clear/clear, blocked/blocked, clear/blocked. A labelled table can preserve the type of that error as well as the total score.</w:t>
       </w:r>
     </w:p>
     <w:p>
@@ -734,17 +1015,220 @@
         <w:rPr>
           <w:b w:val="0"/>
         </w:rPr>
-        <w:t>Keep raw counts visible and postpone precision and recall formulas to later weeks.</w:t>
-      </w:r>
-    </w:p>
-    <w:p>
-      <w:pPr>
-        <w:pStyle w:val="Heading3"/>
-      </w:pPr>
-      <w:r>
-        <w:t>Readiness answer</w:t>
-      </w:r>
-    </w:p>
+        <w:t xml:space="preserve">This week uses eight new fictional evaluation records from a frozen classifier. They are not extra </w:t>
+      </w:r>
+      <w:r>
+        <w:rPr>
+          <w:b/>
+        </w:rPr>
+        <w:t>prediction</w:t>
+      </w:r>
+      <w:r>
+        <w:rPr>
+          <w:b w:val="0"/>
+        </w:rPr>
+        <w:t xml:space="preserve">s from the Week 13 code. Each ID appears once with a reviewed reference and one </w:t>
+      </w:r>
+      <w:r>
+        <w:rPr>
+          <w:b/>
+        </w:rPr>
+        <w:t>prediction</w:t>
+      </w:r>
+      <w:r>
+        <w:rPr>
+          <w:b w:val="0"/>
+        </w:rPr>
+        <w:t xml:space="preserve">. The grouped table below lists every ID. Keep reference and </w:t>
+      </w:r>
+      <w:r>
+        <w:rPr>
+          <w:b/>
+        </w:rPr>
+        <w:t>prediction</w:t>
+      </w:r>
+      <w:r>
+        <w:rPr>
+          <w:b w:val="0"/>
+        </w:rPr>
+        <w:t xml:space="preserve"> paired by ID before counting.</w:t>
+      </w:r>
+    </w:p>
+    <w:tbl>
+      <w:tblPr>
+        <w:tblStyle w:val="LightShading-Accent1"/>
+        <w:tblW w:type="auto" w:w="0"/>
+        <w:tblLook w:firstColumn="1" w:firstRow="1" w:lastColumn="0" w:lastRow="0" w:noHBand="0" w:noVBand="1" w:val="04A0"/>
+      </w:tblPr>
+      <w:tblGrid>
+        <w:gridCol w:w="3408"/>
+        <w:gridCol w:w="3408"/>
+        <w:gridCol w:w="3408"/>
+      </w:tblGrid>
+      <w:tr>
+        <w:trPr>
+          <w:tblHeader/>
+        </w:trPr>
+        <w:tc>
+          <w:tcPr>
+            <w:tcW w:type="dxa" w:w="3408"/>
+          </w:tcPr>
+          <w:p>
+            <w:r>
+              <w:t>Evaluation IDs</w:t>
+            </w:r>
+          </w:p>
+        </w:tc>
+        <w:tc>
+          <w:tcPr>
+            <w:tcW w:type="dxa" w:w="3408"/>
+          </w:tcPr>
+          <w:p>
+            <w:r>
+              <w:t>Reference</w:t>
+            </w:r>
+          </w:p>
+        </w:tc>
+        <w:tc>
+          <w:tcPr>
+            <w:tcW w:type="dxa" w:w="3408"/>
+          </w:tcPr>
+          <w:p>
+            <w:r>
+              <w:t>Prediction</w:t>
+            </w:r>
+          </w:p>
+        </w:tc>
+      </w:tr>
+      <w:tr>
+        <w:tc>
+          <w:tcPr>
+            <w:tcW w:type="dxa" w:w="3408"/>
+          </w:tcPr>
+          <w:p>
+            <w:r>
+              <w:t>V1 V2</w:t>
+            </w:r>
+          </w:p>
+        </w:tc>
+        <w:tc>
+          <w:tcPr>
+            <w:tcW w:type="dxa" w:w="3408"/>
+          </w:tcPr>
+          <w:p>
+            <w:r>
+              <w:t>clear</w:t>
+            </w:r>
+          </w:p>
+        </w:tc>
+        <w:tc>
+          <w:tcPr>
+            <w:tcW w:type="dxa" w:w="3408"/>
+          </w:tcPr>
+          <w:p>
+            <w:r>
+              <w:t>clear</w:t>
+            </w:r>
+          </w:p>
+        </w:tc>
+      </w:tr>
+      <w:tr>
+        <w:tc>
+          <w:tcPr>
+            <w:tcW w:type="dxa" w:w="3408"/>
+          </w:tcPr>
+          <w:p>
+            <w:r>
+              <w:t>V3</w:t>
+            </w:r>
+          </w:p>
+        </w:tc>
+        <w:tc>
+          <w:tcPr>
+            <w:tcW w:type="dxa" w:w="3408"/>
+          </w:tcPr>
+          <w:p>
+            <w:r>
+              <w:t>clear</w:t>
+            </w:r>
+          </w:p>
+        </w:tc>
+        <w:tc>
+          <w:tcPr>
+            <w:tcW w:type="dxa" w:w="3408"/>
+          </w:tcPr>
+          <w:p>
+            <w:r>
+              <w:t>blocked</w:t>
+            </w:r>
+          </w:p>
+        </w:tc>
+      </w:tr>
+      <w:tr>
+        <w:tc>
+          <w:tcPr>
+            <w:tcW w:type="dxa" w:w="3408"/>
+          </w:tcPr>
+          <w:p>
+            <w:r>
+              <w:t>V4 V5</w:t>
+            </w:r>
+          </w:p>
+        </w:tc>
+        <w:tc>
+          <w:tcPr>
+            <w:tcW w:type="dxa" w:w="3408"/>
+          </w:tcPr>
+          <w:p>
+            <w:r>
+              <w:t>blocked</w:t>
+            </w:r>
+          </w:p>
+        </w:tc>
+        <w:tc>
+          <w:tcPr>
+            <w:tcW w:type="dxa" w:w="3408"/>
+          </w:tcPr>
+          <w:p>
+            <w:r>
+              <w:t>clear</w:t>
+            </w:r>
+          </w:p>
+        </w:tc>
+      </w:tr>
+      <w:tr>
+        <w:tc>
+          <w:tcPr>
+            <w:tcW w:type="dxa" w:w="3408"/>
+          </w:tcPr>
+          <w:p>
+            <w:r>
+              <w:t>V6 V7 V8</w:t>
+            </w:r>
+          </w:p>
+        </w:tc>
+        <w:tc>
+          <w:tcPr>
+            <w:tcW w:type="dxa" w:w="3408"/>
+          </w:tcPr>
+          <w:p>
+            <w:r>
+              <w:t>blocked</w:t>
+            </w:r>
+          </w:p>
+        </w:tc>
+        <w:tc>
+          <w:tcPr>
+            <w:tcW w:type="dxa" w:w="3408"/>
+          </w:tcPr>
+          <w:p>
+            <w:r>
+              <w:t>blocked</w:t>
+            </w:r>
+          </w:p>
+        </w:tc>
+      </w:tr>
+    </w:tbl>
     <w:p>
       <w:pPr>
         <w:spacing w:line="336" w:lineRule="auto" w:after="180"/>
@@ -753,19 +1237,83 @@
         <w:rPr>
           <w:b w:val="0"/>
         </w:rPr>
-        <w:t xml:space="preserve">IDs preserve which reference belongs to each </w:t>
+        <w:t xml:space="preserve">Use reference labels for rows and predicted labels for columns. On both axes the order is clear, then blocked. Declare blocked as the </w:t>
       </w:r>
       <w:r>
         <w:rPr>
           <w:b/>
         </w:rPr>
+        <w:t>positive class</w:t>
+      </w:r>
+      <w:r>
+        <w:rPr>
+          <w:b w:val="0"/>
+        </w:rPr>
+        <w:t xml:space="preserve"> and clear as negative.</w:t>
+      </w:r>
+    </w:p>
+    <w:p>
+      <w:pPr>
+        <w:spacing w:line="336" w:lineRule="auto" w:after="180"/>
+      </w:pPr>
+      <w:r>
+        <w:rPr>
+          <w:b w:val="0"/>
+        </w:rPr>
+        <w:t>Positive means the condition of interest, not good or safe. A missed blocked case and a false alarm are different errors.</w:t>
+      </w:r>
+    </w:p>
+    <w:p>
+      <w:pPr>
+        <w:pStyle w:val="Heading2"/>
+      </w:pPr>
+      <w:r>
+        <w:t>Trace counting and totals</w:t>
+      </w:r>
+    </w:p>
+    <w:p>
+      <w:pPr>
+        <w:spacing w:line="336" w:lineRule="auto" w:after="180"/>
+      </w:pPr>
+      <w:r>
+        <w:rPr>
+          <w:b w:val="0"/>
+        </w:rPr>
+        <w:t xml:space="preserve">index maps clear to 0 and blocked to 1. Each paired record adds one to its reference row and </w:t>
+      </w:r>
+      <w:r>
+        <w:rPr>
+          <w:b/>
+        </w:rPr>
         <w:t>prediction</w:t>
       </w:r>
       <w:r>
         <w:rPr>
           <w:b w:val="0"/>
         </w:rPr>
-        <w:t xml:space="preserve"> and which examples were wrong. The same accuracy can come from different </w:t>
+        <w:t xml:space="preserve"> column. The script prints [[2, 1], [2, 3]] then 5 8. It assumes unique IDs and only these two labels.</w:t>
+      </w:r>
+    </w:p>
+    <w:p>
+      <w:pPr>
+        <w:spacing w:line="336" w:lineRule="auto" w:after="180"/>
+      </w:pPr>
+      <w:r>
+        <w:rPr>
+          <w:b w:val="0"/>
+        </w:rPr>
+        <w:t>Check IDs and missing or unresolved references before counting; the code does not validate all those conditions.</w:t>
+      </w:r>
+    </w:p>
+    <w:p>
+      <w:pPr>
+        <w:spacing w:line="336" w:lineRule="auto" w:after="180"/>
+      </w:pPr>
+      <w:r>
+        <w:rPr>
+          <w:b w:val="0"/>
+        </w:rPr>
+        <w:t xml:space="preserve">The diagonal cells count correct </w:t>
       </w:r>
       <w:r>
         <w:rPr>
@@ -777,7 +1325,7 @@
         <w:rPr>
           <w:b w:val="0"/>
         </w:rPr>
-        <w:t>s and error patterns.</w:t>
+        <w:t>s: 2+3=5. Off-diagonal cells count mistakes: 1+2=3. Every record must contribute exactly once. This is a count matrix, not percentages or probabilities.</w:t>
       </w:r>
     </w:p>
     <w:p>
@@ -788,790 +1336,7 @@
         <w:rPr>
           <w:b w:val="0"/>
         </w:rPr>
-        <w:t>Printed lesson and workbook</w:t>
-      </w:r>
-    </w:p>
-    <w:p>
-      <w:pPr>
-        <w:spacing w:line="336" w:lineRule="auto" w:after="180"/>
-      </w:pPr>
-      <w:r>
-        <w:rPr>
-          <w:b w:val="0"/>
-        </w:rPr>
-        <w:t xml:space="preserve">Eight ID cards carrying the worked reference and </w:t>
-      </w:r>
-      <w:r>
-        <w:rPr>
-          <w:b/>
-        </w:rPr>
-        <w:t>prediction</w:t>
-      </w:r>
-      <w:r>
-        <w:rPr>
-          <w:b w:val="0"/>
-        </w:rPr>
-        <w:t xml:space="preserve"> pairs</w:t>
-      </w:r>
-    </w:p>
-    <w:p>
-      <w:pPr>
-        <w:spacing w:line="336" w:lineRule="auto" w:after="180"/>
-      </w:pPr>
-      <w:r>
-        <w:rPr>
-          <w:b w:val="0"/>
-        </w:rPr>
-        <w:t xml:space="preserve">Two-by-two sorting mat labelled reference rows and </w:t>
-      </w:r>
-      <w:r>
-        <w:rPr>
-          <w:b/>
-        </w:rPr>
-        <w:t>prediction</w:t>
-      </w:r>
-      <w:r>
-        <w:rPr>
-          <w:b w:val="0"/>
-        </w:rPr>
-        <w:t xml:space="preserve"> columns</w:t>
-      </w:r>
-    </w:p>
-    <w:p>
-      <w:pPr>
-        <w:spacing w:line="336" w:lineRule="auto" w:after="180"/>
-      </w:pPr>
-      <w:r>
-        <w:rPr>
-          <w:b w:val="0"/>
-        </w:rPr>
-        <w:t>Optional Python 3 editor with no packages required</w:t>
-      </w:r>
-    </w:p>
-    <w:p>
-      <w:pPr>
-        <w:pStyle w:val="Heading3"/>
-      </w:pPr>
-      <w:r>
-        <w:t>End goal for the pictorial case</w:t>
-      </w:r>
-    </w:p>
-    <w:p>
-      <w:pPr>
-        <w:spacing w:line="336" w:lineRule="auto" w:after="180"/>
-      </w:pPr>
-      <w:r>
-        <w:rPr>
-          <w:b w:val="0"/>
-        </w:rPr>
-        <w:t xml:space="preserve">By the end, I can explain </w:t>
-      </w:r>
-      <w:r>
-        <w:rPr>
-          <w:b/>
-        </w:rPr>
-        <w:t>confusion matrix</w:t>
-      </w:r>
-      <w:r>
-        <w:rPr>
-          <w:b w:val="0"/>
-        </w:rPr>
-        <w:t xml:space="preserve"> using a traced example and a stated limitation.</w:t>
-      </w:r>
-    </w:p>
-    <w:p>
-      <w:pPr>
-        <w:spacing w:line="336" w:lineRule="auto" w:after="180"/>
-      </w:pPr>
-      <w:r>
-        <w:rPr>
-          <w:b w:val="0"/>
-        </w:rPr>
-        <w:t>This added worked case illustrates the week’s main idea. Retain all original and connected topics; schedule its practice within the teaching cycle.</w:t>
-      </w:r>
-    </w:p>
-    <w:p>
-      <w:pPr>
-        <w:pStyle w:val="Heading1"/>
-      </w:pPr>
-      <w:r>
-        <w:t>02. Explain the mechanism</w:t>
-      </w:r>
-    </w:p>
-    <w:p>
-      <w:r>
-        <w:t>Model Confusion Matrix using the supplied case, labelled mechanism and reasoning. Make the scope of each conclusion explicit.</w:t>
-      </w:r>
-    </w:p>
-    <w:p>
-      <w:pPr>
-        <w:spacing w:line="336" w:lineRule="auto" w:after="180"/>
-      </w:pPr>
-      <w:r>
-        <w:rPr>
-          <w:b w:val="0"/>
-        </w:rPr>
-        <w:t>Trace the information, fitted behavior, and evaluation proof separately.</w:t>
-      </w:r>
-    </w:p>
-    <w:p>
-      <w:pPr>
-        <w:pStyle w:val="Heading3"/>
-      </w:pPr>
-      <w:r>
-        <w:t>Question to explain</w:t>
-      </w:r>
-    </w:p>
-    <w:p>
-      <w:pPr>
-        <w:spacing w:line="336" w:lineRule="auto" w:after="180"/>
-        <w:shd w:fill="F5F1FB"/>
-      </w:pPr>
-      <w:r>
-        <w:rPr>
-          <w:b w:val="0"/>
-        </w:rPr>
-        <w:t xml:space="preserve">QUESTION Construct all four cells from twenty </w:t>
-      </w:r>
-      <w:r>
-        <w:rPr>
-          <w:b/>
-        </w:rPr>
-        <w:t>prediction</w:t>
-      </w:r>
-      <w:r>
-        <w:rPr>
-          <w:b w:val="0"/>
-        </w:rPr>
-        <w:t>s and verify the total.</w:t>
-      </w:r>
-    </w:p>
-    <w:p>
-      <w:pPr>
-        <w:spacing w:line="336" w:lineRule="auto" w:after="180"/>
-      </w:pPr>
-      <w:r>
-        <w:rPr>
-          <w:b w:val="0"/>
-        </w:rPr>
-        <w:t xml:space="preserve">MODEL IDEA A </w:t>
-      </w:r>
-      <w:r>
-        <w:rPr>
-          <w:b/>
-        </w:rPr>
-        <w:t>confusion matrix</w:t>
-      </w:r>
-      <w:r>
-        <w:rPr>
-          <w:b w:val="0"/>
-        </w:rPr>
-        <w:t xml:space="preserve"> separates </w:t>
-      </w:r>
-      <w:r>
-        <w:rPr>
-          <w:b/>
-        </w:rPr>
-        <w:t>true positive</w:t>
-      </w:r>
-      <w:r>
-        <w:rPr>
-          <w:b w:val="0"/>
-        </w:rPr>
-        <w:t xml:space="preserve">s, </w:t>
-      </w:r>
-      <w:r>
-        <w:rPr>
-          <w:b/>
-        </w:rPr>
-        <w:t>false positive</w:t>
-      </w:r>
-      <w:r>
-        <w:rPr>
-          <w:b w:val="0"/>
-        </w:rPr>
-        <w:t xml:space="preserve">s, </w:t>
-      </w:r>
-      <w:r>
-        <w:rPr>
-          <w:b/>
-        </w:rPr>
-        <w:t>false negative</w:t>
-      </w:r>
-      <w:r>
-        <w:rPr>
-          <w:b w:val="0"/>
-        </w:rPr>
-        <w:t xml:space="preserve">s, and </w:t>
-      </w:r>
-      <w:r>
-        <w:rPr>
-          <w:b/>
-        </w:rPr>
-        <w:t>true negative</w:t>
-      </w:r>
-      <w:r>
-        <w:rPr>
-          <w:b w:val="0"/>
-        </w:rPr>
-        <w:t>s so error types remain visible.</w:t>
-      </w:r>
-    </w:p>
-    <w:p>
-      <w:pPr>
-        <w:spacing w:line="336" w:lineRule="auto" w:after="180"/>
-      </w:pPr>
-      <w:r>
-        <w:rPr>
-          <w:b w:val="0"/>
-        </w:rPr>
-        <w:t>PROOF NEEDED Use an unseen case, visible calculation, error analysis, and a stated limitation.</w:t>
-      </w:r>
-    </w:p>
-    <w:p>
-      <w:pPr>
-        <w:pStyle w:val="Heading3"/>
-      </w:pPr>
-      <w:r>
-        <w:t>How the mechanism works</w:t>
-      </w:r>
-    </w:p>
-    <w:p>
-      <w:pPr>
-        <w:spacing w:line="336" w:lineRule="auto" w:after="180"/>
-        <w:shd w:fill="F1F6F8"/>
-      </w:pPr>
-      <w:r>
-        <w:rPr>
-          <w:b w:val="0"/>
-        </w:rPr>
-        <w:t>UNDER THE HOOD For spotted=positive: TP=6, FP=3, FN=2, TN=9. Check total: 6 + 3 + 2 + 9 = 20 cases.</w:t>
-      </w:r>
-    </w:p>
-    <w:p>
-      <w:pPr>
-        <w:spacing w:line="336" w:lineRule="auto" w:after="180"/>
-      </w:pPr>
-      <w:r>
-        <w:rPr>
-          <w:b w:val="0"/>
-        </w:rPr>
-        <w:t xml:space="preserve">Draw a fresh data → model → </w:t>
-      </w:r>
-      <w:r>
-        <w:rPr>
-          <w:b/>
-        </w:rPr>
-        <w:t>prediction</w:t>
-      </w:r>
-      <w:r>
-        <w:rPr>
-          <w:b w:val="0"/>
-        </w:rPr>
-        <w:t xml:space="preserve"> → evaluation trace:</w:t>
-      </w:r>
-    </w:p>
-    <w:p>
-      <w:pPr>
-        <w:spacing w:line="336" w:lineRule="auto" w:after="180"/>
-      </w:pPr>
-      <w:r>
-        <w:rPr>
-          <w:b w:val="0"/>
-        </w:rPr>
-        <w:t xml:space="preserve">Predict first. Then check each step. A correct answer without visible </w:t>
-      </w:r>
-      <w:r>
-        <w:rPr>
-          <w:b/>
-        </w:rPr>
-        <w:t>evidence</w:t>
-      </w:r>
-      <w:r>
-        <w:rPr>
-          <w:b w:val="0"/>
-        </w:rPr>
-        <w:t xml:space="preserve"> cannot be audited.</w:t>
-      </w:r>
-    </w:p>
-    <w:p>
-      <w:pPr>
-        <w:pStyle w:val="Heading3"/>
-      </w:pPr>
-      <w:r>
-        <w:t>Step 1</w:t>
-      </w:r>
-    </w:p>
-    <w:p>
-      <w:pPr>
-        <w:spacing w:line="336" w:lineRule="auto" w:after="180"/>
-        <w:shd w:fill="F4F9FC"/>
-      </w:pPr>
-      <w:r>
-        <w:rPr>
-          <w:b w:val="0"/>
-        </w:rPr>
-        <w:t>STEP 1 For spotted=positive: TP=6, FP=3, FN=2, TN=9.</w:t>
-      </w:r>
-    </w:p>
-    <w:p>
-      <w:pPr>
-        <w:pStyle w:val="Heading3"/>
-      </w:pPr>
-      <w:r>
-        <w:t>Step 2</w:t>
-      </w:r>
-    </w:p>
-    <w:p>
-      <w:pPr>
-        <w:spacing w:line="336" w:lineRule="auto" w:after="180"/>
-        <w:shd w:fill="F4F9FC"/>
-      </w:pPr>
-      <w:r>
-        <w:rPr>
-          <w:b w:val="0"/>
-        </w:rPr>
-        <w:t>STEP 2 Check total: 6 + 3 + 2 + 9 = 20 cases.</w:t>
-      </w:r>
-    </w:p>
-    <w:p>
-      <w:pPr>
-        <w:pStyle w:val="Heading3"/>
-      </w:pPr>
-      <w:r>
-        <w:t>Step 3</w:t>
-      </w:r>
-    </w:p>
-    <w:p>
-      <w:pPr>
-        <w:spacing w:line="336" w:lineRule="auto" w:after="180"/>
-        <w:shd w:fill="F4F9FC"/>
-      </w:pPr>
-      <w:r>
-        <w:rPr>
-          <w:b w:val="0"/>
-        </w:rPr>
-        <w:t xml:space="preserve">STEP 3 Correct </w:t>
-      </w:r>
-      <w:r>
-        <w:rPr>
-          <w:b/>
-        </w:rPr>
-        <w:t>prediction</w:t>
-      </w:r>
-      <w:r>
-        <w:rPr>
-          <w:b w:val="0"/>
-        </w:rPr>
-        <w:t>s = TP + TN = 15; accuracy = 15 ÷ 20 = 75%.</w:t>
-      </w:r>
-    </w:p>
-    <w:p>
-      <w:pPr>
-        <w:pStyle w:val="Heading3"/>
-      </w:pPr>
-      <w:r>
-        <w:t>Step 4</w:t>
-      </w:r>
-    </w:p>
-    <w:p>
-      <w:pPr>
-        <w:spacing w:line="336" w:lineRule="auto" w:after="180"/>
-        <w:shd w:fill="F4F9FC"/>
-      </w:pPr>
-      <w:r>
-        <w:rPr>
-          <w:b w:val="0"/>
-        </w:rPr>
-        <w:t>STEP 4 Inspect false alarms and misses separately before choosing an improvement.</w:t>
-      </w:r>
-    </w:p>
-    <w:p>
-      <w:pPr>
-        <w:spacing w:line="336" w:lineRule="auto" w:after="180"/>
-      </w:pPr>
-      <w:r>
-        <w:rPr>
-          <w:b w:val="0"/>
-        </w:rPr>
-        <w:t>CHECK Verify the denominator, unit, split, class definition, and data version before interpreting a score.</w:t>
-      </w:r>
-    </w:p>
-    <w:p>
-      <w:pPr>
-        <w:spacing w:line="336" w:lineRule="auto" w:after="180"/>
-      </w:pPr>
-      <w:r>
-        <w:rPr>
-          <w:b w:val="0"/>
-        </w:rPr>
-        <w:t xml:space="preserve">Recalculate, retrace, or restate the </w:t>
-      </w:r>
-      <w:r>
-        <w:rPr>
-          <w:b/>
-        </w:rPr>
-        <w:t>evidence</w:t>
-      </w:r>
-      <w:r>
-        <w:rPr>
-          <w:b w:val="0"/>
-        </w:rPr>
-        <w:t xml:space="preserve"> independently:</w:t>
-      </w:r>
-    </w:p>
-    <w:p>
-      <w:pPr>
-        <w:pStyle w:val="Heading3"/>
-      </w:pPr>
-      <w:r>
-        <w:t>Concrete teaching case</w:t>
-      </w:r>
-    </w:p>
-    <w:p>
-      <w:pPr>
-        <w:pStyle w:val="Heading3"/>
-      </w:pPr>
-      <w:r>
-        <w:t>The teaching case</w:t>
-      </w:r>
-    </w:p>
-    <w:p>
-      <w:pPr>
-        <w:spacing w:line="336" w:lineRule="auto" w:after="180"/>
-        <w:shd w:fill="F1F6FC"/>
-      </w:pPr>
-      <w:r>
-        <w:rPr>
-          <w:b w:val="0"/>
-        </w:rPr>
-        <w:t>Positive is spotted. TP=8, FP=2, FN=4, TN=6.</w:t>
-      </w:r>
-    </w:p>
-    <w:p>
-      <w:pPr>
-        <w:pStyle w:val="Heading3"/>
-      </w:pPr>
-      <w:r>
-        <w:t>The teaching case</w:t>
-      </w:r>
-    </w:p>
-    <w:p>
-      <w:pPr>
-        <w:spacing w:line="336" w:lineRule="auto" w:after="180"/>
-        <w:shd w:fill="F1F6FC"/>
-      </w:pPr>
-      <w:r>
-        <w:rPr>
-          <w:b w:val="0"/>
-        </w:rPr>
-        <w:t>Build actual-row/predicted-column matrix and total.</w:t>
-      </w:r>
-    </w:p>
-    <w:p>
-      <w:pPr>
-        <w:pStyle w:val="Heading3"/>
-      </w:pPr>
-      <w:r>
-        <w:t>Exact explanation to model</w:t>
-      </w:r>
-    </w:p>
-    <w:p>
-      <w:pPr>
-        <w:pStyle w:val="Heading3"/>
-      </w:pPr>
-      <w:r>
-        <w:t>Why the result follows</w:t>
-      </w:r>
-    </w:p>
-    <w:p>
-      <w:pPr>
-        <w:spacing w:line="336" w:lineRule="auto" w:after="180"/>
-        <w:shd w:fill="F1F6FC"/>
-      </w:pPr>
-      <w:r>
-        <w:rPr>
-          <w:b w:val="0"/>
-        </w:rPr>
-        <w:t xml:space="preserve">Actual spotted row is 8 spotted,4 healthy; actual healthy row is 2 spotted,6 healthy. Total=20; correct=14. State axes and </w:t>
-      </w:r>
-      <w:r>
-        <w:rPr>
-          <w:b/>
-        </w:rPr>
-        <w:t>positive class</w:t>
-      </w:r>
-      <w:r>
-        <w:rPr>
-          <w:b w:val="0"/>
-        </w:rPr>
-        <w:t>.</w:t>
-      </w:r>
-    </w:p>
-    <w:p>
-      <w:pPr>
-        <w:pStyle w:val="Heading3"/>
-      </w:pPr>
-      <w:r>
-        <w:t>Explain the added worked example</w:t>
-      </w:r>
-    </w:p>
-    <w:p>
-      <w:pPr>
-        <w:pStyle w:val="Heading3"/>
-      </w:pPr>
-      <w:r>
-        <w:t>Explain the added worked example · 1</w:t>
-      </w:r>
-    </w:p>
-    <w:p>
-      <w:pPr>
-        <w:spacing w:line="336" w:lineRule="auto" w:after="180"/>
-      </w:pPr>
-      <w:r>
-        <w:rPr>
-          <w:b w:val="0"/>
-        </w:rPr>
-        <w:t xml:space="preserve">A </w:t>
-      </w:r>
-      <w:r>
-        <w:rPr>
-          <w:b/>
-        </w:rPr>
-        <w:t>confusion matrix</w:t>
-      </w:r>
-      <w:r>
-        <w:rPr>
-          <w:b w:val="0"/>
-        </w:rPr>
-        <w:t xml:space="preserve"> shows which labels a classifier mixes up. It counts examples after </w:t>
-      </w:r>
-      <w:r>
-        <w:rPr>
-          <w:b/>
-        </w:rPr>
-        <w:t>prediction</w:t>
-      </w:r>
-      <w:r>
-        <w:rPr>
-          <w:b w:val="0"/>
-        </w:rPr>
-        <w:t>s are made; it does not fit or repair the classifier.</w:t>
-      </w:r>
-    </w:p>
-    <w:p>
-      <w:pPr>
-        <w:spacing w:line="336" w:lineRule="auto" w:after="180"/>
-      </w:pPr>
-      <w:r>
-        <w:rPr>
-          <w:b w:val="0"/>
-        </w:rPr>
-        <w:t>Week 12 had reference/</w:t>
-      </w:r>
-      <w:r>
-        <w:rPr>
-          <w:b/>
-        </w:rPr>
-        <w:t>prediction</w:t>
-      </w:r>
-      <w:r>
-        <w:rPr>
-          <w:b w:val="0"/>
-        </w:rPr>
-        <w:t xml:space="preserve"> pairs clear/clear, blocked/blocked, clear/blocked. A labelled table can preserve the type of that error as well as the total score.</w:t>
-      </w:r>
-    </w:p>
-    <w:p>
-      <w:pPr>
-        <w:pStyle w:val="Heading3"/>
-      </w:pPr>
-      <w:r>
-        <w:t>Explain the added worked example · 2</w:t>
-      </w:r>
-    </w:p>
-    <w:p>
-      <w:pPr>
-        <w:spacing w:line="336" w:lineRule="auto" w:after="180"/>
-      </w:pPr>
-      <w:r>
-        <w:rPr>
-          <w:b w:val="0"/>
-        </w:rPr>
-        <w:t xml:space="preserve">This week uses eight new fictional evaluation records from a frozen classifier. They are not extra </w:t>
-      </w:r>
-      <w:r>
-        <w:rPr>
-          <w:b/>
-        </w:rPr>
-        <w:t>prediction</w:t>
-      </w:r>
-      <w:r>
-        <w:rPr>
-          <w:b w:val="0"/>
-        </w:rPr>
-        <w:t xml:space="preserve">s from the Week 12 code. Each ID appears once with a reviewed reference and one </w:t>
-      </w:r>
-      <w:r>
-        <w:rPr>
-          <w:b/>
-        </w:rPr>
-        <w:t>prediction</w:t>
-      </w:r>
-      <w:r>
-        <w:rPr>
-          <w:b w:val="0"/>
-        </w:rPr>
-        <w:t>.</w:t>
-      </w:r>
-    </w:p>
-    <w:p>
-      <w:pPr>
-        <w:spacing w:line="336" w:lineRule="auto" w:after="180"/>
-      </w:pPr>
-      <w:r>
-        <w:rPr>
-          <w:b w:val="0"/>
-        </w:rPr>
-        <w:t xml:space="preserve">The grouped table below lists every ID. Keep reference and </w:t>
-      </w:r>
-      <w:r>
-        <w:rPr>
-          <w:b/>
-        </w:rPr>
-        <w:t>prediction</w:t>
-      </w:r>
-      <w:r>
-        <w:rPr>
-          <w:b w:val="0"/>
-        </w:rPr>
-        <w:t xml:space="preserve"> paired by ID before counting.</w:t>
-      </w:r>
-    </w:p>
-    <w:p>
-      <w:pPr>
-        <w:pStyle w:val="Heading3"/>
-      </w:pPr>
-      <w:r>
-        <w:t>Explain the added worked example · 3</w:t>
-      </w:r>
-    </w:p>
-    <w:p>
-      <w:pPr>
-        <w:spacing w:line="336" w:lineRule="auto" w:after="180"/>
-      </w:pPr>
-      <w:r>
-        <w:rPr>
-          <w:b w:val="0"/>
-        </w:rPr>
-        <w:t xml:space="preserve">Use reference labels for rows and predicted labels for columns. On both axes the order is clear, then blocked. Declare blocked as the </w:t>
-      </w:r>
-      <w:r>
-        <w:rPr>
-          <w:b/>
-        </w:rPr>
-        <w:t>positive class</w:t>
-      </w:r>
-      <w:r>
-        <w:rPr>
-          <w:b w:val="0"/>
-        </w:rPr>
-        <w:t xml:space="preserve"> and clear as negative.</w:t>
-      </w:r>
-    </w:p>
-    <w:p>
-      <w:pPr>
-        <w:spacing w:line="336" w:lineRule="auto" w:after="180"/>
-      </w:pPr>
-      <w:r>
-        <w:rPr>
-          <w:b w:val="0"/>
-        </w:rPr>
-        <w:t>Positive means the condition of interest, not good or safe. A missed blocked case and a false alarm are different errors.</w:t>
-      </w:r>
-    </w:p>
-    <w:p>
-      <w:pPr>
-        <w:pStyle w:val="Heading3"/>
-      </w:pPr>
-      <w:r>
-        <w:t>Explain the added worked example · 4</w:t>
-      </w:r>
-    </w:p>
-    <w:p>
-      <w:pPr>
-        <w:spacing w:line="336" w:lineRule="auto" w:after="180"/>
-      </w:pPr>
-      <w:r>
-        <w:rPr>
-          <w:b w:val="0"/>
-        </w:rPr>
-        <w:t xml:space="preserve">index maps clear to 0 and blocked to 1. Each paired record adds one to its reference row and </w:t>
-      </w:r>
-      <w:r>
-        <w:rPr>
-          <w:b/>
-        </w:rPr>
-        <w:t>prediction</w:t>
-      </w:r>
-      <w:r>
-        <w:rPr>
-          <w:b w:val="0"/>
-        </w:rPr>
-        <w:t xml:space="preserve"> column. The script prints [[2, 1], [2, 3]] then 5 8. It assumes unique IDs and only these two labels.</w:t>
-      </w:r>
-    </w:p>
-    <w:p>
-      <w:pPr>
-        <w:spacing w:line="336" w:lineRule="auto" w:after="180"/>
-      </w:pPr>
-      <w:r>
-        <w:rPr>
-          <w:b w:val="0"/>
-        </w:rPr>
-        <w:t>Check IDs and missing or unresolved references before counting; the code does not validate all those conditions.</w:t>
-      </w:r>
-    </w:p>
-    <w:p>
-      <w:pPr>
-        <w:spacing w:line="336" w:lineRule="auto" w:after="180"/>
-      </w:pPr>
-      <w:r>
-        <w:rPr>
-          <w:b w:val="0"/>
-        </w:rPr>
-        <w:t xml:space="preserve">The diagonal cells count correct </w:t>
-      </w:r>
-      <w:r>
-        <w:rPr>
-          <w:b/>
-        </w:rPr>
-        <w:t>prediction</w:t>
-      </w:r>
-      <w:r>
-        <w:rPr>
-          <w:b w:val="0"/>
-        </w:rPr>
-        <w:t>s: 2+3=5. Off-diagonal cells count mistakes: 1+2=3. Every record must contribute exactly once. This is a count matrix, not percentages or probabilities.</w:t>
-      </w:r>
-    </w:p>
-    <w:p>
-      <w:pPr>
-        <w:spacing w:line="336" w:lineRule="auto" w:after="180"/>
-      </w:pPr>
-      <w:r>
-        <w:rPr>
-          <w:b w:val="0"/>
-        </w:rPr>
         <w:t>Keep the axis labels even when copying the numbers.</w:t>
-      </w:r>
-    </w:p>
-    <w:p>
-      <w:pPr>
-        <w:pStyle w:val="Heading3"/>
-      </w:pPr>
-      <w:r>
-        <w:t>Key terms</w:t>
       </w:r>
     </w:p>
     <w:tbl>
@@ -1700,44 +1465,10 @@
     </w:tbl>
     <w:p>
       <w:pPr>
-        <w:pStyle w:val="Heading3"/>
-      </w:pPr>
-      <w:r>
-        <w:t>Model the reasoning aloud</w:t>
-      </w:r>
-    </w:p>
-    <w:p>
-      <w:pPr>
-        <w:spacing w:line="336" w:lineRule="auto" w:after="180"/>
-      </w:pPr>
-      <w:r>
-        <w:rPr>
-          <w:b w:val="0"/>
-        </w:rPr>
-        <w:t xml:space="preserve">Use the complete worked example below before asking learners to complete W2. Reveal a small part, invite a </w:t>
-      </w:r>
-      <w:r>
-        <w:rPr>
-          <w:b/>
-        </w:rPr>
-        <w:t>prediction</w:t>
-      </w:r>
-      <w:r>
-        <w:rPr>
-          <w:b w:val="0"/>
-        </w:rPr>
-        <w:t>, then explain the deciding step.</w:t>
-      </w:r>
-    </w:p>
-    <w:p>
-      <w:pPr>
-        <w:spacing w:line="336" w:lineRule="auto" w:after="180"/>
-      </w:pPr>
-      <w:r>
-        <w:rPr>
-          <w:b w:val="0"/>
-        </w:rPr>
-        <w:t>These teacher notes contain solutions; do not reveal the independent case answer during modelling.</w:t>
+        <w:pStyle w:val="Heading2"/>
+      </w:pPr>
+      <w:r>
+        <w:t>Explain corridor V3/V4 and reference quality</w:t>
       </w:r>
     </w:p>
     <w:p>
@@ -1991,6 +1722,793 @@
         <w:t>s.</w:t>
       </w:r>
     </w:p>
+    <w:p>
+      <w:pPr>
+        <w:pStyle w:val="Heading2"/>
+      </w:pPr>
+      <w:r>
+        <w:t>Read separate twenty-leaf facts and original matrix</w:t>
+      </w:r>
+    </w:p>
+    <w:p>
+      <w:pPr>
+        <w:spacing w:line="336" w:lineRule="auto" w:after="180"/>
+      </w:pPr>
+      <w:r>
+        <w:rPr>
+          <w:b w:val="0"/>
+        </w:rPr>
+        <w:t xml:space="preserve">Read the </w:t>
+      </w:r>
+      <w:r>
+        <w:rPr>
+          <w:b/>
+        </w:rPr>
+        <w:t>confusion matrix</w:t>
+      </w:r>
+      <w:r>
+        <w:rPr>
+          <w:b w:val="0"/>
+        </w:rPr>
+        <w:t xml:space="preserve"> as four distinct stories about a plant decision.</w:t>
+      </w:r>
+    </w:p>
+    <w:p>
+      <w:pPr>
+        <w:spacing w:line="336" w:lineRule="auto" w:after="180"/>
+      </w:pPr>
+      <w:r>
+        <w:rPr>
+          <w:b w:val="0"/>
+        </w:rPr>
+        <w:t>Positive means spotted. Toy results: TP=4, FN=1, FP=3, TN=12. Rows are actual spotted/healthy; columns predicted spotted/healthy.</w:t>
+      </w:r>
+    </w:p>
+    <w:p>
+      <w:pPr>
+        <w:spacing w:line="336" w:lineRule="auto" w:after="180"/>
+      </w:pPr>
+      <w:r>
+        <w:rPr>
+          <w:b w:val="0"/>
+        </w:rPr>
+        <w:t xml:space="preserve">All </w:t>
+      </w:r>
+      <w:r>
+        <w:rPr>
+          <w:b/>
+        </w:rPr>
+        <w:t>input</w:t>
+      </w:r>
+      <w:r>
+        <w:rPr>
+          <w:b w:val="0"/>
+        </w:rPr>
+        <w:t>s and outcomes in this worked example are invented classroom data; no real model run is claimed.</w:t>
+      </w:r>
+    </w:p>
+    <w:p>
+      <w:pPr>
+        <w:spacing w:line="336" w:lineRule="auto" w:after="180"/>
+      </w:pPr>
+      <w:r>
+        <w:rPr>
+          <w:b w:val="0"/>
+        </w:rPr>
+        <w:t>Main corridor matrix uses clear/blocked on both axes: [[2,1],[2,3]], positive blocked, total8,correct5. The pictured leaf matrix uses spotted/healthy on both axes: [[4,1],[3,12]], positive spotted,total20,correct16. Both use reference rows/prediction columns; the category order differs, so do not copy cell positions without labels.</w:t>
+      </w:r>
+    </w:p>
+    <w:p>
+      <w:pPr>
+        <w:spacing w:line="336" w:lineRule="auto" w:after="180"/>
+      </w:pPr>
+      <w:r>
+        <w:rPr>
+          <w:b w:val="0"/>
+        </w:rPr>
+        <w:t>In the pictured change, one output is corrected by review while its reference stays spotted: FN decreases1and TP increases1. Report this as a reviewed outcome, not improved untouched model accuracy; preserve the frozen model’s original prediction and score.</w:t>
+      </w:r>
+    </w:p>
+    <w:p>
+      <w:r>
+        <w:drawing>
+          <wp:inline xmlns:a="http://schemas.openxmlformats.org/drawingml/2006/main" xmlns:pic="http://schemas.openxmlformats.org/drawingml/2006/picture">
+            <wp:extent cx="5486400" cy="3077029"/>
+            <wp:docPr id="1" name="Picture 1" descr="Positive means spotted"/>
+            <wp:cNvGraphicFramePr>
+              <a:graphicFrameLocks noChangeAspect="1"/>
+            </wp:cNvGraphicFramePr>
+            <a:graphic>
+              <a:graphicData uri="http://schemas.openxmlformats.org/drawingml/2006/picture">
+                <pic:pic>
+                  <pic:nvPicPr>
+                    <pic:cNvPr id="0" name="academy-detail-ai-4-15.png"/>
+                    <pic:cNvPicPr/>
+                  </pic:nvPicPr>
+                  <pic:blipFill>
+                    <a:blip r:embed="rId9"/>
+                    <a:stretch>
+                      <a:fillRect/>
+                    </a:stretch>
+                  </pic:blipFill>
+                  <pic:spPr>
+                    <a:xfrm>
+                      <a:off x="0" y="0"/>
+                      <a:ext cx="5486400" cy="3077029"/>
+                    </a:xfrm>
+                    <a:prstGeom prst="rect"/>
+                  </pic:spPr>
+                </pic:pic>
+              </a:graphicData>
+            </a:graphic>
+          </wp:inline>
+        </w:drawing>
+      </w:r>
+    </w:p>
+    <w:p>
+      <w:pPr>
+        <w:pStyle w:val="Heading2"/>
+      </w:pPr>
+      <w:r>
+        <w:t>Trace labelled cells and the reviewed output move</w:t>
+      </w:r>
+    </w:p>
+    <w:p>
+      <w:r>
+        <w:drawing>
+          <wp:inline xmlns:a="http://schemas.openxmlformats.org/drawingml/2006/main" xmlns:pic="http://schemas.openxmlformats.org/drawingml/2006/picture">
+            <wp:extent cx="5486400" cy="3182112"/>
+            <wp:docPr id="2" name="Picture 2" descr="Fill actual spotted row: Actual spotted: [4, 1]. Four caught; one missed. → Fill actual healthy row: Actual healthy: [3, 12]. Three false alarms; twelve correctly clear. → Compute accuracy: Correct=4+12=16 of total 20, giving80%."/>
+            <wp:cNvGraphicFramePr>
+              <a:graphicFrameLocks noChangeAspect="1"/>
+            </wp:cNvGraphicFramePr>
+            <a:graphic>
+              <a:graphicData uri="http://schemas.openxmlformats.org/drawingml/2006/picture">
+                <pic:pic>
+                  <pic:nvPicPr>
+                    <pic:cNvPr id="0" name="academy-story-ai-4-15-02.png"/>
+                    <pic:cNvPicPr/>
+                  </pic:nvPicPr>
+                  <pic:blipFill>
+                    <a:blip r:embed="rId10"/>
+                    <a:stretch>
+                      <a:fillRect/>
+                    </a:stretch>
+                  </pic:blipFill>
+                  <pic:spPr>
+                    <a:xfrm>
+                      <a:off x="0" y="0"/>
+                      <a:ext cx="5486400" cy="3182112"/>
+                    </a:xfrm>
+                    <a:prstGeom prst="rect"/>
+                  </pic:spPr>
+                </pic:pic>
+              </a:graphicData>
+            </a:graphic>
+          </wp:inline>
+        </w:drawing>
+      </w:r>
+    </w:p>
+    <w:p>
+      <w:pPr>
+        <w:pStyle w:val="Heading3"/>
+      </w:pPr>
+      <w:r>
+        <w:t>Read the picture one step at a time</w:t>
+      </w:r>
+    </w:p>
+    <w:tbl>
+      <w:tblPr>
+        <w:tblStyle w:val="LightShading-Accent1"/>
+        <w:tblW w:type="auto" w:w="0"/>
+        <w:tblLook w:firstColumn="1" w:firstRow="1" w:lastColumn="0" w:lastRow="0" w:noHBand="0" w:noVBand="1" w:val="04A0"/>
+      </w:tblPr>
+      <w:tblGrid>
+        <w:gridCol w:w="5112"/>
+        <w:gridCol w:w="5112"/>
+      </w:tblGrid>
+      <w:tr>
+        <w:trPr>
+          <w:tblHeader/>
+        </w:trPr>
+        <w:tc>
+          <w:tcPr>
+            <w:tcW w:type="dxa" w:w="5112"/>
+          </w:tcPr>
+          <w:p>
+            <w:r>
+              <w:t>Step</w:t>
+            </w:r>
+          </w:p>
+        </w:tc>
+        <w:tc>
+          <w:tcPr>
+            <w:tcW w:type="dxa" w:w="5112"/>
+          </w:tcPr>
+          <w:p>
+            <w:r>
+              <w:t>What happens and why</w:t>
+            </w:r>
+          </w:p>
+        </w:tc>
+      </w:tr>
+      <w:tr>
+        <w:tc>
+          <w:tcPr>
+            <w:tcW w:type="dxa" w:w="5112"/>
+          </w:tcPr>
+          <w:p>
+            <w:r>
+              <w:t>1. Fill actual spotted row</w:t>
+            </w:r>
+          </w:p>
+        </w:tc>
+        <w:tc>
+          <w:tcPr>
+            <w:tcW w:type="dxa" w:w="5112"/>
+          </w:tcPr>
+          <w:p>
+            <w:r>
+              <w:t>Actual spotted: [4, 1]. Four caught; one missed.</w:t>
+            </w:r>
+          </w:p>
+        </w:tc>
+      </w:tr>
+      <w:tr>
+        <w:tc>
+          <w:tcPr>
+            <w:tcW w:type="dxa" w:w="5112"/>
+          </w:tcPr>
+          <w:p>
+            <w:r>
+              <w:t>2. Fill actual healthy row</w:t>
+            </w:r>
+          </w:p>
+        </w:tc>
+        <w:tc>
+          <w:tcPr>
+            <w:tcW w:type="dxa" w:w="5112"/>
+          </w:tcPr>
+          <w:p>
+            <w:r>
+              <w:t>Actual healthy: [3, 12]. Three false alarms; twelve correctly clear.</w:t>
+            </w:r>
+          </w:p>
+        </w:tc>
+      </w:tr>
+      <w:tr>
+        <w:tc>
+          <w:tcPr>
+            <w:tcW w:type="dxa" w:w="5112"/>
+          </w:tcPr>
+          <w:p>
+            <w:r>
+              <w:t>3. Compute accuracy</w:t>
+            </w:r>
+          </w:p>
+        </w:tc>
+        <w:tc>
+          <w:tcPr>
+            <w:tcW w:type="dxa" w:w="5112"/>
+          </w:tcPr>
+          <w:p>
+            <w:r>
+              <w:t>Correct=4+12=16 of total 20, giving80%.</w:t>
+            </w:r>
+          </w:p>
+        </w:tc>
+      </w:tr>
+    </w:tbl>
+    <w:p>
+      <w:r>
+        <w:t>Match each pictured step to the supplied facts. This is a worked teaching case, not an independent assessment.</w:t>
+      </w:r>
+    </w:p>
+    <w:p>
+      <w:pPr>
+        <w:spacing w:line="336" w:lineRule="auto" w:after="180"/>
+      </w:pPr>
+      <w:r>
+        <w:rPr>
+          <w:b w:val="0"/>
+        </w:rPr>
+        <w:t>Read the picture in order. Correct=4+12=16 of total 20, giving</w:t>
+      </w:r>
+      <w:r>
+        <w:rPr>
+          <w:b/>
+        </w:rPr>
+        <w:t>80%</w:t>
+      </w:r>
+      <w:r>
+        <w:rPr>
+          <w:b w:val="0"/>
+        </w:rPr>
+        <w:t xml:space="preserve">. The arrows show which recorded </w:t>
+      </w:r>
+      <w:r>
+        <w:rPr>
+          <w:b/>
+        </w:rPr>
+        <w:t>input</w:t>
+      </w:r>
+      <w:r>
+        <w:rPr>
+          <w:b w:val="0"/>
+        </w:rPr>
+        <w:t xml:space="preserve"> or intermediate result each decision uses.</w:t>
+      </w:r>
+    </w:p>
+    <w:p>
+      <w:pPr>
+        <w:spacing w:line="336" w:lineRule="auto" w:after="180"/>
+      </w:pPr>
+      <w:r>
+        <w:rPr>
+          <w:b w:val="0"/>
+        </w:rPr>
+        <w:t>Explain the deciding step aloud before checking the changed case; pointing to the final answer alone does not show how it follows.</w:t>
+      </w:r>
+    </w:p>
+    <w:p>
+      <w:pPr>
+        <w:spacing w:line="336" w:lineRule="auto" w:after="180"/>
+      </w:pPr>
+      <w:r>
+        <w:rPr>
+          <w:b w:val="0"/>
+        </w:rPr>
+        <w:t>The matrix depends on positive-class definition and reference labels. Accuracy alone hides the difference between misses and false alarms.</w:t>
+      </w:r>
+    </w:p>
+    <w:p>
+      <w:pPr>
+        <w:spacing w:line="336" w:lineRule="auto" w:after="180"/>
+      </w:pPr>
+      <w:r>
+        <w:rPr>
+          <w:b w:val="0"/>
+        </w:rPr>
+        <w:t>Change: A review corrects one missed spotted leaf, moving it from FN to TP.</w:t>
+      </w:r>
+    </w:p>
+    <w:p>
+      <w:pPr>
+        <w:spacing w:line="336" w:lineRule="auto" w:after="180"/>
+      </w:pPr>
+      <w:r>
+        <w:rPr>
+          <w:b/>
+        </w:rPr>
+        <w:t>Prediction</w:t>
+      </w:r>
+      <w:r>
+        <w:rPr>
+          <w:b w:val="0"/>
+        </w:rPr>
+        <w:t>: Counts become TP 5, FN 0, FP 3, TN 12; accuracy is 17/20=85%.</w:t>
+      </w:r>
+    </w:p>
+    <w:p>
+      <w:pPr>
+        <w:spacing w:line="336" w:lineRule="auto" w:after="180"/>
+      </w:pPr>
+      <w:r>
+        <w:rPr>
+          <w:b w:val="0"/>
+        </w:rPr>
+        <w:t>Reason: One decision becomes correct while the total number of evaluated leaves remains20.</w:t>
+      </w:r>
+    </w:p>
+    <w:p>
+      <w:pPr>
+        <w:pStyle w:val="Heading2"/>
+      </w:pPr>
+      <w:r>
+        <w:t>Additional supplied-count example · reference / check after trying</w:t>
+      </w:r>
+    </w:p>
+    <w:p>
+      <w:pPr>
+        <w:spacing w:line="336" w:lineRule="auto" w:after="180"/>
+      </w:pPr>
+      <w:r>
+        <w:rPr>
+          <w:b w:val="0"/>
+        </w:rPr>
+        <w:t>Positive is spotted. TP=8, FP=2, FN=4, TN=6.</w:t>
+      </w:r>
+    </w:p>
+    <w:p>
+      <w:pPr>
+        <w:spacing w:line="336" w:lineRule="auto" w:after="180"/>
+      </w:pPr>
+      <w:r>
+        <w:rPr>
+          <w:b w:val="0"/>
+        </w:rPr>
+        <w:t>Build actual-row/predicted-column matrix and total.</w:t>
+      </w:r>
+    </w:p>
+    <w:p>
+      <w:pPr>
+        <w:spacing w:line="336" w:lineRule="auto" w:after="180"/>
+      </w:pPr>
+      <w:r>
+        <w:rPr>
+          <w:b w:val="0"/>
+        </w:rPr>
+        <w:t xml:space="preserve">Actual spotted row is 8 spotted,4 healthy; actual healthy row is 2 spotted,6 healthy. Total=20; correct=14. State axes and </w:t>
+      </w:r>
+      <w:r>
+        <w:rPr>
+          <w:b/>
+        </w:rPr>
+        <w:t>positive class</w:t>
+      </w:r>
+      <w:r>
+        <w:rPr>
+          <w:b w:val="0"/>
+        </w:rPr>
+        <w:t>.</w:t>
+      </w:r>
+    </w:p>
+    <w:p>
+      <w:pPr>
+        <w:pStyle w:val="Heading2"/>
+      </w:pPr>
+      <w:r>
+        <w:t>Earlier wording, alternatives and picture transcripts · reference / check after trying</w:t>
+      </w:r>
+    </w:p>
+    <w:p>
+      <w:pPr>
+        <w:spacing w:line="336" w:lineRule="auto" w:after="180"/>
+      </w:pPr>
+      <w:r>
+        <w:rPr>
+          <w:b w:val="0"/>
+        </w:rPr>
+        <w:t>Explain the mechanism</w:t>
+      </w:r>
+    </w:p>
+    <w:p>
+      <w:pPr>
+        <w:spacing w:line="336" w:lineRule="auto" w:after="180"/>
+      </w:pPr>
+      <w:r>
+        <w:rPr>
+          <w:b w:val="0"/>
+        </w:rPr>
+        <w:t>Trace the information, fitted behavior, and evaluation proof separately.</w:t>
+      </w:r>
+    </w:p>
+    <w:p>
+      <w:pPr>
+        <w:spacing w:line="336" w:lineRule="auto" w:after="180"/>
+      </w:pPr>
+      <w:r>
+        <w:rPr>
+          <w:b w:val="0"/>
+        </w:rPr>
+        <w:t xml:space="preserve">QUESTION Construct all four cells from twenty </w:t>
+      </w:r>
+      <w:r>
+        <w:rPr>
+          <w:b/>
+        </w:rPr>
+        <w:t>prediction</w:t>
+      </w:r>
+      <w:r>
+        <w:rPr>
+          <w:b w:val="0"/>
+        </w:rPr>
+        <w:t>s and verify the total.</w:t>
+      </w:r>
+    </w:p>
+    <w:p>
+      <w:pPr>
+        <w:spacing w:line="336" w:lineRule="auto" w:after="180"/>
+      </w:pPr>
+      <w:r>
+        <w:rPr>
+          <w:b w:val="0"/>
+        </w:rPr>
+        <w:t xml:space="preserve">MODEL IDEA A </w:t>
+      </w:r>
+      <w:r>
+        <w:rPr>
+          <w:b/>
+        </w:rPr>
+        <w:t>confusion matrix</w:t>
+      </w:r>
+      <w:r>
+        <w:rPr>
+          <w:b w:val="0"/>
+        </w:rPr>
+        <w:t xml:space="preserve"> separates </w:t>
+      </w:r>
+      <w:r>
+        <w:rPr>
+          <w:b/>
+        </w:rPr>
+        <w:t>true positive</w:t>
+      </w:r>
+      <w:r>
+        <w:rPr>
+          <w:b w:val="0"/>
+        </w:rPr>
+        <w:t xml:space="preserve">s, </w:t>
+      </w:r>
+      <w:r>
+        <w:rPr>
+          <w:b/>
+        </w:rPr>
+        <w:t>false positive</w:t>
+      </w:r>
+      <w:r>
+        <w:rPr>
+          <w:b w:val="0"/>
+        </w:rPr>
+        <w:t xml:space="preserve">s, </w:t>
+      </w:r>
+      <w:r>
+        <w:rPr>
+          <w:b/>
+        </w:rPr>
+        <w:t>false negative</w:t>
+      </w:r>
+      <w:r>
+        <w:rPr>
+          <w:b w:val="0"/>
+        </w:rPr>
+        <w:t xml:space="preserve">s, and </w:t>
+      </w:r>
+      <w:r>
+        <w:rPr>
+          <w:b/>
+        </w:rPr>
+        <w:t>true negative</w:t>
+      </w:r>
+      <w:r>
+        <w:rPr>
+          <w:b w:val="0"/>
+        </w:rPr>
+        <w:t>s so error types remain visible.</w:t>
+      </w:r>
+    </w:p>
+    <w:p>
+      <w:pPr>
+        <w:spacing w:line="336" w:lineRule="auto" w:after="180"/>
+      </w:pPr>
+      <w:r>
+        <w:rPr>
+          <w:b w:val="0"/>
+        </w:rPr>
+        <w:t>PROOF NEEDED Use an unseen case, visible calculation, error analysis, and a stated limitation.</w:t>
+      </w:r>
+    </w:p>
+    <w:p>
+      <w:pPr>
+        <w:spacing w:line="336" w:lineRule="auto" w:after="180"/>
+      </w:pPr>
+      <w:r>
+        <w:rPr>
+          <w:b w:val="0"/>
+        </w:rPr>
+        <w:t>UNDER THE HOOD For spotted=positive: TP=6, FP=3, FN=2, TN=9. Check total: 6 + 3 + 2 + 9 = 20 cases.</w:t>
+      </w:r>
+    </w:p>
+    <w:p>
+      <w:pPr>
+        <w:spacing w:line="336" w:lineRule="auto" w:after="180"/>
+      </w:pPr>
+      <w:r>
+        <w:rPr>
+          <w:b w:val="0"/>
+        </w:rPr>
+        <w:t xml:space="preserve">Draw a fresh data → model → </w:t>
+      </w:r>
+      <w:r>
+        <w:rPr>
+          <w:b/>
+        </w:rPr>
+        <w:t>prediction</w:t>
+      </w:r>
+      <w:r>
+        <w:rPr>
+          <w:b w:val="0"/>
+        </w:rPr>
+        <w:t xml:space="preserve"> → evaluation trace:</w:t>
+      </w:r>
+    </w:p>
+    <w:p>
+      <w:pPr>
+        <w:spacing w:line="336" w:lineRule="auto" w:after="180"/>
+      </w:pPr>
+      <w:r>
+        <w:rPr>
+          <w:b w:val="0"/>
+        </w:rPr>
+        <w:t xml:space="preserve">Predict first. Then check each step. A correct answer without visible </w:t>
+      </w:r>
+      <w:r>
+        <w:rPr>
+          <w:b/>
+        </w:rPr>
+        <w:t>evidence</w:t>
+      </w:r>
+      <w:r>
+        <w:rPr>
+          <w:b w:val="0"/>
+        </w:rPr>
+        <w:t xml:space="preserve"> cannot be audited.</w:t>
+      </w:r>
+    </w:p>
+    <w:p>
+      <w:pPr>
+        <w:spacing w:line="336" w:lineRule="auto" w:after="180"/>
+      </w:pPr>
+      <w:r>
+        <w:rPr>
+          <w:b w:val="0"/>
+        </w:rPr>
+        <w:t>STEP 1 For spotted=positive: TP=6, FP=3, FN=2, TN=9.</w:t>
+      </w:r>
+    </w:p>
+    <w:p>
+      <w:pPr>
+        <w:spacing w:line="336" w:lineRule="auto" w:after="180"/>
+      </w:pPr>
+      <w:r>
+        <w:rPr>
+          <w:b w:val="0"/>
+        </w:rPr>
+        <w:t>STEP 2 Check total: 6 + 3 + 2 + 9 = 20 cases.</w:t>
+      </w:r>
+    </w:p>
+    <w:p>
+      <w:pPr>
+        <w:spacing w:line="336" w:lineRule="auto" w:after="180"/>
+      </w:pPr>
+      <w:r>
+        <w:rPr>
+          <w:b w:val="0"/>
+        </w:rPr>
+        <w:t xml:space="preserve">STEP 3 Correct </w:t>
+      </w:r>
+      <w:r>
+        <w:rPr>
+          <w:b/>
+        </w:rPr>
+        <w:t>prediction</w:t>
+      </w:r>
+      <w:r>
+        <w:rPr>
+          <w:b w:val="0"/>
+        </w:rPr>
+        <w:t>s = TP + TN = 15; accuracy = 15 ÷ 20 = 75%.</w:t>
+      </w:r>
+    </w:p>
+    <w:p>
+      <w:pPr>
+        <w:spacing w:line="336" w:lineRule="auto" w:after="180"/>
+      </w:pPr>
+      <w:r>
+        <w:rPr>
+          <w:b w:val="0"/>
+        </w:rPr>
+        <w:t>STEP 4 Inspect false alarms and misses separately before choosing an improvement.</w:t>
+      </w:r>
+    </w:p>
+    <w:p>
+      <w:pPr>
+        <w:spacing w:line="336" w:lineRule="auto" w:after="180"/>
+      </w:pPr>
+      <w:r>
+        <w:rPr>
+          <w:b w:val="0"/>
+        </w:rPr>
+        <w:t>CHECK Verify the denominator, unit, split, class definition, and data version before interpreting a score.</w:t>
+      </w:r>
+    </w:p>
+    <w:p>
+      <w:pPr>
+        <w:spacing w:line="336" w:lineRule="auto" w:after="180"/>
+      </w:pPr>
+      <w:r>
+        <w:rPr>
+          <w:b w:val="0"/>
+        </w:rPr>
+        <w:t xml:space="preserve">Recalculate, retrace, or restate the </w:t>
+      </w:r>
+      <w:r>
+        <w:rPr>
+          <w:b/>
+        </w:rPr>
+        <w:t>evidence</w:t>
+      </w:r>
+      <w:r>
+        <w:rPr>
+          <w:b w:val="0"/>
+        </w:rPr>
+        <w:t xml:space="preserve"> independently:</w:t>
+      </w:r>
+    </w:p>
+    <w:p>
+      <w:pPr>
+        <w:pStyle w:val="Heading3"/>
+      </w:pPr>
+      <w:r>
+        <w:t>Concrete teaching case</w:t>
+      </w:r>
+    </w:p>
+    <w:p>
+      <w:pPr>
+        <w:pStyle w:val="Heading3"/>
+      </w:pPr>
+      <w:r>
+        <w:t>Exact explanation to model</w:t>
+      </w:r>
+    </w:p>
+    <w:p>
+      <w:pPr>
+        <w:pStyle w:val="Heading3"/>
+      </w:pPr>
+      <w:r>
+        <w:t>Explain the added worked example</w:t>
+      </w:r>
+    </w:p>
+    <w:p>
+      <w:pPr>
+        <w:pStyle w:val="Heading3"/>
+      </w:pPr>
+      <w:r>
+        <w:t>Key terms</w:t>
+      </w:r>
+    </w:p>
+    <w:p>
+      <w:pPr>
+        <w:pStyle w:val="Heading3"/>
+      </w:pPr>
+      <w:r>
+        <w:t>Model the reasoning aloud</w:t>
+      </w:r>
+    </w:p>
+    <w:p>
+      <w:pPr>
+        <w:spacing w:line="336" w:lineRule="auto" w:after="180"/>
+      </w:pPr>
+      <w:r>
+        <w:rPr>
+          <w:b w:val="0"/>
+        </w:rPr>
+        <w:t xml:space="preserve">Use the complete worked example below before asking learners to complete W2. Reveal a small part, invite a </w:t>
+      </w:r>
+      <w:r>
+        <w:rPr>
+          <w:b/>
+        </w:rPr>
+        <w:t>prediction</w:t>
+      </w:r>
+      <w:r>
+        <w:rPr>
+          <w:b w:val="0"/>
+        </w:rPr>
+        <w:t>, then explain the deciding step.</w:t>
+      </w:r>
+    </w:p>
+    <w:p>
+      <w:pPr>
+        <w:spacing w:line="336" w:lineRule="auto" w:after="180"/>
+      </w:pPr>
+      <w:r>
+        <w:rPr>
+          <w:b w:val="0"/>
+        </w:rPr>
+        <w:t>These teacher notes contain solutions; do not reveal the independent case answer during modelling.</w:t>
+      </w:r>
+    </w:p>
     <w:tbl>
       <w:tblPr>
         <w:tblStyle w:val="LightShading-Accent1"/>
@@ -2114,121 +2632,10 @@
     </w:p>
     <w:p>
       <w:pPr>
-        <w:spacing w:line="336" w:lineRule="auto" w:after="180"/>
-      </w:pPr>
-      <w:r>
-        <w:rPr>
-          <w:b w:val="0"/>
-        </w:rPr>
-        <w:t xml:space="preserve">Read the </w:t>
-      </w:r>
-      <w:r>
-        <w:rPr>
-          <w:b/>
-        </w:rPr>
-        <w:t>confusion matrix</w:t>
-      </w:r>
-      <w:r>
-        <w:rPr>
-          <w:b w:val="0"/>
-        </w:rPr>
-        <w:t xml:space="preserve"> as four distinct stories about a plant decision.</w:t>
-      </w:r>
-    </w:p>
-    <w:p>
-      <w:pPr>
         <w:pStyle w:val="Heading3"/>
       </w:pPr>
       <w:r>
         <w:t>The facts we will use</w:t>
-      </w:r>
-    </w:p>
-    <w:p>
-      <w:pPr>
-        <w:pStyle w:val="Heading3"/>
-      </w:pPr>
-      <w:r>
-        <w:t>Supplied facts</w:t>
-      </w:r>
-    </w:p>
-    <w:p>
-      <w:pPr>
-        <w:spacing w:line="336" w:lineRule="auto" w:after="180"/>
-        <w:shd w:fill="F1F6FC"/>
-      </w:pPr>
-      <w:r>
-        <w:rPr>
-          <w:b w:val="0"/>
-        </w:rPr>
-        <w:t>Positive means spotted. Toy results: TP=4, FN=1, FP=3, TN=12. Rows are actual spotted/healthy; columns predicted spotted/healthy.</w:t>
-      </w:r>
-    </w:p>
-    <w:p>
-      <w:pPr>
-        <w:pStyle w:val="Heading3"/>
-      </w:pPr>
-      <w:r>
-        <w:t>Supplied facts</w:t>
-      </w:r>
-    </w:p>
-    <w:p>
-      <w:pPr>
-        <w:spacing w:line="336" w:lineRule="auto" w:after="180"/>
-        <w:shd w:fill="F1F6FC"/>
-      </w:pPr>
-      <w:r>
-        <w:rPr>
-          <w:b w:val="0"/>
-        </w:rPr>
-        <w:t xml:space="preserve">All </w:t>
-      </w:r>
-      <w:r>
-        <w:rPr>
-          <w:b/>
-        </w:rPr>
-        <w:t>input</w:t>
-      </w:r>
-      <w:r>
-        <w:rPr>
-          <w:b w:val="0"/>
-        </w:rPr>
-        <w:t>s and outcomes in this worked example are invented classroom data; no real model run is claimed.</w:t>
-      </w:r>
-    </w:p>
-    <w:p>
-      <w:r>
-        <w:drawing>
-          <wp:inline xmlns:a="http://schemas.openxmlformats.org/drawingml/2006/main" xmlns:pic="http://schemas.openxmlformats.org/drawingml/2006/picture">
-            <wp:extent cx="5486400" cy="3077029"/>
-            <wp:docPr id="1" name="Picture 1" descr="Positive means spotted"/>
-            <wp:cNvGraphicFramePr>
-              <a:graphicFrameLocks noChangeAspect="1"/>
-            </wp:cNvGraphicFramePr>
-            <a:graphic>
-              <a:graphicData uri="http://schemas.openxmlformats.org/drawingml/2006/picture">
-                <pic:pic>
-                  <pic:nvPicPr>
-                    <pic:cNvPr id="0" name="academy-detail-ai-4-15.png"/>
-                    <pic:cNvPicPr/>
-                  </pic:nvPicPr>
-                  <pic:blipFill>
-                    <a:blip r:embed="rId9"/>
-                    <a:stretch>
-                      <a:fillRect/>
-                    </a:stretch>
-                  </pic:blipFill>
-                  <pic:spPr>
-                    <a:xfrm>
-                      <a:off x="0" y="0"/>
-                      <a:ext cx="5486400" cy="3077029"/>
-                    </a:xfrm>
-                    <a:prstGeom prst="rect"/>
-                  </pic:spPr>
-                </pic:pic>
-              </a:graphicData>
-            </a:graphic>
-          </wp:inline>
-        </w:drawing>
       </w:r>
     </w:p>
     <w:p>
@@ -2236,7 +2643,7 @@
         <w:drawing>
           <wp:inline xmlns:a="http://schemas.openxmlformats.org/drawingml/2006/main" xmlns:pic="http://schemas.openxmlformats.org/drawingml/2006/picture">
             <wp:extent cx="5486400" cy="5185229"/>
-            <wp:docPr id="2" name="Picture 2" descr="Confusion Matrix. Fill actual spotted row: Actual spotted: [4, 1]. Four caught; one missed.. Fill actual healthy row: Actual healthy: [3, 12]. Three false alarms; twelve correctly clear.. Compute accuracy: Correct=4+12=16 of total 20, giving80%."/>
+            <wp:docPr id="3" name="Picture 3" descr="Confusion Matrix. Fill actual spotted row: Actual spotted: [4, 1]. Four caught; one missed.. Fill actual healthy row: Actual healthy: [3, 12]. Three false alarms; twelve correctly clear.. Compute accuracy: Correct=4+12=16 of total 20, giving80%."/>
             <wp:cNvGraphicFramePr>
               <a:graphicFrameLocks noChangeAspect="1"/>
             </wp:cNvGraphicFramePr>
@@ -2248,7 +2655,7 @@
                     <pic:cNvPicPr/>
                   </pic:nvPicPr>
                   <pic:blipFill>
-                    <a:blip r:embed="rId10"/>
+                    <a:blip r:embed="rId11"/>
                     <a:stretch>
                       <a:fillRect/>
                     </a:stretch>
@@ -2272,114 +2679,7 @@
         <w:pStyle w:val="Heading3"/>
       </w:pPr>
       <w:r>
-        <w:t>Read the picture one step at a time</w:t>
-      </w:r>
-    </w:p>
-    <w:tbl>
-      <w:tblPr>
-        <w:tblStyle w:val="LightShading-Accent1"/>
-        <w:tblW w:type="auto" w:w="0"/>
-        <w:tblLook w:firstColumn="1" w:firstRow="1" w:lastColumn="0" w:lastRow="0" w:noHBand="0" w:noVBand="1" w:val="04A0"/>
-      </w:tblPr>
-      <w:tblGrid>
-        <w:gridCol w:w="5112"/>
-        <w:gridCol w:w="5112"/>
-      </w:tblGrid>
-      <w:tr>
-        <w:trPr>
-          <w:tblHeader/>
-        </w:trPr>
-        <w:tc>
-          <w:tcPr>
-            <w:tcW w:type="dxa" w:w="5112"/>
-          </w:tcPr>
-          <w:p>
-            <w:r>
-              <w:t>Step</w:t>
-            </w:r>
-          </w:p>
-        </w:tc>
-        <w:tc>
-          <w:tcPr>
-            <w:tcW w:type="dxa" w:w="5112"/>
-          </w:tcPr>
-          <w:p>
-            <w:r>
-              <w:t>What happens and why</w:t>
-            </w:r>
-          </w:p>
-        </w:tc>
-      </w:tr>
-      <w:tr>
-        <w:tc>
-          <w:tcPr>
-            <w:tcW w:type="dxa" w:w="5112"/>
-          </w:tcPr>
-          <w:p>
-            <w:r>
-              <w:t>1. Fill actual spotted row</w:t>
-            </w:r>
-          </w:p>
-        </w:tc>
-        <w:tc>
-          <w:tcPr>
-            <w:tcW w:type="dxa" w:w="5112"/>
-          </w:tcPr>
-          <w:p>
-            <w:r>
-              <w:t>Actual spotted: [4, 1]. Four caught; one missed.</w:t>
-            </w:r>
-          </w:p>
-        </w:tc>
-      </w:tr>
-      <w:tr>
-        <w:tc>
-          <w:tcPr>
-            <w:tcW w:type="dxa" w:w="5112"/>
-          </w:tcPr>
-          <w:p>
-            <w:r>
-              <w:t>2. Fill actual healthy row</w:t>
-            </w:r>
-          </w:p>
-        </w:tc>
-        <w:tc>
-          <w:tcPr>
-            <w:tcW w:type="dxa" w:w="5112"/>
-          </w:tcPr>
-          <w:p>
-            <w:r>
-              <w:t>Actual healthy: [3, 12]. Three false alarms; twelve correctly clear.</w:t>
-            </w:r>
-          </w:p>
-        </w:tc>
-      </w:tr>
-      <w:tr>
-        <w:tc>
-          <w:tcPr>
-            <w:tcW w:type="dxa" w:w="5112"/>
-          </w:tcPr>
-          <w:p>
-            <w:r>
-              <w:t>3. Compute accuracy</w:t>
-            </w:r>
-          </w:p>
-        </w:tc>
-        <w:tc>
-          <w:tcPr>
-            <w:tcW w:type="dxa" w:w="5112"/>
-          </w:tcPr>
-          <w:p>
-            <w:r>
-              <w:t>Correct=4+12=16 of total 20, giving80%.</w:t>
-            </w:r>
-          </w:p>
-        </w:tc>
-      </w:tr>
-    </w:tbl>
-    <w:p>
-      <w:r>
-        <w:t>Match each pictured step to the supplied facts. This is a worked teaching case, not an independent assessment.</w:t>
+        <w:t>Why this result follows</w:t>
       </w:r>
     </w:p>
     <w:p>
@@ -2387,7 +2687,7 @@
         <w:pStyle w:val="Heading3"/>
       </w:pPr>
       <w:r>
-        <w:t>Why this result follows</w:t>
+        <w:t>What this example does not establish</w:t>
       </w:r>
     </w:p>
     <w:p>
@@ -2395,55 +2695,383 @@
         <w:pStyle w:val="Heading3"/>
       </w:pPr>
       <w:r>
-        <w:t>Why the result follows</w:t>
+        <w:t>Change one thing in the pictured case</w:t>
+      </w:r>
+    </w:p>
+    <w:p>
+      <w:pPr>
+        <w:pStyle w:val="Heading3"/>
+      </w:pPr>
+      <w:r>
+        <w:t>Ask while showing the picture</w:t>
       </w:r>
     </w:p>
     <w:p>
       <w:pPr>
         <w:spacing w:line="336" w:lineRule="auto" w:after="180"/>
-        <w:shd w:fill="F1F6FC"/>
       </w:pPr>
       <w:r>
         <w:rPr>
           <w:b w:val="0"/>
         </w:rPr>
-        <w:t>Read the picture in order. Correct=4+12=16 of total 20, giving</w:t>
+        <w:t xml:space="preserve">Cover the result. Ask learners to name the </w:t>
       </w:r>
       <w:r>
         <w:rPr>
           <w:b/>
         </w:rPr>
-        <w:t>80%</w:t>
+        <w:t>input</w:t>
       </w:r>
       <w:r>
         <w:rPr>
           <w:b w:val="0"/>
         </w:rPr>
-        <w:t xml:space="preserve">. The arrows show which recorded </w:t>
+        <w:t xml:space="preserve">s and predict the next step. Uncover one step, connect the icon to the actual procedure, and explain its </w:t>
       </w:r>
       <w:r>
         <w:rPr>
           <w:b/>
         </w:rPr>
+        <w:t>evidence</w:t>
+      </w:r>
+      <w:r>
+        <w:rPr>
+          <w:b w:val="0"/>
+        </w:rPr>
+        <w:t>. Then change the supplied condition and compare.</w:t>
+      </w:r>
+    </w:p>
+    <w:p>
+      <w:pPr>
+        <w:spacing w:line="336" w:lineRule="auto" w:after="180"/>
+      </w:pPr>
+      <w:r>
+        <w:rPr>
+          <w:b w:val="0"/>
+        </w:rPr>
+        <w:t>The picture is a representation; it does not document execution of a real AI model.</w:t>
+      </w:r>
+    </w:p>
+    <w:p>
+      <w:pPr>
+        <w:pStyle w:val="Heading1"/>
+      </w:pPr>
+      <w:r>
+        <w:t>03. Guide the calculation, then remove help</w:t>
+      </w:r>
+    </w:p>
+    <w:p>
+      <w:r>
+        <w:t>Collect each learner’s prediction before showing its key.</w:t>
+      </w:r>
+    </w:p>
+    <w:p>
+      <w:pPr>
+        <w:pStyle w:val="Heading2"/>
+      </w:pPr>
+      <w:r>
+        <w:t>Current completion task and checked key</w:t>
+      </w:r>
+    </w:p>
+    <w:p>
+      <w:pPr>
+        <w:spacing w:line="336" w:lineRule="auto" w:after="180"/>
+      </w:pPr>
+      <w:r>
+        <w:rPr>
+          <w:b w:val="0"/>
+        </w:rPr>
+        <w:t>Completion task: Declare blocked positive. Give TP,TN,FP,FN counts and explain V3 and V4 in plain language. Does positive mean a desirable outcome?</w:t>
+      </w:r>
+    </w:p>
+    <w:p>
+      <w:pPr>
+        <w:spacing w:line="336" w:lineRule="auto" w:after="180"/>
+      </w:pPr>
+      <w:r>
+        <w:rPr>
+          <w:b w:val="0"/>
+        </w:rPr>
+        <w:t>Teacher check: TP=3, TN=2, FP=1, FN=2. V3 predicts blocked for a reference-clear case, a false alarm or FP. V4 predicts clear for a reference-blocked case, a missed blocked case or FN.</w:t>
+      </w:r>
+    </w:p>
+    <w:p>
+      <w:pPr>
+        <w:spacing w:line="336" w:lineRule="auto" w:after="180"/>
+      </w:pPr>
+      <w:r>
+        <w:rPr>
+          <w:b w:val="0"/>
+        </w:rPr>
+        <w:t>Positive names the chosen class; it does not mean desirable.</w:t>
+      </w:r>
+    </w:p>
+    <w:p>
+      <w:pPr>
+        <w:spacing w:line="336" w:lineRule="auto" w:after="180"/>
+      </w:pPr>
+      <w:r>
+        <w:rPr>
+          <w:b w:val="0"/>
+        </w:rPr>
+        <w:t xml:space="preserve">Start by identifying the given </w:t>
+      </w:r>
+      <w:r>
+        <w:rPr>
+          <w:b/>
+        </w:rPr>
         <w:t>input</w:t>
       </w:r>
       <w:r>
         <w:rPr>
           <w:b w:val="0"/>
         </w:rPr>
-        <w:t xml:space="preserve"> or intermediate result each decision uses.</w:t>
+        <w:t>s together. Leave the intermediate steps blank. If needed, model one step, then withdraw that help on the next step. Move to a full trace only when the partial trace is understood.</w:t>
       </w:r>
     </w:p>
     <w:p>
       <w:pPr>
         <w:spacing w:line="336" w:lineRule="auto" w:after="180"/>
-        <w:shd w:fill="F1F6FC"/>
       </w:pPr>
       <w:r>
         <w:rPr>
           <w:b w:val="0"/>
         </w:rPr>
-        <w:t>Explain the deciding step aloud before checking the changed case; pointing to the final answer alone does not show how it follows.</w:t>
+        <w:t>For partners, alternate explainer and checker; collect a response from every learner before discussion.</w:t>
+      </w:r>
+    </w:p>
+    <w:p>
+      <w:pPr>
+        <w:pStyle w:val="Heading2"/>
+      </w:pPr>
+      <w:r>
+        <w:t>Individual misconception check</w:t>
+      </w:r>
+    </w:p>
+    <w:p>
+      <w:pPr>
+        <w:spacing w:line="336" w:lineRule="auto" w:after="180"/>
+      </w:pPr>
+      <w:r>
+        <w:rPr>
+          <w:b w:val="0"/>
+        </w:rPr>
+        <w:t>Use the worked case for Confusion matrices. Proposed explanation: “Positive means good”. Decide whether this explanation is supported. Point to the step or supplied fact that decides; explain your repair if needed.</w:t>
+      </w:r>
+    </w:p>
+    <w:p>
+      <w:pPr>
+        <w:spacing w:line="336" w:lineRule="auto" w:after="180"/>
+      </w:pPr>
+      <w:r>
+        <w:rPr>
+          <w:b w:val="0"/>
+        </w:rPr>
+        <w:t>Expected correction: Positive is the chosen condition of interest; blocked is positive in this exercise.</w:t>
+      </w:r>
+    </w:p>
+    <w:p>
+      <w:pPr>
+        <w:spacing w:line="336" w:lineRule="auto" w:after="180"/>
+      </w:pPr>
+      <w:r>
+        <w:rPr>
+          <w:b w:val="0"/>
+        </w:rPr>
+        <w:t>Collect explanations, not only yes/no votes. If a misunderstanding is common, re-model the relevant step for the class.</w:t>
+      </w:r>
+    </w:p>
+    <w:p>
+      <w:pPr>
+        <w:spacing w:line="336" w:lineRule="auto" w:after="180"/>
+      </w:pPr>
+      <w:r>
+        <w:rPr>
+          <w:b w:val="0"/>
+        </w:rPr>
+        <w:t>If it affects a few learners, give a short targeted group explanation while others solve a more demanding variation.</w:t>
+      </w:r>
+    </w:p>
+    <w:p>
+      <w:pPr>
+        <w:pStyle w:val="Heading2"/>
+      </w:pPr>
+      <w:r>
+        <w:t>Pictorial question and changed-case reasoning</w:t>
+      </w:r>
+    </w:p>
+    <w:p>
+      <w:pPr>
+        <w:spacing w:line="336" w:lineRule="auto" w:after="180"/>
+      </w:pPr>
+      <w:r>
+        <w:rPr>
+          <w:b w:val="0"/>
+        </w:rPr>
+        <w:t xml:space="preserve">Why is adding TP alone without reducing FN an incorrect revision? Point to the relevant step in the picture, then write the changed result and the rule or </w:t>
+      </w:r>
+      <w:r>
+        <w:rPr>
+          <w:b/>
+        </w:rPr>
+        <w:t>evidence</w:t>
+      </w:r>
+      <w:r>
+        <w:rPr>
+          <w:b w:val="0"/>
+        </w:rPr>
+        <w:t xml:space="preserve"> that supports it.</w:t>
+      </w:r>
+    </w:p>
+    <w:p>
+      <w:pPr>
+        <w:spacing w:line="336" w:lineRule="auto" w:after="180"/>
+      </w:pPr>
+      <w:r>
+        <w:rPr>
+          <w:b w:val="0"/>
+        </w:rPr>
+        <w:t>The same leaf changes category; it does not become a new evaluated case. Move one count from FN to TP to preserve the total 20. Changed-case check: Counts become TP 5, FN 0, FP 3, TN 12; accuracy is 17/20=85%.</w:t>
+      </w:r>
+    </w:p>
+    <w:p>
+      <w:pPr>
+        <w:spacing w:line="336" w:lineRule="auto" w:after="180"/>
+      </w:pPr>
+      <w:r>
+        <w:rPr>
+          <w:b w:val="0"/>
+        </w:rPr>
+        <w:t>One decision becomes correct while the total number of evaluated leaves remains20.</w:t>
+      </w:r>
+    </w:p>
+    <w:p>
+      <w:pPr>
+        <w:spacing w:line="336" w:lineRule="auto" w:after="180"/>
+      </w:pPr>
+      <w:r>
+        <w:rPr>
+          <w:b w:val="0"/>
+        </w:rPr>
+        <w:t>Changed-case reasoning: Counts become TP 5, FN 0, FP 3, TN 12; accuracy is 17/20=85%. One decision becomes correct while the total number of evaluated leaves remains20.</w:t>
+      </w:r>
+    </w:p>
+    <w:p>
+      <w:pPr>
+        <w:spacing w:line="336" w:lineRule="auto" w:after="180"/>
+      </w:pPr>
+      <w:r>
+        <w:rPr>
+          <w:b w:val="0"/>
+        </w:rPr>
+        <w:t xml:space="preserve">Collect each learner’s explanation before discussion. Use the first missing connection between </w:t>
+      </w:r>
+      <w:r>
+        <w:rPr>
+          <w:b/>
+        </w:rPr>
+        <w:t>input</w:t>
+      </w:r>
+      <w:r>
+        <w:rPr>
+          <w:b w:val="0"/>
+        </w:rPr>
+        <w:t xml:space="preserve">, deciding step and result to choose support. This question is worked-case practice, not fresh mastery </w:t>
+      </w:r>
+      <w:r>
+        <w:rPr>
+          <w:b/>
+        </w:rPr>
+        <w:t>evidence</w:t>
+      </w:r>
+      <w:r>
+        <w:rPr>
+          <w:b w:val="0"/>
+        </w:rPr>
+        <w:t>.</w:t>
+      </w:r>
+    </w:p>
+    <w:p>
+      <w:pPr>
+        <w:pStyle w:val="Heading2"/>
+      </w:pPr>
+      <w:r>
+        <w:t>Keep each learner explaining</w:t>
+      </w:r>
+    </w:p>
+    <w:p>
+      <w:pPr>
+        <w:spacing w:line="336" w:lineRule="auto" w:after="180"/>
+      </w:pPr>
+      <w:r>
+        <w:rPr>
+          <w:b w:val="0"/>
+        </w:rPr>
+        <w:t>Ask: Which facts are given, and which would we have to assume? Learners mark relevant details before discussing answers.</w:t>
+      </w:r>
+    </w:p>
+    <w:p>
+      <w:pPr>
+        <w:spacing w:line="336" w:lineRule="auto" w:after="180"/>
+      </w:pPr>
+      <w:r>
+        <w:rPr>
+          <w:b w:val="0"/>
+        </w:rPr>
+        <w:t>Say: Predict first. Show the rule, information path or calculation that would produce the result. A correct guess is not yet an explanation.</w:t>
+      </w:r>
+    </w:p>
+    <w:p>
+      <w:pPr>
+        <w:spacing w:line="336" w:lineRule="auto" w:after="180"/>
+      </w:pPr>
+      <w:r>
+        <w:rPr>
+          <w:b w:val="0"/>
+        </w:rPr>
+        <w:t xml:space="preserve">In pairs, one learner solves while the other checks </w:t>
+      </w:r>
+      <w:r>
+        <w:rPr>
+          <w:b/>
+        </w:rPr>
+        <w:t>evidence</w:t>
+      </w:r>
+      <w:r>
+        <w:rPr>
+          <w:b w:val="0"/>
+        </w:rPr>
+        <w:t>; exchange roles. Remove the worked answer before independent assessment.</w:t>
+      </w:r>
+    </w:p>
+    <w:p>
+      <w:pPr>
+        <w:pStyle w:val="Heading2"/>
+      </w:pPr>
+      <w:r>
+        <w:t>Earlier wording, alternatives and picture transcripts · reference / check after trying</w:t>
+      </w:r>
+    </w:p>
+    <w:p>
+      <w:pPr>
+        <w:spacing w:line="336" w:lineRule="auto" w:after="180"/>
+      </w:pPr>
+      <w:r>
+        <w:rPr>
+          <w:b w:val="0"/>
+        </w:rPr>
+        <w:t>Compact alternative: this two-session sequence covers selected core tasks. Use the three-session weekly plan for the full lesson, independent transfer, feedback and project work; allow extra time for extensions.</w:t>
+      </w:r>
+    </w:p>
+    <w:p>
+      <w:pPr>
+        <w:spacing w:line="336" w:lineRule="auto" w:after="180"/>
+      </w:pPr>
+      <w:r>
+        <w:rPr>
+          <w:b w:val="0"/>
+        </w:rPr>
+        <w:t>Demonstrate and guide practice</w:t>
       </w:r>
     </w:p>
     <w:p>
@@ -2451,7 +3079,75 @@
         <w:pStyle w:val="Heading3"/>
       </w:pPr>
       <w:r>
-        <w:t>What this example does not establish</w:t>
+        <w:t>Board sequence</w:t>
+      </w:r>
+    </w:p>
+    <w:p>
+      <w:pPr>
+        <w:spacing w:line="336" w:lineRule="auto" w:after="180"/>
+      </w:pPr>
+      <w:r>
+        <w:rPr>
+          <w:b w:val="0"/>
+        </w:rPr>
+        <w:t>Write the given facts: Positive is spotted. TP=8, FP=2, FN=4, TN=6.</w:t>
+      </w:r>
+    </w:p>
+    <w:p>
+      <w:pPr>
+        <w:spacing w:line="336" w:lineRule="auto" w:after="180"/>
+      </w:pPr>
+      <w:r>
+        <w:rPr>
+          <w:b w:val="0"/>
+        </w:rPr>
+        <w:t>Write the question to explain: Build actual-row/predicted-column matrix and total.</w:t>
+      </w:r>
+    </w:p>
+    <w:p>
+      <w:pPr>
+        <w:spacing w:line="336" w:lineRule="auto" w:after="180"/>
+      </w:pPr>
+      <w:r>
+        <w:rPr>
+          <w:b w:val="0"/>
+        </w:rPr>
+        <w:t xml:space="preserve">Reveal after </w:t>
+      </w:r>
+      <w:r>
+        <w:rPr>
+          <w:b/>
+        </w:rPr>
+        <w:t>prediction</w:t>
+      </w:r>
+      <w:r>
+        <w:rPr>
+          <w:b w:val="0"/>
+        </w:rPr>
+        <w:t xml:space="preserve">s: Actual spotted row is 8 spotted,4 healthy; actual healthy row is 2 spotted,6 healthy. Total=20; correct=14. State axes and </w:t>
+      </w:r>
+      <w:r>
+        <w:rPr>
+          <w:b/>
+        </w:rPr>
+        <w:t>positive class</w:t>
+      </w:r>
+      <w:r>
+        <w:rPr>
+          <w:b w:val="0"/>
+        </w:rPr>
+        <w:t>.</w:t>
+      </w:r>
+    </w:p>
+    <w:p>
+      <w:pPr>
+        <w:spacing w:line="336" w:lineRule="auto" w:after="180"/>
+      </w:pPr>
+      <w:r>
+        <w:rPr>
+          <w:b w:val="0"/>
+        </w:rPr>
+        <w:t>Use the earlier transfer question as additional practice. Reserve the selected fresh TP5/FN4/FP2/TN9 count task for the first individual attempt and record support used.</w:t>
       </w:r>
     </w:p>
     <w:p>
@@ -2459,394 +3155,18 @@
         <w:pStyle w:val="Heading3"/>
       </w:pPr>
       <w:r>
-        <w:t>Keep the stated limit</w:t>
+        <w:t>Classroom dialogue</w:t>
       </w:r>
     </w:p>
     <w:p>
       <w:pPr>
         <w:spacing w:line="336" w:lineRule="auto" w:after="180"/>
-        <w:shd w:fill="FFF5E6"/>
       </w:pPr>
       <w:r>
         <w:rPr>
           <w:b w:val="0"/>
         </w:rPr>
-        <w:t>The matrix depends on positive-class definition and reference labels. Accuracy alone hides the difference between misses and false alarms.</w:t>
-      </w:r>
-    </w:p>
-    <w:p>
-      <w:pPr>
-        <w:pStyle w:val="Heading3"/>
-      </w:pPr>
-      <w:r>
-        <w:t>Change one thing in the pictured case</w:t>
-      </w:r>
-    </w:p>
-    <w:p>
-      <w:pPr>
-        <w:pStyle w:val="Heading3"/>
-      </w:pPr>
-      <w:r>
-        <w:t>Change one thing</w:t>
-      </w:r>
-    </w:p>
-    <w:p>
-      <w:pPr>
-        <w:spacing w:line="336" w:lineRule="auto" w:after="180"/>
-        <w:shd w:fill="F5F1FB"/>
-      </w:pPr>
-      <w:r>
-        <w:rPr>
-          <w:b w:val="0"/>
-        </w:rPr>
-        <w:t>Change: A review corrects one missed spotted leaf, moving it from FN to TP.</w:t>
-      </w:r>
-    </w:p>
-    <w:p>
-      <w:pPr>
-        <w:pStyle w:val="Heading3"/>
-      </w:pPr>
-      <w:r>
-        <w:t>Predicted result</w:t>
-      </w:r>
-    </w:p>
-    <w:p>
-      <w:pPr>
-        <w:spacing w:line="336" w:lineRule="auto" w:after="180"/>
-        <w:shd w:fill="F1F6FC"/>
-      </w:pPr>
-      <w:r>
-        <w:rPr>
-          <w:b/>
-        </w:rPr>
-        <w:t>Prediction</w:t>
-      </w:r>
-      <w:r>
-        <w:rPr>
-          <w:b w:val="0"/>
-        </w:rPr>
-        <w:t>: Counts become TP 5, FN 0, FP 3, TN 12; accuracy is 17/20=85%.</w:t>
-      </w:r>
-    </w:p>
-    <w:p>
-      <w:pPr>
-        <w:pStyle w:val="Heading3"/>
-      </w:pPr>
-      <w:r>
-        <w:t>Why the result follows</w:t>
-      </w:r>
-    </w:p>
-    <w:p>
-      <w:pPr>
-        <w:spacing w:line="336" w:lineRule="auto" w:after="180"/>
-        <w:shd w:fill="F1F6FC"/>
-      </w:pPr>
-      <w:r>
-        <w:rPr>
-          <w:b w:val="0"/>
-        </w:rPr>
-        <w:t>Reason: One decision becomes correct while the total number of evaluated leaves remains20.</w:t>
-      </w:r>
-    </w:p>
-    <w:p>
-      <w:pPr>
-        <w:pStyle w:val="Heading3"/>
-      </w:pPr>
-      <w:r>
-        <w:t>Ask while showing the picture</w:t>
-      </w:r>
-    </w:p>
-    <w:p>
-      <w:pPr>
-        <w:pStyle w:val="Heading3"/>
-      </w:pPr>
-      <w:r>
-        <w:t>Ask while showing the picture · 5</w:t>
-      </w:r>
-    </w:p>
-    <w:p>
-      <w:pPr>
-        <w:spacing w:line="336" w:lineRule="auto" w:after="180"/>
-      </w:pPr>
-      <w:r>
-        <w:rPr>
-          <w:b w:val="0"/>
-        </w:rPr>
-        <w:t xml:space="preserve">Cover the result. Ask learners to name the </w:t>
-      </w:r>
-      <w:r>
-        <w:rPr>
-          <w:b/>
-        </w:rPr>
-        <w:t>input</w:t>
-      </w:r>
-      <w:r>
-        <w:rPr>
-          <w:b w:val="0"/>
-        </w:rPr>
-        <w:t xml:space="preserve">s and predict the next step. Uncover one step, connect the icon to the actual procedure, and explain its </w:t>
-      </w:r>
-      <w:r>
-        <w:rPr>
-          <w:b/>
-        </w:rPr>
-        <w:t>evidence</w:t>
-      </w:r>
-      <w:r>
-        <w:rPr>
-          <w:b w:val="0"/>
-        </w:rPr>
-        <w:t>. Then change the supplied condition and compare.</w:t>
-      </w:r>
-    </w:p>
-    <w:p>
-      <w:pPr>
-        <w:spacing w:line="336" w:lineRule="auto" w:after="180"/>
-      </w:pPr>
-      <w:r>
-        <w:rPr>
-          <w:b w:val="0"/>
-        </w:rPr>
-        <w:t>The picture is a representation; it does not document execution of a real AI model.</w:t>
-      </w:r>
-    </w:p>
-    <w:p>
-      <w:pPr>
-        <w:pStyle w:val="Heading1"/>
-      </w:pPr>
-      <w:r>
-        <w:t>03. Demonstrate and guide practice</w:t>
-      </w:r>
-    </w:p>
-    <w:p>
-      <w:r>
-        <w:t>Demonstrate Confusion Matrix, reduce support deliberately and check individual reasoning before discussing answers.</w:t>
-      </w:r>
-    </w:p>
-    <w:p>
-      <w:pPr>
-        <w:pStyle w:val="Heading3"/>
-      </w:pPr>
-      <w:r>
-        <w:t>Choose the pacing route</w:t>
-      </w:r>
-    </w:p>
-    <w:p>
-      <w:pPr>
-        <w:spacing w:line="336" w:lineRule="auto" w:after="180"/>
-        <w:shd w:fill="F1F6F8"/>
-      </w:pPr>
-      <w:r>
-        <w:rPr>
-          <w:b w:val="0"/>
-        </w:rPr>
-        <w:t>Compact alternative: this two-session sequence covers selected core tasks. Use the three-session weekly plan for the full lesson, independent transfer, feedback and project work; allow extra time for extensions.</w:t>
-      </w:r>
-    </w:p>
-    <w:p>
-      <w:pPr>
-        <w:pStyle w:val="Heading3"/>
-      </w:pPr>
-      <w:r>
-        <w:t>Board sequence</w:t>
-      </w:r>
-    </w:p>
-    <w:p>
-      <w:pPr>
-        <w:pStyle w:val="Heading3"/>
-      </w:pPr>
-      <w:r>
-        <w:t>1. Put the facts on the board</w:t>
-      </w:r>
-    </w:p>
-    <w:p>
-      <w:pPr>
-        <w:spacing w:line="336" w:lineRule="auto" w:after="180"/>
-        <w:shd w:fill="F4F9FC"/>
-      </w:pPr>
-      <w:r>
-        <w:rPr>
-          <w:b w:val="0"/>
-        </w:rPr>
-        <w:t>Write the given facts: Positive is spotted. TP=8, FP=2, FN=4, TN=6.</w:t>
-      </w:r>
-    </w:p>
-    <w:p>
-      <w:pPr>
-        <w:pStyle w:val="Heading3"/>
-      </w:pPr>
-      <w:r>
-        <w:t>2. State the decision to explain</w:t>
-      </w:r>
-    </w:p>
-    <w:p>
-      <w:pPr>
-        <w:spacing w:line="336" w:lineRule="auto" w:after="180"/>
-        <w:shd w:fill="F4F9FC"/>
-      </w:pPr>
-      <w:r>
-        <w:rPr>
-          <w:b w:val="0"/>
-        </w:rPr>
-        <w:t>Write the question to explain: Build actual-row/predicted-column matrix and total.</w:t>
-      </w:r>
-    </w:p>
-    <w:p>
-      <w:pPr>
-        <w:pStyle w:val="Heading3"/>
-      </w:pPr>
-      <w:r>
-        <w:t>3. Reveal the worked reasoning</w:t>
-      </w:r>
-    </w:p>
-    <w:p>
-      <w:pPr>
-        <w:spacing w:line="336" w:lineRule="auto" w:after="180"/>
-        <w:shd w:fill="F1F6FC"/>
-      </w:pPr>
-      <w:r>
-        <w:rPr>
-          <w:b w:val="0"/>
-        </w:rPr>
-        <w:t xml:space="preserve">Reveal after </w:t>
-      </w:r>
-      <w:r>
-        <w:rPr>
-          <w:b/>
-        </w:rPr>
-        <w:t>prediction</w:t>
-      </w:r>
-      <w:r>
-        <w:rPr>
-          <w:b w:val="0"/>
-        </w:rPr>
-        <w:t xml:space="preserve">s: Actual spotted row is 8 spotted,4 healthy; actual healthy row is 2 spotted,6 healthy. Total=20; correct=14. State axes and </w:t>
-      </w:r>
-      <w:r>
-        <w:rPr>
-          <w:b/>
-        </w:rPr>
-        <w:t>positive class</w:t>
-      </w:r>
-      <w:r>
-        <w:rPr>
-          <w:b w:val="0"/>
-        </w:rPr>
-        <w:t>.</w:t>
-      </w:r>
-    </w:p>
-    <w:p>
-      <w:pPr>
-        <w:pStyle w:val="Heading3"/>
-      </w:pPr>
-      <w:r>
-        <w:t>Hold back the independent task</w:t>
-      </w:r>
-    </w:p>
-    <w:p>
-      <w:pPr>
-        <w:spacing w:line="336" w:lineRule="auto" w:after="180"/>
-        <w:shd w:fill="F5F1FB"/>
-      </w:pPr>
-      <w:r>
-        <w:rPr>
-          <w:b w:val="0"/>
-        </w:rPr>
-        <w:t xml:space="preserve">Keep for an independent attempt: Treat fern as positive. Counts are TP=6, FP=2, FN=3 and TN=9. How many examples and how many correct </w:t>
-      </w:r>
-      <w:r>
-        <w:rPr>
-          <w:b/>
-        </w:rPr>
-        <w:t>prediction</w:t>
-      </w:r>
-      <w:r>
-        <w:rPr>
-          <w:b w:val="0"/>
-        </w:rPr>
-        <w:t>s are there?</w:t>
-      </w:r>
-    </w:p>
-    <w:p>
-      <w:pPr>
-        <w:pStyle w:val="Heading3"/>
-      </w:pPr>
-      <w:r>
-        <w:t>Classroom dialogue</w:t>
-      </w:r>
-    </w:p>
-    <w:p>
-      <w:pPr>
-        <w:pStyle w:val="Heading3"/>
-      </w:pPr>
-      <w:r>
-        <w:t>Ask the class</w:t>
-      </w:r>
-    </w:p>
-    <w:p>
-      <w:pPr>
-        <w:spacing w:line="336" w:lineRule="auto" w:after="180"/>
-        <w:shd w:fill="F5F1FB"/>
-      </w:pPr>
-      <w:r>
-        <w:rPr>
-          <w:b w:val="0"/>
-        </w:rPr>
-        <w:t>Ask: Which facts are given, and which would we have to assume? Learners mark relevant details before discussing answers.</w:t>
-      </w:r>
-    </w:p>
-    <w:p>
-      <w:pPr>
-        <w:pStyle w:val="Heading3"/>
-      </w:pPr>
-      <w:r>
-        <w:t>Language to model</w:t>
-      </w:r>
-    </w:p>
-    <w:p>
-      <w:pPr>
-        <w:spacing w:line="336" w:lineRule="auto" w:after="180"/>
-        <w:shd w:fill="F1F6F8"/>
-      </w:pPr>
-      <w:r>
-        <w:rPr>
-          <w:b w:val="0"/>
-        </w:rPr>
-        <w:t>Say: Predict first. Show the rule, information path or calculation that would produce the result. A correct guess is not yet an explanation.</w:t>
-      </w:r>
-    </w:p>
-    <w:p>
-      <w:pPr>
-        <w:spacing w:line="336" w:lineRule="auto" w:after="180"/>
-      </w:pPr>
-      <w:r>
-        <w:rPr>
-          <w:b w:val="0"/>
-        </w:rPr>
         <w:t>Reveal reasoning one step at a time. Explain why a tempting alternative fails. Write units and denominators for arithmetic, trace conditions for decisions, and identify supporting sources for claims.</w:t>
-      </w:r>
-    </w:p>
-    <w:p>
-      <w:pPr>
-        <w:spacing w:line="336" w:lineRule="auto" w:after="180"/>
-      </w:pPr>
-      <w:r>
-        <w:rPr>
-          <w:b w:val="0"/>
-        </w:rPr>
-        <w:t xml:space="preserve">In pairs, one learner solves while the other checks </w:t>
-      </w:r>
-      <w:r>
-        <w:rPr>
-          <w:b/>
-        </w:rPr>
-        <w:t>evidence</w:t>
-      </w:r>
-      <w:r>
-        <w:rPr>
-          <w:b w:val="0"/>
-        </w:rPr>
-        <w:t>; exchange roles. Remove the worked answer before independent assessment.</w:t>
       </w:r>
     </w:p>
     <w:p>
@@ -3124,379 +3444,122 @@
         <w:pStyle w:val="Heading3"/>
       </w:pPr>
       <w:r>
-        <w:t>Completion practice</w:t>
+        <w:t>Individual reasoning check</w:t>
+      </w:r>
+    </w:p>
+    <w:p>
+      <w:pPr>
+        <w:pStyle w:val="Heading3"/>
+      </w:pPr>
+      <w:r>
+        <w:t>Pictorial practice question</w:t>
+      </w:r>
+    </w:p>
+    <w:p>
+      <w:pPr>
+        <w:pStyle w:val="Heading3"/>
+      </w:pPr>
+      <w:r>
+        <w:t>Reasoned teacher answer</w:t>
+      </w:r>
+    </w:p>
+    <w:p>
+      <w:pPr>
+        <w:pStyle w:val="Heading1"/>
+      </w:pPr>
+      <w:r>
+        <w:t>04. Run the complete supplied investigation</w:t>
+      </w:r>
+    </w:p>
+    <w:p>
+      <w:r>
+        <w:t>Keep predictions, observed or supplied outcomes and unmeasured cases separate.</w:t>
+      </w:r>
+    </w:p>
+    <w:p>
+      <w:pPr>
+        <w:pStyle w:val="Heading2"/>
+      </w:pPr>
+      <w:r>
+        <w:t>Supplied inputs and checked guidance</w:t>
       </w:r>
     </w:p>
     <w:p>
       <w:pPr>
         <w:spacing w:line="336" w:lineRule="auto" w:after="180"/>
-        <w:shd w:fill="F5F1FB"/>
       </w:pPr>
       <w:r>
         <w:rPr>
           <w:b w:val="0"/>
         </w:rPr>
-        <w:t>Completion task: Declare blocked positive. Give TP,TN,FP,FN counts and explain V3 and V4 in plain language. Does positive mean a desirable outcome?</w:t>
-      </w:r>
-    </w:p>
-    <w:p>
-      <w:pPr>
-        <w:pStyle w:val="Heading3"/>
-      </w:pPr>
-      <w:r>
-        <w:t>Reasoning to listen for</w:t>
+        <w:t>Twenty C-card key TP4,FN1,FP3,TN12;row totals5/15,column totals7/13,total20,correct16. Reversed axis orders give [[12,3],[1,4]]; healthy-positive with original axes instead renames TP12,TN4,FP1,FN3. Missing reference cannot be counted as negative. Independent selected matrix [[5,4],[2,9]],total20,correct14,70%,reference positives9.</w:t>
       </w:r>
     </w:p>
     <w:p>
       <w:pPr>
         <w:spacing w:line="336" w:lineRule="auto" w:after="180"/>
-        <w:shd w:fill="F1F6FC"/>
       </w:pPr>
       <w:r>
         <w:rPr>
           <w:b w:val="0"/>
         </w:rPr>
-        <w:t>Teacher check: TP=3, TN=2, FP=1, FN=2. V3 predicts blocked for a reference-clear case, a false alarm or FP. V4 predicts clear for a reference-blocked case, a missed blocked case or FN.</w:t>
-      </w:r>
-    </w:p>
-    <w:p>
-      <w:pPr>
-        <w:spacing w:line="336" w:lineRule="auto" w:after="180"/>
-        <w:shd w:fill="F1F6FC"/>
-      </w:pPr>
-      <w:r>
-        <w:rPr>
-          <w:b w:val="0"/>
-        </w:rPr>
-        <w:t>Positive names the chosen class; it does not mean desirable.</w:t>
-      </w:r>
-    </w:p>
-    <w:p>
-      <w:pPr>
-        <w:spacing w:line="336" w:lineRule="auto" w:after="180"/>
-      </w:pPr>
-      <w:r>
-        <w:rPr>
-          <w:b w:val="0"/>
-        </w:rPr>
-        <w:t xml:space="preserve">Start by identifying the given </w:t>
-      </w:r>
-      <w:r>
-        <w:rPr>
-          <w:b/>
-        </w:rPr>
-        <w:t>input</w:t>
-      </w:r>
-      <w:r>
-        <w:rPr>
-          <w:b w:val="0"/>
-        </w:rPr>
-        <w:t>s together. Leave the intermediate steps blank. If needed, model one step, then withdraw that help on the next step. Move to a full trace only when the partial trace is understood.</w:t>
-      </w:r>
-    </w:p>
-    <w:p>
-      <w:pPr>
-        <w:spacing w:line="336" w:lineRule="auto" w:after="180"/>
-      </w:pPr>
-      <w:r>
-        <w:rPr>
-          <w:b w:val="0"/>
-        </w:rPr>
-        <w:t>For partners, alternate explainer and checker; collect a response from every learner before discussion.</w:t>
-      </w:r>
-    </w:p>
-    <w:p>
-      <w:pPr>
-        <w:pStyle w:val="Heading3"/>
-      </w:pPr>
-      <w:r>
-        <w:t>Individual reasoning check</w:t>
-      </w:r>
-    </w:p>
-    <w:p>
-      <w:pPr>
-        <w:spacing w:line="336" w:lineRule="auto" w:after="180"/>
-      </w:pPr>
-      <w:r>
-        <w:rPr>
-          <w:b w:val="0"/>
-        </w:rPr>
-        <w:t>Use the worked case for Confusion matrices. Proposed explanation: “Positive means good”. Decide whether this explanation is supported. Point to the step or supplied fact that decides; explain your repair if needed.</w:t>
-      </w:r>
-    </w:p>
-    <w:p>
-      <w:pPr>
-        <w:pStyle w:val="Heading3"/>
-      </w:pPr>
-      <w:r>
-        <w:t>Expected repair</w:t>
-      </w:r>
-    </w:p>
-    <w:p>
-      <w:pPr>
-        <w:spacing w:line="336" w:lineRule="auto" w:after="180"/>
-        <w:shd w:fill="F1F6FC"/>
-      </w:pPr>
-      <w:r>
-        <w:rPr>
-          <w:b w:val="0"/>
-        </w:rPr>
-        <w:t>Expected correction: Positive is the chosen condition of interest; blocked is positive in this exercise.</w:t>
-      </w:r>
-    </w:p>
-    <w:p>
-      <w:pPr>
-        <w:spacing w:line="336" w:lineRule="auto" w:after="180"/>
-      </w:pPr>
-      <w:r>
-        <w:rPr>
-          <w:b w:val="0"/>
-        </w:rPr>
-        <w:t>Collect explanations, not only yes/no votes. If a misunderstanding is common, re-model the relevant step for the class.</w:t>
-      </w:r>
-    </w:p>
-    <w:p>
-      <w:pPr>
-        <w:spacing w:line="336" w:lineRule="auto" w:after="180"/>
-      </w:pPr>
-      <w:r>
-        <w:rPr>
-          <w:b w:val="0"/>
-        </w:rPr>
-        <w:t>If it affects a few learners, give a short targeted group explanation while others solve a more demanding variation.</w:t>
-      </w:r>
-    </w:p>
-    <w:p>
-      <w:pPr>
-        <w:pStyle w:val="Heading3"/>
-      </w:pPr>
-      <w:r>
-        <w:t>Pictorial practice question</w:t>
-      </w:r>
-    </w:p>
-    <w:p>
-      <w:pPr>
-        <w:spacing w:line="336" w:lineRule="auto" w:after="180"/>
-      </w:pPr>
-      <w:r>
-        <w:rPr>
-          <w:b w:val="0"/>
-        </w:rPr>
-        <w:t xml:space="preserve">Why is adding TP alone without reducing FN an incorrect revision? Point to the relevant step in the picture, then write the changed result and the rule or </w:t>
-      </w:r>
-      <w:r>
-        <w:rPr>
-          <w:b/>
-        </w:rPr>
-        <w:t>evidence</w:t>
-      </w:r>
-      <w:r>
-        <w:rPr>
-          <w:b w:val="0"/>
-        </w:rPr>
-        <w:t xml:space="preserve"> that supports it.</w:t>
-      </w:r>
-    </w:p>
-    <w:p>
-      <w:pPr>
-        <w:pStyle w:val="Heading3"/>
-      </w:pPr>
-      <w:r>
-        <w:t>Reasoned teacher answer</w:t>
-      </w:r>
-    </w:p>
-    <w:p>
-      <w:pPr>
-        <w:spacing w:line="336" w:lineRule="auto" w:after="180"/>
-      </w:pPr>
-      <w:r>
-        <w:rPr>
-          <w:b w:val="0"/>
-        </w:rPr>
-        <w:t>The same leaf changes category; it does not become a new evaluated case. Move one count from FN to TP to preserve the total 20. Changed-case check: Counts become TP 5, FN 0, FP 3, TN 12; accuracy is 17/20=85%.</w:t>
-      </w:r>
-    </w:p>
-    <w:p>
-      <w:pPr>
-        <w:spacing w:line="336" w:lineRule="auto" w:after="180"/>
-      </w:pPr>
-      <w:r>
-        <w:rPr>
-          <w:b w:val="0"/>
-        </w:rPr>
-        <w:t>One decision becomes correct while the total number of evaluated leaves remains20.</w:t>
-      </w:r>
-    </w:p>
-    <w:p>
-      <w:pPr>
-        <w:spacing w:line="336" w:lineRule="auto" w:after="180"/>
-      </w:pPr>
-      <w:r>
-        <w:rPr>
-          <w:b w:val="0"/>
-        </w:rPr>
-        <w:t>Changed-case reasoning: Counts become TP 5, FN 0, FP 3, TN 12; accuracy is 17/20=85%. One decision becomes correct while the total number of evaluated leaves remains20.</w:t>
-      </w:r>
-    </w:p>
-    <w:p>
-      <w:pPr>
-        <w:spacing w:line="336" w:lineRule="auto" w:after="180"/>
-      </w:pPr>
-      <w:r>
-        <w:rPr>
-          <w:b w:val="0"/>
-        </w:rPr>
-        <w:t xml:space="preserve">Collect each learner’s explanation before discussion. Use the first missing connection between </w:t>
-      </w:r>
-      <w:r>
-        <w:rPr>
-          <w:b/>
-        </w:rPr>
-        <w:t>input</w:t>
-      </w:r>
-      <w:r>
-        <w:rPr>
-          <w:b w:val="0"/>
-        </w:rPr>
-        <w:t xml:space="preserve">, deciding step and result to choose support. This question is worked-case practice, not fresh mastery </w:t>
-      </w:r>
-      <w:r>
-        <w:rPr>
-          <w:b/>
-        </w:rPr>
-        <w:t>evidence</w:t>
-      </w:r>
-      <w:r>
-        <w:rPr>
-          <w:b w:val="0"/>
-        </w:rPr>
-        <w:t>.</w:t>
-      </w:r>
-    </w:p>
-    <w:p>
-      <w:pPr>
-        <w:pStyle w:val="Heading1"/>
-      </w:pPr>
-      <w:r>
-        <w:t>04. Run the weekly evidence lab</w:t>
-      </w:r>
-    </w:p>
-    <w:p>
-      <w:r>
-        <w:t>Run the Confusion Matrix investigation and use the first unsupported step to choose a teaching response.</w:t>
-      </w:r>
-    </w:p>
-    <w:p>
-      <w:pPr>
-        <w:spacing w:line="336" w:lineRule="auto" w:after="180"/>
-      </w:pPr>
-      <w:r>
-        <w:rPr>
-          <w:b w:val="0"/>
-        </w:rPr>
-        <w:t>Keep the test conditions fixed, record every result, and change only one planned factor.</w:t>
-      </w:r>
-    </w:p>
-    <w:p>
-      <w:pPr>
-        <w:spacing w:line="336" w:lineRule="auto" w:after="180"/>
-        <w:shd w:fill="F4F9FC"/>
-      </w:pPr>
-      <w:r>
-        <w:rPr>
-          <w:b w:val="0"/>
-        </w:rPr>
-        <w:t xml:space="preserve">1. Write the hypothesis and expected </w:t>
-      </w:r>
-      <w:r>
-        <w:rPr>
-          <w:b/>
-        </w:rPr>
-        <w:t>evidence</w:t>
-      </w:r>
-      <w:r>
-        <w:rPr>
-          <w:b w:val="0"/>
-        </w:rPr>
-        <w:t xml:space="preserve"> before running.</w:t>
-      </w:r>
-    </w:p>
-    <w:p>
-      <w:pPr>
-        <w:spacing w:line="336" w:lineRule="auto" w:after="180"/>
-        <w:shd w:fill="F4F9FC"/>
-      </w:pPr>
-      <w:r>
-        <w:rPr>
-          <w:b w:val="0"/>
-        </w:rPr>
+        <w:t>Distinguish frozen predictions from reviewed output corrections and preserve the original score.</w:t>
+      </w:r>
+    </w:p>
+    <w:p>
+      <w:pPr>
+        <w:pStyle w:val="Heading2"/>
+      </w:pPr>
+      <w:r>
+        <w:t>Predict, investigate and record</w:t>
+      </w:r>
+    </w:p>
+    <w:p>
+      <w:pPr>
+        <w:pStyle w:val="ListNumber"/>
+      </w:pPr>
+      <w:r>
+        <w:t>1. Write the hypothesis and expected evidence before running.</w:t>
+      </w:r>
+    </w:p>
+    <w:p>
+      <w:pPr>
+        <w:pStyle w:val="ListNumber"/>
+      </w:pPr>
+      <w:r>
         <w:t>2. Matrix Build: convert twenty actual/predicted pairs into four cells, recompute totals, and explain each error in plain language.</w:t>
       </w:r>
     </w:p>
     <w:p>
       <w:pPr>
-        <w:spacing w:line="336" w:lineRule="auto" w:after="180"/>
-        <w:shd w:fill="F4F9FC"/>
-      </w:pPr>
-      <w:r>
-        <w:rPr>
-          <w:b w:val="0"/>
-        </w:rPr>
+        <w:pStyle w:val="ListNumber"/>
+      </w:pPr>
+      <w:r>
         <w:t>3. Run one normal, one boundary, one missing, and one shifted case.</w:t>
       </w:r>
     </w:p>
     <w:p>
       <w:pPr>
-        <w:spacing w:line="336" w:lineRule="auto" w:after="180"/>
-        <w:shd w:fill="F4F9FC"/>
-      </w:pPr>
-      <w:r>
-        <w:rPr>
-          <w:b w:val="0"/>
-        </w:rPr>
+        <w:pStyle w:val="ListNumber"/>
+      </w:pPr>
+      <w:r>
         <w:t>4. Calculate the metric from raw counts or row-level errors.</w:t>
       </w:r>
     </w:p>
     <w:p>
       <w:pPr>
-        <w:spacing w:line="336" w:lineRule="auto" w:after="180"/>
-        <w:shd w:fill="F4F9FC"/>
-      </w:pPr>
-      <w:r>
-        <w:rPr>
-          <w:b w:val="0"/>
-        </w:rPr>
+        <w:pStyle w:val="ListNumber"/>
+      </w:pPr>
+      <w:r>
         <w:t>5. Interpret what changed, what did not, and what remains unsafe or unknown.</w:t>
       </w:r>
     </w:p>
     <w:p>
       <w:pPr>
-        <w:pStyle w:val="Heading3"/>
-      </w:pPr>
-      <w:r>
-        <w:t>Make the lab runnable</w:t>
-      </w:r>
-    </w:p>
-    <w:p>
-      <w:pPr>
-        <w:spacing w:line="336" w:lineRule="auto" w:after="180"/>
-      </w:pPr>
-      <w:r>
-        <w:rPr>
-          <w:b w:val="0"/>
-        </w:rPr>
-        <w:t>Use the concrete case as the shared normal case and the independent question as a second case. Each pair creates a boundary or missing-information case and predicts its result before testing.</w:t>
-      </w:r>
-    </w:p>
-    <w:p>
-      <w:pPr>
-        <w:spacing w:line="336" w:lineRule="auto" w:after="180"/>
-      </w:pPr>
-      <w:r>
-        <w:rPr>
-          <w:b w:val="0"/>
-        </w:rPr>
-        <w:t>Keep the expected result separate from an observed mistake.</w:t>
+        <w:pStyle w:val="Heading2"/>
+      </w:pPr>
+      <w:r>
+        <w:t>Keep the experiment ledger</w:t>
       </w:r>
     </w:p>
     <w:tbl>
@@ -3647,10 +3710,10 @@
     </w:tbl>
     <w:p>
       <w:pPr>
-        <w:pStyle w:val="Heading3"/>
-      </w:pPr>
-      <w:r>
-        <w:t>Diagnose and reteach</w:t>
+        <w:pStyle w:val="Heading2"/>
+      </w:pPr>
+      <w:r>
+        <w:t>Diagnose the current misconceptions</w:t>
       </w:r>
     </w:p>
     <w:p>
@@ -3661,7 +3724,7 @@
         <w:rPr>
           <w:b w:val="0"/>
         </w:rPr>
-        <w:t>MISCONCEPTION TO REPAIR The diagonal alone tells everything important about a classifier.</w:t>
+        <w:t>Positive means good: Positive is the chosen condition of interest; blocked is positive in this exercise.</w:t>
       </w:r>
     </w:p>
     <w:p>
@@ -3672,7 +3735,31 @@
         <w:rPr>
           <w:b w:val="0"/>
         </w:rPr>
-        <w:t>For guessing, return to given facts and request a trace. For vocabulary without application, use one example and one non-example. For arithmetic errors, check the setup before the calculation.</w:t>
+        <w:t xml:space="preserve">A matrix has one universal visual orientation: Check whether rows are references or </w:t>
+      </w:r>
+      <w:r>
+        <w:rPr>
+          <w:b/>
+        </w:rPr>
+        <w:t>prediction</w:t>
+      </w:r>
+      <w:r>
+        <w:rPr>
+          <w:b w:val="0"/>
+        </w:rPr>
+        <w:t xml:space="preserve">s and inspect class order. Our convention uses reference rows and </w:t>
+      </w:r>
+      <w:r>
+        <w:rPr>
+          <w:b/>
+        </w:rPr>
+        <w:t>prediction</w:t>
+      </w:r>
+      <w:r>
+        <w:rPr>
+          <w:b w:val="0"/>
+        </w:rPr>
+        <w:t xml:space="preserve"> columns.</w:t>
       </w:r>
     </w:p>
     <w:p>
@@ -3683,80 +3770,15 @@
         <w:rPr>
           <w:b w:val="0"/>
         </w:rPr>
-        <w:t>Finish with a different uncoached case before recording mastery.</w:t>
-      </w:r>
-    </w:p>
-    <w:p>
-      <w:pPr>
-        <w:pStyle w:val="Heading3"/>
-      </w:pPr>
-      <w:r>
-        <w:t>Address these additional misconceptions</w:t>
-      </w:r>
-    </w:p>
-    <w:p>
-      <w:pPr>
-        <w:spacing w:line="336" w:lineRule="auto" w:after="180"/>
-      </w:pPr>
-      <w:r>
-        <w:rPr>
-          <w:b w:val="0"/>
-        </w:rPr>
-        <w:t>Positive means good: Positive is the chosen condition of interest; blocked is positive in this exercise.</w:t>
-      </w:r>
-    </w:p>
-    <w:p>
-      <w:pPr>
-        <w:spacing w:line="336" w:lineRule="auto" w:after="180"/>
-      </w:pPr>
-      <w:r>
-        <w:rPr>
-          <w:b w:val="0"/>
-        </w:rPr>
-        <w:t xml:space="preserve">A matrix has one universal visual orientation: Check whether rows are references or </w:t>
-      </w:r>
-      <w:r>
-        <w:rPr>
-          <w:b/>
-        </w:rPr>
-        <w:t>prediction</w:t>
-      </w:r>
-      <w:r>
-        <w:rPr>
-          <w:b w:val="0"/>
-        </w:rPr>
-        <w:t xml:space="preserve">s and inspect class order. Our convention uses reference rows and </w:t>
-      </w:r>
-      <w:r>
-        <w:rPr>
-          <w:b/>
-        </w:rPr>
-        <w:t>prediction</w:t>
-      </w:r>
-      <w:r>
-        <w:rPr>
-          <w:b w:val="0"/>
-        </w:rPr>
-        <w:t xml:space="preserve"> columns.</w:t>
-      </w:r>
-    </w:p>
-    <w:p>
-      <w:pPr>
-        <w:spacing w:line="336" w:lineRule="auto" w:after="180"/>
-      </w:pPr>
-      <w:r>
-        <w:rPr>
-          <w:b w:val="0"/>
-        </w:rPr>
         <w:t>Zero errors in a cell means no future risk: It is an observed count on one evaluation set. Coverage, sample size and future conditions still matter.</w:t>
       </w:r>
     </w:p>
     <w:p>
       <w:pPr>
-        <w:pStyle w:val="Heading3"/>
-      </w:pPr>
-      <w:r>
-        <w:t>Match the support to the first error</w:t>
+        <w:pStyle w:val="Heading2"/>
+      </w:pPr>
+      <w:r>
+        <w:t>Choose accessible support</w:t>
       </w:r>
     </w:p>
     <w:tbl>
@@ -3929,15 +3951,605 @@
     </w:p>
     <w:p>
       <w:pPr>
+        <w:pStyle w:val="Heading2"/>
+      </w:pPr>
+      <w:r>
+        <w:t>Earlier wording, alternatives and picture transcripts · reference / check after trying</w:t>
+      </w:r>
+    </w:p>
+    <w:p>
+      <w:pPr>
+        <w:spacing w:line="336" w:lineRule="auto" w:after="180"/>
+      </w:pPr>
+      <w:r>
+        <w:rPr>
+          <w:b w:val="0"/>
+        </w:rPr>
+        <w:t>Run the weekly evidence lab</w:t>
+      </w:r>
+    </w:p>
+    <w:p>
+      <w:pPr>
+        <w:spacing w:line="336" w:lineRule="auto" w:after="180"/>
+      </w:pPr>
+      <w:r>
+        <w:rPr>
+          <w:b w:val="0"/>
+        </w:rPr>
+        <w:t>Keep the test conditions fixed, record every result, and change only one planned factor.</w:t>
+      </w:r>
+    </w:p>
+    <w:p>
+      <w:pPr>
+        <w:pStyle w:val="Heading3"/>
+      </w:pPr>
+      <w:r>
+        <w:t>Make the lab runnable</w:t>
+      </w:r>
+    </w:p>
+    <w:p>
+      <w:pPr>
+        <w:spacing w:line="336" w:lineRule="auto" w:after="180"/>
+      </w:pPr>
+      <w:r>
+        <w:rPr>
+          <w:b w:val="0"/>
+        </w:rPr>
+        <w:t>Use the supplied complete investigation for shared practice. Reserve the selected fresh TP5/FN4/FP2/TN9 count task for the individual first attempt before hints or feedback; earlier transfer questions remain additional practice.</w:t>
+      </w:r>
+    </w:p>
+    <w:p>
+      <w:pPr>
+        <w:pStyle w:val="Heading3"/>
+      </w:pPr>
+      <w:r>
+        <w:t>Diagnose and reteach</w:t>
+      </w:r>
+    </w:p>
+    <w:p>
+      <w:pPr>
+        <w:spacing w:line="336" w:lineRule="auto" w:after="180"/>
+      </w:pPr>
+      <w:r>
+        <w:rPr>
+          <w:b w:val="0"/>
+        </w:rPr>
+        <w:t>MISCONCEPTION TO REPAIR The diagonal alone tells everything important about a classifier.</w:t>
+      </w:r>
+    </w:p>
+    <w:p>
+      <w:pPr>
+        <w:spacing w:line="336" w:lineRule="auto" w:after="180"/>
+      </w:pPr>
+      <w:r>
+        <w:rPr>
+          <w:b w:val="0"/>
+        </w:rPr>
+        <w:t>For guessing, return to given facts and request a trace. For vocabulary without application, use one example and one non-example. For arithmetic errors, check the setup before the calculation.</w:t>
+      </w:r>
+    </w:p>
+    <w:p>
+      <w:pPr>
+        <w:spacing w:line="336" w:lineRule="auto" w:after="180"/>
+      </w:pPr>
+      <w:r>
+        <w:rPr>
+          <w:b w:val="0"/>
+        </w:rPr>
+        <w:t>Finish with a different uncoached case before recording mastery.</w:t>
+      </w:r>
+    </w:p>
+    <w:p>
+      <w:pPr>
+        <w:pStyle w:val="Heading3"/>
+      </w:pPr>
+      <w:r>
+        <w:t>Address these additional misconceptions</w:t>
+      </w:r>
+    </w:p>
+    <w:p>
+      <w:pPr>
+        <w:pStyle w:val="Heading3"/>
+      </w:pPr>
+      <w:r>
+        <w:t>Match the support to the first error</w:t>
+      </w:r>
+    </w:p>
+    <w:p>
+      <w:pPr>
         <w:pStyle w:val="Heading1"/>
       </w:pPr>
       <w:r>
-        <w:t>05. Assess and explain the answers</w:t>
-      </w:r>
-    </w:p>
-    <w:p>
-      <w:r>
-        <w:t>Use the Confusion Matrix questions, teacher keys and criteria after the relevant attempts. Previously discussed cases are practice; protect the separately selected independent task.</w:t>
+        <w:t>05. Assess the selected experiment transfer</w:t>
+      </w:r>
+    </w:p>
+    <w:p>
+      <w:r>
+        <w:t>Keep this key until after a first attempt; record any help and prior exposure.</w:t>
+      </w:r>
+    </w:p>
+    <w:p>
+      <w:pPr>
+        <w:pStyle w:val="Heading2"/>
+      </w:pPr>
+      <w:r>
+        <w:t>Selected independent task and checked key</w:t>
+      </w:r>
+    </w:p>
+    <w:p>
+      <w:pPr>
+        <w:spacing w:line="336" w:lineRule="auto" w:after="180"/>
+      </w:pPr>
+      <w:r>
+        <w:rPr>
+          <w:b w:val="0"/>
+        </w:rPr>
+        <w:t xml:space="preserve">Selected case: On20 cases: </w:t>
+      </w:r>
+      <w:r>
+        <w:rPr>
+          <w:b/>
+        </w:rPr>
+        <w:t>true positive</w:t>
+      </w:r>
+      <w:r>
+        <w:rPr>
+          <w:b w:val="0"/>
+        </w:rPr>
+        <w:t xml:space="preserve">s5, </w:t>
+      </w:r>
+      <w:r>
+        <w:rPr>
+          <w:b/>
+        </w:rPr>
+        <w:t>false negative</w:t>
+      </w:r>
+      <w:r>
+        <w:rPr>
+          <w:b w:val="0"/>
+        </w:rPr>
+        <w:t xml:space="preserve">s4, </w:t>
+      </w:r>
+      <w:r>
+        <w:rPr>
+          <w:b/>
+        </w:rPr>
+        <w:t>false positive</w:t>
+      </w:r>
+      <w:r>
+        <w:rPr>
+          <w:b w:val="0"/>
+        </w:rPr>
+        <w:t xml:space="preserve">s2, </w:t>
+      </w:r>
+      <w:r>
+        <w:rPr>
+          <w:b/>
+        </w:rPr>
+        <w:t>true negative</w:t>
+      </w:r>
+      <w:r>
+        <w:rPr>
+          <w:b w:val="0"/>
+        </w:rPr>
+        <w:t xml:space="preserve">s9. Build the </w:t>
+      </w:r>
+      <w:r>
+        <w:rPr>
+          <w:b/>
+        </w:rPr>
+        <w:t>confusion matrix</w:t>
+      </w:r>
+      <w:r>
+        <w:rPr>
+          <w:b w:val="0"/>
+        </w:rPr>
+        <w:t xml:space="preserve"> with actual class as rows and predicted class as columns. Compute accuracy.</w:t>
+      </w:r>
+    </w:p>
+    <w:p>
+      <w:pPr>
+        <w:spacing w:line="336" w:lineRule="auto" w:after="180"/>
+      </w:pPr>
+      <w:r>
+        <w:rPr>
+          <w:b w:val="0"/>
+        </w:rPr>
+        <w:t>Actual positive row: predicted positive5, predicted negative4. Actual negative row: predicted positive2, predicted negative9. Total20; correct14; accuracy</w:t>
+      </w:r>
+      <w:r>
+        <w:rPr>
+          <w:b/>
+        </w:rPr>
+        <w:t>70%</w:t>
+      </w:r>
+      <w:r>
+        <w:rPr>
+          <w:b w:val="0"/>
+        </w:rPr>
+        <w:t>. Actual positives total9.</w:t>
+      </w:r>
+    </w:p>
+    <w:p>
+      <w:pPr>
+        <w:spacing w:line="336" w:lineRule="auto" w:after="180"/>
+      </w:pPr>
+      <w:r>
+        <w:rPr>
+          <w:b w:val="0"/>
+        </w:rPr>
+        <w:t>State the positive-class definition before interpreting the errors.</w:t>
+      </w:r>
+    </w:p>
+    <w:p>
+      <w:pPr>
+        <w:pStyle w:val="Heading2"/>
+      </w:pPr>
+      <w:r>
+        <w:t>Judge trace, scope and support</w:t>
+      </w:r>
+    </w:p>
+    <w:tbl>
+      <w:tblPr>
+        <w:tblStyle w:val="LightShading-Accent1"/>
+        <w:tblW w:type="auto" w:w="0"/>
+        <w:tblLook w:firstColumn="1" w:firstRow="1" w:lastColumn="0" w:lastRow="0" w:noHBand="0" w:noVBand="1" w:val="04A0"/>
+      </w:tblPr>
+      <w:tblGrid>
+        <w:gridCol w:w="5112"/>
+        <w:gridCol w:w="5112"/>
+      </w:tblGrid>
+      <w:tr>
+        <w:trPr>
+          <w:tblHeader/>
+        </w:trPr>
+        <w:tc>
+          <w:tcPr>
+            <w:tcW w:type="dxa" w:w="5112"/>
+          </w:tcPr>
+          <w:p>
+            <w:r>
+              <w:t>Dimension</w:t>
+            </w:r>
+          </w:p>
+        </w:tc>
+        <w:tc>
+          <w:tcPr>
+            <w:tcW w:type="dxa" w:w="5112"/>
+          </w:tcPr>
+          <w:p>
+            <w:r>
+              <w:t>Evidence required</w:t>
+            </w:r>
+          </w:p>
+        </w:tc>
+      </w:tr>
+      <w:tr>
+        <w:tc>
+          <w:tcPr>
+            <w:tcW w:type="dxa" w:w="5112"/>
+          </w:tcPr>
+          <w:p>
+            <w:r>
+              <w:t>Explanation</w:t>
+            </w:r>
+          </w:p>
+        </w:tc>
+        <w:tc>
+          <w:tcPr>
+            <w:tcW w:type="dxa" w:w="5112"/>
+          </w:tcPr>
+          <w:p>
+            <w:r>
+              <w:t>Names the applicable idea or procedure and ties it to the supplied facts.</w:t>
+            </w:r>
+          </w:p>
+        </w:tc>
+      </w:tr>
+      <w:tr>
+        <w:tc>
+          <w:tcPr>
+            <w:tcW w:type="dxa" w:w="5112"/>
+          </w:tcPr>
+          <w:p>
+            <w:r>
+              <w:t>Trace and result</w:t>
+            </w:r>
+          </w:p>
+        </w:tc>
+        <w:tc>
+          <w:tcPr>
+            <w:tcW w:type="dxa" w:w="5112"/>
+          </w:tcPr>
+          <w:p>
+            <w:r>
+              <w:t>Preserves the given inputs and shows the relevant intermediate steps; distinguishes a prediction from an observed execution.</w:t>
+            </w:r>
+          </w:p>
+        </w:tc>
+      </w:tr>
+      <w:tr>
+        <w:tc>
+          <w:tcPr>
+            <w:tcW w:type="dxa" w:w="5112"/>
+          </w:tcPr>
+          <w:p>
+            <w:r>
+              <w:t>Limits</w:t>
+            </w:r>
+          </w:p>
+        </w:tc>
+        <w:tc>
+          <w:tcPr>
+            <w:tcW w:type="dxa" w:w="5112"/>
+          </w:tcPr>
+          <w:p>
+            <w:r>
+              <w:t>States the assumptions, missing evidence or conditions under which the result would change.</w:t>
+            </w:r>
+          </w:p>
+        </w:tc>
+      </w:tr>
+    </w:tbl>
+    <w:p>
+      <w:pPr>
+        <w:spacing w:line="336" w:lineRule="auto" w:after="180"/>
+      </w:pPr>
+      <w:r>
+        <w:rPr>
+          <w:b w:val="0"/>
+        </w:rPr>
+        <w:t>Record each dimension as not yet, with support, or independent. Accept a valid alternative procedure with a defensible trace.</w:t>
+      </w:r>
+    </w:p>
+    <w:p>
+      <w:pPr>
+        <w:spacing w:line="336" w:lineRule="auto" w:after="180"/>
+      </w:pPr>
+      <w:r>
+        <w:rPr>
+          <w:b w:val="0"/>
+        </w:rPr>
+        <w:t xml:space="preserve">Do not penalise an honestly recorded model failure if the learner correctly explains its </w:t>
+      </w:r>
+      <w:r>
+        <w:rPr>
+          <w:b/>
+        </w:rPr>
+        <w:t>evidence</w:t>
+      </w:r>
+      <w:r>
+        <w:rPr>
+          <w:b w:val="0"/>
+        </w:rPr>
+        <w:t xml:space="preserve"> and limits.</w:t>
+      </w:r>
+    </w:p>
+    <w:p>
+      <w:pPr>
+        <w:pStyle w:val="Heading2"/>
+      </w:pPr>
+      <w:r>
+        <w:t>Give one repair action</w:t>
+      </w:r>
+    </w:p>
+    <w:p>
+      <w:pPr>
+        <w:spacing w:line="336" w:lineRule="auto" w:after="180"/>
+      </w:pPr>
+      <w:r>
+        <w:rPr>
+          <w:b w:val="0"/>
+        </w:rPr>
+        <w:t>Name the earliest unsupported step and give one action to repair it. Have the learner make that repair now and explain why. Then assess the relevant skill on a fresh, fully specified case.</w:t>
+      </w:r>
+    </w:p>
+    <w:p>
+      <w:pPr>
+        <w:spacing w:line="336" w:lineRule="auto" w:after="180"/>
+      </w:pPr>
+      <w:r>
+        <w:rPr>
+          <w:b w:val="0"/>
+        </w:rPr>
+        <w:t>Confirm it was not previously practised with feedback; solve and check the new case before assigning it. A follow-up design prompt is a starting brief, not automatically an equivalent test.</w:t>
+      </w:r>
+    </w:p>
+    <w:p>
+      <w:pPr>
+        <w:pStyle w:val="Heading2"/>
+      </w:pPr>
+      <w:r>
+        <w:t>W1 Build the count matrix</w:t>
+      </w:r>
+    </w:p>
+    <w:p>
+      <w:pPr>
+        <w:spacing w:line="336" w:lineRule="auto" w:after="180"/>
+      </w:pPr>
+      <w:r>
+        <w:rPr>
+          <w:b w:val="0"/>
+        </w:rPr>
+        <w:t xml:space="preserve">Use all eight worked IDs. Draw a matrix with reference rows and </w:t>
+      </w:r>
+      <w:r>
+        <w:rPr>
+          <w:b/>
+        </w:rPr>
+        <w:t>prediction</w:t>
+      </w:r>
+      <w:r>
+        <w:rPr>
+          <w:b w:val="0"/>
+        </w:rPr>
+        <w:t xml:space="preserve"> columns, both ordered clear then blocked. Place the IDs in cells before writing the counts.</w:t>
+      </w:r>
+    </w:p>
+    <w:p>
+      <w:pPr>
+        <w:spacing w:line="336" w:lineRule="auto" w:after="180"/>
+      </w:pPr>
+      <w:r>
+        <w:rPr>
+          <w:b w:val="0"/>
+        </w:rPr>
+        <w:t>Reference clear/predicted clear contains V1,V2: 2. Clear/blocked contains V3: 1. Blocked/clear contains V4,V5: 2. Blocked/blocked contains V6,V7,V8: 3. Matrix [[2,1],[2,3]].</w:t>
+      </w:r>
+    </w:p>
+    <w:p>
+      <w:pPr>
+        <w:pStyle w:val="Heading2"/>
+      </w:pPr>
+      <w:r>
+        <w:t>W2 Explain the two error types</w:t>
+      </w:r>
+    </w:p>
+    <w:p>
+      <w:pPr>
+        <w:spacing w:line="336" w:lineRule="auto" w:after="180"/>
+      </w:pPr>
+      <w:r>
+        <w:rPr>
+          <w:b w:val="0"/>
+        </w:rPr>
+        <w:t>Declare blocked positive. Give TP,TN,FP,FN counts and explain V3 and V4 in plain language. Does positive mean a desirable outcome?</w:t>
+      </w:r>
+    </w:p>
+    <w:p>
+      <w:pPr>
+        <w:spacing w:line="336" w:lineRule="auto" w:after="180"/>
+      </w:pPr>
+      <w:r>
+        <w:rPr>
+          <w:b w:val="0"/>
+        </w:rPr>
+        <w:t>TP=3, TN=2, FP=1, FN=2. V3 predicts blocked for a reference-clear case, a false alarm or FP. V4 predicts clear for a reference-blocked case, a missed blocked case or FN.</w:t>
+      </w:r>
+    </w:p>
+    <w:p>
+      <w:pPr>
+        <w:spacing w:line="336" w:lineRule="auto" w:after="180"/>
+      </w:pPr>
+      <w:r>
+        <w:rPr>
+          <w:b w:val="0"/>
+        </w:rPr>
+        <w:t>Positive names the chosen class; it does not mean desirable.</w:t>
+      </w:r>
+    </w:p>
+    <w:p>
+      <w:pPr>
+        <w:pStyle w:val="Heading2"/>
+      </w:pPr>
+      <w:r>
+        <w:t>W3 Audit totals and equal accuracy</w:t>
+      </w:r>
+    </w:p>
+    <w:p>
+      <w:pPr>
+        <w:spacing w:line="336" w:lineRule="auto" w:after="180"/>
+      </w:pPr>
+      <w:r>
+        <w:rPr>
+          <w:b w:val="0"/>
+        </w:rPr>
+        <w:t>Give the worked row totals, column totals, total count and accuracy. Compare its errors with [[3,0],[3,2]] using the same axes and eight reference records.</w:t>
+      </w:r>
+    </w:p>
+    <w:p>
+      <w:pPr>
+        <w:spacing w:line="336" w:lineRule="auto" w:after="180"/>
+      </w:pPr>
+      <w:r>
+        <w:rPr>
+          <w:b w:val="0"/>
+        </w:rPr>
+        <w:t>Rows total 3,5; columns total 4,4; total 8; accuracy (2+3)/8=5/8=62.5 percent. The comparison matrix also scores 5/8, but has FP=0 and FN=3 rather than FP=1 and FN=2. Same accuracy can hide different error types.</w:t>
+      </w:r>
+    </w:p>
+    <w:p>
+      <w:pPr>
+        <w:pStyle w:val="Heading2"/>
+      </w:pPr>
+      <w:r>
+        <w:t>W5 Interpret a zero count carefully</w:t>
+      </w:r>
+    </w:p>
+    <w:p>
+      <w:pPr>
+        <w:spacing w:line="336" w:lineRule="auto" w:after="180"/>
+      </w:pPr>
+      <w:r>
+        <w:rPr>
+          <w:b w:val="0"/>
+        </w:rPr>
+        <w:t xml:space="preserve">A report gives zero </w:t>
+      </w:r>
+      <w:r>
+        <w:rPr>
+          <w:b/>
+        </w:rPr>
+        <w:t>false positive</w:t>
+      </w:r>
+      <w:r>
+        <w:rPr>
+          <w:b w:val="0"/>
+        </w:rPr>
+        <w:t>s but omits the evaluated sample size, axes and class definitions. What information is missing, and why does zero not prove that future false alarms are impossible?</w:t>
+      </w:r>
+    </w:p>
+    <w:p>
+      <w:pPr>
+        <w:spacing w:line="336" w:lineRule="auto" w:after="180"/>
+      </w:pPr>
+      <w:r>
+        <w:rPr>
+          <w:b w:val="0"/>
+        </w:rPr>
+        <w:t>Request split and sample size, labelled reference/</w:t>
+      </w:r>
+      <w:r>
+        <w:rPr>
+          <w:b/>
+        </w:rPr>
+        <w:t>prediction</w:t>
+      </w:r>
+      <w:r>
+        <w:rPr>
+          <w:b w:val="0"/>
+        </w:rPr>
+        <w:t xml:space="preserve"> axes, class order and positive-class definition, plus the remaining counts.</w:t>
+      </w:r>
+    </w:p>
+    <w:p>
+      <w:pPr>
+        <w:spacing w:line="336" w:lineRule="auto" w:after="180"/>
+      </w:pPr>
+      <w:r>
+        <w:rPr>
+          <w:b w:val="0"/>
+        </w:rPr>
+        <w:t>Zero describes only the observed evaluation cases; limited coverage or few negative cases may hide future errors. It is not a guarantee.</w:t>
+      </w:r>
+    </w:p>
+    <w:p>
+      <w:pPr>
+        <w:pStyle w:val="Heading2"/>
+      </w:pPr>
+      <w:r>
+        <w:t>Earlier wording, alternatives and picture transcripts · reference / check after trying</w:t>
+      </w:r>
+    </w:p>
+    <w:p>
+      <w:pPr>
+        <w:spacing w:line="336" w:lineRule="auto" w:after="180"/>
+      </w:pPr>
+      <w:r>
+        <w:rPr>
+          <w:b w:val="0"/>
+        </w:rPr>
+        <w:t>Assess and explain the answers</w:t>
       </w:r>
     </w:p>
     <w:p>
@@ -3950,34 +4562,56 @@
     </w:p>
     <w:p>
       <w:pPr>
+        <w:spacing w:line="336" w:lineRule="auto" w:after="180"/>
+      </w:pPr>
+      <w:r>
+        <w:rPr>
+          <w:b w:val="0"/>
+        </w:rPr>
+        <w:t xml:space="preserve">Actual spotted row is 8 spotted,4 healthy; actual healthy row is 2 spotted,6 healthy. Total=20; correct=14. State axes and </w:t>
+      </w:r>
+      <w:r>
+        <w:rPr>
+          <w:b/>
+        </w:rPr>
+        <w:t>positive class</w:t>
+      </w:r>
+      <w:r>
+        <w:rPr>
+          <w:b w:val="0"/>
+        </w:rPr>
+        <w:t>.</w:t>
+      </w:r>
+    </w:p>
+    <w:p>
+      <w:pPr>
         <w:pStyle w:val="Heading3"/>
       </w:pPr>
       <w:r>
-        <w:t>Teacher key · Worked case answer</w:t>
+        <w:t>Additional transfer practice question</w:t>
       </w:r>
     </w:p>
     <w:p>
       <w:pPr>
         <w:spacing w:line="336" w:lineRule="auto" w:after="180"/>
-        <w:shd w:fill="F1F6FC"/>
       </w:pPr>
       <w:r>
         <w:rPr>
           <w:b w:val="0"/>
         </w:rPr>
-        <w:t xml:space="preserve">Actual spotted row is 8 spotted,4 healthy; actual healthy row is 2 spotted,6 healthy. Total=20; correct=14. State axes and </w:t>
+        <w:t xml:space="preserve">Treat fern as positive. Counts are TP=6, FP=2, FN=3 and TN=9. How many examples and how many correct </w:t>
       </w:r>
       <w:r>
         <w:rPr>
           <w:b/>
         </w:rPr>
-        <w:t>positive class</w:t>
+        <w:t>prediction</w:t>
       </w:r>
       <w:r>
         <w:rPr>
           <w:b w:val="0"/>
         </w:rPr>
-        <w:t>.</w:t>
+        <w:t>s are there?</w:t>
       </w:r>
     </w:p>
     <w:p>
@@ -3985,61 +4619,12 @@
         <w:pStyle w:val="Heading3"/>
       </w:pPr>
       <w:r>
-        <w:t>Independent question</w:t>
-      </w:r>
-    </w:p>
-    <w:p>
-      <w:pPr>
-        <w:pStyle w:val="Heading3"/>
-      </w:pPr>
-      <w:r>
-        <w:t>Independent question · withhold the key</w:t>
+        <w:t>Reasoned practice answer</w:t>
       </w:r>
     </w:p>
     <w:p>
       <w:pPr>
         <w:spacing w:line="336" w:lineRule="auto" w:after="180"/>
-        <w:shd w:fill="F5F1FB"/>
-      </w:pPr>
-      <w:r>
-        <w:rPr>
-          <w:b w:val="0"/>
-        </w:rPr>
-        <w:t xml:space="preserve">Treat fern as positive. Counts are TP=6, FP=2, FN=3 and TN=9. How many examples and how many correct </w:t>
-      </w:r>
-      <w:r>
-        <w:rPr>
-          <w:b/>
-        </w:rPr>
-        <w:t>prediction</w:t>
-      </w:r>
-      <w:r>
-        <w:rPr>
-          <w:b w:val="0"/>
-        </w:rPr>
-        <w:t>s are there?</w:t>
-      </w:r>
-    </w:p>
-    <w:p>
-      <w:pPr>
-        <w:pStyle w:val="Heading3"/>
-      </w:pPr>
-      <w:r>
-        <w:t>Expected independent answer</w:t>
-      </w:r>
-    </w:p>
-    <w:p>
-      <w:pPr>
-        <w:pStyle w:val="Heading3"/>
-      </w:pPr>
-      <w:r>
-        <w:t>Teacher key · Expected independent answer</w:t>
-      </w:r>
-    </w:p>
-    <w:p>
-      <w:pPr>
-        <w:spacing w:line="336" w:lineRule="auto" w:after="180"/>
-        <w:shd w:fill="F1F6FC"/>
       </w:pPr>
       <w:r>
         <w:rPr>
@@ -4393,22 +4978,98 @@
     </w:p>
     <w:p>
       <w:pPr>
+        <w:spacing w:line="336" w:lineRule="auto" w:after="180"/>
+      </w:pPr>
+      <w:r>
+        <w:rPr>
+          <w:b w:val="0"/>
+        </w:rPr>
+        <w:t>Actual-positive row is 6 predicted-positive and 2 predicted-negative; actual-negative row is 3 and 9. Total=20, correct=15, accuracy=75%. Axes and class labels are essential; swapping FP and FN changes later metrics.</w:t>
+      </w:r>
+    </w:p>
+    <w:p>
+      <w:pPr>
         <w:pStyle w:val="Heading3"/>
       </w:pPr>
       <w:r>
-        <w:t>Teacher key · Original transfer answer</w:t>
+        <w:t>Explanations for the additional workbook examples</w:t>
+      </w:r>
+    </w:p>
+    <w:p>
+      <w:pPr>
+        <w:pStyle w:val="Heading3"/>
+      </w:pPr>
+      <w:r>
+        <w:t>W1 Build the count matrix</w:t>
+      </w:r>
+    </w:p>
+    <w:p>
+      <w:pPr>
+        <w:pStyle w:val="Heading3"/>
+      </w:pPr>
+      <w:r>
+        <w:t>W2 Explain the two error types</w:t>
+      </w:r>
+    </w:p>
+    <w:p>
+      <w:pPr>
+        <w:pStyle w:val="Heading3"/>
+      </w:pPr>
+      <w:r>
+        <w:t>W3 Audit totals and equal accuracy</w:t>
+      </w:r>
+    </w:p>
+    <w:p>
+      <w:pPr>
+        <w:pStyle w:val="Heading3"/>
+      </w:pPr>
+      <w:r>
+        <w:t>W4 Count a fresh evaluation independently</w:t>
       </w:r>
     </w:p>
     <w:p>
       <w:pPr>
         <w:spacing w:line="336" w:lineRule="auto" w:after="180"/>
-        <w:shd w:fill="F1F6FC"/>
       </w:pPr>
       <w:r>
         <w:rPr>
           <w:b w:val="0"/>
         </w:rPr>
-        <w:t>Actual-positive row is 6 predicted-positive and 2 predicted-negative; actual-negative row is 3 and 9. Total=20, correct=15, accuracy=75%. Axes and class labels are essential; swapping FP and FN changes later metrics.</w:t>
+        <w:t xml:space="preserve">Each pair below is reference then </w:t>
+      </w:r>
+      <w:r>
+        <w:rPr>
+          <w:b/>
+        </w:rPr>
+        <w:t>prediction</w:t>
+      </w:r>
+      <w:r>
+        <w:rPr>
+          <w:b w:val="0"/>
+        </w:rPr>
+        <w:t>: R1 clear/clear, R2 clear/blocked, R3 clear/blocked, R4 blocked/blocked, R5 blocked/clear, R6 blocked/blocked. Use clear then blocked on both axes and reference rows.</w:t>
+      </w:r>
+    </w:p>
+    <w:p>
+      <w:pPr>
+        <w:spacing w:line="336" w:lineRule="auto" w:after="180"/>
+      </w:pPr>
+      <w:r>
+        <w:rPr>
+          <w:b w:val="0"/>
+        </w:rPr>
+        <w:t>Build the matrix, give row and column totals, name TP,TN,FP,FN with blocked positive, and calculate accuracy.</w:t>
+      </w:r>
+    </w:p>
+    <w:p>
+      <w:pPr>
+        <w:spacing w:line="336" w:lineRule="auto" w:after="180"/>
+      </w:pPr>
+      <w:r>
+        <w:rPr>
+          <w:b w:val="0"/>
+        </w:rPr>
+        <w:t>Matrix [[1,2],[1,2]]. Row totals 3,3; column totals 2,4; total 6. TP=2,TN=1,FP=2,FN=1. Accuracy (1+2)/6=3/6=50 percent. False alarms are R2,R3; the missed blocked case is R5.</w:t>
       </w:r>
     </w:p>
     <w:p>
@@ -4416,7 +5077,7 @@
         <w:pStyle w:val="Heading3"/>
       </w:pPr>
       <w:r>
-        <w:t>Explanations for the additional workbook examples</w:t>
+        <w:t>W5 Interpret a zero count carefully</w:t>
       </w:r>
     </w:p>
     <w:p>
@@ -4424,7 +5085,7 @@
         <w:pStyle w:val="Heading3"/>
       </w:pPr>
       <w:r>
-        <w:t>W1 Build the count matrix</w:t>
+        <w:t>Assess independent transfer</w:t>
       </w:r>
     </w:p>
     <w:p>
@@ -4432,921 +5093,212 @@
         <w:pStyle w:val="Heading3"/>
       </w:pPr>
       <w:r>
-        <w:t>Workbook question · W1</w:t>
+        <w:t>Selected case answer</w:t>
+      </w:r>
+    </w:p>
+    <w:p>
+      <w:pPr>
+        <w:pStyle w:val="Heading3"/>
+      </w:pPr>
+      <w:r>
+        <w:t>Feedback that the learner uses</w:t>
+      </w:r>
+    </w:p>
+    <w:p>
+      <w:pPr>
+        <w:pStyle w:val="Heading1"/>
+      </w:pPr>
+      <w:r>
+        <w:t>06. Connect, support and revisit the experiment</w:t>
+      </w:r>
+    </w:p>
+    <w:p>
+      <w:r>
+        <w:t>Retain failures and assess a fresh parallel case after help.</w:t>
+      </w:r>
+    </w:p>
+    <w:p>
+      <w:pPr>
+        <w:pStyle w:val="Heading2"/>
+      </w:pPr>
+      <w:r>
+        <w:t>Project evidence</w:t>
       </w:r>
     </w:p>
     <w:p>
       <w:pPr>
         <w:spacing w:line="336" w:lineRule="auto" w:after="180"/>
-        <w:shd w:fill="F5F1FB"/>
       </w:pPr>
       <w:r>
         <w:rPr>
           <w:b w:val="0"/>
         </w:rPr>
-        <w:t xml:space="preserve">Use all eight worked IDs. Draw a matrix with reference rows and </w:t>
+        <w:t xml:space="preserve">Publish the Plant Classifier </w:t>
       </w:r>
       <w:r>
         <w:rPr>
           <w:b/>
         </w:rPr>
+        <w:t>confusion matrix</w:t>
+      </w:r>
+      <w:r>
+        <w:rPr>
+          <w:b w:val="0"/>
+        </w:rPr>
+        <w:t xml:space="preserve"> with positive-class definition, counts, denominator, and test-set version.</w:t>
+      </w:r>
+    </w:p>
+    <w:p>
+      <w:pPr>
+        <w:spacing w:line="336" w:lineRule="auto" w:after="180"/>
+      </w:pPr>
+      <w:r>
+        <w:rPr>
+          <w:b w:val="0"/>
+        </w:rPr>
+        <w:t xml:space="preserve">Keep the decision, </w:t>
+      </w:r>
+      <w:r>
+        <w:rPr>
+          <w:b/>
+        </w:rPr>
+        <w:t>input</w:t>
+      </w:r>
+      <w:r>
+        <w:rPr>
+          <w:b w:val="0"/>
+        </w:rPr>
+        <w:t xml:space="preserve">, result, explanation and remaining limitation in the project </w:t>
+      </w:r>
+      <w:r>
+        <w:rPr>
+          <w:b/>
+        </w:rPr>
+        <w:t>evidence</w:t>
+      </w:r>
+      <w:r>
+        <w:rPr>
+          <w:b w:val="0"/>
+        </w:rPr>
+        <w:t xml:space="preserve"> record. Retrieve this record next week rather than restarting the project.</w:t>
+      </w:r>
+    </w:p>
+    <w:p>
+      <w:pPr>
+        <w:spacing w:line="336" w:lineRule="auto" w:after="180"/>
+      </w:pPr>
+      <w:r>
+        <w:rPr>
+          <w:b w:val="0"/>
+        </w:rPr>
+        <w:t xml:space="preserve">For your Responsible Plant Classifier, save the </w:t>
+      </w:r>
+      <w:r>
+        <w:rPr>
+          <w:b/>
+        </w:rPr>
+        <w:t>input</w:t>
+      </w:r>
+      <w:r>
+        <w:rPr>
+          <w:b w:val="0"/>
+        </w:rPr>
+        <w:t>, procedure, observed result and limitation of this check.</w:t>
+      </w:r>
+    </w:p>
+    <w:p>
+      <w:pPr>
+        <w:spacing w:line="336" w:lineRule="auto" w:after="180"/>
+      </w:pPr>
+      <w:r>
+        <w:rPr>
+          <w:b w:val="0"/>
+        </w:rPr>
+        <w:t>Label this worked example as practice; use a different, previously unreviewed case when checking independent understanding.</w:t>
+      </w:r>
+    </w:p>
+    <w:p>
+      <w:pPr>
+        <w:pStyle w:val="Heading2"/>
+      </w:pPr>
+      <w:r>
+        <w:t>Support and selected reassessment</w:t>
+      </w:r>
+    </w:p>
+    <w:p>
+      <w:pPr>
+        <w:spacing w:line="336" w:lineRule="auto" w:after="180"/>
+      </w:pPr>
+      <w:r>
+        <w:rPr>
+          <w:b w:val="0"/>
+        </w:rPr>
+        <w:t xml:space="preserve">Use a tiny labelled dataset, explicit units and a named </w:t>
+      </w:r>
+      <w:r>
+        <w:rPr>
+          <w:b/>
+        </w:rPr>
+        <w:t>positive class</w:t>
+      </w:r>
+      <w:r>
+        <w:rPr>
+          <w:b w:val="0"/>
+        </w:rPr>
+        <w:t>. Stretch: require a baseline, held-out evaluation and subgroup or shifted-condition analysis with denominators.</w:t>
+      </w:r>
+    </w:p>
+    <w:p>
+      <w:pPr>
+        <w:spacing w:line="336" w:lineRule="auto" w:after="180"/>
+      </w:pPr>
+      <w:r>
+        <w:rPr>
+          <w:b w:val="0"/>
+        </w:rPr>
+        <w:t xml:space="preserve">Give a blank labelled matrix and move one ID card at a time. Ask for reference first, </w:t>
+      </w:r>
+      <w:r>
+        <w:rPr>
+          <w:b/>
+        </w:rPr>
         <w:t>prediction</w:t>
       </w:r>
       <w:r>
         <w:rPr>
           <w:b w:val="0"/>
         </w:rPr>
-        <w:t xml:space="preserve"> columns, both ordered clear then blocked. Place the IDs in cells before writing the counts.</w:t>
-      </w:r>
-    </w:p>
-    <w:p>
-      <w:pPr>
-        <w:pStyle w:val="Heading3"/>
-      </w:pPr>
-      <w:r>
-        <w:t>Teacher reasoning · W1</w:t>
+        <w:t xml:space="preserve"> second before naming a cell. Extension: declare clear positive without changing the worked records.</w:t>
       </w:r>
     </w:p>
     <w:p>
       <w:pPr>
         <w:spacing w:line="336" w:lineRule="auto" w:after="180"/>
-        <w:shd w:fill="F1F6FC"/>
       </w:pPr>
       <w:r>
         <w:rPr>
           <w:b w:val="0"/>
         </w:rPr>
-        <w:t>Reference clear/predicted clear contains V1,V2: 2. Clear/blocked contains V3: 1. Blocked/clear contains V4,V5: 2. Blocked/blocked contains V6,V7,V8: 3. Matrix [[2,1],[2,3]].</w:t>
-      </w:r>
-    </w:p>
-    <w:p>
-      <w:pPr>
-        <w:pStyle w:val="Heading3"/>
-      </w:pPr>
-      <w:r>
-        <w:t>W2 Explain the two error types</w:t>
-      </w:r>
-    </w:p>
-    <w:p>
-      <w:pPr>
-        <w:pStyle w:val="Heading3"/>
-      </w:pPr>
-      <w:r>
-        <w:t>Workbook question · W2</w:t>
+        <w:t>Then TP=2,TN=3,FP=2,FN=1; explain why the original matrix counts and accuracy remain unchanged if axis order stays clear then blocked.</w:t>
       </w:r>
     </w:p>
     <w:p>
       <w:pPr>
         <w:spacing w:line="336" w:lineRule="auto" w:after="180"/>
-        <w:shd w:fill="F5F1FB"/>
       </w:pPr>
       <w:r>
         <w:rPr>
           <w:b w:val="0"/>
         </w:rPr>
-        <w:t>Declare blocked positive. Give TP,TN,FP,FN counts and explain V3 and V4 in plain language. Does positive mean a desirable outcome?</w:t>
-      </w:r>
-    </w:p>
-    <w:p>
-      <w:pPr>
-        <w:pStyle w:val="Heading3"/>
-      </w:pPr>
-      <w:r>
-        <w:t>Teacher reasoning · W2</w:t>
-      </w:r>
-    </w:p>
-    <w:p>
-      <w:pPr>
-        <w:spacing w:line="336" w:lineRule="auto" w:after="180"/>
-        <w:shd w:fill="F1F6FC"/>
-      </w:pPr>
-      <w:r>
-        <w:rPr>
-          <w:b w:val="0"/>
-        </w:rPr>
-        <w:t>TP=3, TN=2, FP=1, FN=2. V3 predicts blocked for a reference-clear case, a false alarm or FP. V4 predicts clear for a reference-blocked case, a missed blocked case or FN.</w:t>
-      </w:r>
-    </w:p>
-    <w:p>
-      <w:pPr>
-        <w:spacing w:line="336" w:lineRule="auto" w:after="180"/>
-        <w:shd w:fill="F1F6FC"/>
-      </w:pPr>
-      <w:r>
-        <w:rPr>
-          <w:b w:val="0"/>
-        </w:rPr>
-        <w:t>Positive names the chosen class; it does not mean desirable.</w:t>
-      </w:r>
-    </w:p>
-    <w:p>
-      <w:pPr>
-        <w:pStyle w:val="Heading3"/>
-      </w:pPr>
-      <w:r>
-        <w:t>W3 Audit totals and equal accuracy</w:t>
-      </w:r>
-    </w:p>
-    <w:p>
-      <w:pPr>
-        <w:pStyle w:val="Heading3"/>
-      </w:pPr>
-      <w:r>
-        <w:t>Workbook question · W3</w:t>
-      </w:r>
-    </w:p>
-    <w:p>
-      <w:pPr>
-        <w:spacing w:line="336" w:lineRule="auto" w:after="180"/>
-        <w:shd w:fill="F5F1FB"/>
-      </w:pPr>
-      <w:r>
-        <w:rPr>
-          <w:b w:val="0"/>
-        </w:rPr>
-        <w:t>Give the worked row totals, column totals, total count and accuracy. Compare its errors with [[3,0],[3,2]] using the same axes and eight reference records.</w:t>
-      </w:r>
-    </w:p>
-    <w:p>
-      <w:pPr>
-        <w:pStyle w:val="Heading3"/>
-      </w:pPr>
-      <w:r>
-        <w:t>Teacher reasoning · W3</w:t>
-      </w:r>
-    </w:p>
-    <w:p>
-      <w:pPr>
-        <w:spacing w:line="336" w:lineRule="auto" w:after="180"/>
-        <w:shd w:fill="F1F6FC"/>
-      </w:pPr>
-      <w:r>
-        <w:rPr>
-          <w:b w:val="0"/>
-        </w:rPr>
-        <w:t>Rows total 3,5; columns total 4,4; total 8; accuracy (2+3)/8=5/8=62.5 percent. The comparison matrix also scores 5/8, but has FP=0 and FN=3 rather than FP=1 and FN=2. Same accuracy can hide different error types.</w:t>
-      </w:r>
-    </w:p>
-    <w:p>
-      <w:pPr>
-        <w:pStyle w:val="Heading3"/>
-      </w:pPr>
-      <w:r>
-        <w:t>W4 Count a fresh evaluation independently</w:t>
-      </w:r>
-    </w:p>
-    <w:p>
-      <w:pPr>
-        <w:pStyle w:val="Heading3"/>
-      </w:pPr>
-      <w:r>
-        <w:t>Workbook question · W4</w:t>
-      </w:r>
-    </w:p>
-    <w:p>
-      <w:pPr>
-        <w:spacing w:line="336" w:lineRule="auto" w:after="180"/>
-        <w:shd w:fill="F5F1FB"/>
-      </w:pPr>
-      <w:r>
-        <w:rPr>
-          <w:b w:val="0"/>
-        </w:rPr>
-        <w:t xml:space="preserve">Each pair below is reference then </w:t>
-      </w:r>
-      <w:r>
-        <w:rPr>
-          <w:b/>
-        </w:rPr>
-        <w:t>prediction</w:t>
-      </w:r>
-      <w:r>
-        <w:rPr>
-          <w:b w:val="0"/>
-        </w:rPr>
-        <w:t>: R1 clear/clear, R2 clear/blocked, R3 clear/blocked, R4 blocked/blocked, R5 blocked/clear, R6 blocked/blocked. Use clear then blocked on both axes and reference rows.</w:t>
-      </w:r>
-    </w:p>
-    <w:p>
-      <w:pPr>
-        <w:spacing w:line="336" w:lineRule="auto" w:after="180"/>
-        <w:shd w:fill="F5F1FB"/>
-      </w:pPr>
-      <w:r>
-        <w:rPr>
-          <w:b w:val="0"/>
-        </w:rPr>
-        <w:t>Build the matrix, give row and column totals, name TP,TN,FP,FN with blocked positive, and calculate accuracy.</w:t>
-      </w:r>
-    </w:p>
-    <w:p>
-      <w:pPr>
-        <w:pStyle w:val="Heading3"/>
-      </w:pPr>
-      <w:r>
-        <w:t>Teacher reasoning · W4</w:t>
-      </w:r>
-    </w:p>
-    <w:p>
-      <w:pPr>
-        <w:spacing w:line="336" w:lineRule="auto" w:after="180"/>
-        <w:shd w:fill="F1F6FC"/>
-      </w:pPr>
-      <w:r>
-        <w:rPr>
-          <w:b w:val="0"/>
-        </w:rPr>
-        <w:t>Matrix [[1,2],[1,2]]. Row totals 3,3; column totals 2,4; total 6. TP=2,TN=1,FP=2,FN=1. Accuracy (1+2)/6=3/6=50 percent. False alarms are R2,R3; the missed blocked case is R5.</w:t>
-      </w:r>
-    </w:p>
-    <w:p>
-      <w:pPr>
-        <w:pStyle w:val="Heading3"/>
-      </w:pPr>
-      <w:r>
-        <w:t>W5 Interpret a zero count carefully</w:t>
-      </w:r>
-    </w:p>
-    <w:p>
-      <w:pPr>
-        <w:pStyle w:val="Heading3"/>
-      </w:pPr>
-      <w:r>
-        <w:t>Workbook question · W5</w:t>
-      </w:r>
-    </w:p>
-    <w:p>
-      <w:pPr>
-        <w:spacing w:line="336" w:lineRule="auto" w:after="180"/>
-        <w:shd w:fill="F5F1FB"/>
-      </w:pPr>
-      <w:r>
-        <w:rPr>
-          <w:b w:val="0"/>
-        </w:rPr>
-        <w:t xml:space="preserve">A report gives zero </w:t>
-      </w:r>
-      <w:r>
-        <w:rPr>
-          <w:b/>
-        </w:rPr>
-        <w:t>false positive</w:t>
-      </w:r>
-      <w:r>
-        <w:rPr>
-          <w:b w:val="0"/>
-        </w:rPr>
-        <w:t>s but omits the evaluated sample size, axes and class definitions. What information is missing, and why does zero not prove that future false alarms are impossible?</w:t>
-      </w:r>
-    </w:p>
-    <w:p>
-      <w:pPr>
-        <w:pStyle w:val="Heading3"/>
-      </w:pPr>
-      <w:r>
-        <w:t>Teacher reasoning · W5</w:t>
-      </w:r>
-    </w:p>
-    <w:p>
-      <w:pPr>
-        <w:spacing w:line="336" w:lineRule="auto" w:after="180"/>
-        <w:shd w:fill="F1F6FC"/>
-      </w:pPr>
-      <w:r>
-        <w:rPr>
-          <w:b w:val="0"/>
-        </w:rPr>
-        <w:t>Request split and sample size, labelled reference/</w:t>
-      </w:r>
-      <w:r>
-        <w:rPr>
-          <w:b/>
-        </w:rPr>
-        <w:t>prediction</w:t>
-      </w:r>
-      <w:r>
-        <w:rPr>
-          <w:b w:val="0"/>
-        </w:rPr>
-        <w:t xml:space="preserve"> axes, class order and positive-class definition, plus the remaining counts.</w:t>
-      </w:r>
-    </w:p>
-    <w:p>
-      <w:pPr>
-        <w:spacing w:line="336" w:lineRule="auto" w:after="180"/>
-        <w:shd w:fill="F1F6FC"/>
-      </w:pPr>
-      <w:r>
-        <w:rPr>
-          <w:b w:val="0"/>
-        </w:rPr>
-        <w:t>Zero describes only the observed evaluation cases; limited coverage or few negative cases may hide future errors. It is not a guarantee.</w:t>
-      </w:r>
-    </w:p>
-    <w:p>
-      <w:pPr>
-        <w:pStyle w:val="Heading3"/>
-      </w:pPr>
-      <w:r>
-        <w:t>Assess independent transfer</w:t>
-      </w:r>
-    </w:p>
-    <w:p>
-      <w:pPr>
-        <w:pStyle w:val="Heading3"/>
-      </w:pPr>
-      <w:r>
-        <w:t>Independent question · withhold the key</w:t>
-      </w:r>
-    </w:p>
-    <w:p>
-      <w:pPr>
-        <w:spacing w:line="336" w:lineRule="auto" w:after="180"/>
-        <w:shd w:fill="F5F1FB"/>
-      </w:pPr>
-      <w:r>
-        <w:rPr>
-          <w:b w:val="0"/>
-        </w:rPr>
-        <w:t xml:space="preserve">Selected case: On20 cases: </w:t>
-      </w:r>
-      <w:r>
-        <w:rPr>
-          <w:b/>
-        </w:rPr>
-        <w:t>true positive</w:t>
-      </w:r>
-      <w:r>
-        <w:rPr>
-          <w:b w:val="0"/>
-        </w:rPr>
-        <w:t xml:space="preserve">s5, </w:t>
-      </w:r>
-      <w:r>
-        <w:rPr>
-          <w:b/>
-        </w:rPr>
-        <w:t>false negative</w:t>
-      </w:r>
-      <w:r>
-        <w:rPr>
-          <w:b w:val="0"/>
-        </w:rPr>
-        <w:t xml:space="preserve">s4, </w:t>
-      </w:r>
-      <w:r>
-        <w:rPr>
-          <w:b/>
-        </w:rPr>
-        <w:t>false positive</w:t>
-      </w:r>
-      <w:r>
-        <w:rPr>
-          <w:b w:val="0"/>
-        </w:rPr>
-        <w:t xml:space="preserve">s2, </w:t>
-      </w:r>
-      <w:r>
-        <w:rPr>
-          <w:b/>
-        </w:rPr>
-        <w:t>true negative</w:t>
-      </w:r>
-      <w:r>
-        <w:rPr>
-          <w:b w:val="0"/>
-        </w:rPr>
-        <w:t xml:space="preserve">s9. Build the </w:t>
-      </w:r>
-      <w:r>
-        <w:rPr>
-          <w:b/>
-        </w:rPr>
-        <w:t>confusion matrix</w:t>
-      </w:r>
-      <w:r>
-        <w:rPr>
-          <w:b w:val="0"/>
-        </w:rPr>
-        <w:t xml:space="preserve"> with actual class as rows and predicted class as columns. Compute accuracy.</w:t>
-      </w:r>
-    </w:p>
-    <w:p>
-      <w:pPr>
-        <w:pStyle w:val="Heading3"/>
-      </w:pPr>
-      <w:r>
-        <w:t>Selected case answer</w:t>
-      </w:r>
-    </w:p>
-    <w:p>
-      <w:pPr>
-        <w:pStyle w:val="Heading3"/>
-      </w:pPr>
-      <w:r>
-        <w:t>Teacher key · Selected case answer</w:t>
-      </w:r>
-    </w:p>
-    <w:p>
-      <w:pPr>
-        <w:spacing w:line="336" w:lineRule="auto" w:after="180"/>
-        <w:shd w:fill="F1F6FC"/>
-      </w:pPr>
-      <w:r>
-        <w:rPr>
-          <w:b w:val="0"/>
-        </w:rPr>
-        <w:t>Actual positive row: predicted positive5, predicted negative4. Actual negative row: predicted positive2, predicted negative9. Total20; correct14; accuracy</w:t>
-      </w:r>
-      <w:r>
-        <w:rPr>
-          <w:b/>
-        </w:rPr>
-        <w:t>70%</w:t>
-      </w:r>
-      <w:r>
-        <w:rPr>
-          <w:b w:val="0"/>
-        </w:rPr>
-        <w:t>. Actual positives total9.</w:t>
-      </w:r>
-    </w:p>
-    <w:p>
-      <w:pPr>
-        <w:spacing w:line="336" w:lineRule="auto" w:after="180"/>
-        <w:shd w:fill="F1F6FC"/>
-      </w:pPr>
-      <w:r>
-        <w:rPr>
-          <w:b w:val="0"/>
-        </w:rPr>
-        <w:t>State the positive-class definition before interpreting the errors.</w:t>
-      </w:r>
-    </w:p>
-    <w:tbl>
-      <w:tblPr>
-        <w:tblStyle w:val="LightShading-Accent1"/>
-        <w:tblW w:type="auto" w:w="0"/>
-        <w:tblLook w:firstColumn="1" w:firstRow="1" w:lastColumn="0" w:lastRow="0" w:noHBand="0" w:noVBand="1" w:val="04A0"/>
-      </w:tblPr>
-      <w:tblGrid>
-        <w:gridCol w:w="5112"/>
-        <w:gridCol w:w="5112"/>
-      </w:tblGrid>
-      <w:tr>
-        <w:trPr>
-          <w:tblHeader/>
-        </w:trPr>
-        <w:tc>
-          <w:tcPr>
-            <w:tcW w:type="dxa" w:w="5112"/>
-          </w:tcPr>
-          <w:p>
-            <w:r>
-              <w:t>Dimension</w:t>
-            </w:r>
-          </w:p>
-        </w:tc>
-        <w:tc>
-          <w:tcPr>
-            <w:tcW w:type="dxa" w:w="5112"/>
-          </w:tcPr>
-          <w:p>
-            <w:r>
-              <w:t>Evidence required</w:t>
-            </w:r>
-          </w:p>
-        </w:tc>
-      </w:tr>
-      <w:tr>
-        <w:tc>
-          <w:tcPr>
-            <w:tcW w:type="dxa" w:w="5112"/>
-          </w:tcPr>
-          <w:p>
-            <w:r>
-              <w:t>Explanation</w:t>
-            </w:r>
-          </w:p>
-        </w:tc>
-        <w:tc>
-          <w:tcPr>
-            <w:tcW w:type="dxa" w:w="5112"/>
-          </w:tcPr>
-          <w:p>
-            <w:r>
-              <w:t>Names the applicable idea or procedure and ties it to the supplied facts.</w:t>
-            </w:r>
-          </w:p>
-        </w:tc>
-      </w:tr>
-      <w:tr>
-        <w:tc>
-          <w:tcPr>
-            <w:tcW w:type="dxa" w:w="5112"/>
-          </w:tcPr>
-          <w:p>
-            <w:r>
-              <w:t>Trace and result</w:t>
-            </w:r>
-          </w:p>
-        </w:tc>
-        <w:tc>
-          <w:tcPr>
-            <w:tcW w:type="dxa" w:w="5112"/>
-          </w:tcPr>
-          <w:p>
-            <w:r>
-              <w:t>Preserves the given inputs and shows the relevant intermediate steps; distinguishes a prediction from an observed execution.</w:t>
-            </w:r>
-          </w:p>
-        </w:tc>
-      </w:tr>
-      <w:tr>
-        <w:tc>
-          <w:tcPr>
-            <w:tcW w:type="dxa" w:w="5112"/>
-          </w:tcPr>
-          <w:p>
-            <w:r>
-              <w:t>Limits</w:t>
-            </w:r>
-          </w:p>
-        </w:tc>
-        <w:tc>
-          <w:tcPr>
-            <w:tcW w:type="dxa" w:w="5112"/>
-          </w:tcPr>
-          <w:p>
-            <w:r>
-              <w:t>States the assumptions, missing evidence or conditions under which the result would change.</w:t>
-            </w:r>
-          </w:p>
-        </w:tc>
-      </w:tr>
-    </w:tbl>
-    <w:p>
-      <w:pPr>
-        <w:pStyle w:val="Heading3"/>
-      </w:pPr>
-      <w:r>
-        <w:t>Teacher key · Selected case answer</w:t>
-      </w:r>
-    </w:p>
-    <w:p>
-      <w:pPr>
-        <w:spacing w:line="336" w:lineRule="auto" w:after="180"/>
-        <w:shd w:fill="F1F6FC"/>
-      </w:pPr>
-      <w:r>
-        <w:rPr>
-          <w:b w:val="0"/>
-        </w:rPr>
-        <w:t>Record each dimension as not yet, with support, or independent. Accept a valid alternative procedure with a defensible trace.</w:t>
-      </w:r>
-    </w:p>
-    <w:p>
-      <w:pPr>
-        <w:spacing w:line="336" w:lineRule="auto" w:after="180"/>
-        <w:shd w:fill="F1F6FC"/>
-      </w:pPr>
-      <w:r>
-        <w:rPr>
-          <w:b w:val="0"/>
-        </w:rPr>
-        <w:t xml:space="preserve">Do not penalise an honestly recorded model failure if the learner correctly explains its </w:t>
-      </w:r>
-      <w:r>
-        <w:rPr>
-          <w:b/>
-        </w:rPr>
-        <w:t>evidence</w:t>
-      </w:r>
-      <w:r>
-        <w:rPr>
-          <w:b w:val="0"/>
-        </w:rPr>
-        <w:t xml:space="preserve"> and limits.</w:t>
-      </w:r>
-    </w:p>
-    <w:p>
-      <w:pPr>
-        <w:pStyle w:val="Heading3"/>
-      </w:pPr>
-      <w:r>
-        <w:t>Feedback that the learner uses</w:t>
-      </w:r>
-    </w:p>
-    <w:p>
-      <w:pPr>
-        <w:spacing w:line="336" w:lineRule="auto" w:after="180"/>
-      </w:pPr>
-      <w:r>
-        <w:rPr>
-          <w:b w:val="0"/>
-        </w:rPr>
-        <w:t>Name the earliest unsupported step and give one action to repair it. Have the learner make that repair now and explain why. Then assess the relevant skill on a fresh, fully specified case.</w:t>
-      </w:r>
-    </w:p>
-    <w:p>
-      <w:pPr>
-        <w:spacing w:line="336" w:lineRule="auto" w:after="180"/>
-      </w:pPr>
-      <w:r>
-        <w:rPr>
-          <w:b w:val="0"/>
-        </w:rPr>
-        <w:t>Confirm it was not previously practised with feedback; solve and check the new case before assigning it. A follow-up design prompt is a starting brief, not automatically an equivalent test.</w:t>
-      </w:r>
-    </w:p>
-    <w:p>
-      <w:pPr>
-        <w:pStyle w:val="Heading1"/>
-      </w:pPr>
-      <w:r>
-        <w:t>06. Connect and extend learning</w:t>
-      </w:r>
-    </w:p>
-    <w:p>
-      <w:r>
-        <w:t>Connect Confusion Matrix to Responsible Plant Classifier, adapt support and plan a later changed-case check.</w:t>
-      </w:r>
-    </w:p>
-    <w:p>
-      <w:pPr>
-        <w:pStyle w:val="Heading3"/>
-      </w:pPr>
-      <w:r>
-        <w:t>Responsible Plant Classifier</w:t>
-      </w:r>
-    </w:p>
-    <w:p>
-      <w:pPr>
-        <w:spacing w:line="336" w:lineRule="auto" w:after="180"/>
-      </w:pPr>
-      <w:r>
-        <w:rPr>
-          <w:b w:val="0"/>
-        </w:rPr>
-        <w:t xml:space="preserve">Publish the Plant Classifier </w:t>
-      </w:r>
-      <w:r>
-        <w:rPr>
-          <w:b/>
-        </w:rPr>
-        <w:t>confusion matrix</w:t>
-      </w:r>
-      <w:r>
-        <w:rPr>
-          <w:b w:val="0"/>
-        </w:rPr>
-        <w:t xml:space="preserve"> with positive-class definition, counts, denominator, and test-set version.</w:t>
-      </w:r>
-    </w:p>
-    <w:p>
-      <w:pPr>
-        <w:spacing w:line="336" w:lineRule="auto" w:after="180"/>
-      </w:pPr>
-      <w:r>
-        <w:rPr>
-          <w:b w:val="0"/>
-        </w:rPr>
-        <w:t xml:space="preserve">Keep the decision, </w:t>
-      </w:r>
-      <w:r>
-        <w:rPr>
-          <w:b/>
-        </w:rPr>
-        <w:t>input</w:t>
-      </w:r>
-      <w:r>
-        <w:rPr>
-          <w:b w:val="0"/>
-        </w:rPr>
-        <w:t xml:space="preserve">, result, explanation and remaining limitation in the project </w:t>
-      </w:r>
-      <w:r>
-        <w:rPr>
-          <w:b/>
-        </w:rPr>
-        <w:t>evidence</w:t>
-      </w:r>
-      <w:r>
-        <w:rPr>
-          <w:b w:val="0"/>
-        </w:rPr>
-        <w:t xml:space="preserve"> record. Retrieve this record next week rather than restarting the project.</w:t>
-      </w:r>
-    </w:p>
-    <w:p>
-      <w:pPr>
-        <w:pStyle w:val="Heading3"/>
-      </w:pPr>
-      <w:r>
-        <w:t>Support and stretch</w:t>
-      </w:r>
-    </w:p>
-    <w:p>
-      <w:pPr>
-        <w:spacing w:line="336" w:lineRule="auto" w:after="180"/>
-      </w:pPr>
-      <w:r>
-        <w:rPr>
-          <w:b w:val="0"/>
-        </w:rPr>
-        <w:t xml:space="preserve">Use a tiny labelled dataset, explicit units and a named </w:t>
-      </w:r>
-      <w:r>
-        <w:rPr>
-          <w:b/>
-        </w:rPr>
-        <w:t>positive class</w:t>
-      </w:r>
-      <w:r>
-        <w:rPr>
-          <w:b w:val="0"/>
-        </w:rPr>
-        <w:t>. Stretch: require a baseline, held-out evaluation and subgroup or shifted-condition analysis with denominators.</w:t>
-      </w:r>
-    </w:p>
-    <w:p>
-      <w:pPr>
-        <w:pStyle w:val="Heading3"/>
-      </w:pPr>
-      <w:r>
-        <w:t>Exit reflection</w:t>
-      </w:r>
-    </w:p>
-    <w:p>
-      <w:pPr>
-        <w:spacing w:line="336" w:lineRule="auto" w:after="180"/>
-      </w:pPr>
-      <w:r>
-        <w:rPr>
-          <w:b w:val="0"/>
-        </w:rPr>
-        <w:t xml:space="preserve">Ask for one decision the learner can now justify and one situation requiring more </w:t>
-      </w:r>
-      <w:r>
-        <w:rPr>
-          <w:b/>
-        </w:rPr>
-        <w:t>evidence</w:t>
-      </w:r>
-      <w:r>
-        <w:rPr>
-          <w:b w:val="0"/>
-        </w:rPr>
-        <w:t xml:space="preserve"> or human review. Confidence ratings are separate from correct independent performance.</w:t>
-      </w:r>
-    </w:p>
-    <w:p>
-      <w:pPr>
-        <w:pStyle w:val="Heading3"/>
-      </w:pPr>
-      <w:r>
-        <w:t>Bridge to the next week</w:t>
-      </w:r>
-    </w:p>
-    <w:p>
-      <w:pPr>
-        <w:spacing w:line="336" w:lineRule="auto" w:after="180"/>
-      </w:pPr>
-      <w:r>
-        <w:rPr>
-          <w:b w:val="0"/>
-        </w:rPr>
-        <w:t xml:space="preserve">Next: Week 16: Accuracy and Imbalance. Retrieve today’s </w:t>
-      </w:r>
-      <w:r>
-        <w:rPr>
-          <w:b/>
-        </w:rPr>
-        <w:t>evidence</w:t>
-      </w:r>
-      <w:r>
-        <w:rPr>
-          <w:b w:val="0"/>
-        </w:rPr>
-        <w:t xml:space="preserve"> and identify what carries forward and what is new.</w:t>
-      </w:r>
-    </w:p>
-    <w:p>
-      <w:pPr>
-        <w:pStyle w:val="Heading3"/>
-      </w:pPr>
-      <w:r>
-        <w:t>Support and fresh reassessment</w:t>
-      </w:r>
-    </w:p>
-    <w:p>
-      <w:pPr>
-        <w:spacing w:line="336" w:lineRule="auto" w:after="180"/>
-      </w:pPr>
-      <w:r>
-        <w:rPr>
-          <w:b w:val="0"/>
-        </w:rPr>
-        <w:t xml:space="preserve">Give a blank labelled matrix and move one ID card at a time. Ask for reference first, </w:t>
-      </w:r>
-      <w:r>
-        <w:rPr>
-          <w:b/>
-        </w:rPr>
-        <w:t>prediction</w:t>
-      </w:r>
-      <w:r>
-        <w:rPr>
-          <w:b w:val="0"/>
-        </w:rPr>
-        <w:t xml:space="preserve"> second before naming a cell. Extension: declare clear positive without changing the worked records.</w:t>
-      </w:r>
-    </w:p>
-    <w:p>
-      <w:pPr>
-        <w:spacing w:line="336" w:lineRule="auto" w:after="180"/>
-      </w:pPr>
-      <w:r>
-        <w:rPr>
-          <w:b w:val="0"/>
-        </w:rPr>
-        <w:t>Then TP=2,TN=3,FP=2,FN=1; explain why the original matrix counts and accuracy remain unchanged if axis order stays clear then blocked.</w:t>
-      </w:r>
-    </w:p>
-    <w:p>
-      <w:pPr>
-        <w:spacing w:line="336" w:lineRule="auto" w:after="180"/>
-      </w:pPr>
-      <w:r>
-        <w:rPr>
-          <w:b w:val="0"/>
-        </w:rPr>
-        <w:t>Require W4 [[1,2],[1,2]], row totals 3,3, column totals 2,4, TP=2,TN=1,FP=2,FN=1 and accuracy 3/6. Fresh retry: S1 blocked/blocked, S2 blocked/clear, S3 clear/clear, S4 clear/clear, S5 clear/blocked, always reference first.</w:t>
-      </w:r>
-    </w:p>
-    <w:p>
-      <w:pPr>
-        <w:spacing w:line="336" w:lineRule="auto" w:after="180"/>
-      </w:pPr>
-      <w:r>
-        <w:rPr>
-          <w:b w:val="0"/>
-        </w:rPr>
-        <w:t>Matrix [[2,1],[1,1]], rows 3,2, columns 3,2, TP=1,TN=2,FP=1,FN=1, accuracy 3/5. Require labelled axes and blocked positive before accepting abbreviations.</w:t>
-      </w:r>
-    </w:p>
-    <w:p>
-      <w:pPr>
-        <w:spacing w:line="336" w:lineRule="auto" w:after="180"/>
-      </w:pPr>
-      <w:r>
-        <w:rPr>
-          <w:b w:val="0"/>
-        </w:rPr>
-        <w:t xml:space="preserve">Week 14 covers accuracy and class imbalance. Carry forward row totals, class definitions and the full </w:t>
-      </w:r>
-      <w:r>
-        <w:rPr>
-          <w:b/>
-        </w:rPr>
-        <w:t>confusion matrix</w:t>
-      </w:r>
-      <w:r>
-        <w:rPr>
-          <w:b w:val="0"/>
-        </w:rPr>
-        <w:t>.</w:t>
-      </w:r>
-    </w:p>
-    <w:p>
-      <w:pPr>
-        <w:spacing w:line="336" w:lineRule="auto" w:after="180"/>
-      </w:pPr>
-      <w:r>
-        <w:rPr>
-          <w:b w:val="0"/>
-        </w:rPr>
-        <w:t xml:space="preserve">Teacher reference: https://scikit-learn.org/stable/modules/generated/sklearn.metrics.confusion_matrix.html (reference rows, </w:t>
-      </w:r>
-      <w:r>
-        <w:rPr>
-          <w:b/>
-        </w:rPr>
-        <w:t>prediction</w:t>
-      </w:r>
-      <w:r>
-        <w:rPr>
-          <w:b w:val="0"/>
-        </w:rPr>
-        <w:t xml:space="preserve"> columns and label order; reviewed 2026-09-28).</w:t>
-      </w:r>
-    </w:p>
-    <w:p>
-      <w:pPr>
-        <w:pStyle w:val="Heading3"/>
-      </w:pPr>
-      <w:r>
-        <w:t>Plan the delayed return</w:t>
+        <w:t>Selected independent counts TP5,FN4,FP2,TN9 give actual-positive/negative rows and predicted-positive/negative columns [[5,4],[2,9]],total20,correct14,accuracy70%. Positive reference count9. The old six-record W4 remains additional practice. Fresh retry TP3,FN2,FP1,TN6 gives [[3,2],[1,6]],total12,correct9,accuracy75%; require both labelled axes and a stated positive definition.</w:t>
+      </w:r>
+    </w:p>
+    <w:p>
+      <w:pPr>
+        <w:pStyle w:val="Heading2"/>
+      </w:pPr>
+      <w:r>
+        <w:t>Delayed return</w:t>
       </w:r>
     </w:p>
     <w:p>
@@ -5563,71 +5515,200 @@
     </w:p>
     <w:p>
       <w:pPr>
+        <w:pStyle w:val="Heading2"/>
+      </w:pPr>
+      <w:r>
+        <w:t>Bridge and reflection</w:t>
+      </w:r>
+    </w:p>
+    <w:p>
+      <w:pPr>
+        <w:spacing w:line="336" w:lineRule="auto" w:after="180"/>
+      </w:pPr>
+      <w:r>
+        <w:rPr>
+          <w:b w:val="0"/>
+        </w:rPr>
+        <w:t xml:space="preserve">Ask for one decision the learner can now justify and one situation requiring more </w:t>
+      </w:r>
+      <w:r>
+        <w:rPr>
+          <w:b/>
+        </w:rPr>
+        <w:t>evidence</w:t>
+      </w:r>
+      <w:r>
+        <w:rPr>
+          <w:b w:val="0"/>
+        </w:rPr>
+        <w:t xml:space="preserve"> or human review. Confidence ratings are separate from correct independent performance.</w:t>
+      </w:r>
+    </w:p>
+    <w:p>
+      <w:pPr>
+        <w:spacing w:line="336" w:lineRule="auto" w:after="180"/>
+      </w:pPr>
+      <w:r>
+        <w:rPr>
+          <w:b w:val="0"/>
+        </w:rPr>
+        <w:t xml:space="preserve">Next: Week 16: Accuracy and Imbalance. Retrieve today’s </w:t>
+      </w:r>
+      <w:r>
+        <w:rPr>
+          <w:b/>
+        </w:rPr>
+        <w:t>evidence</w:t>
+      </w:r>
+      <w:r>
+        <w:rPr>
+          <w:b w:val="0"/>
+        </w:rPr>
+        <w:t xml:space="preserve"> and identify what carries forward and what is new.</w:t>
+      </w:r>
+    </w:p>
+    <w:p>
+      <w:pPr>
+        <w:spacing w:line="336" w:lineRule="auto" w:after="180"/>
+      </w:pPr>
+      <w:r>
+        <w:rPr>
+          <w:b w:val="0"/>
+        </w:rPr>
+        <w:t xml:space="preserve">Next is Week 16: Accuracy and Imbalance. Carry forward row totals, class definitions and the full </w:t>
+      </w:r>
+      <w:r>
+        <w:rPr>
+          <w:b/>
+        </w:rPr>
+        <w:t>confusion matrix</w:t>
+      </w:r>
+      <w:r>
+        <w:rPr>
+          <w:b w:val="0"/>
+        </w:rPr>
+        <w:t xml:space="preserve">. Primary reference: https://scikit-learn.org/stable/modules/generated/sklearn.metrics.confusion_matrix.html (reference rows, </w:t>
+      </w:r>
+      <w:r>
+        <w:rPr>
+          <w:b/>
+        </w:rPr>
+        <w:t>prediction</w:t>
+      </w:r>
+      <w:r>
+        <w:rPr>
+          <w:b w:val="0"/>
+        </w:rPr>
+        <w:t xml:space="preserve"> columns and declared label order).</w:t>
+      </w:r>
+    </w:p>
+    <w:p>
+      <w:pPr>
+        <w:pStyle w:val="Heading2"/>
+      </w:pPr>
+      <w:r>
+        <w:t>Earlier wording, alternatives and picture transcripts · reference / check after trying</w:t>
+      </w:r>
+    </w:p>
+    <w:p>
+      <w:pPr>
+        <w:spacing w:line="336" w:lineRule="auto" w:after="180"/>
+      </w:pPr>
+      <w:r>
+        <w:rPr>
+          <w:b w:val="0"/>
+        </w:rPr>
+        <w:t>Connect and extend learning</w:t>
+      </w:r>
+    </w:p>
+    <w:p>
+      <w:pPr>
         <w:pStyle w:val="Heading3"/>
       </w:pPr>
       <w:r>
+        <w:t>Responsible Plant Classifier</w:t>
+      </w:r>
+    </w:p>
+    <w:p>
+      <w:pPr>
+        <w:pStyle w:val="Heading3"/>
+      </w:pPr>
+      <w:r>
+        <w:t>Support and stretch</w:t>
+      </w:r>
+    </w:p>
+    <w:p>
+      <w:pPr>
+        <w:pStyle w:val="Heading3"/>
+      </w:pPr>
+      <w:r>
+        <w:t>Exit reflection</w:t>
+      </w:r>
+    </w:p>
+    <w:p>
+      <w:pPr>
+        <w:pStyle w:val="Heading3"/>
+      </w:pPr>
+      <w:r>
+        <w:t>Bridge to the next week</w:t>
+      </w:r>
+    </w:p>
+    <w:p>
+      <w:pPr>
+        <w:pStyle w:val="Heading3"/>
+      </w:pPr>
+      <w:r>
+        <w:t>Support and fresh reassessment</w:t>
+      </w:r>
+    </w:p>
+    <w:p>
+      <w:pPr>
+        <w:pStyle w:val="Heading3"/>
+      </w:pPr>
+      <w:r>
+        <w:t>Plan the delayed return</w:t>
+      </w:r>
+    </w:p>
+    <w:p>
+      <w:pPr>
+        <w:pStyle w:val="Heading3"/>
+      </w:pPr>
+      <w:r>
         <w:t>Project evidence from this case</w:t>
       </w:r>
     </w:p>
     <w:p>
       <w:pPr>
+        <w:pStyle w:val="Heading1"/>
+      </w:pPr>
+      <w:r>
+        <w:t>Reference bank and extra practice</w:t>
+      </w:r>
+    </w:p>
+    <w:p>
+      <w:pPr>
+        <w:pStyle w:val="Heading1"/>
+      </w:pPr>
+      <w:r>
+        <w:t>07. Reference · Alternative planning checklist</w:t>
+      </w:r>
+    </w:p>
+    <w:p>
+      <w:r>
+        <w:t>Use alongside the main route without repeating the whole cycle.</w:t>
+      </w:r>
+    </w:p>
+    <w:p>
+      <w:pPr>
+        <w:pStyle w:val="Heading2"/>
+      </w:pPr>
+      <w:r>
+        <w:t>Planning and assessment reference</w:t>
+      </w:r>
+    </w:p>
+    <w:p>
+      <w:pPr>
         <w:spacing w:line="336" w:lineRule="auto" w:after="180"/>
-      </w:pPr>
-      <w:r>
-        <w:rPr>
-          <w:b w:val="0"/>
-        </w:rPr>
-        <w:t xml:space="preserve">For your Responsible Plant Classifier, save the </w:t>
-      </w:r>
-      <w:r>
-        <w:rPr>
-          <w:b/>
-        </w:rPr>
-        <w:t>input</w:t>
-      </w:r>
-      <w:r>
-        <w:rPr>
-          <w:b w:val="0"/>
-        </w:rPr>
-        <w:t>, procedure, observed result and limitation of this check.</w:t>
-      </w:r>
-    </w:p>
-    <w:p>
-      <w:pPr>
-        <w:spacing w:line="336" w:lineRule="auto" w:after="180"/>
-      </w:pPr>
-      <w:r>
-        <w:rPr>
-          <w:b w:val="0"/>
-        </w:rPr>
-        <w:t>Label this worked example as practice; use a different, previously unreviewed case when checking independent understanding.</w:t>
-      </w:r>
-    </w:p>
-    <w:p>
-      <w:pPr>
-        <w:pStyle w:val="Heading1"/>
-      </w:pPr>
-      <w:r>
-        <w:t>07. Prepare, teach and assess</w:t>
-      </w:r>
-    </w:p>
-    <w:p>
-      <w:r>
-        <w:t>Use this preparation summary alongside the detailed Confusion Matrix lesson; it is a checklist rather than a replacement for the full sequence.</w:t>
-      </w:r>
-    </w:p>
-    <w:p>
-      <w:pPr>
-        <w:pStyle w:val="Heading3"/>
-      </w:pPr>
-      <w:r>
-        <w:t>Teaching target</w:t>
-      </w:r>
-    </w:p>
-    <w:p>
-      <w:pPr>
-        <w:spacing w:line="336" w:lineRule="auto" w:after="180"/>
-        <w:shd w:fill="EDF7F3"/>
       </w:pPr>
       <w:r>
         <w:rPr>
@@ -5829,7 +5910,6 @@
     <w:p>
       <w:pPr>
         <w:spacing w:line="336" w:lineRule="auto" w:after="180"/>
-        <w:shd w:fill="F5F1FB"/>
       </w:pPr>
       <w:r>
         <w:rPr>
@@ -5840,16 +5920,7 @@
     </w:p>
     <w:p>
       <w:pPr>
-        <w:pStyle w:val="Heading3"/>
-      </w:pPr>
-      <w:r>
-        <w:t>Supported practice answer</w:t>
-      </w:r>
-    </w:p>
-    <w:p>
-      <w:pPr>
         <w:spacing w:line="336" w:lineRule="auto" w:after="180"/>
-        <w:shd w:fill="F1F6FC"/>
       </w:pPr>
       <w:r>
         <w:rPr>
@@ -5861,7 +5932,6 @@
     <w:p>
       <w:pPr>
         <w:spacing w:line="336" w:lineRule="auto" w:after="180"/>
-        <w:shd w:fill="F1F6FC"/>
       </w:pPr>
       <w:r>
         <w:rPr>
@@ -5894,16 +5964,7 @@
     </w:p>
     <w:p>
       <w:pPr>
-        <w:pStyle w:val="Heading3"/>
-      </w:pPr>
-      <w:r>
-        <w:t>Repair the misconception</w:t>
-      </w:r>
-    </w:p>
-    <w:p>
-      <w:pPr>
         <w:spacing w:line="336" w:lineRule="auto" w:after="180"/>
-        <w:shd w:fill="FFF5E6"/>
       </w:pPr>
       <w:r>
         <w:rPr>
@@ -5914,16 +5975,7 @@
     </w:p>
     <w:p>
       <w:pPr>
-        <w:pStyle w:val="Heading3"/>
-      </w:pPr>
-      <w:r>
-        <w:t>Support without giving away the answer</w:t>
-      </w:r>
-    </w:p>
-    <w:p>
-      <w:pPr>
         <w:spacing w:line="336" w:lineRule="auto" w:after="180"/>
-        <w:shd w:fill="F1F6F8"/>
       </w:pPr>
       <w:r>
         <w:rPr>
@@ -5946,16 +5998,7 @@
     </w:p>
     <w:p>
       <w:pPr>
-        <w:pStyle w:val="Heading3"/>
-      </w:pPr>
-      <w:r>
-        <w:t>Extend the reasoning</w:t>
-      </w:r>
-    </w:p>
-    <w:p>
-      <w:pPr>
         <w:spacing w:line="336" w:lineRule="auto" w:after="180"/>
-        <w:shd w:fill="F5F1FB"/>
       </w:pPr>
       <w:r>
         <w:rPr>
@@ -5979,7 +6022,6 @@
     <w:p>
       <w:pPr>
         <w:spacing w:line="336" w:lineRule="auto" w:after="180"/>
-        <w:shd w:fill="F5F1FB"/>
       </w:pPr>
       <w:r>
         <w:rPr>
@@ -5990,16 +6032,7 @@
     </w:p>
     <w:p>
       <w:pPr>
-        <w:pStyle w:val="Heading3"/>
-      </w:pPr>
-      <w:r>
-        <w:t>Protect the independent attempt</w:t>
-      </w:r>
-    </w:p>
-    <w:p>
-      <w:pPr>
         <w:spacing w:line="336" w:lineRule="auto" w:after="180"/>
-        <w:shd w:fill="FFF5E6"/>
       </w:pPr>
       <w:r>
         <w:rPr>
@@ -6194,16 +6227,7 @@
     </w:tbl>
     <w:p>
       <w:pPr>
-        <w:pStyle w:val="Heading3"/>
-      </w:pPr>
-      <w:r>
-        <w:t>Project checkpoint</w:t>
-      </w:r>
-    </w:p>
-    <w:p>
-      <w:pPr>
         <w:spacing w:line="336" w:lineRule="auto" w:after="180"/>
-        <w:shd w:fill="EDF7F3"/>
       </w:pPr>
       <w:r>
         <w:rPr>
@@ -6240,12 +6264,20 @@
         <w:pStyle w:val="Heading1"/>
       </w:pPr>
       <w:r>
-        <w:t>08. Use feedback, labs and repair paths</w:t>
-      </w:r>
-    </w:p>
-    <w:p>
-      <w:r>
-        <w:t>Use feedback, earlier review and portfolios purposefully. Apply the coding routine only when this lesson has an executable lab.</w:t>
+        <w:t>08. Reference · Feedback and evidence records</w:t>
+      </w:r>
+    </w:p>
+    <w:p>
+      <w:r>
+        <w:t>Keep supported rehearsal separate from independent performance.</w:t>
+      </w:r>
+    </w:p>
+    <w:p>
+      <w:pPr>
+        <w:pStyle w:val="Heading2"/>
+      </w:pPr>
+      <w:r>
+        <w:t>Record and repair</w:t>
       </w:r>
     </w:p>
     <w:p>
@@ -6290,6 +6322,48 @@
         <w:rPr>
           <w:b w:val="0"/>
         </w:rPr>
+        <w:t>Use the earlier worked-explanation links to address a specific missing building block, then return to the current question. Adapt this suggestion after observing the learner; it is not an automatic diagnosis.</w:t>
+      </w:r>
+    </w:p>
+    <w:p>
+      <w:pPr>
+        <w:spacing w:line="336" w:lineRule="auto" w:after="180"/>
+      </w:pPr>
+      <w:r>
+        <w:rPr>
+          <w:b w:val="0"/>
+        </w:rPr>
+        <w:t xml:space="preserve">Collect the completed-work portfolio as </w:t>
+      </w:r>
+      <w:r>
+        <w:rPr>
+          <w:b/>
+        </w:rPr>
+        <w:t>evidence</w:t>
+      </w:r>
+      <w:r>
+        <w:rPr>
+          <w:b w:val="0"/>
+        </w:rPr>
+        <w:t>. Record support separately from correctness, and assess explanation, trace/test and limitations. Progress ticks and quiz selections alone do not establish mastery.</w:t>
+      </w:r>
+    </w:p>
+    <w:p>
+      <w:pPr>
+        <w:pStyle w:val="Heading2"/>
+      </w:pPr>
+      <w:r>
+        <w:t>Earlier wording, alternatives and picture transcripts · reference / check after trying</w:t>
+      </w:r>
+    </w:p>
+    <w:p>
+      <w:pPr>
+        <w:spacing w:line="336" w:lineRule="auto" w:after="180"/>
+      </w:pPr>
+      <w:r>
+        <w:rPr>
+          <w:b w:val="0"/>
+        </w:rPr>
         <w:t xml:space="preserve">Ask students to predict before running code. Preserve errors and actual </w:t>
       </w:r>
       <w:r>
@@ -6307,77 +6381,20 @@
     </w:p>
     <w:p>
       <w:pPr>
-        <w:spacing w:line="336" w:lineRule="auto" w:after="180"/>
-      </w:pPr>
-      <w:r>
-        <w:rPr>
-          <w:b w:val="0"/>
-        </w:rPr>
-        <w:t>Use the earlier worked-explanation links to address a specific missing building block, then return to the current question. Adapt this suggestion after observing the learner; it is not an automatic diagnosis.</w:t>
-      </w:r>
-    </w:p>
-    <w:p>
-      <w:pPr>
-        <w:spacing w:line="336" w:lineRule="auto" w:after="180"/>
-      </w:pPr>
-      <w:r>
-        <w:rPr>
-          <w:b w:val="0"/>
-        </w:rPr>
-        <w:t xml:space="preserve">Collect the completed-work portfolio as </w:t>
-      </w:r>
-      <w:r>
-        <w:rPr>
-          <w:b/>
-        </w:rPr>
-        <w:t>evidence</w:t>
-      </w:r>
-      <w:r>
-        <w:rPr>
-          <w:b w:val="0"/>
-        </w:rPr>
-        <w:t>. Record support separately from correctness, and assess explanation, trace/test and limitations. Progress ticks and quiz selections alone do not establish mastery.</w:t>
-      </w:r>
-    </w:p>
-    <w:p>
-      <w:pPr>
         <w:pStyle w:val="Heading1"/>
       </w:pPr>
       <w:r>
-        <w:t>09. Visual concept journey</w:t>
-      </w:r>
-    </w:p>
-    <w:p>
-      <w:r>
-        <w:t>Show one Confusion Matrix graphic at a time, request a prediction and discuss its trace before the independent assessment.</w:t>
-      </w:r>
-    </w:p>
-    <w:p>
-      <w:pPr>
-        <w:spacing w:line="336" w:lineRule="auto" w:after="180"/>
-      </w:pPr>
-      <w:r>
-        <w:rPr>
-          <w:b w:val="0"/>
-        </w:rPr>
-        <w:t xml:space="preserve">Use one picture at a time. Hide a worked result before asking for a </w:t>
-      </w:r>
-      <w:r>
-        <w:rPr>
-          <w:b/>
-        </w:rPr>
-        <w:t>prediction</w:t>
-      </w:r>
-      <w:r>
-        <w:rPr>
-          <w:b w:val="0"/>
-        </w:rPr>
-        <w:t>, then reveal it for feedback. These are supported teaching cases; retain the separate independent assessment for a fresh first attempt.</w:t>
-      </w:r>
-    </w:p>
-    <w:p>
-      <w:pPr>
-        <w:pStyle w:val="Heading3"/>
+        <w:t>09. Reference · Teach with the six pictures</w:t>
+      </w:r>
+    </w:p>
+    <w:p>
+      <w:r>
+        <w:t>Choose one picture for a specific reasoning move.</w:t>
+      </w:r>
+    </w:p>
+    <w:p>
+      <w:pPr>
+        <w:pStyle w:val="Heading2"/>
       </w:pPr>
       <w:r>
         <w:t>01. Confusion Matrix: the case</w:t>
@@ -6388,7 +6405,7 @@
         <w:drawing>
           <wp:inline xmlns:a="http://schemas.openxmlformats.org/drawingml/2006/main" xmlns:pic="http://schemas.openxmlformats.org/drawingml/2006/picture">
             <wp:extent cx="5486400" cy="3142488"/>
-            <wp:docPr id="3" name="Picture 3" descr="Read the confusion matrix as four distinct stories about a plant decision. Supplied facts: Positive means spotted. Toy results: TP=4, FN=1, FP=3, TN=12. Rows are actual spotted/healthy; columns predicted spotted/healthy. All inputs and outcomes in this worked example are invented classroom data; no real model run is claimed."/>
+            <wp:docPr id="4" name="Picture 4" descr="Read the confusion matrix as four distinct stories about a plant decision. Supplied facts: Positive means spotted. Toy results: TP=4, FN=1, FP=3, TN=12. Rows are actual spotted/healthy; columns predicted spotted/healthy. All inputs and outcomes in this worked example are invented classroom data; no real model run is claimed."/>
             <wp:cNvGraphicFramePr>
               <a:graphicFrameLocks noChangeAspect="1"/>
             </wp:cNvGraphicFramePr>
@@ -6400,7 +6417,7 @@
                     <pic:cNvPicPr/>
                   </pic:nvPicPr>
                   <pic:blipFill>
-                    <a:blip r:embed="rId11"/>
+                    <a:blip r:embed="rId12"/>
                     <a:stretch>
                       <a:fillRect/>
                     </a:stretch>
@@ -6468,7 +6485,6 @@
     <w:p>
       <w:pPr>
         <w:spacing w:line="336" w:lineRule="auto" w:after="180"/>
-        <w:shd w:fill="F5F1FB"/>
       </w:pPr>
       <w:r>
         <w:rPr>
@@ -6479,16 +6495,7 @@
     </w:p>
     <w:p>
       <w:pPr>
-        <w:pStyle w:val="Heading3"/>
-      </w:pPr>
-      <w:r>
-        <w:t>Discuss while showing the picture</w:t>
-      </w:r>
-    </w:p>
-    <w:p>
-      <w:pPr>
         <w:spacing w:line="336" w:lineRule="auto" w:after="180"/>
-        <w:shd w:fill="F1F6F8"/>
       </w:pPr>
       <w:r>
         <w:rPr>
@@ -6499,7 +6506,7 @@
     </w:p>
     <w:p>
       <w:pPr>
-        <w:pStyle w:val="Heading3"/>
+        <w:pStyle w:val="Heading2"/>
       </w:pPr>
       <w:r>
         <w:t>02. Follow the deciding steps</w:t>
@@ -6510,7 +6517,7 @@
         <w:drawing>
           <wp:inline xmlns:a="http://schemas.openxmlformats.org/drawingml/2006/main" xmlns:pic="http://schemas.openxmlformats.org/drawingml/2006/picture">
             <wp:extent cx="5486400" cy="3182112"/>
-            <wp:docPr id="4" name="Picture 4" descr="Fill actual spotted row: Actual spotted: [4, 1]. Four caught; one missed. → Fill actual healthy row: Actual healthy: [3, 12]. Three false alarms; twelve correctly clear. → Compute accuracy: Correct=4+12=16 of total 20, giving80%."/>
+            <wp:docPr id="5" name="Picture 5" descr="Fill actual spotted row: Actual spotted: [4, 1]. Four caught; one missed. → Fill actual healthy row: Actual healthy: [3, 12]. Three false alarms; twelve correctly clear. → Compute accuracy: Correct=4+12=16 of total 20, giving80%."/>
             <wp:cNvGraphicFramePr>
               <a:graphicFrameLocks noChangeAspect="1"/>
             </wp:cNvGraphicFramePr>
@@ -6522,7 +6529,7 @@
                     <pic:cNvPicPr/>
                   </pic:nvPicPr>
                   <pic:blipFill>
-                    <a:blip r:embed="rId12"/>
+                    <a:blip r:embed="rId10"/>
                     <a:stretch>
                       <a:fillRect/>
                     </a:stretch>
@@ -6578,7 +6585,6 @@
     <w:p>
       <w:pPr>
         <w:spacing w:line="336" w:lineRule="auto" w:after="180"/>
-        <w:shd w:fill="F5F1FB"/>
       </w:pPr>
       <w:r>
         <w:rPr>
@@ -6601,16 +6607,7 @@
     </w:p>
     <w:p>
       <w:pPr>
-        <w:pStyle w:val="Heading3"/>
-      </w:pPr>
-      <w:r>
-        <w:t>Discuss while showing the picture</w:t>
-      </w:r>
-    </w:p>
-    <w:p>
-      <w:pPr>
         <w:spacing w:line="336" w:lineRule="auto" w:after="180"/>
-        <w:shd w:fill="F1F6F8"/>
       </w:pPr>
       <w:r>
         <w:rPr>
@@ -6633,7 +6630,7 @@
     </w:p>
     <w:p>
       <w:pPr>
-        <w:pStyle w:val="Heading3"/>
+        <w:pStyle w:val="Heading2"/>
       </w:pPr>
       <w:r>
         <w:t>03. Positive means spotted</w:t>
@@ -6644,7 +6641,7 @@
         <w:drawing>
           <wp:inline xmlns:a="http://schemas.openxmlformats.org/drawingml/2006/main" xmlns:pic="http://schemas.openxmlformats.org/drawingml/2006/picture">
             <wp:extent cx="5486400" cy="3096768"/>
-            <wp:docPr id="5" name="Picture 5" descr="Positive means spotted. actual spotted: predicted spotted = 4, predicted healthy = 1. actual healthy: predicted spotted = 3, predicted healthy = 12."/>
+            <wp:docPr id="6" name="Picture 6" descr="Positive means spotted. actual spotted: predicted spotted = 4, predicted healthy = 1. actual healthy: predicted spotted = 3, predicted healthy = 12."/>
             <wp:cNvGraphicFramePr>
               <a:graphicFrameLocks noChangeAspect="1"/>
             </wp:cNvGraphicFramePr>
@@ -6689,7 +6686,6 @@
     <w:p>
       <w:pPr>
         <w:spacing w:line="336" w:lineRule="auto" w:after="180"/>
-        <w:shd w:fill="F5F1FB"/>
       </w:pPr>
       <w:r>
         <w:rPr>
@@ -6700,16 +6696,7 @@
     </w:p>
     <w:p>
       <w:pPr>
-        <w:pStyle w:val="Heading3"/>
-      </w:pPr>
-      <w:r>
-        <w:t>Discuss while showing the picture</w:t>
-      </w:r>
-    </w:p>
-    <w:p>
-      <w:pPr>
         <w:spacing w:line="336" w:lineRule="auto" w:after="180"/>
-        <w:shd w:fill="F1F6F8"/>
       </w:pPr>
       <w:r>
         <w:rPr>
@@ -6721,7 +6708,6 @@
     <w:p>
       <w:pPr>
         <w:spacing w:line="336" w:lineRule="auto" w:after="180"/>
-        <w:shd w:fill="F1F6F8"/>
       </w:pPr>
       <w:r>
         <w:rPr>
@@ -6732,7 +6718,7 @@
     </w:p>
     <w:p>
       <w:pPr>
-        <w:pStyle w:val="Heading3"/>
+        <w:pStyle w:val="Heading2"/>
       </w:pPr>
       <w:r>
         <w:t>04. Change one thing. Trace what follows.</w:t>
@@ -6743,7 +6729,7 @@
         <w:drawing>
           <wp:inline xmlns:a="http://schemas.openxmlformats.org/drawingml/2006/main" xmlns:pic="http://schemas.openxmlformats.org/drawingml/2006/picture">
             <wp:extent cx="5486400" cy="3026664"/>
-            <wp:docPr id="6" name="Picture 6" descr="Original case: Correct=4+12=16 of total 20, giving80%. Changed condition: A review corrects one missed spotted leaf, moving it from FN to TP. Expected result: Counts become TP 5, FN 0, FP 3, TN 12; accuracy is 17/20=85%. Reason: One decision becomes correct while the total number of evaluated leaves remains20."/>
+            <wp:docPr id="7" name="Picture 7" descr="Original case: Correct=4+12=16 of total 20, giving80%. Changed condition: A review corrects one missed spotted leaf, moving it from FN to TP. Expected result: Counts become TP 5, FN 0, FP 3, TN 12; accuracy is 17/20=85%. Reason: One decision becomes correct while the total number of evaluated leaves remains20."/>
             <wp:cNvGraphicFramePr>
               <a:graphicFrameLocks noChangeAspect="1"/>
             </wp:cNvGraphicFramePr>
@@ -6811,7 +6797,6 @@
     <w:p>
       <w:pPr>
         <w:spacing w:line="336" w:lineRule="auto" w:after="180"/>
-        <w:shd w:fill="F5F1FB"/>
       </w:pPr>
       <w:r>
         <w:rPr>
@@ -6822,16 +6807,7 @@
     </w:p>
     <w:p>
       <w:pPr>
-        <w:pStyle w:val="Heading3"/>
-      </w:pPr>
-      <w:r>
-        <w:t>Discuss while showing the picture</w:t>
-      </w:r>
-    </w:p>
-    <w:p>
-      <w:pPr>
         <w:spacing w:line="336" w:lineRule="auto" w:after="180"/>
-        <w:shd w:fill="F1F6F8"/>
       </w:pPr>
       <w:r>
         <w:rPr>
@@ -6843,7 +6819,6 @@
     <w:p>
       <w:pPr>
         <w:spacing w:line="336" w:lineRule="auto" w:after="180"/>
-        <w:shd w:fill="F1F6F8"/>
       </w:pPr>
       <w:r>
         <w:rPr>
@@ -6854,7 +6829,7 @@
     </w:p>
     <w:p>
       <w:pPr>
-        <w:pStyle w:val="Heading3"/>
+        <w:pStyle w:val="Heading2"/>
       </w:pPr>
       <w:r>
         <w:t>05. Connect the explanation to its limit</w:t>
@@ -6865,7 +6840,7 @@
         <w:drawing>
           <wp:inline xmlns:a="http://schemas.openxmlformats.org/drawingml/2006/main" xmlns:pic="http://schemas.openxmlformats.org/drawingml/2006/picture">
             <wp:extent cx="5486400" cy="2834640"/>
-            <wp:docPr id="7" name="Picture 7" descr="Read the picture in order. Correct=4+12=16 of total 20, giving80%. The arrows show which recorded input or intermediate result each decision uses. Explain the deciding step aloud before checking the changed case; pointing to the final answer alone does not show how it follows. Limit: The matrix depends on positive-class definition and reference labels. Accuracy alone hides the difference between misses and false alarms."/>
+            <wp:docPr id="8" name="Picture 8" descr="Read the picture in order. Correct=4+12=16 of total 20, giving80%. The arrows show which recorded input or intermediate result each decision uses. Explain the deciding step aloud before checking the changed case; pointing to the final answer alone does not show how it follows. Limit: The matrix depends on positive-class definition and reference labels. Accuracy alone hides the difference between misses and false alarms."/>
             <wp:cNvGraphicFramePr>
               <a:graphicFrameLocks noChangeAspect="1"/>
             </wp:cNvGraphicFramePr>
@@ -6956,7 +6931,6 @@
     <w:p>
       <w:pPr>
         <w:spacing w:line="336" w:lineRule="auto" w:after="180"/>
-        <w:shd w:fill="F5F1FB"/>
       </w:pPr>
       <w:r>
         <w:rPr>
@@ -6967,16 +6941,7 @@
     </w:p>
     <w:p>
       <w:pPr>
-        <w:pStyle w:val="Heading3"/>
-      </w:pPr>
-      <w:r>
-        <w:t>Discuss while showing the picture</w:t>
-      </w:r>
-    </w:p>
-    <w:p>
-      <w:pPr>
         <w:spacing w:line="336" w:lineRule="auto" w:after="180"/>
-        <w:shd w:fill="F1F6F8"/>
       </w:pPr>
       <w:r>
         <w:rPr>
@@ -6988,7 +6953,6 @@
     <w:p>
       <w:pPr>
         <w:spacing w:line="336" w:lineRule="auto" w:after="180"/>
-        <w:shd w:fill="F1F6F8"/>
       </w:pPr>
       <w:r>
         <w:rPr>
@@ -6999,7 +6963,7 @@
     </w:p>
     <w:p>
       <w:pPr>
-        <w:pStyle w:val="Heading3"/>
+        <w:pStyle w:val="Heading2"/>
       </w:pPr>
       <w:r>
         <w:t>06. Make the idea visible in your project</w:t>
@@ -7010,7 +6974,7 @@
         <w:drawing>
           <wp:inline xmlns:a="http://schemas.openxmlformats.org/drawingml/2006/main" xmlns:pic="http://schemas.openxmlformats.org/drawingml/2006/picture">
             <wp:extent cx="5486400" cy="3681984"/>
-            <wp:docPr id="8" name="Picture 8" descr="For your Responsible Plant Classifier, save the input, procedure, observed result and limitation of this check. Label this worked example as practice; use a different, previously unreviewed case when checking independent understanding. Draw your input, deciding step, result and limit. Supported question: Why is adding TP alone without reducing FN an incorrect revision? Point to the relevant step in the picture, then write the changed result and the rule or evidence that supports it."/>
+            <wp:docPr id="9" name="Picture 9" descr="For your Responsible Plant Classifier, save the input, procedure, observed result and limitation of this check. Label this worked example as practice; use a different, previously unreviewed case when checking independent understanding. Draw your input, deciding step, result and limit. Supported question: Why is adding TP alone without reducing FN an incorrect revision? Point to the relevant step in the picture, then write the changed result and the rule or evidence that supports it."/>
             <wp:cNvGraphicFramePr>
               <a:graphicFrameLocks noChangeAspect="1"/>
             </wp:cNvGraphicFramePr>
@@ -7113,7 +7077,6 @@
     <w:p>
       <w:pPr>
         <w:spacing w:line="336" w:lineRule="auto" w:after="180"/>
-        <w:shd w:fill="F5F1FB"/>
       </w:pPr>
       <w:r>
         <w:rPr>
@@ -7136,58 +7099,126 @@
     </w:p>
     <w:p>
       <w:pPr>
+        <w:spacing w:line="336" w:lineRule="auto" w:after="180"/>
+      </w:pPr>
+      <w:r>
+        <w:rPr>
+          <w:b w:val="0"/>
+        </w:rPr>
+        <w:t xml:space="preserve">Teacher prompt: Draw your project trace and justify the deciding step using </w:t>
+      </w:r>
+      <w:r>
+        <w:rPr>
+          <w:b/>
+        </w:rPr>
+        <w:t>evidence</w:t>
+      </w:r>
+      <w:r>
+        <w:rPr>
+          <w:b w:val="0"/>
+        </w:rPr>
+        <w:t>. Ask learners to describe one label or arrow in ordinary words. Use the adjacent transcript if the image is difficult to see.</w:t>
+      </w:r>
+    </w:p>
+    <w:p>
+      <w:pPr>
+        <w:spacing w:line="336" w:lineRule="auto" w:after="180"/>
+      </w:pPr>
+      <w:r>
+        <w:rPr>
+          <w:b w:val="0"/>
+        </w:rPr>
+        <w:t>Supported practice key: The same leaf changes category; it does not become a new evaluated case. Move one count from FN to TP to preserve the total 20.</w:t>
+      </w:r>
+    </w:p>
+    <w:p>
+      <w:pPr>
+        <w:spacing w:line="336" w:lineRule="auto" w:after="180"/>
+      </w:pPr>
+      <w:r>
+        <w:rPr>
+          <w:b w:val="0"/>
+        </w:rPr>
+        <w:t>Changed-case check: Counts become TP 5, FN 0, FP 3, TN 12; accuracy is 17/20=85%. One decision becomes correct while the total number of evaluated leaves remains20.</w:t>
+      </w:r>
+    </w:p>
+    <w:p>
+      <w:pPr>
+        <w:pStyle w:val="Heading2"/>
+      </w:pPr>
+      <w:r>
+        <w:t>Earlier wording, alternatives and picture transcripts · reference / check after trying</w:t>
+      </w:r>
+    </w:p>
+    <w:p>
+      <w:pPr>
+        <w:spacing w:line="336" w:lineRule="auto" w:after="180"/>
+      </w:pPr>
+      <w:r>
+        <w:rPr>
+          <w:b w:val="0"/>
+        </w:rPr>
+        <w:t xml:space="preserve">Use one picture at a time. Hide a worked result before asking for a </w:t>
+      </w:r>
+      <w:r>
+        <w:rPr>
+          <w:b/>
+        </w:rPr>
+        <w:t>prediction</w:t>
+      </w:r>
+      <w:r>
+        <w:rPr>
+          <w:b w:val="0"/>
+        </w:rPr>
+        <w:t>, then reveal it for feedback. These are supported teaching cases; retain the separate independent assessment for a fresh first attempt.</w:t>
+      </w:r>
+    </w:p>
+    <w:p>
+      <w:pPr>
         <w:pStyle w:val="Heading3"/>
       </w:pPr>
       <w:r>
-        <w:t>Discuss while showing the picture</w:t>
-      </w:r>
-    </w:p>
-    <w:p>
-      <w:pPr>
-        <w:spacing w:line="336" w:lineRule="auto" w:after="180"/>
-        <w:shd w:fill="F1F6F8"/>
-      </w:pPr>
-      <w:r>
-        <w:rPr>
-          <w:b w:val="0"/>
-        </w:rPr>
-        <w:t xml:space="preserve">Teacher prompt: Draw your project trace and justify the deciding step using </w:t>
-      </w:r>
-      <w:r>
-        <w:rPr>
-          <w:b/>
-        </w:rPr>
-        <w:t>evidence</w:t>
-      </w:r>
-      <w:r>
-        <w:rPr>
-          <w:b w:val="0"/>
-        </w:rPr>
-        <w:t>. Ask learners to describe one label or arrow in ordinary words. Use the adjacent transcript if the image is difficult to see.</w:t>
-      </w:r>
-    </w:p>
-    <w:p>
-      <w:pPr>
-        <w:spacing w:line="336" w:lineRule="auto" w:after="180"/>
-        <w:shd w:fill="F1F6F8"/>
-      </w:pPr>
-      <w:r>
-        <w:rPr>
-          <w:b w:val="0"/>
-        </w:rPr>
-        <w:t>Supported practice key: The same leaf changes category; it does not become a new evaluated case. Move one count from FN to TP to preserve the total 20.</w:t>
-      </w:r>
-    </w:p>
-    <w:p>
-      <w:pPr>
-        <w:spacing w:line="336" w:lineRule="auto" w:after="180"/>
-        <w:shd w:fill="F1F6F8"/>
-      </w:pPr>
-      <w:r>
-        <w:rPr>
-          <w:b w:val="0"/>
-        </w:rPr>
-        <w:t>Changed-case check: Counts become TP 5, FN 0, FP 3, TN 12; accuracy is 17/20=85%. One decision becomes correct while the total number of evaluated leaves remains20.</w:t>
+        <w:t>01. Confusion Matrix: the case</w:t>
+      </w:r>
+    </w:p>
+    <w:p>
+      <w:pPr>
+        <w:pStyle w:val="Heading3"/>
+      </w:pPr>
+      <w:r>
+        <w:t>02. Follow the deciding steps</w:t>
+      </w:r>
+    </w:p>
+    <w:p>
+      <w:pPr>
+        <w:pStyle w:val="Heading3"/>
+      </w:pPr>
+      <w:r>
+        <w:t>03. Positive means spotted</w:t>
+      </w:r>
+    </w:p>
+    <w:p>
+      <w:pPr>
+        <w:pStyle w:val="Heading3"/>
+      </w:pPr>
+      <w:r>
+        <w:t>04. Change one thing. Trace what follows.</w:t>
+      </w:r>
+    </w:p>
+    <w:p>
+      <w:pPr>
+        <w:pStyle w:val="Heading3"/>
+      </w:pPr>
+      <w:r>
+        <w:t>05. Connect the explanation to its limit</w:t>
+      </w:r>
+    </w:p>
+    <w:p>
+      <w:pPr>
+        <w:pStyle w:val="Heading3"/>
+      </w:pPr>
+      <w:r>
+        <w:t>06. Make the idea visible in your project</w:t>
       </w:r>
     </w:p>
     <w:sectPr>
